--- a/Machine Learning/ML Notes.docx
+++ b/Machine Learning/ML Notes.docx
@@ -12,6 +12,12 @@
         <w:rPr>
           <w:lang w:val="en-US"/>
         </w:rPr>
+        <w:t xml:space="preserve"> </w:t>
+      </w:r>
+      <w:r>
+        <w:rPr>
+          <w:lang w:val="en-US"/>
+        </w:rPr>
         <w:t>Sree Rama</w:t>
       </w:r>
     </w:p>
@@ -25,14 +31,7 @@
         <w:rPr>
           <w:lang w:val="en-US"/>
         </w:rPr>
-        <w:t xml:space="preserve">Data Scientist is used in </w:t>
-      </w:r>
-      <w:proofErr w:type="gramStart"/>
-      <w:r>
-        <w:rPr>
-          <w:lang w:val="en-US"/>
-        </w:rPr>
-        <w:t>AI</w:t>
+        <w:t>Data Scientist is used in AI</w:t>
       </w:r>
       <w:r>
         <w:rPr>
@@ -44,14 +43,7 @@
         <w:rPr>
           <w:lang w:val="en-US"/>
         </w:rPr>
-        <w:t>ML</w:t>
-      </w:r>
-      <w:proofErr w:type="gramEnd"/>
-      <w:r>
-        <w:rPr>
-          <w:lang w:val="en-US"/>
-        </w:rPr>
-        <w:t>,DL</w:t>
+        <w:t>ML,DL</w:t>
       </w:r>
     </w:p>
     <w:p>
@@ -60,19 +52,11 @@
           <w:lang w:val="en-US"/>
         </w:rPr>
       </w:pPr>
-      <w:proofErr w:type="gramStart"/>
-      <w:r>
-        <w:rPr>
-          <w:lang w:val="en-US"/>
-        </w:rPr>
-        <w:t>AI :</w:t>
-      </w:r>
-      <w:proofErr w:type="gramEnd"/>
-      <w:r>
-        <w:rPr>
-          <w:lang w:val="en-US"/>
-        </w:rPr>
-        <w:t xml:space="preserve"> </w:t>
+      <w:r>
+        <w:rPr>
+          <w:lang w:val="en-US"/>
+        </w:rPr>
+        <w:t xml:space="preserve">AI : </w:t>
       </w:r>
     </w:p>
     <w:p>
@@ -81,7 +65,6 @@
           <w:lang w:val="en-US"/>
         </w:rPr>
       </w:pPr>
-      <w:proofErr w:type="gramStart"/>
       <w:r>
         <w:rPr>
           <w:lang w:val="en-US"/>
@@ -92,42 +75,13 @@
         <w:rPr>
           <w:lang w:val="en-US"/>
         </w:rPr>
-        <w:t xml:space="preserve"> :</w:t>
-      </w:r>
-      <w:proofErr w:type="gramEnd"/>
-      <w:r>
-        <w:rPr>
-          <w:lang w:val="en-US"/>
-        </w:rPr>
-        <w:t xml:space="preserve"> </w:t>
-      </w:r>
-      <w:r>
-        <w:rPr>
-          <w:lang w:val="en-US"/>
-        </w:rPr>
-        <w:t xml:space="preserve"> give stats tool to </w:t>
-      </w:r>
-      <w:proofErr w:type="gramStart"/>
-      <w:r>
-        <w:rPr>
-          <w:lang w:val="en-US"/>
-        </w:rPr>
-        <w:t>analyze ,</w:t>
-      </w:r>
-      <w:proofErr w:type="spellStart"/>
-      <w:r>
-        <w:rPr>
-          <w:lang w:val="en-US"/>
-        </w:rPr>
-        <w:t>forecasr</w:t>
-      </w:r>
-      <w:proofErr w:type="spellEnd"/>
-      <w:proofErr w:type="gramEnd"/>
-      <w:r>
-        <w:rPr>
-          <w:lang w:val="en-US"/>
-        </w:rPr>
-        <w:t xml:space="preserve"> and predict data</w:t>
+        <w:t xml:space="preserve"> : </w:t>
+      </w:r>
+      <w:r>
+        <w:rPr>
+          <w:lang w:val="en-US"/>
+        </w:rPr>
+        <w:t xml:space="preserve"> give stats tool to analyze ,forecasr and predict data</w:t>
       </w:r>
     </w:p>
     <w:p>
@@ -140,21 +94,7 @@
         <w:rPr>
           <w:lang w:val="en-US"/>
         </w:rPr>
-        <w:t xml:space="preserve">Deep Learning is </w:t>
-      </w:r>
-      <w:proofErr w:type="gramStart"/>
-      <w:r>
-        <w:rPr>
-          <w:lang w:val="en-US"/>
-        </w:rPr>
-        <w:t>subset</w:t>
-      </w:r>
-      <w:proofErr w:type="gramEnd"/>
-      <w:r>
-        <w:rPr>
-          <w:lang w:val="en-US"/>
-        </w:rPr>
-        <w:t xml:space="preserve"> of ML</w:t>
+        <w:t>Deep Learning is subset of ML</w:t>
       </w:r>
     </w:p>
     <w:p>
@@ -187,33 +127,11 @@
           <w:lang w:val="en-US"/>
         </w:rPr>
       </w:pPr>
-      <w:proofErr w:type="gramStart"/>
-      <w:r>
-        <w:rPr>
-          <w:lang w:val="en-US"/>
-        </w:rPr>
-        <w:t>SL :</w:t>
-      </w:r>
-      <w:proofErr w:type="gramEnd"/>
-      <w:r>
-        <w:rPr>
-          <w:lang w:val="en-US"/>
-        </w:rPr>
-        <w:t xml:space="preserve"> Dependent </w:t>
-      </w:r>
-      <w:proofErr w:type="gramStart"/>
-      <w:r>
-        <w:rPr>
-          <w:lang w:val="en-US"/>
-        </w:rPr>
-        <w:t>Feature  is</w:t>
-      </w:r>
-      <w:proofErr w:type="gramEnd"/>
-      <w:r>
-        <w:rPr>
-          <w:lang w:val="en-US"/>
-        </w:rPr>
-        <w:t xml:space="preserve"> predicted withs et of independent features</w:t>
+      <w:r>
+        <w:rPr>
+          <w:lang w:val="en-US"/>
+        </w:rPr>
+        <w:t>SL : Dependent Feature  is predicted withs et of independent features</w:t>
       </w:r>
     </w:p>
     <w:p>
@@ -222,19 +140,11 @@
           <w:lang w:val="en-US"/>
         </w:rPr>
       </w:pPr>
-      <w:proofErr w:type="gramStart"/>
-      <w:r>
-        <w:rPr>
-          <w:lang w:val="en-US"/>
-        </w:rPr>
-        <w:t>UL :</w:t>
-      </w:r>
-      <w:proofErr w:type="gramEnd"/>
-      <w:r>
-        <w:rPr>
-          <w:lang w:val="en-US"/>
-        </w:rPr>
-        <w:t xml:space="preserve"> Clustering Algos</w:t>
+      <w:r>
+        <w:rPr>
+          <w:lang w:val="en-US"/>
+        </w:rPr>
+        <w:t>UL : Clustering Algos</w:t>
       </w:r>
     </w:p>
     <w:p>
@@ -243,19 +153,11 @@
           <w:lang w:val="en-US"/>
         </w:rPr>
       </w:pPr>
-      <w:proofErr w:type="gramStart"/>
-      <w:r>
-        <w:rPr>
-          <w:lang w:val="en-US"/>
-        </w:rPr>
-        <w:t>Classification :</w:t>
-      </w:r>
-      <w:proofErr w:type="gramEnd"/>
-      <w:r>
-        <w:rPr>
-          <w:lang w:val="en-US"/>
-        </w:rPr>
-        <w:t xml:space="preserve"> Its Binary class</w:t>
+      <w:r>
+        <w:rPr>
+          <w:lang w:val="en-US"/>
+        </w:rPr>
+        <w:t>Classification : Its Binary class</w:t>
       </w:r>
     </w:p>
     <w:p>
@@ -264,33 +166,11 @@
           <w:lang w:val="en-US"/>
         </w:rPr>
       </w:pPr>
-      <w:proofErr w:type="gramStart"/>
-      <w:r>
-        <w:rPr>
-          <w:lang w:val="en-US"/>
-        </w:rPr>
-        <w:t>Regression :</w:t>
-      </w:r>
-      <w:proofErr w:type="gramEnd"/>
-      <w:r>
-        <w:rPr>
-          <w:lang w:val="en-US"/>
-        </w:rPr>
-        <w:t xml:space="preserve"> Its </w:t>
-      </w:r>
-      <w:proofErr w:type="spellStart"/>
-      <w:r>
-        <w:rPr>
-          <w:lang w:val="en-US"/>
-        </w:rPr>
-        <w:t>Continious</w:t>
-      </w:r>
-      <w:proofErr w:type="spellEnd"/>
-      <w:r>
-        <w:rPr>
-          <w:lang w:val="en-US"/>
-        </w:rPr>
-        <w:t xml:space="preserve"> </w:t>
+      <w:r>
+        <w:rPr>
+          <w:lang w:val="en-US"/>
+        </w:rPr>
+        <w:t xml:space="preserve">Regression : Its Continious </w:t>
       </w:r>
     </w:p>
     <w:p>
@@ -556,7 +436,6 @@
                 <w14:ligatures w14:val="none"/>
               </w:rPr>
             </w:pPr>
-            <w:proofErr w:type="spellStart"/>
             <w:r>
               <w:rPr>
                 <w:rFonts w:ascii="Aptos Narrow" w:eastAsia="Times New Roman" w:hAnsi="Aptos Narrow" w:cs="Times New Roman"/>
@@ -567,20 +446,7 @@
                 <w:lang w:eastAsia="en-IN"/>
                 <w14:ligatures w14:val="none"/>
               </w:rPr>
-              <w:t>Classififcation</w:t>
-            </w:r>
-            <w:proofErr w:type="spellEnd"/>
-            <w:r>
-              <w:rPr>
-                <w:rFonts w:ascii="Aptos Narrow" w:eastAsia="Times New Roman" w:hAnsi="Aptos Narrow" w:cs="Times New Roman"/>
-                <w:color w:val="000000"/>
-                <w:kern w:val="0"/>
-                <w:sz w:val="22"/>
-                <w:szCs w:val="22"/>
-                <w:lang w:eastAsia="en-IN"/>
-                <w14:ligatures w14:val="none"/>
-              </w:rPr>
-              <w:t xml:space="preserve"> Algos </w:t>
+              <w:t xml:space="preserve">Classififcation Algos </w:t>
             </w:r>
           </w:p>
         </w:tc>
@@ -790,7 +656,6 @@
                 <w14:ligatures w14:val="none"/>
               </w:rPr>
             </w:pPr>
-            <w:proofErr w:type="spellStart"/>
             <w:r>
               <w:rPr>
                 <w:rFonts w:ascii="Aptos Narrow" w:eastAsia="Times New Roman" w:hAnsi="Aptos Narrow" w:cs="Times New Roman"/>
@@ -801,20 +666,7 @@
                 <w:lang w:eastAsia="en-IN"/>
                 <w14:ligatures w14:val="none"/>
               </w:rPr>
-              <w:t>Decission</w:t>
-            </w:r>
-            <w:proofErr w:type="spellEnd"/>
-            <w:r>
-              <w:rPr>
-                <w:rFonts w:ascii="Aptos Narrow" w:eastAsia="Times New Roman" w:hAnsi="Aptos Narrow" w:cs="Times New Roman"/>
-                <w:color w:val="000000"/>
-                <w:kern w:val="0"/>
-                <w:sz w:val="22"/>
-                <w:szCs w:val="22"/>
-                <w:lang w:eastAsia="en-IN"/>
-                <w14:ligatures w14:val="none"/>
-              </w:rPr>
-              <w:t xml:space="preserve"> Tree--ML</w:t>
+              <w:t>Decission Tree--ML</w:t>
             </w:r>
           </w:p>
         </w:tc>
@@ -845,7 +697,6 @@
                 <w14:ligatures w14:val="none"/>
               </w:rPr>
             </w:pPr>
-            <w:proofErr w:type="spellStart"/>
             <w:r>
               <w:rPr>
                 <w:rFonts w:ascii="Aptos Narrow" w:eastAsia="Times New Roman" w:hAnsi="Aptos Narrow" w:cs="Times New Roman"/>
@@ -856,20 +707,7 @@
                 <w:lang w:eastAsia="en-IN"/>
                 <w14:ligatures w14:val="none"/>
               </w:rPr>
-              <w:t>Decission</w:t>
-            </w:r>
-            <w:proofErr w:type="spellEnd"/>
-            <w:r>
-              <w:rPr>
-                <w:rFonts w:ascii="Aptos Narrow" w:eastAsia="Times New Roman" w:hAnsi="Aptos Narrow" w:cs="Times New Roman"/>
-                <w:color w:val="000000"/>
-                <w:kern w:val="0"/>
-                <w:sz w:val="22"/>
-                <w:szCs w:val="22"/>
-                <w:lang w:eastAsia="en-IN"/>
-                <w14:ligatures w14:val="none"/>
-              </w:rPr>
-              <w:t xml:space="preserve"> Tree--ML</w:t>
+              <w:t>Decission Tree--ML</w:t>
             </w:r>
           </w:p>
         </w:tc>
@@ -1261,7 +1099,7 @@
     <w:p>
       <w:pPr>
         <w:rPr>
-          <w:lang w:val="en-US"/>
+          <w:rFonts w:ascii="Arial" w:hAnsi="Arial" w:cs="Arial"/>
         </w:rPr>
       </w:pPr>
       <w:r>
@@ -1280,30 +1118,66 @@
         <w:rPr>
           <w:rFonts w:ascii="Arial" w:hAnsi="Arial" w:cs="Arial"/>
         </w:rPr>
-        <w:t xml:space="preserve">Aim is to find </w:t>
-      </w:r>
-      <w:proofErr w:type="gramStart"/>
-      <w:r>
-        <w:rPr>
-          <w:rFonts w:ascii="Arial" w:hAnsi="Arial" w:cs="Arial"/>
-        </w:rPr>
-        <w:t>best</w:t>
-      </w:r>
-      <w:proofErr w:type="gramEnd"/>
-      <w:r>
-        <w:rPr>
-          <w:rFonts w:ascii="Arial" w:hAnsi="Arial" w:cs="Arial"/>
-        </w:rPr>
-        <w:t xml:space="preserve"> fit line with min error</w:t>
+        <w:t>Aim is to find best fit line with min error</w:t>
       </w:r>
     </w:p>
     <w:p>
+      <w:pPr>
+        <w:rPr>
+          <w:rFonts w:ascii="Arial" w:hAnsi="Arial" w:cs="Arial"/>
+        </w:rPr>
+      </w:pPr>
+    </w:p>
+    <w:p>
+      <w:pPr>
+        <w:rPr>
+          <w:rFonts w:ascii="Arial" w:hAnsi="Arial" w:cs="Arial"/>
+        </w:rPr>
+      </w:pPr>
+      <w:hyperlink r:id="rId5" w:history="1">
+        <w:r>
+          <w:rPr>
+            <w:rStyle w:val="Hyperlink"/>
+            <w:rFonts w:ascii="Arial" w:hAnsi="Arial" w:cs="Arial"/>
+          </w:rPr>
+          <w:t xml:space="preserve">   </w:t>
+        </w:r>
+        <w:r>
+          <w:rPr>
+            <w:rStyle w:val="Hyperlink"/>
+            <w:rFonts w:ascii="Arial" w:hAnsi="Arial" w:cs="Arial"/>
+          </w:rPr>
+          <w:t>Simple Linear Regression Algorithm</w:t>
+        </w:r>
+        <w:r>
+          <w:rPr>
+            <w:rStyle w:val="Hyperlink"/>
+            <w:rFonts w:ascii="Arial" w:hAnsi="Arial" w:cs="Arial"/>
+          </w:rPr>
+          <w:t xml:space="preserve"> and Gradient Descent</w:t>
+        </w:r>
+      </w:hyperlink>
+      <w:r>
+        <w:rPr>
+          <w:rFonts w:ascii="Arial" w:hAnsi="Arial" w:cs="Arial"/>
+        </w:rPr>
+        <w:t xml:space="preserve"> </w:t>
+      </w:r>
+      <w:r>
+        <w:rPr>
+          <w:rFonts w:ascii="Arial" w:hAnsi="Arial" w:cs="Arial"/>
+        </w:rPr>
+        <w:t xml:space="preserve">: </w:t>
+      </w:r>
+    </w:p>
+    <w:p>
       <w:r>
         <w:rPr>
           <w:b/>
           <w:bCs/>
           <w:lang w:val="en-US"/>
         </w:rPr>
+        <w:lastRenderedPageBreak/>
         <w:t>Residual Error</w:t>
       </w:r>
       <w:r>
@@ -1372,7 +1246,6 @@
         <w:rPr>
           <w:rFonts w:ascii="Arial" w:hAnsi="Arial" w:cs="Arial"/>
         </w:rPr>
-        <w:lastRenderedPageBreak/>
         <w:t>Represented</w:t>
       </w:r>
       <w:r>
@@ -1391,16 +1264,8 @@
         <w:rPr>
           <w:rFonts w:ascii="Arial" w:hAnsi="Arial" w:cs="Arial"/>
         </w:rPr>
-        <w:t>hat=</w:t>
-      </w:r>
-      <w:proofErr w:type="spellStart"/>
-      <w:r>
-        <w:rPr>
-          <w:rFonts w:ascii="Arial" w:hAnsi="Arial" w:cs="Arial"/>
-        </w:rPr>
-        <w:t>mx+c</w:t>
-      </w:r>
-      <w:proofErr w:type="spellEnd"/>
+        <w:t>hat=mx+c</w:t>
+      </w:r>
       <w:r>
         <w:rPr>
           <w:rFonts w:ascii="Arial" w:hAnsi="Arial" w:cs="Arial"/>
@@ -1455,16 +1320,412 @@
     <w:p>
       <w:pPr>
         <w:rPr>
-          <w:lang w:val="en-US"/>
-        </w:rPr>
-      </w:pPr>
+          <w:rFonts w:ascii="Arial" w:hAnsi="Arial" w:cs="Arial"/>
+        </w:rPr>
+      </w:pPr>
+      <w:r>
+        <w:rPr>
+          <w:noProof/>
+        </w:rPr>
+        <w:drawing>
+          <wp:anchor distT="0" distB="0" distL="114300" distR="114300" simplePos="0" relativeHeight="251658240" behindDoc="0" locked="0" layoutInCell="1" allowOverlap="1" wp14:anchorId="56BFEB64" wp14:editId="7C2B72DA">
+            <wp:simplePos x="0" y="0"/>
+            <wp:positionH relativeFrom="margin">
+              <wp:posOffset>-476250</wp:posOffset>
+            </wp:positionH>
+            <wp:positionV relativeFrom="paragraph">
+              <wp:posOffset>473075</wp:posOffset>
+            </wp:positionV>
+            <wp:extent cx="6854825" cy="4048125"/>
+            <wp:effectExtent l="0" t="0" r="3175" b="9525"/>
+            <wp:wrapSquare wrapText="bothSides"/>
+            <wp:docPr id="285166891" name="Picture 1" descr="A math formula with equations&#10;&#10;AI-generated content may be incorrect."/>
+            <wp:cNvGraphicFramePr>
+              <a:graphicFrameLocks xmlns:a="http://schemas.openxmlformats.org/drawingml/2006/main" noChangeAspect="1"/>
+            </wp:cNvGraphicFramePr>
+            <a:graphic xmlns:a="http://schemas.openxmlformats.org/drawingml/2006/main">
+              <a:graphicData uri="http://schemas.openxmlformats.org/drawingml/2006/picture">
+                <pic:pic xmlns:pic="http://schemas.openxmlformats.org/drawingml/2006/picture">
+                  <pic:nvPicPr>
+                    <pic:cNvPr id="285166891" name="Picture 1" descr="A math formula with equations&#10;&#10;AI-generated content may be incorrect."/>
+                    <pic:cNvPicPr/>
+                  </pic:nvPicPr>
+                  <pic:blipFill>
+                    <a:blip r:embed="rId6">
+                      <a:extLst>
+                        <a:ext uri="{28A0092B-C50C-407E-A947-70E740481C1C}">
+                          <a14:useLocalDpi xmlns:a14="http://schemas.microsoft.com/office/drawing/2010/main" val="0"/>
+                        </a:ext>
+                      </a:extLst>
+                    </a:blip>
+                    <a:stretch>
+                      <a:fillRect/>
+                    </a:stretch>
+                  </pic:blipFill>
+                  <pic:spPr>
+                    <a:xfrm>
+                      <a:off x="0" y="0"/>
+                      <a:ext cx="6854825" cy="4048125"/>
+                    </a:xfrm>
+                    <a:prstGeom prst="rect">
+                      <a:avLst/>
+                    </a:prstGeom>
+                  </pic:spPr>
+                </pic:pic>
+              </a:graphicData>
+            </a:graphic>
+            <wp14:sizeRelH relativeFrom="margin">
+              <wp14:pctWidth>0</wp14:pctWidth>
+            </wp14:sizeRelH>
+            <wp14:sizeRelV relativeFrom="margin">
+              <wp14:pctHeight>0</wp14:pctHeight>
+            </wp14:sizeRelV>
+          </wp:anchor>
+        </w:drawing>
+      </w:r>
+      <w:r>
+        <w:rPr>
+          <w:rFonts w:ascii="Arial" w:hAnsi="Arial" w:cs="Arial"/>
+          <w:b/>
+          <w:bCs/>
+        </w:rPr>
+        <w:t>Cost Function</w:t>
+      </w:r>
+      <w:r>
+        <w:rPr>
+          <w:rFonts w:ascii="Arial" w:hAnsi="Arial" w:cs="Arial"/>
+          <w:b/>
+          <w:bCs/>
+        </w:rPr>
+        <w:t xml:space="preserve"> or Squared Error Function </w:t>
+      </w:r>
+      <w:r>
+        <w:rPr>
+          <w:rFonts w:ascii="Arial" w:hAnsi="Arial" w:cs="Arial"/>
+          <w:b/>
+          <w:bCs/>
+        </w:rPr>
+        <w:t xml:space="preserve"> or Mean Squared Error</w:t>
+      </w:r>
+      <w:r>
+        <w:rPr>
+          <w:rFonts w:ascii="Arial" w:hAnsi="Arial" w:cs="Arial"/>
+        </w:rPr>
+        <w:t xml:space="preserve"> </w:t>
+      </w:r>
+      <w:r>
+        <w:rPr>
+          <w:rFonts w:ascii="Arial" w:hAnsi="Arial" w:cs="Arial"/>
+        </w:rPr>
+        <w:t xml:space="preserve">: </w:t>
+      </w:r>
+      <w:r>
+        <w:rPr>
+          <w:rFonts w:ascii="Arial" w:hAnsi="Arial" w:cs="Arial"/>
+        </w:rPr>
+        <w:t xml:space="preserve">Minimize  </w:t>
+      </w:r>
+      <w:r>
+        <w:rPr>
+          <w:rFonts w:ascii="Arial" w:hAnsi="Arial" w:cs="Arial"/>
+        </w:rPr>
+        <w:t>difference</w:t>
+      </w:r>
+      <w:r>
+        <w:rPr>
+          <w:rFonts w:ascii="Arial" w:hAnsi="Arial" w:cs="Arial"/>
+        </w:rPr>
+        <w:t xml:space="preserve"> between predicted value</w:t>
+      </w:r>
+      <w:r>
+        <w:rPr>
+          <w:rFonts w:ascii="Arial" w:hAnsi="Arial" w:cs="Arial"/>
+        </w:rPr>
+        <w:t>(y^)</w:t>
+      </w:r>
+      <w:r>
+        <w:rPr>
+          <w:rFonts w:ascii="Arial" w:hAnsi="Arial" w:cs="Arial"/>
+        </w:rPr>
+        <w:t xml:space="preserve"> and actual value</w:t>
+      </w:r>
+      <w:r>
+        <w:rPr>
+          <w:rFonts w:ascii="Arial" w:hAnsi="Arial" w:cs="Arial"/>
+        </w:rPr>
+        <w:t>(y)</w:t>
+      </w:r>
+      <w:r>
+        <w:rPr>
+          <w:rFonts w:ascii="Arial" w:hAnsi="Arial" w:cs="Arial"/>
+        </w:rPr>
+        <w:sym w:font="Wingdings" w:char="F0E8"/>
+      </w:r>
+      <w:r>
+        <w:rPr>
+          <w:rFonts w:ascii="Arial" w:hAnsi="Arial" w:cs="Arial"/>
+        </w:rPr>
+        <w:t>[</w:t>
+      </w:r>
+      <w:r>
+        <w:rPr>
+          <w:rFonts w:ascii="Arial" w:hAnsi="Arial" w:cs="Arial"/>
+        </w:rPr>
+        <w:t>y^</w:t>
+      </w:r>
+      <w:r>
+        <w:rPr>
+          <w:rFonts w:ascii="Arial" w:hAnsi="Arial" w:cs="Arial"/>
+        </w:rPr>
+        <w:t>-y</w:t>
+      </w:r>
+      <w:r>
+        <w:rPr>
+          <w:rFonts w:ascii="Arial" w:hAnsi="Arial" w:cs="Arial"/>
+        </w:rPr>
+        <w:t>]</w:t>
+      </w:r>
     </w:p>
     <w:p>
       <w:pPr>
         <w:rPr>
-          <w:lang w:val="en-US"/>
-        </w:rPr>
-      </w:pPr>
+          <w:rFonts w:ascii="Arial" w:hAnsi="Arial" w:cs="Arial"/>
+        </w:rPr>
+      </w:pPr>
+    </w:p>
+    <w:p>
+      <w:pPr>
+        <w:pStyle w:val="ListParagraph"/>
+        <w:numPr>
+          <w:ilvl w:val="0"/>
+          <w:numId w:val="1"/>
+        </w:numPr>
+        <w:rPr>
+          <w:rFonts w:ascii="Arial" w:hAnsi="Arial" w:cs="Arial"/>
+        </w:rPr>
+      </w:pPr>
+      <w:r>
+        <w:rPr>
+          <w:rFonts w:ascii="Arial" w:hAnsi="Arial" w:cs="Arial"/>
+        </w:rPr>
+        <w:t>When we calculate best fit line for different x and y values for above cost function we get a curve.</w:t>
+      </w:r>
+      <w:r>
+        <w:rPr>
+          <w:rFonts w:ascii="Arial" w:hAnsi="Arial" w:cs="Arial"/>
+        </w:rPr>
+        <w:t xml:space="preserve"> </w:t>
+      </w:r>
+      <w:r>
+        <w:rPr>
+          <w:rFonts w:ascii="Arial" w:hAnsi="Arial" w:cs="Arial"/>
+        </w:rPr>
+        <w:t xml:space="preserve">This curve is called Gradient descent. (optimizer) </w:t>
+      </w:r>
+      <w:r>
+        <w:rPr>
+          <w:rFonts w:ascii="Arial" w:hAnsi="Arial" w:cs="Arial"/>
+        </w:rPr>
+        <w:t>.</w:t>
+      </w:r>
+    </w:p>
+    <w:p>
+      <w:pPr>
+        <w:pStyle w:val="ListParagraph"/>
+        <w:numPr>
+          <w:ilvl w:val="0"/>
+          <w:numId w:val="1"/>
+        </w:numPr>
+        <w:rPr>
+          <w:rFonts w:ascii="Arial" w:hAnsi="Arial" w:cs="Arial"/>
+        </w:rPr>
+      </w:pPr>
+      <w:r>
+        <w:rPr>
+          <w:rFonts w:ascii="Arial" w:hAnsi="Arial" w:cs="Arial"/>
+        </w:rPr>
+        <w:t>D</w:t>
+      </w:r>
+      <w:r>
+        <w:rPr>
+          <w:rFonts w:ascii="Arial" w:hAnsi="Arial" w:cs="Arial"/>
+        </w:rPr>
+        <w:t>o</w:t>
+      </w:r>
+      <w:r>
+        <w:rPr>
+          <w:rFonts w:ascii="Arial" w:hAnsi="Arial" w:cs="Arial"/>
+        </w:rPr>
+        <w:t xml:space="preserve"> the </w:t>
+      </w:r>
+      <w:r>
+        <w:rPr>
+          <w:rFonts w:ascii="Arial" w:hAnsi="Arial" w:cs="Arial"/>
+        </w:rPr>
+        <w:t>process</w:t>
+      </w:r>
+      <w:r>
+        <w:rPr>
+          <w:rFonts w:ascii="Arial" w:hAnsi="Arial" w:cs="Arial"/>
+        </w:rPr>
+        <w:t xml:space="preserve"> till we get Global minima</w:t>
+      </w:r>
+      <w:r>
+        <w:rPr>
+          <w:rFonts w:ascii="Arial" w:hAnsi="Arial" w:cs="Arial"/>
+        </w:rPr>
+        <w:t xml:space="preserve"> is reached </w:t>
+      </w:r>
+      <w:r>
+        <w:rPr>
+          <w:rFonts w:ascii="Arial" w:hAnsi="Arial" w:cs="Arial"/>
+        </w:rPr>
+        <w:t>.</w:t>
+      </w:r>
+      <w:r>
+        <w:rPr>
+          <w:rFonts w:ascii="Arial" w:hAnsi="Arial" w:cs="Arial"/>
+          <w:b/>
+          <w:bCs/>
+        </w:rPr>
+        <w:t>Global Minima</w:t>
+      </w:r>
+      <w:r>
+        <w:rPr>
+          <w:rFonts w:ascii="Arial" w:hAnsi="Arial" w:cs="Arial"/>
+        </w:rPr>
+        <w:t xml:space="preserve"> is the place where u have min diff btw predicted and actual</w:t>
+      </w:r>
+      <w:r>
+        <w:rPr>
+          <w:rFonts w:ascii="Arial" w:hAnsi="Arial" w:cs="Arial"/>
+        </w:rPr>
+        <w:t xml:space="preserve"> </w:t>
+      </w:r>
+      <w:r>
+        <w:rPr>
+          <w:rFonts w:ascii="Arial" w:hAnsi="Arial" w:cs="Arial"/>
+        </w:rPr>
+        <w:t>values.</w:t>
+      </w:r>
+      <w:r>
+        <w:rPr>
+          <w:rFonts w:ascii="Arial" w:hAnsi="Arial" w:cs="Arial"/>
+        </w:rPr>
+        <w:t xml:space="preserve"> </w:t>
+      </w:r>
+    </w:p>
+    <w:p>
+      <w:pPr>
+        <w:pStyle w:val="ListParagraph"/>
+        <w:numPr>
+          <w:ilvl w:val="0"/>
+          <w:numId w:val="1"/>
+        </w:numPr>
+        <w:rPr>
+          <w:rFonts w:ascii="Arial" w:hAnsi="Arial" w:cs="Arial"/>
+        </w:rPr>
+      </w:pPr>
+      <w:r>
+        <w:rPr>
+          <w:rFonts w:ascii="Arial" w:hAnsi="Arial" w:cs="Arial"/>
+          <w:b/>
+          <w:bCs/>
+        </w:rPr>
+        <w:t xml:space="preserve">Repeat </w:t>
+      </w:r>
+      <w:r>
+        <w:rPr>
+          <w:rFonts w:ascii="Arial" w:hAnsi="Arial" w:cs="Arial"/>
+          <w:b/>
+          <w:bCs/>
+        </w:rPr>
+        <w:t>Convergence</w:t>
+      </w:r>
+      <w:r>
+        <w:rPr>
+          <w:rFonts w:ascii="Arial" w:hAnsi="Arial" w:cs="Arial"/>
+          <w:b/>
+          <w:bCs/>
+        </w:rPr>
+        <w:t xml:space="preserve"> Theorem</w:t>
+      </w:r>
+      <w:r>
+        <w:rPr>
+          <w:rFonts w:ascii="Arial" w:hAnsi="Arial" w:cs="Arial"/>
+        </w:rPr>
+        <w:t>: This is used to understand how to change the theeta1 value to reac</w:t>
+      </w:r>
+      <w:r>
+        <w:rPr>
+          <w:rFonts w:ascii="Arial" w:hAnsi="Arial" w:cs="Arial"/>
+        </w:rPr>
+        <w:t xml:space="preserve">h  </w:t>
+      </w:r>
+      <w:r>
+        <w:rPr>
+          <w:rFonts w:ascii="Arial" w:hAnsi="Arial" w:cs="Arial"/>
+        </w:rPr>
+        <w:t xml:space="preserve"> global minima.</w:t>
+      </w:r>
+      <w:r>
+        <w:rPr>
+          <w:rFonts w:ascii="Arial" w:hAnsi="Arial" w:cs="Arial"/>
+        </w:rPr>
+        <w:t xml:space="preserve"> </w:t>
+      </w:r>
+    </w:p>
+    <w:p>
+      <w:pPr>
+        <w:pStyle w:val="ListParagraph"/>
+        <w:numPr>
+          <w:ilvl w:val="0"/>
+          <w:numId w:val="1"/>
+        </w:numPr>
+        <w:rPr>
+          <w:lang w:val="en-US"/>
+        </w:rPr>
+      </w:pPr>
+      <w:r>
+        <w:rPr>
+          <w:rFonts w:ascii="Arial" w:hAnsi="Arial" w:cs="Arial"/>
+          <w:b/>
+          <w:bCs/>
+        </w:rPr>
+        <w:t xml:space="preserve">Learning Rate : </w:t>
+      </w:r>
+      <w:r>
+        <w:rPr>
+          <w:rFonts w:ascii="Arial" w:hAnsi="Arial" w:cs="Arial"/>
+        </w:rPr>
+        <w:t>The rate at which the</w:t>
+      </w:r>
+      <w:r>
+        <w:rPr>
+          <w:rFonts w:ascii="Arial" w:hAnsi="Arial" w:cs="Arial"/>
+          <w:b/>
+          <w:bCs/>
+        </w:rPr>
+        <w:t xml:space="preserve"> </w:t>
+      </w:r>
+      <w:r>
+        <w:rPr>
+          <w:rFonts w:ascii="Arial" w:hAnsi="Arial" w:cs="Arial"/>
+        </w:rPr>
+        <w:t>machine learns to reach global minima</w:t>
+      </w:r>
+      <w:r>
+        <w:rPr>
+          <w:rFonts w:ascii="Arial" w:hAnsi="Arial" w:cs="Arial"/>
+        </w:rPr>
+        <w:t xml:space="preserve"> denoted by alpha</w:t>
+      </w:r>
+      <w:r>
+        <w:rPr>
+          <w:rFonts w:ascii="Arial" w:hAnsi="Arial" w:cs="Arial"/>
+        </w:rPr>
+        <w:t>.</w:t>
+      </w:r>
     </w:p>
     <w:p>
       <w:pPr>
@@ -1481,6 +1742,127 @@
     </w:sectPr>
   </w:body>
 </w:document>
+</file>
+
+<file path=word/numbering.xml><?xml version="1.0" encoding="utf-8"?>
+<w:numbering xmlns:wpc="http://schemas.microsoft.com/office/word/2010/wordprocessingCanvas" xmlns:cx="http://schemas.microsoft.com/office/drawing/2014/chartex" xmlns:cx1="http://schemas.microsoft.com/office/drawing/2015/9/8/chartex" xmlns:cx2="http://schemas.microsoft.com/office/drawing/2015/10/21/chartex" xmlns:cx3="http://schemas.microsoft.com/office/drawing/2016/5/9/chartex" xmlns:cx4="http://schemas.microsoft.com/office/drawing/2016/5/10/chartex" xmlns:cx5="http://schemas.microsoft.com/office/drawing/2016/5/11/chartex" xmlns:cx6="http://schemas.microsoft.com/office/drawing/2016/5/12/chartex" xmlns:cx7="http://schemas.microsoft.com/office/drawing/2016/5/13/chartex" xmlns:cx8="http://schemas.microsoft.com/office/drawing/2016/5/14/chartex" xmlns:mc="http://schemas.openxmlformats.org/markup-compatibility/2006" xmlns:aink="http://schemas.microsoft.com/office/drawing/2016/ink" xmlns:am3d="http://schemas.microsoft.com/office/drawing/2017/model3d" xmlns:o="urn:schemas-microsoft-com:office:office" xmlns:oel="http://schemas.microsoft.com/office/2019/extlst" xmlns:r="http://schemas.openxmlformats.org/officeDocument/2006/relationships" xmlns:m="http://schemas.openxmlformats.org/officeDocument/2006/math" xmlns:v="urn:schemas-microsoft-com:vml" xmlns:wp14="http://schemas.microsoft.com/office/word/2010/wordprocessingDrawing" xmlns:wp="http://schemas.openxmlformats.org/drawingml/2006/wordprocessingDrawing" xmlns:w10="urn:schemas-microsoft-com:office:word" xmlns:w="http://schemas.openxmlformats.org/wordprocessingml/2006/main" xmlns:w14="http://schemas.microsoft.com/office/word/2010/wordml" xmlns:w15="http://schemas.microsoft.com/office/word/2012/wordml" xmlns:w16cex="http://schemas.microsoft.com/office/word/2018/wordml/cex" xmlns:w16cid="http://schemas.microsoft.com/office/word/2016/wordml/cid" xmlns:w16="http://schemas.microsoft.com/office/word/2018/wordml" xmlns:w16du="http://schemas.microsoft.com/office/word/2023/wordml/word16du" xmlns:w16sdtdh="http://schemas.microsoft.com/office/word/2020/wordml/sdtdatahash" xmlns:w16sdtfl="http://schemas.microsoft.com/office/word/2024/wordml/sdtformatlock" xmlns:w16se="http://schemas.microsoft.com/office/word/2015/wordml/symex" xmlns:wpg="http://schemas.microsoft.com/office/word/2010/wordprocessingGroup" xmlns:wpi="http://schemas.microsoft.com/office/word/2010/wordprocessingInk" xmlns:wne="http://schemas.microsoft.com/office/word/2006/wordml" xmlns:wps="http://schemas.microsoft.com/office/word/2010/wordprocessingShape" mc:Ignorable="w14 w15 w16se w16cid w16 w16cex w16sdtdh w16sdtfl w16du wp14">
+  <w:abstractNum w:abstractNumId="0" w15:restartNumberingAfterBreak="0">
+    <w:nsid w:val="10C21010"/>
+    <w:multiLevelType w:val="hybridMultilevel"/>
+    <w:tmpl w:val="B3CC1AAA"/>
+    <w:lvl w:ilvl="0" w:tplc="40090001">
+      <w:start w:val="1"/>
+      <w:numFmt w:val="bullet"/>
+      <w:lvlText w:val=""/>
+      <w:lvlJc w:val="left"/>
+      <w:pPr>
+        <w:ind w:left="720" w:hanging="360"/>
+      </w:pPr>
+      <w:rPr>
+        <w:rFonts w:ascii="Symbol" w:hAnsi="Symbol" w:hint="default"/>
+      </w:rPr>
+    </w:lvl>
+    <w:lvl w:ilvl="1" w:tplc="40090003" w:tentative="1">
+      <w:start w:val="1"/>
+      <w:numFmt w:val="bullet"/>
+      <w:lvlText w:val="o"/>
+      <w:lvlJc w:val="left"/>
+      <w:pPr>
+        <w:ind w:left="1440" w:hanging="360"/>
+      </w:pPr>
+      <w:rPr>
+        <w:rFonts w:ascii="Courier New" w:hAnsi="Courier New" w:cs="Courier New" w:hint="default"/>
+      </w:rPr>
+    </w:lvl>
+    <w:lvl w:ilvl="2" w:tplc="40090005" w:tentative="1">
+      <w:start w:val="1"/>
+      <w:numFmt w:val="bullet"/>
+      <w:lvlText w:val=""/>
+      <w:lvlJc w:val="left"/>
+      <w:pPr>
+        <w:ind w:left="2160" w:hanging="360"/>
+      </w:pPr>
+      <w:rPr>
+        <w:rFonts w:ascii="Wingdings" w:hAnsi="Wingdings" w:hint="default"/>
+      </w:rPr>
+    </w:lvl>
+    <w:lvl w:ilvl="3" w:tplc="40090001" w:tentative="1">
+      <w:start w:val="1"/>
+      <w:numFmt w:val="bullet"/>
+      <w:lvlText w:val=""/>
+      <w:lvlJc w:val="left"/>
+      <w:pPr>
+        <w:ind w:left="2880" w:hanging="360"/>
+      </w:pPr>
+      <w:rPr>
+        <w:rFonts w:ascii="Symbol" w:hAnsi="Symbol" w:hint="default"/>
+      </w:rPr>
+    </w:lvl>
+    <w:lvl w:ilvl="4" w:tplc="40090003" w:tentative="1">
+      <w:start w:val="1"/>
+      <w:numFmt w:val="bullet"/>
+      <w:lvlText w:val="o"/>
+      <w:lvlJc w:val="left"/>
+      <w:pPr>
+        <w:ind w:left="3600" w:hanging="360"/>
+      </w:pPr>
+      <w:rPr>
+        <w:rFonts w:ascii="Courier New" w:hAnsi="Courier New" w:cs="Courier New" w:hint="default"/>
+      </w:rPr>
+    </w:lvl>
+    <w:lvl w:ilvl="5" w:tplc="40090005" w:tentative="1">
+      <w:start w:val="1"/>
+      <w:numFmt w:val="bullet"/>
+      <w:lvlText w:val=""/>
+      <w:lvlJc w:val="left"/>
+      <w:pPr>
+        <w:ind w:left="4320" w:hanging="360"/>
+      </w:pPr>
+      <w:rPr>
+        <w:rFonts w:ascii="Wingdings" w:hAnsi="Wingdings" w:hint="default"/>
+      </w:rPr>
+    </w:lvl>
+    <w:lvl w:ilvl="6" w:tplc="40090001" w:tentative="1">
+      <w:start w:val="1"/>
+      <w:numFmt w:val="bullet"/>
+      <w:lvlText w:val=""/>
+      <w:lvlJc w:val="left"/>
+      <w:pPr>
+        <w:ind w:left="5040" w:hanging="360"/>
+      </w:pPr>
+      <w:rPr>
+        <w:rFonts w:ascii="Symbol" w:hAnsi="Symbol" w:hint="default"/>
+      </w:rPr>
+    </w:lvl>
+    <w:lvl w:ilvl="7" w:tplc="40090003" w:tentative="1">
+      <w:start w:val="1"/>
+      <w:numFmt w:val="bullet"/>
+      <w:lvlText w:val="o"/>
+      <w:lvlJc w:val="left"/>
+      <w:pPr>
+        <w:ind w:left="5760" w:hanging="360"/>
+      </w:pPr>
+      <w:rPr>
+        <w:rFonts w:ascii="Courier New" w:hAnsi="Courier New" w:cs="Courier New" w:hint="default"/>
+      </w:rPr>
+    </w:lvl>
+    <w:lvl w:ilvl="8" w:tplc="40090005" w:tentative="1">
+      <w:start w:val="1"/>
+      <w:numFmt w:val="bullet"/>
+      <w:lvlText w:val=""/>
+      <w:lvlJc w:val="left"/>
+      <w:pPr>
+        <w:ind w:left="6480" w:hanging="360"/>
+      </w:pPr>
+      <w:rPr>
+        <w:rFonts w:ascii="Wingdings" w:hAnsi="Wingdings" w:hint="default"/>
+      </w:rPr>
+    </w:lvl>
+  </w:abstractNum>
+  <w:num w:numId="1" w16cid:durableId="2121412300">
+    <w:abstractNumId w:val="0"/>
+  </w:num>
+</w:numbering>
 </file>
 
 <file path=word/styles.xml><?xml version="1.0" encoding="utf-8"?>
@@ -2085,6 +2467,7 @@
   <w:style w:type="character" w:default="1" w:styleId="DefaultParagraphFont">
     <w:name w:val="Default Paragraph Font"/>
     <w:uiPriority w:val="1"/>
+    <w:semiHidden/>
     <w:unhideWhenUsed/>
   </w:style>
   <w:style w:type="table" w:default="1" w:styleId="TableNormal">
@@ -2395,6 +2778,29 @@
       <w:smallCaps/>
       <w:color w:val="0F4761" w:themeColor="accent1" w:themeShade="BF"/>
       <w:spacing w:val="5"/>
+    </w:rPr>
+  </w:style>
+  <w:style w:type="character" w:styleId="Hyperlink">
+    <w:name w:val="Hyperlink"/>
+    <w:basedOn w:val="DefaultParagraphFont"/>
+    <w:uiPriority w:val="99"/>
+    <w:unhideWhenUsed/>
+    <w:rsid w:val="00113F36"/>
+    <w:rPr>
+      <w:color w:val="467886" w:themeColor="hyperlink"/>
+      <w:u w:val="single"/>
+    </w:rPr>
+  </w:style>
+  <w:style w:type="character" w:styleId="UnresolvedMention">
+    <w:name w:val="Unresolved Mention"/>
+    <w:basedOn w:val="DefaultParagraphFont"/>
+    <w:uiPriority w:val="99"/>
+    <w:semiHidden/>
+    <w:unhideWhenUsed/>
+    <w:rsid w:val="00113F36"/>
+    <w:rPr>
+      <w:color w:val="605E5C"/>
+      <w:shd w:val="clear" w:color="auto" w:fill="E1DFDD"/>
     </w:rPr>
   </w:style>
 </w:styles>

--- a/Machine Learning/ML Notes.docx
+++ b/Machine Learning/ML Notes.docx
@@ -1,6 +1,6 @@
 
 <file path=word/document.xml><?xml version="1.0" encoding="utf-8"?>
-<w:document xmlns:wpc="http://schemas.microsoft.com/office/word/2010/wordprocessingCanvas" xmlns:cx="http://schemas.microsoft.com/office/drawing/2014/chartex" xmlns:cx1="http://schemas.microsoft.com/office/drawing/2015/9/8/chartex" xmlns:cx2="http://schemas.microsoft.com/office/drawing/2015/10/21/chartex" xmlns:cx3="http://schemas.microsoft.com/office/drawing/2016/5/9/chartex" xmlns:cx4="http://schemas.microsoft.com/office/drawing/2016/5/10/chartex" xmlns:cx5="http://schemas.microsoft.com/office/drawing/2016/5/11/chartex" xmlns:cx6="http://schemas.microsoft.com/office/drawing/2016/5/12/chartex" xmlns:cx7="http://schemas.microsoft.com/office/drawing/2016/5/13/chartex" xmlns:cx8="http://schemas.microsoft.com/office/drawing/2016/5/14/chartex" xmlns:mc="http://schemas.openxmlformats.org/markup-compatibility/2006" xmlns:aink="http://schemas.microsoft.com/office/drawing/2016/ink" xmlns:am3d="http://schemas.microsoft.com/office/drawing/2017/model3d" xmlns:o="urn:schemas-microsoft-com:office:office" xmlns:oel="http://schemas.microsoft.com/office/2019/extlst" xmlns:r="http://schemas.openxmlformats.org/officeDocument/2006/relationships" xmlns:m="http://schemas.openxmlformats.org/officeDocument/2006/math" xmlns:v="urn:schemas-microsoft-com:vml" xmlns:wp14="http://schemas.microsoft.com/office/word/2010/wordprocessingDrawing" xmlns:wp="http://schemas.openxmlformats.org/drawingml/2006/wordprocessingDrawing" xmlns:w10="urn:schemas-microsoft-com:office:word" xmlns:w="http://schemas.openxmlformats.org/wordprocessingml/2006/main" xmlns:w14="http://schemas.microsoft.com/office/word/2010/wordml" xmlns:w15="http://schemas.microsoft.com/office/word/2012/wordml" xmlns:w16cex="http://schemas.microsoft.com/office/word/2018/wordml/cex" xmlns:w16cid="http://schemas.microsoft.com/office/word/2016/wordml/cid" xmlns:w16="http://schemas.microsoft.com/office/word/2018/wordml" xmlns:w16du="http://schemas.microsoft.com/office/word/2023/wordml/word16du" xmlns:w16sdtdh="http://schemas.microsoft.com/office/word/2020/wordml/sdtdatahash" xmlns:w16sdtfl="http://schemas.microsoft.com/office/word/2024/wordml/sdtformatlock" xmlns:w16se="http://schemas.microsoft.com/office/word/2015/wordml/symex" xmlns:wpg="http://schemas.microsoft.com/office/word/2010/wordprocessingGroup" xmlns:wpi="http://schemas.microsoft.com/office/word/2010/wordprocessingInk" xmlns:wne="http://schemas.microsoft.com/office/word/2006/wordml" xmlns:wps="http://schemas.microsoft.com/office/word/2010/wordprocessingShape" mc:Ignorable="w14 w15 w16se w16cid w16 w16cex w16sdtdh w16sdtfl w16du wp14">
+<w:document xmlns:wpc="http://schemas.microsoft.com/office/word/2010/wordprocessingCanvas" xmlns:cx="http://schemas.microsoft.com/office/drawing/2014/chartex" xmlns:cx1="http://schemas.microsoft.com/office/drawing/2015/9/8/chartex" xmlns:cx2="http://schemas.microsoft.com/office/drawing/2015/10/21/chartex" xmlns:cx3="http://schemas.microsoft.com/office/drawing/2016/5/9/chartex" xmlns:cx4="http://schemas.microsoft.com/office/drawing/2016/5/10/chartex" xmlns:cx5="http://schemas.microsoft.com/office/drawing/2016/5/11/chartex" xmlns:cx6="http://schemas.microsoft.com/office/drawing/2016/5/12/chartex" xmlns:cx7="http://schemas.microsoft.com/office/drawing/2016/5/13/chartex" xmlns:cx8="http://schemas.microsoft.com/office/drawing/2016/5/14/chartex" xmlns:mc="http://schemas.openxmlformats.org/markup-compatibility/2006" xmlns:aink="http://schemas.microsoft.com/office/drawing/2016/ink" xmlns:am3d="http://schemas.microsoft.com/office/drawing/2017/model3d" xmlns:o="urn:schemas-microsoft-com:office:office" xmlns:oel="http://schemas.microsoft.com/office/2019/extlst" xmlns:r="http://schemas.openxmlformats.org/officeDocument/2006/relationships" xmlns:m="http://schemas.openxmlformats.org/officeDocument/2006/math" xmlns:v="urn:schemas-microsoft-com:vml" xmlns:wp14="http://schemas.microsoft.com/office/word/2010/wordprocessingDrawing" xmlns:wp="http://schemas.openxmlformats.org/drawingml/2006/wordprocessingDrawing" xmlns:w10="urn:schemas-microsoft-com:office:word" xmlns:w="http://schemas.openxmlformats.org/wordprocessingml/2006/main" xmlns:w14="http://schemas.microsoft.com/office/word/2010/wordml" xmlns:w15="http://schemas.microsoft.com/office/word/2012/wordml" xmlns:w16cex="http://schemas.microsoft.com/office/word/2018/wordml/cex" xmlns:w16cid="http://schemas.microsoft.com/office/word/2016/wordml/cid" xmlns:w16="http://schemas.microsoft.com/office/word/2018/wordml" xmlns:w16sdtdh="http://schemas.microsoft.com/office/word/2020/wordml/sdtdatahash" xmlns:w16se="http://schemas.microsoft.com/office/word/2015/wordml/symex" xmlns:wpg="http://schemas.microsoft.com/office/word/2010/wordprocessingGroup" xmlns:wpi="http://schemas.microsoft.com/office/word/2010/wordprocessingInk" xmlns:wne="http://schemas.microsoft.com/office/word/2006/wordml" xmlns:wps="http://schemas.microsoft.com/office/word/2010/wordprocessingShape" mc:Ignorable="w14 w15 w16se w16cid w16 w16cex w16sdtdh wp14">
   <w:body>
     <w:p>
       <w:pPr>
@@ -1091,28 +1091,119 @@
     </w:p>
     <w:p>
       <w:pPr>
+        <w:pStyle w:val="NormalWeb"/>
+        <w:rPr>
+          <w:highlight w:val="yellow"/>
+        </w:rPr>
+      </w:pPr>
+      <w:r>
+        <w:rPr>
+          <w:highlight w:val="yellow"/>
+        </w:rPr>
+        <w:t xml:space="preserve">Overfitting: If Train accuracy &gt;Test Accuracy </w:t>
+      </w:r>
+      <w:r>
+        <w:rPr>
+          <w:highlight w:val="yellow"/>
+        </w:rPr>
+        <w:sym w:font="Wingdings" w:char="F0E0"/>
+      </w:r>
+      <w:r>
+        <w:rPr>
+          <w:highlight w:val="yellow"/>
+        </w:rPr>
+        <w:t>Low Bias  and High variance</w:t>
+      </w:r>
+    </w:p>
+    <w:p>
+      <w:pPr>
+        <w:pStyle w:val="NormalWeb"/>
+        <w:rPr>
+          <w:highlight w:val="yellow"/>
+        </w:rPr>
+      </w:pPr>
+      <w:r>
+        <w:rPr>
+          <w:highlight w:val="yellow"/>
+        </w:rPr>
+        <w:t>Underfitting: If Train accuracy &lt;Test Accuracy</w:t>
+      </w:r>
+      <w:r>
+        <w:rPr>
+          <w:highlight w:val="yellow"/>
+        </w:rPr>
+        <w:sym w:font="Wingdings" w:char="F0E0"/>
+      </w:r>
+      <w:r>
+        <w:rPr>
+          <w:highlight w:val="yellow"/>
+        </w:rPr>
+        <w:t>High Bias and High Variance</w:t>
+      </w:r>
+    </w:p>
+    <w:p>
+      <w:pPr>
+        <w:pStyle w:val="NormalWeb"/>
         <w:rPr>
           <w:lang w:val="en-US"/>
         </w:rPr>
       </w:pPr>
-    </w:p>
-    <w:p>
-      <w:pPr>
+      <w:r>
+        <w:rPr>
+          <w:highlight w:val="yellow"/>
+        </w:rPr>
+        <w:t>Generalised</w:t>
+      </w:r>
+      <w:r>
+        <w:rPr>
+          <w:highlight w:val="yellow"/>
+        </w:rPr>
+        <w:t xml:space="preserve"> Model Has </w:t>
+      </w:r>
+      <w:r>
+        <w:rPr>
+          <w:highlight w:val="yellow"/>
+        </w:rPr>
+        <w:sym w:font="Wingdings" w:char="F0E0"/>
+      </w:r>
+      <w:r>
+        <w:rPr>
+          <w:highlight w:val="yellow"/>
+        </w:rPr>
+        <w:t>Low Bias and Low Variance</w:t>
+      </w:r>
+    </w:p>
+    <w:p>
+      <w:pPr>
+        <w:rPr>
+          <w:lang w:val="en-US"/>
+        </w:rPr>
+      </w:pPr>
+    </w:p>
+    <w:p>
+      <w:pPr>
+        <w:pStyle w:val="ListParagraph"/>
+        <w:numPr>
+          <w:ilvl w:val="0"/>
+          <w:numId w:val="10"/>
+        </w:numPr>
         <w:rPr>
           <w:rFonts w:ascii="Arial" w:hAnsi="Arial" w:cs="Arial"/>
         </w:rPr>
       </w:pPr>
       <w:r>
         <w:rPr>
+          <w:rStyle w:val="BookTitle"/>
           <w:lang w:val="en-US"/>
         </w:rPr>
-        <w:t>Linear Regression ML Algorithms:</w:t>
-      </w:r>
-      <w:r>
-        <w:rPr>
+        <w:t xml:space="preserve">Linear Regression </w:t>
+      </w:r>
+      <w:r>
+        <w:rPr>
+          <w:rStyle w:val="BookTitle"/>
           <w:lang w:val="en-US"/>
         </w:rPr>
-        <w:t xml:space="preserve"> </w:t>
+        <w:t xml:space="preserve">: </w:t>
       </w:r>
       <w:r>
         <w:rPr>
@@ -1129,11 +1220,6 @@
       </w:pPr>
     </w:p>
     <w:p>
-      <w:pPr>
-        <w:rPr>
-          <w:rFonts w:ascii="Arial" w:hAnsi="Arial" w:cs="Arial"/>
-        </w:rPr>
-      </w:pPr>
       <w:hyperlink r:id="rId5" w:history="1">
         <w:r>
           <w:rPr>
@@ -1169,15 +1255,12 @@
         </w:rPr>
         <w:t xml:space="preserve">: </w:t>
       </w:r>
-    </w:p>
-    <w:p>
       <w:r>
         <w:rPr>
           <w:b/>
           <w:bCs/>
           <w:lang w:val="en-US"/>
         </w:rPr>
-        <w:lastRenderedPageBreak/>
         <w:t>Residual Error</w:t>
       </w:r>
       <w:r>
@@ -1692,6 +1775,7 @@
           <w:b/>
           <w:bCs/>
         </w:rPr>
+        <w:lastRenderedPageBreak/>
         <w:t xml:space="preserve">Learning Rate : </w:t>
       </w:r>
       <w:r>
@@ -1727,6 +1811,3065 @@
         <w:t>.</w:t>
       </w:r>
     </w:p>
+    <w:p>
+      <w:pPr>
+        <w:pStyle w:val="ListParagraph"/>
+        <w:numPr>
+          <w:ilvl w:val="0"/>
+          <w:numId w:val="1"/>
+        </w:numPr>
+        <w:rPr>
+          <w:lang w:val="en-US"/>
+        </w:rPr>
+      </w:pPr>
+      <w:r>
+        <w:rPr>
+          <w:rFonts w:ascii="Arial" w:hAnsi="Arial" w:cs="Arial"/>
+        </w:rPr>
+        <w:t>For Linear Regression u have to standardize the dataset</w:t>
+      </w:r>
+    </w:p>
+    <w:p>
+      <w:pPr>
+        <w:pStyle w:val="ListParagraph"/>
+        <w:numPr>
+          <w:ilvl w:val="0"/>
+          <w:numId w:val="1"/>
+        </w:numPr>
+        <w:rPr>
+          <w:lang w:val="en-US"/>
+        </w:rPr>
+      </w:pPr>
+      <w:r>
+        <w:t xml:space="preserve">scaler.inverse_transform is a method used in Python's scikit-learn library to </w:t>
+      </w:r>
+      <w:r>
+        <w:rPr>
+          <w:b/>
+          <w:bCs/>
+        </w:rPr>
+        <w:t>reverse the scaling transformation</w:t>
+      </w:r>
+      <w:r>
+        <w:t xml:space="preserve"> applied to data. This is useful when you’ve transformed your data (e.g., for training a machine learning model) and want to convert the predictions back to the original scale.</w:t>
+      </w:r>
+    </w:p>
+    <w:p>
+      <w:pPr>
+        <w:pStyle w:val="ListParagraph"/>
+        <w:numPr>
+          <w:ilvl w:val="0"/>
+          <w:numId w:val="1"/>
+        </w:numPr>
+        <w:rPr>
+          <w:lang w:val="en-US"/>
+        </w:rPr>
+      </w:pPr>
+      <w:r>
+        <w:rPr>
+          <w:rFonts w:ascii="Arial" w:hAnsi="Arial" w:cs="Arial"/>
+        </w:rPr>
+        <w:t>Train data is always fit and transformed</w:t>
+      </w:r>
+      <w:r>
+        <w:rPr>
+          <w:rFonts w:ascii="Arial" w:hAnsi="Arial" w:cs="Arial"/>
+        </w:rPr>
+        <w:t>.</w:t>
+      </w:r>
+    </w:p>
+    <w:p>
+      <w:pPr>
+        <w:pStyle w:val="ListParagraph"/>
+        <w:numPr>
+          <w:ilvl w:val="0"/>
+          <w:numId w:val="1"/>
+        </w:numPr>
+        <w:rPr>
+          <w:lang w:val="en-US"/>
+        </w:rPr>
+      </w:pPr>
+      <w:r>
+        <w:rPr>
+          <w:rFonts w:ascii="Arial" w:hAnsi="Arial" w:cs="Arial"/>
+        </w:rPr>
+        <w:t>Test data is always transformed only</w:t>
+      </w:r>
+      <w:r>
+        <w:rPr>
+          <w:rFonts w:ascii="Arial" w:hAnsi="Arial" w:cs="Arial"/>
+        </w:rPr>
+        <w:t>.</w:t>
+      </w:r>
+    </w:p>
+    <w:p>
+      <w:pPr>
+        <w:pStyle w:val="ListParagraph"/>
+        <w:numPr>
+          <w:ilvl w:val="0"/>
+          <w:numId w:val="1"/>
+        </w:numPr>
+        <w:rPr>
+          <w:lang w:val="en-US"/>
+        </w:rPr>
+      </w:pPr>
+      <w:r>
+        <w:rPr>
+          <w:rFonts w:ascii="Arial" w:hAnsi="Arial" w:cs="Arial"/>
+        </w:rPr>
+        <w:t>We can encounter overfitting problem in linear regression</w:t>
+      </w:r>
+    </w:p>
+    <w:p>
+      <w:pPr>
+        <w:ind w:left="360"/>
+      </w:pPr>
+      <w:r>
+        <w:rPr>
+          <w:b/>
+          <w:bCs/>
+          <w:highlight w:val="yellow"/>
+          <w:lang w:val="en-US"/>
+        </w:rPr>
+        <w:t>Mean Squared Error:</w:t>
+      </w:r>
+      <w:r>
+        <w:rPr>
+          <w:b/>
+          <w:bCs/>
+        </w:rPr>
+        <w:t xml:space="preserve"> </w:t>
+      </w:r>
+      <w:r>
+        <w:t>Mean Squared Error (MSE) is a commonly used metric to evaluate the accuracy of a regression model. It measures the average of the squares of the errors — that is, the average squared difference between the predicted values and the actual values.</w:t>
+      </w:r>
+    </w:p>
+    <w:p>
+      <w:pPr>
+        <w:ind w:left="360"/>
+        <w:rPr>
+          <w:b/>
+          <w:bCs/>
+          <w:lang w:val="en-US"/>
+        </w:rPr>
+      </w:pPr>
+      <w:r>
+        <w:rPr>
+          <w:b/>
+          <w:bCs/>
+          <w:lang w:val="en-US"/>
+        </w:rPr>
+        <w:drawing>
+          <wp:inline distT="0" distB="0" distL="0" distR="0" wp14:anchorId="4E4B24B7" wp14:editId="3C1FCE64">
+            <wp:extent cx="5731510" cy="1946275"/>
+            <wp:effectExtent l="0" t="0" r="2540" b="0"/>
+            <wp:docPr id="719804481" name="Picture 1"/>
+            <wp:cNvGraphicFramePr>
+              <a:graphicFrameLocks xmlns:a="http://schemas.openxmlformats.org/drawingml/2006/main" noChangeAspect="1"/>
+            </wp:cNvGraphicFramePr>
+            <a:graphic xmlns:a="http://schemas.openxmlformats.org/drawingml/2006/main">
+              <a:graphicData uri="http://schemas.openxmlformats.org/drawingml/2006/picture">
+                <pic:pic xmlns:pic="http://schemas.openxmlformats.org/drawingml/2006/picture">
+                  <pic:nvPicPr>
+                    <pic:cNvPr id="719804481" name=""/>
+                    <pic:cNvPicPr/>
+                  </pic:nvPicPr>
+                  <pic:blipFill>
+                    <a:blip r:embed="rId7"/>
+                    <a:stretch>
+                      <a:fillRect/>
+                    </a:stretch>
+                  </pic:blipFill>
+                  <pic:spPr>
+                    <a:xfrm>
+                      <a:off x="0" y="0"/>
+                      <a:ext cx="5731510" cy="1946275"/>
+                    </a:xfrm>
+                    <a:prstGeom prst="rect">
+                      <a:avLst/>
+                    </a:prstGeom>
+                  </pic:spPr>
+                </pic:pic>
+              </a:graphicData>
+            </a:graphic>
+          </wp:inline>
+        </w:drawing>
+      </w:r>
+    </w:p>
+    <w:p>
+      <w:pPr>
+        <w:rPr>
+          <w:b/>
+          <w:bCs/>
+        </w:rPr>
+      </w:pPr>
+      <w:r>
+        <w:rPr>
+          <w:rFonts w:ascii="Segoe UI Emoji" w:hAnsi="Segoe UI Emoji" w:cs="Segoe UI Emoji"/>
+          <w:b/>
+          <w:bCs/>
+        </w:rPr>
+        <w:t>🧠</w:t>
+      </w:r>
+      <w:r>
+        <w:rPr>
+          <w:b/>
+          <w:bCs/>
+        </w:rPr>
+        <w:t xml:space="preserve"> Why Square the Errors?</w:t>
+      </w:r>
+    </w:p>
+    <w:p>
+      <w:pPr>
+        <w:numPr>
+          <w:ilvl w:val="0"/>
+          <w:numId w:val="2"/>
+        </w:numPr>
+      </w:pPr>
+      <w:r>
+        <w:t>To penalize larger errors more than smaller ones (since squaring exaggerates bigger differences).</w:t>
+      </w:r>
+    </w:p>
+    <w:p>
+      <w:pPr>
+        <w:numPr>
+          <w:ilvl w:val="0"/>
+          <w:numId w:val="2"/>
+        </w:numPr>
+      </w:pPr>
+      <w:r>
+        <w:t>To ensure all errors are positive and don’t cancel each other out.</w:t>
+      </w:r>
+    </w:p>
+    <w:p/>
+    <w:p>
+      <w:pPr>
+        <w:rPr>
+          <w:b/>
+          <w:bCs/>
+        </w:rPr>
+      </w:pPr>
+      <w:r>
+        <w:rPr>
+          <w:rFonts w:ascii="Segoe UI Emoji" w:hAnsi="Segoe UI Emoji" w:cs="Segoe UI Emoji"/>
+          <w:b/>
+          <w:bCs/>
+        </w:rPr>
+        <w:t>✅</w:t>
+      </w:r>
+      <w:r>
+        <w:rPr>
+          <w:b/>
+          <w:bCs/>
+        </w:rPr>
+        <w:t xml:space="preserve"> Advantages of MSE:</w:t>
+      </w:r>
+    </w:p>
+    <w:p>
+      <w:pPr>
+        <w:numPr>
+          <w:ilvl w:val="0"/>
+          <w:numId w:val="3"/>
+        </w:numPr>
+      </w:pPr>
+      <w:r>
+        <w:rPr>
+          <w:b/>
+          <w:bCs/>
+        </w:rPr>
+        <w:t>Penalizes large errors</w:t>
+      </w:r>
+      <w:r>
+        <w:t>:</w:t>
+      </w:r>
+    </w:p>
+    <w:p>
+      <w:pPr>
+        <w:numPr>
+          <w:ilvl w:val="1"/>
+          <w:numId w:val="3"/>
+        </w:numPr>
+      </w:pPr>
+      <w:r>
+        <w:t>By squaring the errors, MSE gives more weight to larger errors, which can be useful if you want to strongly discourage big mistakes.</w:t>
+      </w:r>
+    </w:p>
+    <w:p>
+      <w:pPr>
+        <w:numPr>
+          <w:ilvl w:val="0"/>
+          <w:numId w:val="3"/>
+        </w:numPr>
+      </w:pPr>
+      <w:r>
+        <w:rPr>
+          <w:b/>
+          <w:bCs/>
+        </w:rPr>
+        <w:t>Differentiable</w:t>
+      </w:r>
+      <w:r>
+        <w:t>:</w:t>
+      </w:r>
+    </w:p>
+    <w:p>
+      <w:pPr>
+        <w:numPr>
+          <w:ilvl w:val="1"/>
+          <w:numId w:val="3"/>
+        </w:numPr>
+      </w:pPr>
+      <w:r>
+        <w:t>MSE is a smooth and continuous function, making it ideal for optimization algorithms like gradient descent.</w:t>
+      </w:r>
+    </w:p>
+    <w:p>
+      <w:pPr>
+        <w:numPr>
+          <w:ilvl w:val="0"/>
+          <w:numId w:val="3"/>
+        </w:numPr>
+      </w:pPr>
+      <w:r>
+        <w:rPr>
+          <w:b/>
+          <w:bCs/>
+        </w:rPr>
+        <w:lastRenderedPageBreak/>
+        <w:t>Mathematically convenient</w:t>
+      </w:r>
+      <w:r>
+        <w:t>:</w:t>
+      </w:r>
+    </w:p>
+    <w:p>
+      <w:pPr>
+        <w:numPr>
+          <w:ilvl w:val="1"/>
+          <w:numId w:val="3"/>
+        </w:numPr>
+      </w:pPr>
+      <w:r>
+        <w:t>Because of its nice mathematical properties, it’s widely used in analytical and theoretical derivations.</w:t>
+      </w:r>
+    </w:p>
+    <w:p>
+      <w:pPr>
+        <w:numPr>
+          <w:ilvl w:val="0"/>
+          <w:numId w:val="3"/>
+        </w:numPr>
+      </w:pPr>
+      <w:r>
+        <w:rPr>
+          <w:b/>
+          <w:bCs/>
+        </w:rPr>
+        <w:t>Widely adopted</w:t>
+      </w:r>
+      <w:r>
+        <w:t>:</w:t>
+      </w:r>
+    </w:p>
+    <w:p>
+      <w:pPr>
+        <w:numPr>
+          <w:ilvl w:val="1"/>
+          <w:numId w:val="3"/>
+        </w:numPr>
+      </w:pPr>
+      <w:r>
+        <w:t>Standard metric in regression problems and often the default in many machine learning frameworks and libraries.</w:t>
+      </w:r>
+    </w:p>
+    <w:p>
+      <w:r>
+        <w:pict w14:anchorId="6BD0D74B">
+          <v:rect id="_x0000_i1031" style="width:0;height:1.5pt" o:hralign="center" o:hrstd="t" o:hr="t" fillcolor="#a0a0a0" stroked="f"/>
+        </w:pict>
+      </w:r>
+    </w:p>
+    <w:p>
+      <w:pPr>
+        <w:rPr>
+          <w:b/>
+          <w:bCs/>
+        </w:rPr>
+      </w:pPr>
+      <w:r>
+        <w:rPr>
+          <w:rFonts w:ascii="Segoe UI Emoji" w:hAnsi="Segoe UI Emoji" w:cs="Segoe UI Emoji"/>
+          <w:b/>
+          <w:bCs/>
+        </w:rPr>
+        <w:t>❌</w:t>
+      </w:r>
+      <w:r>
+        <w:rPr>
+          <w:b/>
+          <w:bCs/>
+        </w:rPr>
+        <w:t xml:space="preserve"> Disadvantages of MSE:</w:t>
+      </w:r>
+    </w:p>
+    <w:p>
+      <w:pPr>
+        <w:numPr>
+          <w:ilvl w:val="0"/>
+          <w:numId w:val="4"/>
+        </w:numPr>
+      </w:pPr>
+      <w:r>
+        <w:rPr>
+          <w:b/>
+          <w:bCs/>
+        </w:rPr>
+        <w:t>Sensitive to outliers</w:t>
+      </w:r>
+      <w:r>
+        <w:t>:</w:t>
+      </w:r>
+    </w:p>
+    <w:p>
+      <w:pPr>
+        <w:numPr>
+          <w:ilvl w:val="1"/>
+          <w:numId w:val="4"/>
+        </w:numPr>
+      </w:pPr>
+      <w:r>
+        <w:t>Since it squares errors, a few large errors can dominate the metric and distort the overall performance evaluation.</w:t>
+      </w:r>
+    </w:p>
+    <w:p>
+      <w:pPr>
+        <w:numPr>
+          <w:ilvl w:val="0"/>
+          <w:numId w:val="4"/>
+        </w:numPr>
+      </w:pPr>
+      <w:r>
+        <w:rPr>
+          <w:b/>
+          <w:bCs/>
+        </w:rPr>
+        <w:t>Not interpretable in the original unit</w:t>
+      </w:r>
+      <w:r>
+        <w:t>:</w:t>
+      </w:r>
+    </w:p>
+    <w:p>
+      <w:pPr>
+        <w:numPr>
+          <w:ilvl w:val="1"/>
+          <w:numId w:val="4"/>
+        </w:numPr>
+      </w:pPr>
+      <w:r>
+        <w:t>The error is squared, so it's not in the same unit as the predicted value (unlike MAE or RMSE).</w:t>
+      </w:r>
+    </w:p>
+    <w:p>
+      <w:pPr>
+        <w:numPr>
+          <w:ilvl w:val="0"/>
+          <w:numId w:val="4"/>
+        </w:numPr>
+      </w:pPr>
+      <w:r>
+        <w:rPr>
+          <w:b/>
+          <w:bCs/>
+        </w:rPr>
+        <w:t>Doesn't reflect distribution shape</w:t>
+      </w:r>
+      <w:r>
+        <w:t>:</w:t>
+      </w:r>
+    </w:p>
+    <w:p>
+      <w:pPr>
+        <w:numPr>
+          <w:ilvl w:val="1"/>
+          <w:numId w:val="4"/>
+        </w:numPr>
+      </w:pPr>
+      <w:r>
+        <w:t>Two models with very different error distributions can have the same MSE.</w:t>
+      </w:r>
+    </w:p>
+    <w:p>
+      <w:pPr>
+        <w:numPr>
+          <w:ilvl w:val="0"/>
+          <w:numId w:val="4"/>
+        </w:numPr>
+      </w:pPr>
+      <w:r>
+        <w:rPr>
+          <w:b/>
+          <w:bCs/>
+        </w:rPr>
+        <w:t>Can encourage overly conservative predictions</w:t>
+      </w:r>
+      <w:r>
+        <w:t>:</w:t>
+      </w:r>
+    </w:p>
+    <w:p>
+      <w:pPr>
+        <w:numPr>
+          <w:ilvl w:val="1"/>
+          <w:numId w:val="4"/>
+        </w:numPr>
+      </w:pPr>
+      <w:r>
+        <w:t>To reduce large squared errors, models might avoid riskier predictions that could actually be closer to the true value.</w:t>
+      </w:r>
+    </w:p>
+    <w:p>
+      <w:pPr>
+        <w:pStyle w:val="NormalWeb"/>
+        <w:ind w:left="360"/>
+      </w:pPr>
+      <w:r>
+        <w:rPr>
+          <w:rStyle w:val="Strong"/>
+          <w:rFonts w:eastAsiaTheme="majorEastAsia"/>
+          <w:highlight w:val="yellow"/>
+        </w:rPr>
+        <w:t>Mean Absolute Error (MAE)</w:t>
+      </w:r>
+      <w:r>
+        <w:t xml:space="preserve"> is a metric used to evaluate regression models by measuring the average absolute difference between actual and predicted values. Unlike MSE, it doesn't square the errors, making it </w:t>
+      </w:r>
+      <w:r>
+        <w:rPr>
+          <w:rStyle w:val="Strong"/>
+          <w:rFonts w:eastAsiaTheme="majorEastAsia"/>
+        </w:rPr>
+        <w:t>less sensitive to outliers</w:t>
+      </w:r>
+      <w:r>
+        <w:t>.</w:t>
+      </w:r>
+    </w:p>
+    <w:p>
+      <w:pPr>
+        <w:pStyle w:val="NormalWeb"/>
+        <w:ind w:left="360"/>
+        <w:rPr>
+          <w:b/>
+          <w:bCs/>
+        </w:rPr>
+      </w:pPr>
+      <w:r>
+        <w:drawing>
+          <wp:inline distT="0" distB="0" distL="0" distR="0" wp14:anchorId="1BE60C32" wp14:editId="7082E57A">
+            <wp:extent cx="5731510" cy="1794510"/>
+            <wp:effectExtent l="0" t="0" r="2540" b="0"/>
+            <wp:docPr id="1102451698" name="Picture 1"/>
+            <wp:cNvGraphicFramePr>
+              <a:graphicFrameLocks xmlns:a="http://schemas.openxmlformats.org/drawingml/2006/main" noChangeAspect="1"/>
+            </wp:cNvGraphicFramePr>
+            <a:graphic xmlns:a="http://schemas.openxmlformats.org/drawingml/2006/main">
+              <a:graphicData uri="http://schemas.openxmlformats.org/drawingml/2006/picture">
+                <pic:pic xmlns:pic="http://schemas.openxmlformats.org/drawingml/2006/picture">
+                  <pic:nvPicPr>
+                    <pic:cNvPr id="1102451698" name=""/>
+                    <pic:cNvPicPr/>
+                  </pic:nvPicPr>
+                  <pic:blipFill>
+                    <a:blip r:embed="rId8"/>
+                    <a:stretch>
+                      <a:fillRect/>
+                    </a:stretch>
+                  </pic:blipFill>
+                  <pic:spPr>
+                    <a:xfrm>
+                      <a:off x="0" y="0"/>
+                      <a:ext cx="5731510" cy="1794510"/>
+                    </a:xfrm>
+                    <a:prstGeom prst="rect">
+                      <a:avLst/>
+                    </a:prstGeom>
+                  </pic:spPr>
+                </pic:pic>
+              </a:graphicData>
+            </a:graphic>
+          </wp:inline>
+        </w:drawing>
+      </w:r>
+      <w:r>
+        <w:rPr>
+          <w:rFonts w:ascii="Segoe UI Emoji" w:hAnsi="Segoe UI Emoji" w:cs="Segoe UI Emoji"/>
+          <w:b/>
+          <w:bCs/>
+        </w:rPr>
+        <w:t>✅</w:t>
+      </w:r>
+      <w:r>
+        <w:rPr>
+          <w:b/>
+          <w:bCs/>
+        </w:rPr>
+        <w:t xml:space="preserve"> Advantages of MAE:</w:t>
+      </w:r>
+    </w:p>
+    <w:p>
+      <w:pPr>
+        <w:pStyle w:val="NormalWeb"/>
+        <w:numPr>
+          <w:ilvl w:val="0"/>
+          <w:numId w:val="5"/>
+        </w:numPr>
+      </w:pPr>
+      <w:r>
+        <w:rPr>
+          <w:b/>
+          <w:bCs/>
+        </w:rPr>
+        <w:t>Intuitive interpretation</w:t>
+      </w:r>
+      <w:r>
+        <w:t>:</w:t>
+      </w:r>
+    </w:p>
+    <w:p>
+      <w:pPr>
+        <w:pStyle w:val="NormalWeb"/>
+        <w:numPr>
+          <w:ilvl w:val="1"/>
+          <w:numId w:val="5"/>
+        </w:numPr>
+      </w:pPr>
+      <w:r>
+        <w:lastRenderedPageBreak/>
+        <w:t>The error is in the same unit as the target variable (e.g., dollars, meters), making it easy to understand.</w:t>
+      </w:r>
+    </w:p>
+    <w:p>
+      <w:pPr>
+        <w:pStyle w:val="NormalWeb"/>
+        <w:numPr>
+          <w:ilvl w:val="0"/>
+          <w:numId w:val="5"/>
+        </w:numPr>
+      </w:pPr>
+      <w:r>
+        <w:rPr>
+          <w:b/>
+          <w:bCs/>
+        </w:rPr>
+        <w:t>Robust to outliers</w:t>
+      </w:r>
+      <w:r>
+        <w:t>:</w:t>
+      </w:r>
+    </w:p>
+    <w:p>
+      <w:pPr>
+        <w:pStyle w:val="NormalWeb"/>
+        <w:numPr>
+          <w:ilvl w:val="1"/>
+          <w:numId w:val="5"/>
+        </w:numPr>
+      </w:pPr>
+      <w:r>
+        <w:t>Unlike MSE, it doesn’t square large errors, so it’s not overly influenced by them.</w:t>
+      </w:r>
+    </w:p>
+    <w:p>
+      <w:pPr>
+        <w:pStyle w:val="NormalWeb"/>
+        <w:numPr>
+          <w:ilvl w:val="0"/>
+          <w:numId w:val="5"/>
+        </w:numPr>
+      </w:pPr>
+      <w:r>
+        <w:rPr>
+          <w:b/>
+          <w:bCs/>
+        </w:rPr>
+        <w:t>Balanced penalty</w:t>
+      </w:r>
+      <w:r>
+        <w:t>:</w:t>
+      </w:r>
+    </w:p>
+    <w:p>
+      <w:pPr>
+        <w:pStyle w:val="NormalWeb"/>
+        <w:numPr>
+          <w:ilvl w:val="1"/>
+          <w:numId w:val="5"/>
+        </w:numPr>
+      </w:pPr>
+      <w:r>
+        <w:t>Each error contributes equally to the total, regardless of its magnitude.</w:t>
+      </w:r>
+    </w:p>
+    <w:p>
+      <w:pPr>
+        <w:pStyle w:val="NormalWeb"/>
+        <w:ind w:left="360"/>
+      </w:pPr>
+      <w:r>
+        <w:pict w14:anchorId="6CFF289A">
+          <v:rect id="_x0000_i1039" style="width:0;height:1.5pt" o:hralign="center" o:hrstd="t" o:hr="t" fillcolor="#a0a0a0" stroked="f"/>
+        </w:pict>
+      </w:r>
+    </w:p>
+    <w:p>
+      <w:pPr>
+        <w:pStyle w:val="NormalWeb"/>
+        <w:ind w:left="360"/>
+        <w:rPr>
+          <w:b/>
+          <w:bCs/>
+        </w:rPr>
+      </w:pPr>
+      <w:r>
+        <w:rPr>
+          <w:rFonts w:ascii="Segoe UI Emoji" w:hAnsi="Segoe UI Emoji" w:cs="Segoe UI Emoji"/>
+          <w:b/>
+          <w:bCs/>
+        </w:rPr>
+        <w:t>❌</w:t>
+      </w:r>
+      <w:r>
+        <w:rPr>
+          <w:b/>
+          <w:bCs/>
+        </w:rPr>
+        <w:t xml:space="preserve"> Disadvantages of MAE:</w:t>
+      </w:r>
+    </w:p>
+    <w:p>
+      <w:pPr>
+        <w:pStyle w:val="NormalWeb"/>
+        <w:numPr>
+          <w:ilvl w:val="0"/>
+          <w:numId w:val="6"/>
+        </w:numPr>
+      </w:pPr>
+      <w:r>
+        <w:rPr>
+          <w:b/>
+          <w:bCs/>
+        </w:rPr>
+        <w:t>Not differentiable at zero</w:t>
+      </w:r>
+      <w:r>
+        <w:t>:</w:t>
+      </w:r>
+    </w:p>
+    <w:p>
+      <w:pPr>
+        <w:pStyle w:val="NormalWeb"/>
+        <w:numPr>
+          <w:ilvl w:val="1"/>
+          <w:numId w:val="6"/>
+        </w:numPr>
+      </w:pPr>
+      <w:r>
+        <w:t>This can make optimization harder (especially in some neural network models), although modern methods often handle it well.</w:t>
+      </w:r>
+    </w:p>
+    <w:p>
+      <w:pPr>
+        <w:pStyle w:val="NormalWeb"/>
+        <w:numPr>
+          <w:ilvl w:val="0"/>
+          <w:numId w:val="6"/>
+        </w:numPr>
+      </w:pPr>
+      <w:r>
+        <w:rPr>
+          <w:b/>
+          <w:bCs/>
+        </w:rPr>
+        <w:t>Treats all errors equally</w:t>
+      </w:r>
+      <w:r>
+        <w:t>:</w:t>
+      </w:r>
+    </w:p>
+    <w:p>
+      <w:pPr>
+        <w:pStyle w:val="NormalWeb"/>
+        <w:numPr>
+          <w:ilvl w:val="1"/>
+          <w:numId w:val="6"/>
+        </w:numPr>
+      </w:pPr>
+      <w:r>
+        <w:t>It doesn’t penalize larger errors more than smaller ones, which may be a drawback in some applications.</w:t>
+      </w:r>
+    </w:p>
+    <w:p>
+      <w:pPr>
+        <w:pStyle w:val="NormalWeb"/>
+        <w:numPr>
+          <w:ilvl w:val="0"/>
+          <w:numId w:val="6"/>
+        </w:numPr>
+      </w:pPr>
+      <w:r>
+        <w:rPr>
+          <w:b/>
+          <w:bCs/>
+        </w:rPr>
+        <w:t>Less sensitive to variance</w:t>
+      </w:r>
+      <w:r>
+        <w:t>:</w:t>
+      </w:r>
+    </w:p>
+    <w:p>
+      <w:pPr>
+        <w:pStyle w:val="NormalWeb"/>
+        <w:numPr>
+          <w:ilvl w:val="1"/>
+          <w:numId w:val="6"/>
+        </w:numPr>
+      </w:pPr>
+      <w:r>
+        <w:t>If you want a model that’s highly sensitive to large deviations, MAE might not be ideal.</w:t>
+      </w:r>
+    </w:p>
+    <w:p>
+      <w:pPr>
+        <w:pStyle w:val="NormalWeb"/>
+      </w:pPr>
+    </w:p>
+    <w:p>
+      <w:pPr>
+        <w:pStyle w:val="NormalWeb"/>
+      </w:pPr>
+      <w:r>
+        <w:rPr>
+          <w:b/>
+          <w:bCs/>
+          <w:highlight w:val="yellow"/>
+        </w:rPr>
+        <w:t>Root Mean Squared Error (RMSE)</w:t>
+      </w:r>
+      <w:r>
+        <w:t xml:space="preserve"> is a commonly used regression metric that measures the square root of the average of the squared differences between actual and predicted values. It combines the </w:t>
+      </w:r>
+      <w:r>
+        <w:rPr>
+          <w:b/>
+          <w:bCs/>
+        </w:rPr>
+        <w:t>advantages of MSE</w:t>
+      </w:r>
+      <w:r>
+        <w:t xml:space="preserve"> (penalizing large errors) with the </w:t>
+      </w:r>
+      <w:r>
+        <w:rPr>
+          <w:b/>
+          <w:bCs/>
+        </w:rPr>
+        <w:t>interpretability</w:t>
+      </w:r>
+      <w:r>
+        <w:t xml:space="preserve"> of being in the same units as the original data.</w:t>
+      </w:r>
+    </w:p>
+    <w:p>
+      <w:pPr>
+        <w:pStyle w:val="NormalWeb"/>
+      </w:pPr>
+      <w:r>
+        <w:drawing>
+          <wp:inline distT="0" distB="0" distL="0" distR="0" wp14:anchorId="3A97E477" wp14:editId="44EEC07B">
+            <wp:extent cx="5731510" cy="1555115"/>
+            <wp:effectExtent l="0" t="0" r="2540" b="6985"/>
+            <wp:docPr id="584803789" name="Picture 1"/>
+            <wp:cNvGraphicFramePr>
+              <a:graphicFrameLocks xmlns:a="http://schemas.openxmlformats.org/drawingml/2006/main" noChangeAspect="1"/>
+            </wp:cNvGraphicFramePr>
+            <a:graphic xmlns:a="http://schemas.openxmlformats.org/drawingml/2006/main">
+              <a:graphicData uri="http://schemas.openxmlformats.org/drawingml/2006/picture">
+                <pic:pic xmlns:pic="http://schemas.openxmlformats.org/drawingml/2006/picture">
+                  <pic:nvPicPr>
+                    <pic:cNvPr id="584803789" name=""/>
+                    <pic:cNvPicPr/>
+                  </pic:nvPicPr>
+                  <pic:blipFill>
+                    <a:blip r:embed="rId9"/>
+                    <a:stretch>
+                      <a:fillRect/>
+                    </a:stretch>
+                  </pic:blipFill>
+                  <pic:spPr>
+                    <a:xfrm>
+                      <a:off x="0" y="0"/>
+                      <a:ext cx="5731510" cy="1555115"/>
+                    </a:xfrm>
+                    <a:prstGeom prst="rect">
+                      <a:avLst/>
+                    </a:prstGeom>
+                  </pic:spPr>
+                </pic:pic>
+              </a:graphicData>
+            </a:graphic>
+          </wp:inline>
+        </w:drawing>
+      </w:r>
+    </w:p>
+    <w:p>
+      <w:pPr>
+        <w:pStyle w:val="NormalWeb"/>
+        <w:rPr>
+          <w:b/>
+          <w:bCs/>
+        </w:rPr>
+      </w:pPr>
+      <w:r>
+        <w:rPr>
+          <w:rFonts w:ascii="Segoe UI Emoji" w:hAnsi="Segoe UI Emoji" w:cs="Segoe UI Emoji"/>
+          <w:b/>
+          <w:bCs/>
+        </w:rPr>
+        <w:t>✅</w:t>
+      </w:r>
+      <w:r>
+        <w:rPr>
+          <w:b/>
+          <w:bCs/>
+        </w:rPr>
+        <w:t xml:space="preserve"> Advantages of RMSE:</w:t>
+      </w:r>
+    </w:p>
+    <w:p>
+      <w:pPr>
+        <w:pStyle w:val="NormalWeb"/>
+        <w:numPr>
+          <w:ilvl w:val="0"/>
+          <w:numId w:val="7"/>
+        </w:numPr>
+      </w:pPr>
+      <w:r>
+        <w:rPr>
+          <w:b/>
+          <w:bCs/>
+        </w:rPr>
+        <w:t>Same units as target variable</w:t>
+      </w:r>
+      <w:r>
+        <w:t>:</w:t>
+      </w:r>
+    </w:p>
+    <w:p>
+      <w:pPr>
+        <w:pStyle w:val="NormalWeb"/>
+        <w:numPr>
+          <w:ilvl w:val="1"/>
+          <w:numId w:val="7"/>
+        </w:numPr>
+      </w:pPr>
+      <w:r>
+        <w:t>Unlike MSE, the result is in the same unit (e.g., dollars, meters), making it easier to interpret.</w:t>
+      </w:r>
+    </w:p>
+    <w:p>
+      <w:pPr>
+        <w:pStyle w:val="NormalWeb"/>
+        <w:numPr>
+          <w:ilvl w:val="0"/>
+          <w:numId w:val="7"/>
+        </w:numPr>
+      </w:pPr>
+      <w:r>
+        <w:rPr>
+          <w:b/>
+          <w:bCs/>
+        </w:rPr>
+        <w:t>Penalizes large errors</w:t>
+      </w:r>
+      <w:r>
+        <w:t>:</w:t>
+      </w:r>
+    </w:p>
+    <w:p>
+      <w:pPr>
+        <w:pStyle w:val="NormalWeb"/>
+        <w:numPr>
+          <w:ilvl w:val="1"/>
+          <w:numId w:val="7"/>
+        </w:numPr>
+      </w:pPr>
+      <w:r>
+        <w:t>Because it squares errors before averaging, it gives more weight to large errors.</w:t>
+      </w:r>
+    </w:p>
+    <w:p>
+      <w:pPr>
+        <w:pStyle w:val="NormalWeb"/>
+        <w:numPr>
+          <w:ilvl w:val="0"/>
+          <w:numId w:val="7"/>
+        </w:numPr>
+      </w:pPr>
+      <w:r>
+        <w:rPr>
+          <w:b/>
+          <w:bCs/>
+        </w:rPr>
+        <w:t>Useful when large errors are undesirable</w:t>
+      </w:r>
+      <w:r>
+        <w:t>:</w:t>
+      </w:r>
+    </w:p>
+    <w:p>
+      <w:pPr>
+        <w:pStyle w:val="NormalWeb"/>
+        <w:numPr>
+          <w:ilvl w:val="1"/>
+          <w:numId w:val="7"/>
+        </w:numPr>
+      </w:pPr>
+      <w:r>
+        <w:t>Ideal for applications where big mistakes are significantly worse than small ones.</w:t>
+      </w:r>
+    </w:p>
+    <w:p>
+      <w:pPr>
+        <w:pStyle w:val="NormalWeb"/>
+      </w:pPr>
+      <w:r>
+        <w:lastRenderedPageBreak/>
+        <w:pict w14:anchorId="59118A6B">
+          <v:rect id="_x0000_i1047" style="width:0;height:1.5pt" o:hralign="center" o:hrstd="t" o:hr="t" fillcolor="#a0a0a0" stroked="f"/>
+        </w:pict>
+      </w:r>
+    </w:p>
+    <w:p>
+      <w:pPr>
+        <w:pStyle w:val="NormalWeb"/>
+        <w:rPr>
+          <w:b/>
+          <w:bCs/>
+        </w:rPr>
+      </w:pPr>
+      <w:r>
+        <w:rPr>
+          <w:rFonts w:ascii="Segoe UI Emoji" w:hAnsi="Segoe UI Emoji" w:cs="Segoe UI Emoji"/>
+          <w:b/>
+          <w:bCs/>
+        </w:rPr>
+        <w:t>❌</w:t>
+      </w:r>
+      <w:r>
+        <w:rPr>
+          <w:b/>
+          <w:bCs/>
+        </w:rPr>
+        <w:t xml:space="preserve"> Disadvantages of RMSE:</w:t>
+      </w:r>
+    </w:p>
+    <w:p>
+      <w:pPr>
+        <w:pStyle w:val="NormalWeb"/>
+        <w:numPr>
+          <w:ilvl w:val="0"/>
+          <w:numId w:val="8"/>
+        </w:numPr>
+      </w:pPr>
+      <w:r>
+        <w:rPr>
+          <w:b/>
+          <w:bCs/>
+        </w:rPr>
+        <w:t>Sensitive to outliers</w:t>
+      </w:r>
+      <w:r>
+        <w:t>:</w:t>
+      </w:r>
+    </w:p>
+    <w:p>
+      <w:pPr>
+        <w:pStyle w:val="NormalWeb"/>
+        <w:numPr>
+          <w:ilvl w:val="1"/>
+          <w:numId w:val="8"/>
+        </w:numPr>
+      </w:pPr>
+      <w:r>
+        <w:t>Like MSE, it amplifies the effect of large errors, which can distort performance evaluation in the presence of outliers.</w:t>
+      </w:r>
+    </w:p>
+    <w:p>
+      <w:pPr>
+        <w:pStyle w:val="NormalWeb"/>
+        <w:numPr>
+          <w:ilvl w:val="0"/>
+          <w:numId w:val="8"/>
+        </w:numPr>
+      </w:pPr>
+      <w:r>
+        <w:rPr>
+          <w:b/>
+          <w:bCs/>
+        </w:rPr>
+        <w:t>Not as interpretable as MAE when comparing across datasets</w:t>
+      </w:r>
+      <w:r>
+        <w:t>:</w:t>
+      </w:r>
+    </w:p>
+    <w:p>
+      <w:pPr>
+        <w:pStyle w:val="NormalWeb"/>
+        <w:numPr>
+          <w:ilvl w:val="1"/>
+          <w:numId w:val="8"/>
+        </w:numPr>
+      </w:pPr>
+      <w:r>
+        <w:t>Because of squaring and rooting, it can be harder to relate RMSE changes to actual error impacts.</w:t>
+      </w:r>
+    </w:p>
+    <w:p>
+      <w:pPr>
+        <w:pStyle w:val="NormalWeb"/>
+      </w:pPr>
+    </w:p>
+    <w:tbl>
+      <w:tblPr>
+        <w:tblW w:w="0" w:type="auto"/>
+        <w:tblCellSpacing w:w="15" w:type="dxa"/>
+        <w:tblCellMar>
+          <w:top w:w="15" w:type="dxa"/>
+          <w:left w:w="15" w:type="dxa"/>
+          <w:bottom w:w="15" w:type="dxa"/>
+          <w:right w:w="15" w:type="dxa"/>
+        </w:tblCellMar>
+        <w:tblLook w:val="04A0" w:firstRow="1" w:lastRow="0" w:firstColumn="1" w:lastColumn="0" w:noHBand="0" w:noVBand="1"/>
+      </w:tblPr>
+      <w:tblGrid>
+        <w:gridCol w:w="1580"/>
+        <w:gridCol w:w="3733"/>
+        <w:gridCol w:w="3713"/>
+      </w:tblGrid>
+      <w:tr>
+        <w:trPr>
+          <w:tblHeader/>
+          <w:tblCellSpacing w:w="15" w:type="dxa"/>
+        </w:trPr>
+        <w:tc>
+          <w:tcPr>
+            <w:tcW w:w="0" w:type="auto"/>
+            <w:vAlign w:val="center"/>
+            <w:hideMark/>
+          </w:tcPr>
+          <w:p>
+            <w:pPr>
+              <w:pStyle w:val="NormalWeb"/>
+              <w:rPr>
+                <w:b/>
+                <w:bCs/>
+              </w:rPr>
+            </w:pPr>
+            <w:r>
+              <w:rPr>
+                <w:b/>
+                <w:bCs/>
+              </w:rPr>
+              <w:t>Metric</w:t>
+            </w:r>
+          </w:p>
+        </w:tc>
+        <w:tc>
+          <w:tcPr>
+            <w:tcW w:w="0" w:type="auto"/>
+            <w:vAlign w:val="center"/>
+            <w:hideMark/>
+          </w:tcPr>
+          <w:p>
+            <w:pPr>
+              <w:pStyle w:val="NormalWeb"/>
+              <w:rPr>
+                <w:b/>
+                <w:bCs/>
+              </w:rPr>
+            </w:pPr>
+            <w:r>
+              <w:rPr>
+                <w:b/>
+                <w:bCs/>
+              </w:rPr>
+              <w:t>Advantages</w:t>
+            </w:r>
+          </w:p>
+        </w:tc>
+        <w:tc>
+          <w:tcPr>
+            <w:tcW w:w="0" w:type="auto"/>
+            <w:vAlign w:val="center"/>
+            <w:hideMark/>
+          </w:tcPr>
+          <w:p>
+            <w:pPr>
+              <w:pStyle w:val="NormalWeb"/>
+              <w:rPr>
+                <w:b/>
+                <w:bCs/>
+              </w:rPr>
+            </w:pPr>
+            <w:r>
+              <w:rPr>
+                <w:b/>
+                <w:bCs/>
+              </w:rPr>
+              <w:t>Disadvantages</w:t>
+            </w:r>
+          </w:p>
+        </w:tc>
+      </w:tr>
+      <w:tr>
+        <w:trPr>
+          <w:tblCellSpacing w:w="15" w:type="dxa"/>
+        </w:trPr>
+        <w:tc>
+          <w:tcPr>
+            <w:tcW w:w="0" w:type="auto"/>
+            <w:vAlign w:val="center"/>
+            <w:hideMark/>
+          </w:tcPr>
+          <w:p>
+            <w:pPr>
+              <w:pStyle w:val="NormalWeb"/>
+            </w:pPr>
+            <w:r>
+              <w:rPr>
+                <w:b/>
+                <w:bCs/>
+              </w:rPr>
+              <w:t>MSE</w:t>
+            </w:r>
+            <w:r>
+              <w:t>(Mean Squared Error)</w:t>
+            </w:r>
+          </w:p>
+        </w:tc>
+        <w:tc>
+          <w:tcPr>
+            <w:tcW w:w="0" w:type="auto"/>
+            <w:vAlign w:val="center"/>
+            <w:hideMark/>
+          </w:tcPr>
+          <w:p>
+            <w:pPr>
+              <w:pStyle w:val="NormalWeb"/>
+            </w:pPr>
+            <w:r>
+              <w:rPr>
+                <w:rFonts w:ascii="Segoe UI Emoji" w:hAnsi="Segoe UI Emoji" w:cs="Segoe UI Emoji"/>
+              </w:rPr>
+              <w:t>✅</w:t>
+            </w:r>
+            <w:r>
+              <w:t xml:space="preserve"> Penalizes large errors heavily (good when large errors are more serious)</w:t>
+            </w:r>
+            <w:r>
+              <w:rPr>
+                <w:rFonts w:ascii="Segoe UI Emoji" w:hAnsi="Segoe UI Emoji" w:cs="Segoe UI Emoji"/>
+              </w:rPr>
+              <w:t>✅</w:t>
+            </w:r>
+            <w:r>
+              <w:t xml:space="preserve"> Differentiable and smooth — great for gradient-based optimization</w:t>
+            </w:r>
+            <w:r>
+              <w:rPr>
+                <w:rFonts w:ascii="Segoe UI Emoji" w:hAnsi="Segoe UI Emoji" w:cs="Segoe UI Emoji"/>
+              </w:rPr>
+              <w:t>✅</w:t>
+            </w:r>
+            <w:r>
+              <w:t xml:space="preserve"> Popular and widely supported in libraries</w:t>
+            </w:r>
+          </w:p>
+        </w:tc>
+        <w:tc>
+          <w:tcPr>
+            <w:tcW w:w="0" w:type="auto"/>
+            <w:vAlign w:val="center"/>
+            <w:hideMark/>
+          </w:tcPr>
+          <w:p>
+            <w:pPr>
+              <w:pStyle w:val="NormalWeb"/>
+            </w:pPr>
+            <w:r>
+              <w:rPr>
+                <w:rFonts w:ascii="Segoe UI Emoji" w:hAnsi="Segoe UI Emoji" w:cs="Segoe UI Emoji"/>
+              </w:rPr>
+              <w:t>❌</w:t>
+            </w:r>
+            <w:r>
+              <w:t xml:space="preserve"> Not interpretable in original units (squared units)</w:t>
+            </w:r>
+            <w:r>
+              <w:rPr>
+                <w:rFonts w:ascii="Segoe UI Emoji" w:hAnsi="Segoe UI Emoji" w:cs="Segoe UI Emoji"/>
+              </w:rPr>
+              <w:t>❌</w:t>
+            </w:r>
+            <w:r>
+              <w:t xml:space="preserve"> Very sensitive to outliers</w:t>
+            </w:r>
+            <w:r>
+              <w:rPr>
+                <w:rFonts w:ascii="Segoe UI Emoji" w:hAnsi="Segoe UI Emoji" w:cs="Segoe UI Emoji"/>
+              </w:rPr>
+              <w:t>❌</w:t>
+            </w:r>
+            <w:r>
+              <w:t xml:space="preserve"> Can over-penalize large errors, leading to overly conservative models</w:t>
+            </w:r>
+          </w:p>
+        </w:tc>
+      </w:tr>
+      <w:tr>
+        <w:trPr>
+          <w:tblCellSpacing w:w="15" w:type="dxa"/>
+        </w:trPr>
+        <w:tc>
+          <w:tcPr>
+            <w:tcW w:w="0" w:type="auto"/>
+            <w:vAlign w:val="center"/>
+            <w:hideMark/>
+          </w:tcPr>
+          <w:p>
+            <w:pPr>
+              <w:pStyle w:val="NormalWeb"/>
+            </w:pPr>
+            <w:r>
+              <w:rPr>
+                <w:b/>
+                <w:bCs/>
+              </w:rPr>
+              <w:t>MAE</w:t>
+            </w:r>
+            <w:r>
+              <w:t>(Mean Absolute Error)</w:t>
+            </w:r>
+          </w:p>
+        </w:tc>
+        <w:tc>
+          <w:tcPr>
+            <w:tcW w:w="0" w:type="auto"/>
+            <w:vAlign w:val="center"/>
+            <w:hideMark/>
+          </w:tcPr>
+          <w:p>
+            <w:pPr>
+              <w:pStyle w:val="NormalWeb"/>
+            </w:pPr>
+            <w:r>
+              <w:rPr>
+                <w:rFonts w:ascii="Segoe UI Emoji" w:hAnsi="Segoe UI Emoji" w:cs="Segoe UI Emoji"/>
+              </w:rPr>
+              <w:t>✅</w:t>
+            </w:r>
+            <w:r>
+              <w:t xml:space="preserve"> Interpretable — same unit as original data</w:t>
+            </w:r>
+            <w:r>
+              <w:rPr>
+                <w:rFonts w:ascii="Segoe UI Emoji" w:hAnsi="Segoe UI Emoji" w:cs="Segoe UI Emoji"/>
+              </w:rPr>
+              <w:t>✅</w:t>
+            </w:r>
+            <w:r>
+              <w:t xml:space="preserve"> Robust to outliers — doesn't exaggerate large errors</w:t>
+            </w:r>
+            <w:r>
+              <w:rPr>
+                <w:rFonts w:ascii="Segoe UI Emoji" w:hAnsi="Segoe UI Emoji" w:cs="Segoe UI Emoji"/>
+              </w:rPr>
+              <w:t>✅</w:t>
+            </w:r>
+            <w:r>
+              <w:t xml:space="preserve"> Balanced error penalty</w:t>
+            </w:r>
+          </w:p>
+        </w:tc>
+        <w:tc>
+          <w:tcPr>
+            <w:tcW w:w="0" w:type="auto"/>
+            <w:vAlign w:val="center"/>
+            <w:hideMark/>
+          </w:tcPr>
+          <w:p>
+            <w:pPr>
+              <w:pStyle w:val="NormalWeb"/>
+            </w:pPr>
+            <w:r>
+              <w:rPr>
+                <w:rFonts w:ascii="Segoe UI Emoji" w:hAnsi="Segoe UI Emoji" w:cs="Segoe UI Emoji"/>
+              </w:rPr>
+              <w:t>❌</w:t>
+            </w:r>
+            <w:r>
+              <w:t xml:space="preserve"> Not differentiable at zero — can complicate optimization</w:t>
+            </w:r>
+            <w:r>
+              <w:rPr>
+                <w:rFonts w:ascii="Segoe UI Emoji" w:hAnsi="Segoe UI Emoji" w:cs="Segoe UI Emoji"/>
+              </w:rPr>
+              <w:t>❌</w:t>
+            </w:r>
+            <w:r>
+              <w:t xml:space="preserve"> Treats all errors equally — no extra penalty for large errors</w:t>
+            </w:r>
+          </w:p>
+        </w:tc>
+      </w:tr>
+      <w:tr>
+        <w:trPr>
+          <w:tblCellSpacing w:w="15" w:type="dxa"/>
+        </w:trPr>
+        <w:tc>
+          <w:tcPr>
+            <w:tcW w:w="0" w:type="auto"/>
+            <w:vAlign w:val="center"/>
+            <w:hideMark/>
+          </w:tcPr>
+          <w:p>
+            <w:pPr>
+              <w:pStyle w:val="NormalWeb"/>
+            </w:pPr>
+            <w:r>
+              <w:rPr>
+                <w:b/>
+                <w:bCs/>
+              </w:rPr>
+              <w:t>RMSE</w:t>
+            </w:r>
+            <w:r>
+              <w:t>(Root Mean Squared Error)</w:t>
+            </w:r>
+          </w:p>
+        </w:tc>
+        <w:tc>
+          <w:tcPr>
+            <w:tcW w:w="0" w:type="auto"/>
+            <w:vAlign w:val="center"/>
+            <w:hideMark/>
+          </w:tcPr>
+          <w:p>
+            <w:pPr>
+              <w:pStyle w:val="NormalWeb"/>
+            </w:pPr>
+            <w:r>
+              <w:rPr>
+                <w:rFonts w:ascii="Segoe UI Emoji" w:hAnsi="Segoe UI Emoji" w:cs="Segoe UI Emoji"/>
+              </w:rPr>
+              <w:t>✅</w:t>
+            </w:r>
+            <w:r>
+              <w:t xml:space="preserve"> Interpretable — same unit as target variable</w:t>
+            </w:r>
+            <w:r>
+              <w:rPr>
+                <w:rFonts w:ascii="Segoe UI Emoji" w:hAnsi="Segoe UI Emoji" w:cs="Segoe UI Emoji"/>
+              </w:rPr>
+              <w:t>✅</w:t>
+            </w:r>
+            <w:r>
+              <w:t xml:space="preserve"> Penalizes larger errors more than MAE</w:t>
+            </w:r>
+            <w:r>
+              <w:rPr>
+                <w:rFonts w:ascii="Segoe UI Emoji" w:hAnsi="Segoe UI Emoji" w:cs="Segoe UI Emoji"/>
+              </w:rPr>
+              <w:t>✅</w:t>
+            </w:r>
+            <w:r>
+              <w:t xml:space="preserve"> Combines benefits of MSE and MAE</w:t>
+            </w:r>
+          </w:p>
+        </w:tc>
+        <w:tc>
+          <w:tcPr>
+            <w:tcW w:w="0" w:type="auto"/>
+            <w:vAlign w:val="center"/>
+            <w:hideMark/>
+          </w:tcPr>
+          <w:p>
+            <w:pPr>
+              <w:pStyle w:val="NormalWeb"/>
+            </w:pPr>
+            <w:r>
+              <w:rPr>
+                <w:rFonts w:ascii="Segoe UI Emoji" w:hAnsi="Segoe UI Emoji" w:cs="Segoe UI Emoji"/>
+              </w:rPr>
+              <w:t>❌</w:t>
+            </w:r>
+            <w:r>
+              <w:t xml:space="preserve"> Still sensitive to outliers (less than MSE, but more than MAE)</w:t>
+            </w:r>
+            <w:r>
+              <w:rPr>
+                <w:rFonts w:ascii="Segoe UI Emoji" w:hAnsi="Segoe UI Emoji" w:cs="Segoe UI Emoji"/>
+              </w:rPr>
+              <w:t>❌</w:t>
+            </w:r>
+            <w:r>
+              <w:t xml:space="preserve"> Harder to interpret how much each error contributes to the final score</w:t>
+            </w:r>
+            <w:r>
+              <w:rPr>
+                <w:rFonts w:ascii="Segoe UI Emoji" w:hAnsi="Segoe UI Emoji" w:cs="Segoe UI Emoji"/>
+              </w:rPr>
+              <w:t>❌</w:t>
+            </w:r>
+            <w:r>
+              <w:t xml:space="preserve"> Slightly more complex to compute than MAE</w:t>
+            </w:r>
+          </w:p>
+        </w:tc>
+      </w:tr>
+    </w:tbl>
+    <w:p>
+      <w:pPr>
+        <w:pStyle w:val="NormalWeb"/>
+      </w:pPr>
+    </w:p>
+    <w:p>
+      <w:pPr>
+        <w:pStyle w:val="NormalWeb"/>
+        <w:rPr>
+          <w:b/>
+          <w:bCs/>
+        </w:rPr>
+      </w:pPr>
+      <w:r>
+        <w:rPr>
+          <w:rFonts w:ascii="Segoe UI Emoji" w:hAnsi="Segoe UI Emoji" w:cs="Segoe UI Emoji"/>
+          <w:b/>
+          <w:bCs/>
+        </w:rPr>
+        <w:t>📝</w:t>
+      </w:r>
+      <w:r>
+        <w:rPr>
+          <w:b/>
+          <w:bCs/>
+        </w:rPr>
+        <w:t xml:space="preserve"> Summary</w:t>
+      </w:r>
+    </w:p>
+    <w:p>
+      <w:pPr>
+        <w:pStyle w:val="NormalWeb"/>
+        <w:numPr>
+          <w:ilvl w:val="0"/>
+          <w:numId w:val="9"/>
+        </w:numPr>
+      </w:pPr>
+      <w:r>
+        <w:rPr>
+          <w:b/>
+          <w:bCs/>
+        </w:rPr>
+        <w:t>Use MAE</w:t>
+      </w:r>
+      <w:r>
+        <w:t xml:space="preserve"> when you want a </w:t>
+      </w:r>
+      <w:r>
+        <w:rPr>
+          <w:b/>
+          <w:bCs/>
+        </w:rPr>
+        <w:t>robust, easy-to-understand</w:t>
+      </w:r>
+      <w:r>
+        <w:t xml:space="preserve"> error metric and care equally about all errors.</w:t>
+      </w:r>
+    </w:p>
+    <w:p>
+      <w:pPr>
+        <w:pStyle w:val="NormalWeb"/>
+        <w:numPr>
+          <w:ilvl w:val="0"/>
+          <w:numId w:val="9"/>
+        </w:numPr>
+      </w:pPr>
+      <w:r>
+        <w:rPr>
+          <w:b/>
+          <w:bCs/>
+        </w:rPr>
+        <w:t>Use MSE</w:t>
+      </w:r>
+      <w:r>
+        <w:t xml:space="preserve"> when </w:t>
+      </w:r>
+      <w:r>
+        <w:rPr>
+          <w:b/>
+          <w:bCs/>
+        </w:rPr>
+        <w:t>large errors need to be penalized more heavily</w:t>
+      </w:r>
+      <w:r>
+        <w:t>, and you're okay with squared units.</w:t>
+      </w:r>
+    </w:p>
+    <w:p>
+      <w:pPr>
+        <w:pStyle w:val="NormalWeb"/>
+        <w:numPr>
+          <w:ilvl w:val="0"/>
+          <w:numId w:val="9"/>
+        </w:numPr>
+      </w:pPr>
+      <w:r>
+        <w:rPr>
+          <w:b/>
+          <w:bCs/>
+        </w:rPr>
+        <w:t>Use RMSE</w:t>
+      </w:r>
+      <w:r>
+        <w:t xml:space="preserve"> when you want a </w:t>
+      </w:r>
+      <w:r>
+        <w:rPr>
+          <w:b/>
+          <w:bCs/>
+        </w:rPr>
+        <w:t>balanced view</w:t>
+      </w:r>
+      <w:r>
+        <w:t xml:space="preserve">: penalizing large errors but still keeping results in the </w:t>
+      </w:r>
+      <w:r>
+        <w:rPr>
+          <w:b/>
+          <w:bCs/>
+        </w:rPr>
+        <w:t>same units as the data</w:t>
+      </w:r>
+      <w:r>
+        <w:t>.</w:t>
+      </w:r>
+    </w:p>
+    <w:p>
+      <w:pPr>
+        <w:rPr>
+          <w:rFonts w:ascii="Times New Roman" w:eastAsia="Times New Roman" w:hAnsi="Times New Roman" w:cs="Times New Roman"/>
+          <w:kern w:val="0"/>
+          <w:lang w:eastAsia="en-IN"/>
+          <w14:ligatures w14:val="none"/>
+        </w:rPr>
+      </w:pPr>
+      <w:r>
+        <w:br w:type="page"/>
+      </w:r>
+    </w:p>
+    <w:p>
+      <w:pPr>
+        <w:pStyle w:val="NormalWeb"/>
+        <w:numPr>
+          <w:ilvl w:val="0"/>
+          <w:numId w:val="10"/>
+        </w:numPr>
+        <w:rPr>
+          <w:rStyle w:val="BookTitle"/>
+        </w:rPr>
+      </w:pPr>
+      <w:r>
+        <w:rPr>
+          <w:rStyle w:val="BookTitle"/>
+        </w:rPr>
+        <w:lastRenderedPageBreak/>
+        <w:t>Ridge and Lasso Regression:</w:t>
+      </w:r>
+    </w:p>
+    <w:p>
+      <w:pPr>
+        <w:pStyle w:val="NormalWeb"/>
+      </w:pPr>
+      <w:r>
+        <w:rPr>
+          <w:rStyle w:val="Strong"/>
+          <w:rFonts w:eastAsiaTheme="majorEastAsia"/>
+        </w:rPr>
+        <w:t>Ridge</w:t>
+      </w:r>
+      <w:r>
+        <w:t xml:space="preserve"> and </w:t>
+      </w:r>
+      <w:r>
+        <w:rPr>
+          <w:rStyle w:val="Strong"/>
+          <w:rFonts w:eastAsiaTheme="majorEastAsia"/>
+        </w:rPr>
+        <w:t>Lasso</w:t>
+      </w:r>
+      <w:r>
+        <w:t xml:space="preserve"> regression are two types of </w:t>
+      </w:r>
+      <w:r>
+        <w:rPr>
+          <w:rStyle w:val="Strong"/>
+          <w:rFonts w:eastAsiaTheme="majorEastAsia"/>
+        </w:rPr>
+        <w:t>regularized linear regression techniques</w:t>
+      </w:r>
+      <w:r>
+        <w:t xml:space="preserve"> used to prevent </w:t>
+      </w:r>
+      <w:r>
+        <w:rPr>
+          <w:rStyle w:val="Strong"/>
+          <w:rFonts w:eastAsiaTheme="majorEastAsia"/>
+        </w:rPr>
+        <w:t>overfitting</w:t>
+      </w:r>
+      <w:r>
+        <w:t xml:space="preserve"> by adding a penalty to the model’s coefficients.</w:t>
+      </w:r>
+    </w:p>
+    <w:p>
+      <w:pPr>
+        <w:pStyle w:val="NormalWeb"/>
+      </w:pPr>
+      <w:r>
+        <w:t>They are especially useful when:</w:t>
+      </w:r>
+    </w:p>
+    <w:p>
+      <w:pPr>
+        <w:pStyle w:val="NormalWeb"/>
+        <w:numPr>
+          <w:ilvl w:val="0"/>
+          <w:numId w:val="14"/>
+        </w:numPr>
+      </w:pPr>
+      <w:r>
+        <w:t>You have multicollinearity (highly correlated features)</w:t>
+      </w:r>
+    </w:p>
+    <w:p>
+      <w:pPr>
+        <w:pStyle w:val="NormalWeb"/>
+        <w:numPr>
+          <w:ilvl w:val="0"/>
+          <w:numId w:val="14"/>
+        </w:numPr>
+      </w:pPr>
+      <w:r>
+        <w:t>You want to reduce model complexity</w:t>
+      </w:r>
+    </w:p>
+    <w:p>
+      <w:pPr>
+        <w:pStyle w:val="NormalWeb"/>
+        <w:numPr>
+          <w:ilvl w:val="0"/>
+          <w:numId w:val="14"/>
+        </w:numPr>
+      </w:pPr>
+      <w:r>
+        <w:t>You want to improve generalization to new data</w:t>
+      </w:r>
+    </w:p>
+    <w:p>
+      <w:pPr>
+        <w:pStyle w:val="NormalWeb"/>
+        <w:rPr>
+          <w:rStyle w:val="BookTitle"/>
+        </w:rPr>
+      </w:pPr>
+    </w:p>
+    <w:p>
+      <w:pPr>
+        <w:pStyle w:val="NormalWeb"/>
+        <w:rPr>
+          <w:rStyle w:val="BookTitle"/>
+          <w:i w:val="0"/>
+          <w:iCs w:val="0"/>
+        </w:rPr>
+      </w:pPr>
+      <w:r>
+        <w:rPr>
+          <w:rStyle w:val="BookTitle"/>
+          <w:i w:val="0"/>
+          <w:iCs w:val="0"/>
+        </w:rPr>
+        <w:t>Ridge Regression (L2 Regularisation) :</w:t>
+      </w:r>
+      <w:r>
+        <w:rPr>
+          <w:rStyle w:val="BookTitle"/>
+          <w:i w:val="0"/>
+          <w:iCs w:val="0"/>
+        </w:rPr>
+        <w:t xml:space="preserve"> </w:t>
+      </w:r>
+      <w:r>
+        <w:rPr>
+          <w:rStyle w:val="BookTitle"/>
+          <w:i w:val="0"/>
+          <w:iCs w:val="0"/>
+        </w:rPr>
+        <w:t xml:space="preserve"> </w:t>
+      </w:r>
+    </w:p>
+    <w:p>
+      <w:pPr>
+        <w:pStyle w:val="NormalWeb"/>
+        <w:numPr>
+          <w:ilvl w:val="0"/>
+          <w:numId w:val="12"/>
+        </w:numPr>
+        <w:rPr>
+          <w:rStyle w:val="BookTitle"/>
+          <w:b w:val="0"/>
+          <w:bCs w:val="0"/>
+          <w:i w:val="0"/>
+          <w:iCs w:val="0"/>
+        </w:rPr>
+      </w:pPr>
+      <w:r>
+        <w:rPr>
+          <w:rStyle w:val="BookTitle"/>
+          <w:b w:val="0"/>
+          <w:bCs w:val="0"/>
+          <w:i w:val="0"/>
+          <w:iCs w:val="0"/>
+        </w:rPr>
+        <w:t>Overfitting is removed</w:t>
+      </w:r>
+    </w:p>
+    <w:p>
+      <w:pPr>
+        <w:pStyle w:val="NormalWeb"/>
+        <w:rPr>
+          <w:rStyle w:val="BookTitle"/>
+          <w:b w:val="0"/>
+          <w:bCs w:val="0"/>
+          <w:i w:val="0"/>
+          <w:iCs w:val="0"/>
+        </w:rPr>
+      </w:pPr>
+      <w:r>
+        <w:rPr>
+          <w:rStyle w:val="BookTitle"/>
+          <w:i w:val="0"/>
+          <w:iCs w:val="0"/>
+        </w:rPr>
+        <w:t>Lasso Regression</w:t>
+      </w:r>
+      <w:r>
+        <w:rPr>
+          <w:rStyle w:val="BookTitle"/>
+          <w:b w:val="0"/>
+          <w:bCs w:val="0"/>
+          <w:i w:val="0"/>
+          <w:iCs w:val="0"/>
+        </w:rPr>
+        <w:t xml:space="preserve"> </w:t>
+      </w:r>
+      <w:r>
+        <w:rPr>
+          <w:rStyle w:val="BookTitle"/>
+          <w:i w:val="0"/>
+          <w:iCs w:val="0"/>
+        </w:rPr>
+        <w:t>(L</w:t>
+      </w:r>
+      <w:r>
+        <w:rPr>
+          <w:rStyle w:val="BookTitle"/>
+          <w:i w:val="0"/>
+          <w:iCs w:val="0"/>
+        </w:rPr>
+        <w:t>1</w:t>
+      </w:r>
+      <w:r>
+        <w:rPr>
+          <w:rStyle w:val="BookTitle"/>
+          <w:i w:val="0"/>
+          <w:iCs w:val="0"/>
+        </w:rPr>
+        <w:t xml:space="preserve"> Regularisation)</w:t>
+      </w:r>
+      <w:r>
+        <w:rPr>
+          <w:rStyle w:val="BookTitle"/>
+          <w:b w:val="0"/>
+          <w:bCs w:val="0"/>
+          <w:i w:val="0"/>
+          <w:iCs w:val="0"/>
+        </w:rPr>
+        <w:t xml:space="preserve">: </w:t>
+      </w:r>
+    </w:p>
+    <w:p>
+      <w:pPr>
+        <w:pStyle w:val="NormalWeb"/>
+        <w:numPr>
+          <w:ilvl w:val="0"/>
+          <w:numId w:val="12"/>
+        </w:numPr>
+        <w:rPr>
+          <w:rStyle w:val="BookTitle"/>
+          <w:b w:val="0"/>
+          <w:bCs w:val="0"/>
+          <w:i w:val="0"/>
+          <w:iCs w:val="0"/>
+        </w:rPr>
+      </w:pPr>
+      <w:r>
+        <w:rPr>
+          <w:rStyle w:val="BookTitle"/>
+          <w:b w:val="0"/>
+          <w:bCs w:val="0"/>
+          <w:i w:val="0"/>
+          <w:iCs w:val="0"/>
+        </w:rPr>
+        <w:t>Overfitting is removed</w:t>
+      </w:r>
+    </w:p>
+    <w:p>
+      <w:pPr>
+        <w:pStyle w:val="NormalWeb"/>
+        <w:numPr>
+          <w:ilvl w:val="0"/>
+          <w:numId w:val="12"/>
+        </w:numPr>
+        <w:rPr>
+          <w:rStyle w:val="BookTitle"/>
+          <w:b w:val="0"/>
+          <w:bCs w:val="0"/>
+          <w:i w:val="0"/>
+          <w:iCs w:val="0"/>
+        </w:rPr>
+      </w:pPr>
+      <w:r>
+        <w:rPr>
+          <w:rStyle w:val="BookTitle"/>
+          <w:b w:val="0"/>
+          <w:bCs w:val="0"/>
+          <w:i w:val="0"/>
+          <w:iCs w:val="0"/>
+        </w:rPr>
+        <w:t>Helps in feature selection</w:t>
+      </w:r>
+      <w:r>
+        <w:rPr>
+          <w:rStyle w:val="BookTitle"/>
+          <w:b w:val="0"/>
+          <w:bCs w:val="0"/>
+          <w:i w:val="0"/>
+          <w:iCs w:val="0"/>
+        </w:rPr>
+        <w:t>(When coef</w:t>
+      </w:r>
+      <w:r>
+        <w:rPr>
+          <w:rStyle w:val="BookTitle"/>
+          <w:b w:val="0"/>
+          <w:bCs w:val="0"/>
+          <w:i w:val="0"/>
+          <w:iCs w:val="0"/>
+        </w:rPr>
+        <w:t>ficient values (theeta) are less respective features are ignored</w:t>
+      </w:r>
+      <w:r>
+        <w:rPr>
+          <w:rStyle w:val="BookTitle"/>
+          <w:b w:val="0"/>
+          <w:bCs w:val="0"/>
+          <w:i w:val="0"/>
+          <w:iCs w:val="0"/>
+        </w:rPr>
+        <w:t>)</w:t>
+      </w:r>
+    </w:p>
+    <w:tbl>
+      <w:tblPr>
+        <w:tblpPr w:leftFromText="180" w:rightFromText="180" w:vertAnchor="text" w:tblpY="1"/>
+        <w:tblOverlap w:val="never"/>
+        <w:tblW w:w="0" w:type="auto"/>
+        <w:tblCellSpacing w:w="15" w:type="dxa"/>
+        <w:tblCellMar>
+          <w:top w:w="15" w:type="dxa"/>
+          <w:left w:w="15" w:type="dxa"/>
+          <w:bottom w:w="15" w:type="dxa"/>
+          <w:right w:w="15" w:type="dxa"/>
+        </w:tblCellMar>
+        <w:tblLook w:val="04A0" w:firstRow="1" w:lastRow="0" w:firstColumn="1" w:lastColumn="0" w:noHBand="0" w:noVBand="1"/>
+      </w:tblPr>
+      <w:tblGrid>
+        <w:gridCol w:w="2271"/>
+        <w:gridCol w:w="3218"/>
+        <w:gridCol w:w="3537"/>
+      </w:tblGrid>
+      <w:tr>
+        <w:trPr>
+          <w:tblHeader/>
+          <w:tblCellSpacing w:w="15" w:type="dxa"/>
+        </w:trPr>
+        <w:tc>
+          <w:tcPr>
+            <w:tcW w:w="0" w:type="auto"/>
+            <w:vAlign w:val="center"/>
+            <w:hideMark/>
+          </w:tcPr>
+          <w:p>
+            <w:pPr>
+              <w:pStyle w:val="NormalWeb"/>
+              <w:rPr>
+                <w:b/>
+                <w:bCs/>
+                <w:spacing w:val="5"/>
+              </w:rPr>
+            </w:pPr>
+            <w:r>
+              <w:rPr>
+                <w:b/>
+                <w:bCs/>
+                <w:spacing w:val="5"/>
+              </w:rPr>
+              <w:t>Feature</w:t>
+            </w:r>
+          </w:p>
+        </w:tc>
+        <w:tc>
+          <w:tcPr>
+            <w:tcW w:w="0" w:type="auto"/>
+            <w:vAlign w:val="center"/>
+            <w:hideMark/>
+          </w:tcPr>
+          <w:p>
+            <w:pPr>
+              <w:pStyle w:val="NormalWeb"/>
+              <w:rPr>
+                <w:b/>
+                <w:bCs/>
+                <w:spacing w:val="5"/>
+              </w:rPr>
+            </w:pPr>
+            <w:r>
+              <w:rPr>
+                <w:b/>
+                <w:bCs/>
+                <w:spacing w:val="5"/>
+              </w:rPr>
+              <w:t>Ridge Regression</w:t>
+            </w:r>
+          </w:p>
+        </w:tc>
+        <w:tc>
+          <w:tcPr>
+            <w:tcW w:w="0" w:type="auto"/>
+            <w:vAlign w:val="center"/>
+            <w:hideMark/>
+          </w:tcPr>
+          <w:p>
+            <w:pPr>
+              <w:pStyle w:val="NormalWeb"/>
+              <w:rPr>
+                <w:b/>
+                <w:bCs/>
+                <w:spacing w:val="5"/>
+              </w:rPr>
+            </w:pPr>
+            <w:r>
+              <w:rPr>
+                <w:b/>
+                <w:bCs/>
+                <w:spacing w:val="5"/>
+              </w:rPr>
+              <w:t>Lasso Regression</w:t>
+            </w:r>
+          </w:p>
+        </w:tc>
+      </w:tr>
+      <w:tr>
+        <w:trPr>
+          <w:tblCellSpacing w:w="15" w:type="dxa"/>
+        </w:trPr>
+        <w:tc>
+          <w:tcPr>
+            <w:tcW w:w="0" w:type="auto"/>
+            <w:vAlign w:val="center"/>
+            <w:hideMark/>
+          </w:tcPr>
+          <w:p>
+            <w:pPr>
+              <w:pStyle w:val="NormalWeb"/>
+              <w:rPr>
+                <w:spacing w:val="5"/>
+              </w:rPr>
+            </w:pPr>
+            <w:r>
+              <w:rPr>
+                <w:b/>
+                <w:bCs/>
+                <w:spacing w:val="5"/>
+              </w:rPr>
+              <w:t>Penalty Type</w:t>
+            </w:r>
+          </w:p>
+        </w:tc>
+        <w:tc>
+          <w:tcPr>
+            <w:tcW w:w="0" w:type="auto"/>
+            <w:vAlign w:val="center"/>
+            <w:hideMark/>
+          </w:tcPr>
+          <w:p>
+            <w:pPr>
+              <w:pStyle w:val="NormalWeb"/>
+              <w:rPr>
+                <w:spacing w:val="5"/>
+              </w:rPr>
+            </w:pPr>
+            <w:r>
+              <w:rPr>
+                <w:spacing w:val="5"/>
+              </w:rPr>
+              <w:t>L2 Regularization: λ∑wi2\lambda \sum w_i^2</w:t>
+            </w:r>
+          </w:p>
+        </w:tc>
+        <w:tc>
+          <w:tcPr>
+            <w:tcW w:w="0" w:type="auto"/>
+            <w:vAlign w:val="center"/>
+            <w:hideMark/>
+          </w:tcPr>
+          <w:p>
+            <w:pPr>
+              <w:pStyle w:val="NormalWeb"/>
+              <w:rPr>
+                <w:spacing w:val="5"/>
+              </w:rPr>
+            </w:pPr>
+            <w:r>
+              <w:rPr>
+                <w:spacing w:val="5"/>
+              </w:rPr>
+              <w:t>L1 Regularization: ( \lambda \sum</w:t>
+            </w:r>
+          </w:p>
+        </w:tc>
+      </w:tr>
+      <w:tr>
+        <w:trPr>
+          <w:tblCellSpacing w:w="15" w:type="dxa"/>
+        </w:trPr>
+        <w:tc>
+          <w:tcPr>
+            <w:tcW w:w="0" w:type="auto"/>
+            <w:vAlign w:val="center"/>
+            <w:hideMark/>
+          </w:tcPr>
+          <w:p>
+            <w:pPr>
+              <w:pStyle w:val="NormalWeb"/>
+              <w:rPr>
+                <w:spacing w:val="5"/>
+              </w:rPr>
+            </w:pPr>
+            <w:r>
+              <w:rPr>
+                <w:b/>
+                <w:bCs/>
+                <w:spacing w:val="5"/>
+              </w:rPr>
+              <w:t>Effect on Coefficients</w:t>
+            </w:r>
+          </w:p>
+        </w:tc>
+        <w:tc>
+          <w:tcPr>
+            <w:tcW w:w="0" w:type="auto"/>
+            <w:vAlign w:val="center"/>
+            <w:hideMark/>
+          </w:tcPr>
+          <w:p>
+            <w:pPr>
+              <w:pStyle w:val="NormalWeb"/>
+              <w:rPr>
+                <w:spacing w:val="5"/>
+              </w:rPr>
+            </w:pPr>
+            <w:r>
+              <w:rPr>
+                <w:spacing w:val="5"/>
+              </w:rPr>
+              <w:t xml:space="preserve">Shrinks coefficients but </w:t>
+            </w:r>
+            <w:r>
+              <w:rPr>
+                <w:b/>
+                <w:bCs/>
+                <w:spacing w:val="5"/>
+              </w:rPr>
+              <w:t>doesn’t set any to zero</w:t>
+            </w:r>
+          </w:p>
+        </w:tc>
+        <w:tc>
+          <w:tcPr>
+            <w:tcW w:w="0" w:type="auto"/>
+            <w:vAlign w:val="center"/>
+            <w:hideMark/>
+          </w:tcPr>
+          <w:p>
+            <w:pPr>
+              <w:pStyle w:val="NormalWeb"/>
+              <w:rPr>
+                <w:spacing w:val="5"/>
+              </w:rPr>
+            </w:pPr>
+            <w:r>
+              <w:rPr>
+                <w:spacing w:val="5"/>
+              </w:rPr>
+              <w:t xml:space="preserve">Shrinks some coefficients </w:t>
+            </w:r>
+            <w:r>
+              <w:rPr>
+                <w:b/>
+                <w:bCs/>
+                <w:spacing w:val="5"/>
+              </w:rPr>
+              <w:t>exactly to zero</w:t>
+            </w:r>
+            <w:r>
+              <w:rPr>
+                <w:spacing w:val="5"/>
+              </w:rPr>
+              <w:t xml:space="preserve"> (performs feature selection)</w:t>
+            </w:r>
+          </w:p>
+        </w:tc>
+      </w:tr>
+      <w:tr>
+        <w:trPr>
+          <w:tblCellSpacing w:w="15" w:type="dxa"/>
+        </w:trPr>
+        <w:tc>
+          <w:tcPr>
+            <w:tcW w:w="0" w:type="auto"/>
+            <w:vAlign w:val="center"/>
+            <w:hideMark/>
+          </w:tcPr>
+          <w:p>
+            <w:pPr>
+              <w:pStyle w:val="NormalWeb"/>
+              <w:rPr>
+                <w:spacing w:val="5"/>
+              </w:rPr>
+            </w:pPr>
+            <w:r>
+              <w:rPr>
+                <w:b/>
+                <w:bCs/>
+                <w:spacing w:val="5"/>
+              </w:rPr>
+              <w:t>When to Use</w:t>
+            </w:r>
+          </w:p>
+        </w:tc>
+        <w:tc>
+          <w:tcPr>
+            <w:tcW w:w="0" w:type="auto"/>
+            <w:vAlign w:val="center"/>
+            <w:hideMark/>
+          </w:tcPr>
+          <w:p>
+            <w:pPr>
+              <w:pStyle w:val="NormalWeb"/>
+              <w:rPr>
+                <w:spacing w:val="5"/>
+              </w:rPr>
+            </w:pPr>
+            <w:r>
+              <w:rPr>
+                <w:spacing w:val="5"/>
+              </w:rPr>
+              <w:t>When all features are useful but need regularization</w:t>
+            </w:r>
+          </w:p>
+        </w:tc>
+        <w:tc>
+          <w:tcPr>
+            <w:tcW w:w="0" w:type="auto"/>
+            <w:vAlign w:val="center"/>
+            <w:hideMark/>
+          </w:tcPr>
+          <w:p>
+            <w:pPr>
+              <w:pStyle w:val="NormalWeb"/>
+              <w:rPr>
+                <w:spacing w:val="5"/>
+              </w:rPr>
+            </w:pPr>
+            <w:r>
+              <w:rPr>
+                <w:spacing w:val="5"/>
+              </w:rPr>
+              <w:t xml:space="preserve">When you suspect </w:t>
+            </w:r>
+            <w:r>
+              <w:rPr>
+                <w:b/>
+                <w:bCs/>
+                <w:spacing w:val="5"/>
+              </w:rPr>
+              <w:t>some features are irrelevant</w:t>
+            </w:r>
+          </w:p>
+        </w:tc>
+      </w:tr>
+      <w:tr>
+        <w:trPr>
+          <w:tblCellSpacing w:w="15" w:type="dxa"/>
+        </w:trPr>
+        <w:tc>
+          <w:tcPr>
+            <w:tcW w:w="0" w:type="auto"/>
+            <w:vAlign w:val="center"/>
+            <w:hideMark/>
+          </w:tcPr>
+          <w:p>
+            <w:pPr>
+              <w:pStyle w:val="NormalWeb"/>
+              <w:rPr>
+                <w:spacing w:val="5"/>
+              </w:rPr>
+            </w:pPr>
+            <w:r>
+              <w:rPr>
+                <w:b/>
+                <w:bCs/>
+                <w:spacing w:val="5"/>
+              </w:rPr>
+              <w:t>Multicollinearity</w:t>
+            </w:r>
+          </w:p>
+        </w:tc>
+        <w:tc>
+          <w:tcPr>
+            <w:tcW w:w="0" w:type="auto"/>
+            <w:vAlign w:val="center"/>
+            <w:hideMark/>
+          </w:tcPr>
+          <w:p>
+            <w:pPr>
+              <w:pStyle w:val="NormalWeb"/>
+              <w:rPr>
+                <w:spacing w:val="5"/>
+              </w:rPr>
+            </w:pPr>
+            <w:r>
+              <w:rPr>
+                <w:spacing w:val="5"/>
+              </w:rPr>
+              <w:t>Reduces model variance and handles multicollinearity well</w:t>
+            </w:r>
+          </w:p>
+        </w:tc>
+        <w:tc>
+          <w:tcPr>
+            <w:tcW w:w="0" w:type="auto"/>
+            <w:vAlign w:val="center"/>
+            <w:hideMark/>
+          </w:tcPr>
+          <w:p>
+            <w:pPr>
+              <w:pStyle w:val="NormalWeb"/>
+              <w:rPr>
+                <w:spacing w:val="5"/>
+              </w:rPr>
+            </w:pPr>
+            <w:r>
+              <w:rPr>
+                <w:spacing w:val="5"/>
+              </w:rPr>
+              <w:t>Can select one feature and ignore others in correlated groups</w:t>
+            </w:r>
+          </w:p>
+        </w:tc>
+      </w:tr>
+      <w:tr>
+        <w:trPr>
+          <w:tblCellSpacing w:w="15" w:type="dxa"/>
+        </w:trPr>
+        <w:tc>
+          <w:tcPr>
+            <w:tcW w:w="0" w:type="auto"/>
+            <w:vAlign w:val="center"/>
+            <w:hideMark/>
+          </w:tcPr>
+          <w:p>
+            <w:pPr>
+              <w:pStyle w:val="NormalWeb"/>
+              <w:rPr>
+                <w:spacing w:val="5"/>
+              </w:rPr>
+            </w:pPr>
+            <w:r>
+              <w:rPr>
+                <w:b/>
+                <w:bCs/>
+                <w:spacing w:val="5"/>
+              </w:rPr>
+              <w:t>Model Interpretability</w:t>
+            </w:r>
+          </w:p>
+        </w:tc>
+        <w:tc>
+          <w:tcPr>
+            <w:tcW w:w="0" w:type="auto"/>
+            <w:vAlign w:val="center"/>
+            <w:hideMark/>
+          </w:tcPr>
+          <w:p>
+            <w:pPr>
+              <w:pStyle w:val="NormalWeb"/>
+              <w:rPr>
+                <w:spacing w:val="5"/>
+              </w:rPr>
+            </w:pPr>
+            <w:r>
+              <w:rPr>
+                <w:spacing w:val="5"/>
+              </w:rPr>
+              <w:t>Less interpretable (all features retained)</w:t>
+            </w:r>
+          </w:p>
+        </w:tc>
+        <w:tc>
+          <w:tcPr>
+            <w:tcW w:w="0" w:type="auto"/>
+            <w:vAlign w:val="center"/>
+            <w:hideMark/>
+          </w:tcPr>
+          <w:p>
+            <w:pPr>
+              <w:pStyle w:val="NormalWeb"/>
+              <w:rPr>
+                <w:spacing w:val="5"/>
+              </w:rPr>
+            </w:pPr>
+            <w:r>
+              <w:rPr>
+                <w:spacing w:val="5"/>
+              </w:rPr>
+              <w:t>More interpretable (some features removed)</w:t>
+            </w:r>
+          </w:p>
+        </w:tc>
+      </w:tr>
+      <w:tr>
+        <w:trPr>
+          <w:tblCellSpacing w:w="15" w:type="dxa"/>
+        </w:trPr>
+        <w:tc>
+          <w:tcPr>
+            <w:tcW w:w="0" w:type="auto"/>
+            <w:vAlign w:val="center"/>
+            <w:hideMark/>
+          </w:tcPr>
+          <w:p>
+            <w:pPr>
+              <w:pStyle w:val="NormalWeb"/>
+              <w:rPr>
+                <w:spacing w:val="5"/>
+              </w:rPr>
+            </w:pPr>
+            <w:r>
+              <w:rPr>
+                <w:b/>
+                <w:bCs/>
+                <w:spacing w:val="5"/>
+              </w:rPr>
+              <w:t>Computational Complexity</w:t>
+            </w:r>
+          </w:p>
+        </w:tc>
+        <w:tc>
+          <w:tcPr>
+            <w:tcW w:w="0" w:type="auto"/>
+            <w:vAlign w:val="center"/>
+            <w:hideMark/>
+          </w:tcPr>
+          <w:p>
+            <w:pPr>
+              <w:pStyle w:val="NormalWeb"/>
+              <w:rPr>
+                <w:spacing w:val="5"/>
+              </w:rPr>
+            </w:pPr>
+            <w:r>
+              <w:rPr>
+                <w:spacing w:val="5"/>
+              </w:rPr>
+              <w:t>Slightly less complex</w:t>
+            </w:r>
+          </w:p>
+        </w:tc>
+        <w:tc>
+          <w:tcPr>
+            <w:tcW w:w="0" w:type="auto"/>
+            <w:vAlign w:val="center"/>
+            <w:hideMark/>
+          </w:tcPr>
+          <w:p>
+            <w:pPr>
+              <w:pStyle w:val="NormalWeb"/>
+              <w:rPr>
+                <w:spacing w:val="5"/>
+              </w:rPr>
+            </w:pPr>
+            <w:r>
+              <w:rPr>
+                <w:spacing w:val="5"/>
+              </w:rPr>
+              <w:t>Slightly more complex due to sparsity</w:t>
+            </w:r>
+          </w:p>
+        </w:tc>
+      </w:tr>
+      <w:tr>
+        <w:trPr>
+          <w:tblCellSpacing w:w="15" w:type="dxa"/>
+        </w:trPr>
+        <w:tc>
+          <w:tcPr>
+            <w:tcW w:w="0" w:type="auto"/>
+            <w:vAlign w:val="center"/>
+            <w:hideMark/>
+          </w:tcPr>
+          <w:p>
+            <w:pPr>
+              <w:pStyle w:val="NormalWeb"/>
+              <w:rPr>
+                <w:spacing w:val="5"/>
+              </w:rPr>
+            </w:pPr>
+            <w:r>
+              <w:rPr>
+                <w:b/>
+                <w:bCs/>
+                <w:spacing w:val="5"/>
+              </w:rPr>
+              <w:t>Suitable For</w:t>
+            </w:r>
+          </w:p>
+        </w:tc>
+        <w:tc>
+          <w:tcPr>
+            <w:tcW w:w="0" w:type="auto"/>
+            <w:vAlign w:val="center"/>
+            <w:hideMark/>
+          </w:tcPr>
+          <w:p>
+            <w:pPr>
+              <w:pStyle w:val="NormalWeb"/>
+              <w:rPr>
+                <w:spacing w:val="5"/>
+              </w:rPr>
+            </w:pPr>
+            <w:r>
+              <w:rPr>
+                <w:spacing w:val="5"/>
+              </w:rPr>
+              <w:t>High-dimensional datasets with many correlated variables</w:t>
+            </w:r>
+          </w:p>
+        </w:tc>
+        <w:tc>
+          <w:tcPr>
+            <w:tcW w:w="0" w:type="auto"/>
+            <w:vAlign w:val="center"/>
+            <w:hideMark/>
+          </w:tcPr>
+          <w:p>
+            <w:pPr>
+              <w:pStyle w:val="NormalWeb"/>
+              <w:rPr>
+                <w:spacing w:val="5"/>
+              </w:rPr>
+            </w:pPr>
+            <w:r>
+              <w:rPr>
+                <w:spacing w:val="5"/>
+              </w:rPr>
+              <w:t>Sparse models where only a few features are important</w:t>
+            </w:r>
+          </w:p>
+        </w:tc>
+      </w:tr>
+    </w:tbl>
+    <w:p>
+      <w:pPr>
+        <w:pStyle w:val="NormalWeb"/>
+        <w:rPr>
+          <w:rStyle w:val="BookTitle"/>
+          <w:b w:val="0"/>
+          <w:bCs w:val="0"/>
+          <w:i w:val="0"/>
+          <w:iCs w:val="0"/>
+        </w:rPr>
+      </w:pPr>
+      <w:r>
+        <w:rPr>
+          <w:rStyle w:val="BookTitle"/>
+          <w:b w:val="0"/>
+          <w:bCs w:val="0"/>
+          <w:i w:val="0"/>
+          <w:iCs w:val="0"/>
+        </w:rPr>
+        <w:lastRenderedPageBreak/>
+        <w:drawing>
+          <wp:inline distT="0" distB="0" distL="0" distR="0" wp14:anchorId="6B20CA4A" wp14:editId="3ACBF6DD">
+            <wp:extent cx="5731510" cy="2994025"/>
+            <wp:effectExtent l="0" t="0" r="2540" b="0"/>
+            <wp:docPr id="576517902" name="Picture 1"/>
+            <wp:cNvGraphicFramePr>
+              <a:graphicFrameLocks xmlns:a="http://schemas.openxmlformats.org/drawingml/2006/main" noChangeAspect="1"/>
+            </wp:cNvGraphicFramePr>
+            <a:graphic xmlns:a="http://schemas.openxmlformats.org/drawingml/2006/main">
+              <a:graphicData uri="http://schemas.openxmlformats.org/drawingml/2006/picture">
+                <pic:pic xmlns:pic="http://schemas.openxmlformats.org/drawingml/2006/picture">
+                  <pic:nvPicPr>
+                    <pic:cNvPr id="576517902" name=""/>
+                    <pic:cNvPicPr/>
+                  </pic:nvPicPr>
+                  <pic:blipFill>
+                    <a:blip r:embed="rId10"/>
+                    <a:stretch>
+                      <a:fillRect/>
+                    </a:stretch>
+                  </pic:blipFill>
+                  <pic:spPr>
+                    <a:xfrm>
+                      <a:off x="0" y="0"/>
+                      <a:ext cx="5731510" cy="2994025"/>
+                    </a:xfrm>
+                    <a:prstGeom prst="rect">
+                      <a:avLst/>
+                    </a:prstGeom>
+                  </pic:spPr>
+                </pic:pic>
+              </a:graphicData>
+            </a:graphic>
+          </wp:inline>
+        </w:drawing>
+      </w:r>
+    </w:p>
+    <w:p>
+      <w:pPr>
+        <w:pStyle w:val="NormalWeb"/>
+        <w:rPr>
+          <w:b/>
+          <w:bCs/>
+          <w:spacing w:val="5"/>
+        </w:rPr>
+      </w:pPr>
+      <w:r>
+        <w:rPr>
+          <w:rFonts w:ascii="Segoe UI Emoji" w:hAnsi="Segoe UI Emoji" w:cs="Segoe UI Emoji"/>
+          <w:b/>
+          <w:bCs/>
+          <w:spacing w:val="5"/>
+        </w:rPr>
+        <w:t>📌</w:t>
+      </w:r>
+      <w:r>
+        <w:rPr>
+          <w:b/>
+          <w:bCs/>
+          <w:spacing w:val="5"/>
+        </w:rPr>
+        <w:t xml:space="preserve"> RSS (Residual Sum of Squares) Formula</w:t>
+      </w:r>
+    </w:p>
+    <w:p>
+      <w:pPr>
+        <w:pStyle w:val="NormalWeb"/>
+        <w:rPr>
+          <w:spacing w:val="5"/>
+        </w:rPr>
+      </w:pPr>
+      <w:r>
+        <w:rPr>
+          <w:spacing w:val="5"/>
+        </w:rPr>
+        <w:t xml:space="preserve">The </w:t>
+      </w:r>
+      <w:r>
+        <w:rPr>
+          <w:b/>
+          <w:bCs/>
+          <w:spacing w:val="5"/>
+        </w:rPr>
+        <w:t>Residual Sum of Squares (RSS)</w:t>
+      </w:r>
+      <w:r>
+        <w:rPr>
+          <w:spacing w:val="5"/>
+        </w:rPr>
+        <w:t xml:space="preserve"> measures the </w:t>
+      </w:r>
+      <w:r>
+        <w:rPr>
+          <w:b/>
+          <w:bCs/>
+          <w:spacing w:val="5"/>
+        </w:rPr>
+        <w:t>total squared difference</w:t>
+      </w:r>
+      <w:r>
+        <w:rPr>
+          <w:spacing w:val="5"/>
+        </w:rPr>
+        <w:t xml:space="preserve"> between the actual and predicted values in a regression model. It quantifies the amount of error or "unexplained variation" in your model.</w:t>
+      </w:r>
+    </w:p>
+    <w:p>
+      <w:pPr>
+        <w:pStyle w:val="NormalWeb"/>
+        <w:rPr>
+          <w:spacing w:val="5"/>
+        </w:rPr>
+      </w:pPr>
+      <w:r>
+        <w:rPr>
+          <w:spacing w:val="5"/>
+        </w:rPr>
+        <w:pict w14:anchorId="1B426B90">
+          <v:rect id="_x0000_i1061" style="width:0;height:1.5pt" o:hralign="center" o:hrstd="t" o:hr="t" fillcolor="#a0a0a0" stroked="f"/>
+        </w:pict>
+      </w:r>
+    </w:p>
+    <w:p>
+      <w:pPr>
+        <w:pStyle w:val="NormalWeb"/>
+        <w:rPr>
+          <w:b/>
+          <w:bCs/>
+          <w:spacing w:val="5"/>
+        </w:rPr>
+      </w:pPr>
+      <w:r>
+        <w:rPr>
+          <w:rFonts w:ascii="Segoe UI Emoji" w:hAnsi="Segoe UI Emoji" w:cs="Segoe UI Emoji"/>
+          <w:b/>
+          <w:bCs/>
+          <w:spacing w:val="5"/>
+        </w:rPr>
+        <w:t>🔣</w:t>
+      </w:r>
+      <w:r>
+        <w:rPr>
+          <w:b/>
+          <w:bCs/>
+          <w:spacing w:val="5"/>
+        </w:rPr>
+        <w:t xml:space="preserve"> Mathematical Formula:</w:t>
+      </w:r>
+    </w:p>
+    <w:p>
+      <w:pPr>
+        <w:pStyle w:val="NormalWeb"/>
+        <w:rPr>
+          <w:spacing w:val="5"/>
+        </w:rPr>
+      </w:pPr>
+      <w:r>
+        <w:rPr>
+          <w:spacing w:val="5"/>
+        </w:rPr>
+        <w:t xml:space="preserve">RSS=∑i=1n(yi−y^i)2\text{RSS} = \sum_{i=1}^{n} (y_i - \hat{y}_i)^2RSS=i=1∑n​(yi​−y^​i​)2 </w:t>
+      </w:r>
+    </w:p>
+    <w:p>
+      <w:pPr>
+        <w:pStyle w:val="NormalWeb"/>
+        <w:rPr>
+          <w:spacing w:val="5"/>
+        </w:rPr>
+      </w:pPr>
+      <w:r>
+        <w:rPr>
+          <w:spacing w:val="5"/>
+        </w:rPr>
+        <w:t>Where:</w:t>
+      </w:r>
+    </w:p>
+    <w:p>
+      <w:pPr>
+        <w:pStyle w:val="NormalWeb"/>
+        <w:numPr>
+          <w:ilvl w:val="0"/>
+          <w:numId w:val="15"/>
+        </w:numPr>
+        <w:rPr>
+          <w:spacing w:val="5"/>
+        </w:rPr>
+      </w:pPr>
+      <w:r>
+        <w:rPr>
+          <w:spacing w:val="5"/>
+        </w:rPr>
+        <w:t>yiy_iyi​ = actual value</w:t>
+      </w:r>
+    </w:p>
+    <w:p>
+      <w:pPr>
+        <w:pStyle w:val="NormalWeb"/>
+        <w:numPr>
+          <w:ilvl w:val="0"/>
+          <w:numId w:val="15"/>
+        </w:numPr>
+        <w:rPr>
+          <w:spacing w:val="5"/>
+        </w:rPr>
+      </w:pPr>
+      <w:r>
+        <w:rPr>
+          <w:spacing w:val="5"/>
+        </w:rPr>
+        <w:t>y^i\hat{y}_iy^​i​ = predicted value</w:t>
+      </w:r>
+    </w:p>
+    <w:p>
+      <w:pPr>
+        <w:pStyle w:val="NormalWeb"/>
+        <w:numPr>
+          <w:ilvl w:val="0"/>
+          <w:numId w:val="15"/>
+        </w:numPr>
+        <w:rPr>
+          <w:spacing w:val="5"/>
+        </w:rPr>
+      </w:pPr>
+      <w:r>
+        <w:rPr>
+          <w:spacing w:val="5"/>
+        </w:rPr>
+        <w:t>nnn = number of observations</w:t>
+      </w:r>
+    </w:p>
+    <w:p>
+      <w:pPr>
+        <w:pStyle w:val="NormalWeb"/>
+        <w:rPr>
+          <w:spacing w:val="5"/>
+        </w:rPr>
+      </w:pPr>
+      <w:r>
+        <w:rPr>
+          <w:spacing w:val="5"/>
+        </w:rPr>
+        <w:pict w14:anchorId="5E252F41">
+          <v:rect id="_x0000_i1062" style="width:0;height:1.5pt" o:hralign="center" o:hrstd="t" o:hr="t" fillcolor="#a0a0a0" stroked="f"/>
+        </w:pict>
+      </w:r>
+    </w:p>
+    <w:p>
+      <w:pPr>
+        <w:pStyle w:val="NormalWeb"/>
+        <w:rPr>
+          <w:b/>
+          <w:bCs/>
+          <w:spacing w:val="5"/>
+        </w:rPr>
+      </w:pPr>
+      <w:r>
+        <w:rPr>
+          <w:rFonts w:ascii="Segoe UI Emoji" w:hAnsi="Segoe UI Emoji" w:cs="Segoe UI Emoji"/>
+          <w:b/>
+          <w:bCs/>
+          <w:spacing w:val="5"/>
+        </w:rPr>
+        <w:t>🧠</w:t>
+      </w:r>
+      <w:r>
+        <w:rPr>
+          <w:b/>
+          <w:bCs/>
+          <w:spacing w:val="5"/>
+        </w:rPr>
+        <w:t xml:space="preserve"> What RSS Represents:</w:t>
+      </w:r>
+    </w:p>
+    <w:p>
+      <w:pPr>
+        <w:pStyle w:val="NormalWeb"/>
+        <w:numPr>
+          <w:ilvl w:val="0"/>
+          <w:numId w:val="16"/>
+        </w:numPr>
+        <w:rPr>
+          <w:spacing w:val="5"/>
+        </w:rPr>
+      </w:pPr>
+      <w:r>
+        <w:rPr>
+          <w:b/>
+          <w:bCs/>
+          <w:spacing w:val="5"/>
+        </w:rPr>
+        <w:t>Lower RSS</w:t>
+      </w:r>
+      <w:r>
+        <w:rPr>
+          <w:spacing w:val="5"/>
+        </w:rPr>
+        <w:t xml:space="preserve"> means a better fit.</w:t>
+      </w:r>
+    </w:p>
+    <w:p>
+      <w:pPr>
+        <w:pStyle w:val="NormalWeb"/>
+        <w:numPr>
+          <w:ilvl w:val="0"/>
+          <w:numId w:val="16"/>
+        </w:numPr>
+        <w:rPr>
+          <w:spacing w:val="5"/>
+        </w:rPr>
+      </w:pPr>
+      <w:r>
+        <w:rPr>
+          <w:b/>
+          <w:bCs/>
+          <w:spacing w:val="5"/>
+        </w:rPr>
+        <w:t>RSS = 0</w:t>
+      </w:r>
+      <w:r>
+        <w:rPr>
+          <w:spacing w:val="5"/>
+        </w:rPr>
+        <w:t xml:space="preserve"> means the model predicts perfectly (rare in practice).</w:t>
+      </w:r>
+    </w:p>
+    <w:p>
+      <w:pPr>
+        <w:pStyle w:val="NormalWeb"/>
+        <w:numPr>
+          <w:ilvl w:val="0"/>
+          <w:numId w:val="16"/>
+        </w:numPr>
+        <w:rPr>
+          <w:spacing w:val="5"/>
+        </w:rPr>
+      </w:pPr>
+      <w:r>
+        <w:rPr>
+          <w:spacing w:val="5"/>
+        </w:rPr>
+        <w:t xml:space="preserve">It is the </w:t>
+      </w:r>
+      <w:r>
+        <w:rPr>
+          <w:b/>
+          <w:bCs/>
+          <w:spacing w:val="5"/>
+        </w:rPr>
+        <w:t>core component of MSE</w:t>
+      </w:r>
+      <w:r>
+        <w:rPr>
+          <w:spacing w:val="5"/>
+        </w:rPr>
+        <w:t>, since:</w:t>
+      </w:r>
+    </w:p>
+    <w:p>
+      <w:pPr>
+        <w:pStyle w:val="NormalWeb"/>
+        <w:rPr>
+          <w:rStyle w:val="BookTitle"/>
+          <w:b w:val="0"/>
+          <w:bCs w:val="0"/>
+          <w:i w:val="0"/>
+          <w:iCs w:val="0"/>
+        </w:rPr>
+      </w:pPr>
+      <w:r>
+        <w:rPr>
+          <w:spacing w:val="5"/>
+        </w:rPr>
+        <w:t>MSE=RSSn\text{MSE} = \frac{RSS}{n}MSE=nRSS​</w:t>
+      </w:r>
+    </w:p>
+    <w:p>
+      <w:pPr>
+        <w:pStyle w:val="NormalWeb"/>
+        <w:rPr>
+          <w:rStyle w:val="BookTitle"/>
+          <w:i w:val="0"/>
+          <w:iCs w:val="0"/>
+        </w:rPr>
+      </w:pPr>
+    </w:p>
+    <w:p>
+      <w:pPr>
+        <w:pStyle w:val="NormalWeb"/>
+        <w:ind w:left="720"/>
+        <w:rPr>
+          <w:rStyle w:val="BookTitle"/>
+          <w:i w:val="0"/>
+          <w:iCs w:val="0"/>
+        </w:rPr>
+      </w:pPr>
+    </w:p>
+    <w:p>
+      <w:pPr>
+        <w:pStyle w:val="NormalWeb"/>
+        <w:ind w:left="720"/>
+        <w:rPr>
+          <w:b/>
+          <w:bCs/>
+          <w:spacing w:val="5"/>
+        </w:rPr>
+      </w:pPr>
+    </w:p>
+    <w:p>
+      <w:pPr>
+        <w:pStyle w:val="NormalWeb"/>
+      </w:pPr>
+    </w:p>
+    <w:p>
+      <w:pPr>
+        <w:pStyle w:val="NormalWeb"/>
+      </w:pPr>
+    </w:p>
+    <w:p>
+      <w:pPr>
+        <w:pStyle w:val="NormalWeb"/>
+        <w:ind w:left="360"/>
+      </w:pPr>
+    </w:p>
+    <w:p/>
+    <w:p/>
+    <w:p/>
     <w:p>
       <w:pPr>
         <w:rPr>
@@ -1745,8 +4888,472 @@
 </file>
 
 <file path=word/numbering.xml><?xml version="1.0" encoding="utf-8"?>
-<w:numbering xmlns:wpc="http://schemas.microsoft.com/office/word/2010/wordprocessingCanvas" xmlns:cx="http://schemas.microsoft.com/office/drawing/2014/chartex" xmlns:cx1="http://schemas.microsoft.com/office/drawing/2015/9/8/chartex" xmlns:cx2="http://schemas.microsoft.com/office/drawing/2015/10/21/chartex" xmlns:cx3="http://schemas.microsoft.com/office/drawing/2016/5/9/chartex" xmlns:cx4="http://schemas.microsoft.com/office/drawing/2016/5/10/chartex" xmlns:cx5="http://schemas.microsoft.com/office/drawing/2016/5/11/chartex" xmlns:cx6="http://schemas.microsoft.com/office/drawing/2016/5/12/chartex" xmlns:cx7="http://schemas.microsoft.com/office/drawing/2016/5/13/chartex" xmlns:cx8="http://schemas.microsoft.com/office/drawing/2016/5/14/chartex" xmlns:mc="http://schemas.openxmlformats.org/markup-compatibility/2006" xmlns:aink="http://schemas.microsoft.com/office/drawing/2016/ink" xmlns:am3d="http://schemas.microsoft.com/office/drawing/2017/model3d" xmlns:o="urn:schemas-microsoft-com:office:office" xmlns:oel="http://schemas.microsoft.com/office/2019/extlst" xmlns:r="http://schemas.openxmlformats.org/officeDocument/2006/relationships" xmlns:m="http://schemas.openxmlformats.org/officeDocument/2006/math" xmlns:v="urn:schemas-microsoft-com:vml" xmlns:wp14="http://schemas.microsoft.com/office/word/2010/wordprocessingDrawing" xmlns:wp="http://schemas.openxmlformats.org/drawingml/2006/wordprocessingDrawing" xmlns:w10="urn:schemas-microsoft-com:office:word" xmlns:w="http://schemas.openxmlformats.org/wordprocessingml/2006/main" xmlns:w14="http://schemas.microsoft.com/office/word/2010/wordml" xmlns:w15="http://schemas.microsoft.com/office/word/2012/wordml" xmlns:w16cex="http://schemas.microsoft.com/office/word/2018/wordml/cex" xmlns:w16cid="http://schemas.microsoft.com/office/word/2016/wordml/cid" xmlns:w16="http://schemas.microsoft.com/office/word/2018/wordml" xmlns:w16du="http://schemas.microsoft.com/office/word/2023/wordml/word16du" xmlns:w16sdtdh="http://schemas.microsoft.com/office/word/2020/wordml/sdtdatahash" xmlns:w16sdtfl="http://schemas.microsoft.com/office/word/2024/wordml/sdtformatlock" xmlns:w16se="http://schemas.microsoft.com/office/word/2015/wordml/symex" xmlns:wpg="http://schemas.microsoft.com/office/word/2010/wordprocessingGroup" xmlns:wpi="http://schemas.microsoft.com/office/word/2010/wordprocessingInk" xmlns:wne="http://schemas.microsoft.com/office/word/2006/wordml" xmlns:wps="http://schemas.microsoft.com/office/word/2010/wordprocessingShape" mc:Ignorable="w14 w15 w16se w16cid w16 w16cex w16sdtdh w16sdtfl w16du wp14">
+<w:numbering xmlns:wpc="http://schemas.microsoft.com/office/word/2010/wordprocessingCanvas" xmlns:cx="http://schemas.microsoft.com/office/drawing/2014/chartex" xmlns:cx1="http://schemas.microsoft.com/office/drawing/2015/9/8/chartex" xmlns:cx2="http://schemas.microsoft.com/office/drawing/2015/10/21/chartex" xmlns:cx3="http://schemas.microsoft.com/office/drawing/2016/5/9/chartex" xmlns:cx4="http://schemas.microsoft.com/office/drawing/2016/5/10/chartex" xmlns:cx5="http://schemas.microsoft.com/office/drawing/2016/5/11/chartex" xmlns:cx6="http://schemas.microsoft.com/office/drawing/2016/5/12/chartex" xmlns:cx7="http://schemas.microsoft.com/office/drawing/2016/5/13/chartex" xmlns:cx8="http://schemas.microsoft.com/office/drawing/2016/5/14/chartex" xmlns:mc="http://schemas.openxmlformats.org/markup-compatibility/2006" xmlns:aink="http://schemas.microsoft.com/office/drawing/2016/ink" xmlns:am3d="http://schemas.microsoft.com/office/drawing/2017/model3d" xmlns:o="urn:schemas-microsoft-com:office:office" xmlns:oel="http://schemas.microsoft.com/office/2019/extlst" xmlns:r="http://schemas.openxmlformats.org/officeDocument/2006/relationships" xmlns:m="http://schemas.openxmlformats.org/officeDocument/2006/math" xmlns:v="urn:schemas-microsoft-com:vml" xmlns:wp14="http://schemas.microsoft.com/office/word/2010/wordprocessingDrawing" xmlns:wp="http://schemas.openxmlformats.org/drawingml/2006/wordprocessingDrawing" xmlns:w10="urn:schemas-microsoft-com:office:word" xmlns:w="http://schemas.openxmlformats.org/wordprocessingml/2006/main" xmlns:w14="http://schemas.microsoft.com/office/word/2010/wordml" xmlns:w15="http://schemas.microsoft.com/office/word/2012/wordml" xmlns:w16cex="http://schemas.microsoft.com/office/word/2018/wordml/cex" xmlns:w16cid="http://schemas.microsoft.com/office/word/2016/wordml/cid" xmlns:w16="http://schemas.microsoft.com/office/word/2018/wordml" xmlns:w16sdtdh="http://schemas.microsoft.com/office/word/2020/wordml/sdtdatahash" xmlns:w16se="http://schemas.microsoft.com/office/word/2015/wordml/symex" xmlns:wpg="http://schemas.microsoft.com/office/word/2010/wordprocessingGroup" xmlns:wpi="http://schemas.microsoft.com/office/word/2010/wordprocessingInk" xmlns:wne="http://schemas.microsoft.com/office/word/2006/wordml" xmlns:wps="http://schemas.microsoft.com/office/word/2010/wordprocessingShape" mc:Ignorable="w14 w15 w16se w16cid w16 w16cex w16sdtdh wp14">
   <w:abstractNum w:abstractNumId="0" w15:restartNumberingAfterBreak="0">
+    <w:nsid w:val="018D1DAB"/>
+    <w:multiLevelType w:val="multilevel"/>
+    <w:tmpl w:val="D324C37A"/>
+    <w:lvl w:ilvl="0">
+      <w:start w:val="1"/>
+      <w:numFmt w:val="decimal"/>
+      <w:lvlText w:val="%1."/>
+      <w:lvlJc w:val="left"/>
+      <w:pPr>
+        <w:tabs>
+          <w:tab w:val="num" w:pos="720"/>
+        </w:tabs>
+        <w:ind w:left="720" w:hanging="360"/>
+      </w:pPr>
+    </w:lvl>
+    <w:lvl w:ilvl="1">
+      <w:start w:val="1"/>
+      <w:numFmt w:val="bullet"/>
+      <w:lvlText w:val="o"/>
+      <w:lvlJc w:val="left"/>
+      <w:pPr>
+        <w:tabs>
+          <w:tab w:val="num" w:pos="1440"/>
+        </w:tabs>
+        <w:ind w:left="1440" w:hanging="360"/>
+      </w:pPr>
+      <w:rPr>
+        <w:rFonts w:ascii="Courier New" w:hAnsi="Courier New" w:hint="default"/>
+        <w:sz w:val="20"/>
+      </w:rPr>
+    </w:lvl>
+    <w:lvl w:ilvl="2" w:tentative="1">
+      <w:start w:val="1"/>
+      <w:numFmt w:val="decimal"/>
+      <w:lvlText w:val="%3."/>
+      <w:lvlJc w:val="left"/>
+      <w:pPr>
+        <w:tabs>
+          <w:tab w:val="num" w:pos="2160"/>
+        </w:tabs>
+        <w:ind w:left="2160" w:hanging="360"/>
+      </w:pPr>
+    </w:lvl>
+    <w:lvl w:ilvl="3" w:tentative="1">
+      <w:start w:val="1"/>
+      <w:numFmt w:val="decimal"/>
+      <w:lvlText w:val="%4."/>
+      <w:lvlJc w:val="left"/>
+      <w:pPr>
+        <w:tabs>
+          <w:tab w:val="num" w:pos="2880"/>
+        </w:tabs>
+        <w:ind w:left="2880" w:hanging="360"/>
+      </w:pPr>
+    </w:lvl>
+    <w:lvl w:ilvl="4" w:tentative="1">
+      <w:start w:val="1"/>
+      <w:numFmt w:val="decimal"/>
+      <w:lvlText w:val="%5."/>
+      <w:lvlJc w:val="left"/>
+      <w:pPr>
+        <w:tabs>
+          <w:tab w:val="num" w:pos="3600"/>
+        </w:tabs>
+        <w:ind w:left="3600" w:hanging="360"/>
+      </w:pPr>
+    </w:lvl>
+    <w:lvl w:ilvl="5" w:tentative="1">
+      <w:start w:val="1"/>
+      <w:numFmt w:val="decimal"/>
+      <w:lvlText w:val="%6."/>
+      <w:lvlJc w:val="left"/>
+      <w:pPr>
+        <w:tabs>
+          <w:tab w:val="num" w:pos="4320"/>
+        </w:tabs>
+        <w:ind w:left="4320" w:hanging="360"/>
+      </w:pPr>
+    </w:lvl>
+    <w:lvl w:ilvl="6" w:tentative="1">
+      <w:start w:val="1"/>
+      <w:numFmt w:val="decimal"/>
+      <w:lvlText w:val="%7."/>
+      <w:lvlJc w:val="left"/>
+      <w:pPr>
+        <w:tabs>
+          <w:tab w:val="num" w:pos="5040"/>
+        </w:tabs>
+        <w:ind w:left="5040" w:hanging="360"/>
+      </w:pPr>
+    </w:lvl>
+    <w:lvl w:ilvl="7" w:tentative="1">
+      <w:start w:val="1"/>
+      <w:numFmt w:val="decimal"/>
+      <w:lvlText w:val="%8."/>
+      <w:lvlJc w:val="left"/>
+      <w:pPr>
+        <w:tabs>
+          <w:tab w:val="num" w:pos="5760"/>
+        </w:tabs>
+        <w:ind w:left="5760" w:hanging="360"/>
+      </w:pPr>
+    </w:lvl>
+    <w:lvl w:ilvl="8" w:tentative="1">
+      <w:start w:val="1"/>
+      <w:numFmt w:val="decimal"/>
+      <w:lvlText w:val="%9."/>
+      <w:lvlJc w:val="left"/>
+      <w:pPr>
+        <w:tabs>
+          <w:tab w:val="num" w:pos="6480"/>
+        </w:tabs>
+        <w:ind w:left="6480" w:hanging="360"/>
+      </w:pPr>
+    </w:lvl>
+  </w:abstractNum>
+  <w:abstractNum w:abstractNumId="1" w15:restartNumberingAfterBreak="0">
+    <w:nsid w:val="026B01D7"/>
+    <w:multiLevelType w:val="multilevel"/>
+    <w:tmpl w:val="995005D2"/>
+    <w:lvl w:ilvl="0">
+      <w:start w:val="1"/>
+      <w:numFmt w:val="decimal"/>
+      <w:lvlText w:val="%1."/>
+      <w:lvlJc w:val="left"/>
+      <w:pPr>
+        <w:tabs>
+          <w:tab w:val="num" w:pos="720"/>
+        </w:tabs>
+        <w:ind w:left="720" w:hanging="360"/>
+      </w:pPr>
+    </w:lvl>
+    <w:lvl w:ilvl="1">
+      <w:start w:val="1"/>
+      <w:numFmt w:val="bullet"/>
+      <w:lvlText w:val="o"/>
+      <w:lvlJc w:val="left"/>
+      <w:pPr>
+        <w:tabs>
+          <w:tab w:val="num" w:pos="1440"/>
+        </w:tabs>
+        <w:ind w:left="1440" w:hanging="360"/>
+      </w:pPr>
+      <w:rPr>
+        <w:rFonts w:ascii="Courier New" w:hAnsi="Courier New" w:hint="default"/>
+        <w:sz w:val="20"/>
+      </w:rPr>
+    </w:lvl>
+    <w:lvl w:ilvl="2" w:tentative="1">
+      <w:start w:val="1"/>
+      <w:numFmt w:val="decimal"/>
+      <w:lvlText w:val="%3."/>
+      <w:lvlJc w:val="left"/>
+      <w:pPr>
+        <w:tabs>
+          <w:tab w:val="num" w:pos="2160"/>
+        </w:tabs>
+        <w:ind w:left="2160" w:hanging="360"/>
+      </w:pPr>
+    </w:lvl>
+    <w:lvl w:ilvl="3" w:tentative="1">
+      <w:start w:val="1"/>
+      <w:numFmt w:val="decimal"/>
+      <w:lvlText w:val="%4."/>
+      <w:lvlJc w:val="left"/>
+      <w:pPr>
+        <w:tabs>
+          <w:tab w:val="num" w:pos="2880"/>
+        </w:tabs>
+        <w:ind w:left="2880" w:hanging="360"/>
+      </w:pPr>
+    </w:lvl>
+    <w:lvl w:ilvl="4" w:tentative="1">
+      <w:start w:val="1"/>
+      <w:numFmt w:val="decimal"/>
+      <w:lvlText w:val="%5."/>
+      <w:lvlJc w:val="left"/>
+      <w:pPr>
+        <w:tabs>
+          <w:tab w:val="num" w:pos="3600"/>
+        </w:tabs>
+        <w:ind w:left="3600" w:hanging="360"/>
+      </w:pPr>
+    </w:lvl>
+    <w:lvl w:ilvl="5" w:tentative="1">
+      <w:start w:val="1"/>
+      <w:numFmt w:val="decimal"/>
+      <w:lvlText w:val="%6."/>
+      <w:lvlJc w:val="left"/>
+      <w:pPr>
+        <w:tabs>
+          <w:tab w:val="num" w:pos="4320"/>
+        </w:tabs>
+        <w:ind w:left="4320" w:hanging="360"/>
+      </w:pPr>
+    </w:lvl>
+    <w:lvl w:ilvl="6" w:tentative="1">
+      <w:start w:val="1"/>
+      <w:numFmt w:val="decimal"/>
+      <w:lvlText w:val="%7."/>
+      <w:lvlJc w:val="left"/>
+      <w:pPr>
+        <w:tabs>
+          <w:tab w:val="num" w:pos="5040"/>
+        </w:tabs>
+        <w:ind w:left="5040" w:hanging="360"/>
+      </w:pPr>
+    </w:lvl>
+    <w:lvl w:ilvl="7" w:tentative="1">
+      <w:start w:val="1"/>
+      <w:numFmt w:val="decimal"/>
+      <w:lvlText w:val="%8."/>
+      <w:lvlJc w:val="left"/>
+      <w:pPr>
+        <w:tabs>
+          <w:tab w:val="num" w:pos="5760"/>
+        </w:tabs>
+        <w:ind w:left="5760" w:hanging="360"/>
+      </w:pPr>
+    </w:lvl>
+    <w:lvl w:ilvl="8" w:tentative="1">
+      <w:start w:val="1"/>
+      <w:numFmt w:val="decimal"/>
+      <w:lvlText w:val="%9."/>
+      <w:lvlJc w:val="left"/>
+      <w:pPr>
+        <w:tabs>
+          <w:tab w:val="num" w:pos="6480"/>
+        </w:tabs>
+        <w:ind w:left="6480" w:hanging="360"/>
+      </w:pPr>
+    </w:lvl>
+  </w:abstractNum>
+  <w:abstractNum w:abstractNumId="2" w15:restartNumberingAfterBreak="0">
+    <w:nsid w:val="04D16F71"/>
+    <w:multiLevelType w:val="multilevel"/>
+    <w:tmpl w:val="1F8A41E6"/>
+    <w:lvl w:ilvl="0">
+      <w:start w:val="1"/>
+      <w:numFmt w:val="decimal"/>
+      <w:lvlText w:val="%1."/>
+      <w:lvlJc w:val="left"/>
+      <w:pPr>
+        <w:tabs>
+          <w:tab w:val="num" w:pos="720"/>
+        </w:tabs>
+        <w:ind w:left="720" w:hanging="360"/>
+      </w:pPr>
+    </w:lvl>
+    <w:lvl w:ilvl="1">
+      <w:start w:val="1"/>
+      <w:numFmt w:val="bullet"/>
+      <w:lvlText w:val="o"/>
+      <w:lvlJc w:val="left"/>
+      <w:pPr>
+        <w:tabs>
+          <w:tab w:val="num" w:pos="1440"/>
+        </w:tabs>
+        <w:ind w:left="1440" w:hanging="360"/>
+      </w:pPr>
+      <w:rPr>
+        <w:rFonts w:ascii="Courier New" w:hAnsi="Courier New" w:hint="default"/>
+        <w:sz w:val="20"/>
+      </w:rPr>
+    </w:lvl>
+    <w:lvl w:ilvl="2" w:tentative="1">
+      <w:start w:val="1"/>
+      <w:numFmt w:val="decimal"/>
+      <w:lvlText w:val="%3."/>
+      <w:lvlJc w:val="left"/>
+      <w:pPr>
+        <w:tabs>
+          <w:tab w:val="num" w:pos="2160"/>
+        </w:tabs>
+        <w:ind w:left="2160" w:hanging="360"/>
+      </w:pPr>
+    </w:lvl>
+    <w:lvl w:ilvl="3" w:tentative="1">
+      <w:start w:val="1"/>
+      <w:numFmt w:val="decimal"/>
+      <w:lvlText w:val="%4."/>
+      <w:lvlJc w:val="left"/>
+      <w:pPr>
+        <w:tabs>
+          <w:tab w:val="num" w:pos="2880"/>
+        </w:tabs>
+        <w:ind w:left="2880" w:hanging="360"/>
+      </w:pPr>
+    </w:lvl>
+    <w:lvl w:ilvl="4" w:tentative="1">
+      <w:start w:val="1"/>
+      <w:numFmt w:val="decimal"/>
+      <w:lvlText w:val="%5."/>
+      <w:lvlJc w:val="left"/>
+      <w:pPr>
+        <w:tabs>
+          <w:tab w:val="num" w:pos="3600"/>
+        </w:tabs>
+        <w:ind w:left="3600" w:hanging="360"/>
+      </w:pPr>
+    </w:lvl>
+    <w:lvl w:ilvl="5" w:tentative="1">
+      <w:start w:val="1"/>
+      <w:numFmt w:val="decimal"/>
+      <w:lvlText w:val="%6."/>
+      <w:lvlJc w:val="left"/>
+      <w:pPr>
+        <w:tabs>
+          <w:tab w:val="num" w:pos="4320"/>
+        </w:tabs>
+        <w:ind w:left="4320" w:hanging="360"/>
+      </w:pPr>
+    </w:lvl>
+    <w:lvl w:ilvl="6" w:tentative="1">
+      <w:start w:val="1"/>
+      <w:numFmt w:val="decimal"/>
+      <w:lvlText w:val="%7."/>
+      <w:lvlJc w:val="left"/>
+      <w:pPr>
+        <w:tabs>
+          <w:tab w:val="num" w:pos="5040"/>
+        </w:tabs>
+        <w:ind w:left="5040" w:hanging="360"/>
+      </w:pPr>
+    </w:lvl>
+    <w:lvl w:ilvl="7" w:tentative="1">
+      <w:start w:val="1"/>
+      <w:numFmt w:val="decimal"/>
+      <w:lvlText w:val="%8."/>
+      <w:lvlJc w:val="left"/>
+      <w:pPr>
+        <w:tabs>
+          <w:tab w:val="num" w:pos="5760"/>
+        </w:tabs>
+        <w:ind w:left="5760" w:hanging="360"/>
+      </w:pPr>
+    </w:lvl>
+    <w:lvl w:ilvl="8" w:tentative="1">
+      <w:start w:val="1"/>
+      <w:numFmt w:val="decimal"/>
+      <w:lvlText w:val="%9."/>
+      <w:lvlJc w:val="left"/>
+      <w:pPr>
+        <w:tabs>
+          <w:tab w:val="num" w:pos="6480"/>
+        </w:tabs>
+        <w:ind w:left="6480" w:hanging="360"/>
+      </w:pPr>
+    </w:lvl>
+  </w:abstractNum>
+  <w:abstractNum w:abstractNumId="3" w15:restartNumberingAfterBreak="0">
+    <w:nsid w:val="0DB04942"/>
+    <w:multiLevelType w:val="hybridMultilevel"/>
+    <w:tmpl w:val="0D6E7436"/>
+    <w:lvl w:ilvl="0" w:tplc="40090001">
+      <w:start w:val="1"/>
+      <w:numFmt w:val="bullet"/>
+      <w:lvlText w:val=""/>
+      <w:lvlJc w:val="left"/>
+      <w:pPr>
+        <w:ind w:left="1440" w:hanging="360"/>
+      </w:pPr>
+      <w:rPr>
+        <w:rFonts w:ascii="Symbol" w:hAnsi="Symbol" w:hint="default"/>
+      </w:rPr>
+    </w:lvl>
+    <w:lvl w:ilvl="1" w:tplc="40090003" w:tentative="1">
+      <w:start w:val="1"/>
+      <w:numFmt w:val="bullet"/>
+      <w:lvlText w:val="o"/>
+      <w:lvlJc w:val="left"/>
+      <w:pPr>
+        <w:ind w:left="2160" w:hanging="360"/>
+      </w:pPr>
+      <w:rPr>
+        <w:rFonts w:ascii="Courier New" w:hAnsi="Courier New" w:cs="Courier New" w:hint="default"/>
+      </w:rPr>
+    </w:lvl>
+    <w:lvl w:ilvl="2" w:tplc="40090005" w:tentative="1">
+      <w:start w:val="1"/>
+      <w:numFmt w:val="bullet"/>
+      <w:lvlText w:val=""/>
+      <w:lvlJc w:val="left"/>
+      <w:pPr>
+        <w:ind w:left="2880" w:hanging="360"/>
+      </w:pPr>
+      <w:rPr>
+        <w:rFonts w:ascii="Wingdings" w:hAnsi="Wingdings" w:hint="default"/>
+      </w:rPr>
+    </w:lvl>
+    <w:lvl w:ilvl="3" w:tplc="40090001" w:tentative="1">
+      <w:start w:val="1"/>
+      <w:numFmt w:val="bullet"/>
+      <w:lvlText w:val=""/>
+      <w:lvlJc w:val="left"/>
+      <w:pPr>
+        <w:ind w:left="3600" w:hanging="360"/>
+      </w:pPr>
+      <w:rPr>
+        <w:rFonts w:ascii="Symbol" w:hAnsi="Symbol" w:hint="default"/>
+      </w:rPr>
+    </w:lvl>
+    <w:lvl w:ilvl="4" w:tplc="40090003" w:tentative="1">
+      <w:start w:val="1"/>
+      <w:numFmt w:val="bullet"/>
+      <w:lvlText w:val="o"/>
+      <w:lvlJc w:val="left"/>
+      <w:pPr>
+        <w:ind w:left="4320" w:hanging="360"/>
+      </w:pPr>
+      <w:rPr>
+        <w:rFonts w:ascii="Courier New" w:hAnsi="Courier New" w:cs="Courier New" w:hint="default"/>
+      </w:rPr>
+    </w:lvl>
+    <w:lvl w:ilvl="5" w:tplc="40090005" w:tentative="1">
+      <w:start w:val="1"/>
+      <w:numFmt w:val="bullet"/>
+      <w:lvlText w:val=""/>
+      <w:lvlJc w:val="left"/>
+      <w:pPr>
+        <w:ind w:left="5040" w:hanging="360"/>
+      </w:pPr>
+      <w:rPr>
+        <w:rFonts w:ascii="Wingdings" w:hAnsi="Wingdings" w:hint="default"/>
+      </w:rPr>
+    </w:lvl>
+    <w:lvl w:ilvl="6" w:tplc="40090001" w:tentative="1">
+      <w:start w:val="1"/>
+      <w:numFmt w:val="bullet"/>
+      <w:lvlText w:val=""/>
+      <w:lvlJc w:val="left"/>
+      <w:pPr>
+        <w:ind w:left="5760" w:hanging="360"/>
+      </w:pPr>
+      <w:rPr>
+        <w:rFonts w:ascii="Symbol" w:hAnsi="Symbol" w:hint="default"/>
+      </w:rPr>
+    </w:lvl>
+    <w:lvl w:ilvl="7" w:tplc="40090003" w:tentative="1">
+      <w:start w:val="1"/>
+      <w:numFmt w:val="bullet"/>
+      <w:lvlText w:val="o"/>
+      <w:lvlJc w:val="left"/>
+      <w:pPr>
+        <w:ind w:left="6480" w:hanging="360"/>
+      </w:pPr>
+      <w:rPr>
+        <w:rFonts w:ascii="Courier New" w:hAnsi="Courier New" w:cs="Courier New" w:hint="default"/>
+      </w:rPr>
+    </w:lvl>
+    <w:lvl w:ilvl="8" w:tplc="40090005" w:tentative="1">
+      <w:start w:val="1"/>
+      <w:numFmt w:val="bullet"/>
+      <w:lvlText w:val=""/>
+      <w:lvlJc w:val="left"/>
+      <w:pPr>
+        <w:ind w:left="7200" w:hanging="360"/>
+      </w:pPr>
+      <w:rPr>
+        <w:rFonts w:ascii="Wingdings" w:hAnsi="Wingdings" w:hint="default"/>
+      </w:rPr>
+    </w:lvl>
+  </w:abstractNum>
+  <w:abstractNum w:abstractNumId="4" w15:restartNumberingAfterBreak="0">
     <w:nsid w:val="10C21010"/>
     <w:multiLevelType w:val="hybridMultilevel"/>
     <w:tmpl w:val="B3CC1AAA"/>
@@ -1859,14 +5466,1467 @@
       </w:rPr>
     </w:lvl>
   </w:abstractNum>
+  <w:abstractNum w:abstractNumId="5" w15:restartNumberingAfterBreak="0">
+    <w:nsid w:val="14F12587"/>
+    <w:multiLevelType w:val="multilevel"/>
+    <w:tmpl w:val="D930C1A6"/>
+    <w:lvl w:ilvl="0">
+      <w:start w:val="1"/>
+      <w:numFmt w:val="decimal"/>
+      <w:lvlText w:val="%1."/>
+      <w:lvlJc w:val="left"/>
+      <w:pPr>
+        <w:tabs>
+          <w:tab w:val="num" w:pos="720"/>
+        </w:tabs>
+        <w:ind w:left="720" w:hanging="360"/>
+      </w:pPr>
+    </w:lvl>
+    <w:lvl w:ilvl="1">
+      <w:start w:val="1"/>
+      <w:numFmt w:val="bullet"/>
+      <w:lvlText w:val="o"/>
+      <w:lvlJc w:val="left"/>
+      <w:pPr>
+        <w:tabs>
+          <w:tab w:val="num" w:pos="1440"/>
+        </w:tabs>
+        <w:ind w:left="1440" w:hanging="360"/>
+      </w:pPr>
+      <w:rPr>
+        <w:rFonts w:ascii="Courier New" w:hAnsi="Courier New" w:hint="default"/>
+        <w:sz w:val="20"/>
+      </w:rPr>
+    </w:lvl>
+    <w:lvl w:ilvl="2" w:tentative="1">
+      <w:start w:val="1"/>
+      <w:numFmt w:val="decimal"/>
+      <w:lvlText w:val="%3."/>
+      <w:lvlJc w:val="left"/>
+      <w:pPr>
+        <w:tabs>
+          <w:tab w:val="num" w:pos="2160"/>
+        </w:tabs>
+        <w:ind w:left="2160" w:hanging="360"/>
+      </w:pPr>
+    </w:lvl>
+    <w:lvl w:ilvl="3" w:tentative="1">
+      <w:start w:val="1"/>
+      <w:numFmt w:val="decimal"/>
+      <w:lvlText w:val="%4."/>
+      <w:lvlJc w:val="left"/>
+      <w:pPr>
+        <w:tabs>
+          <w:tab w:val="num" w:pos="2880"/>
+        </w:tabs>
+        <w:ind w:left="2880" w:hanging="360"/>
+      </w:pPr>
+    </w:lvl>
+    <w:lvl w:ilvl="4" w:tentative="1">
+      <w:start w:val="1"/>
+      <w:numFmt w:val="decimal"/>
+      <w:lvlText w:val="%5."/>
+      <w:lvlJc w:val="left"/>
+      <w:pPr>
+        <w:tabs>
+          <w:tab w:val="num" w:pos="3600"/>
+        </w:tabs>
+        <w:ind w:left="3600" w:hanging="360"/>
+      </w:pPr>
+    </w:lvl>
+    <w:lvl w:ilvl="5" w:tentative="1">
+      <w:start w:val="1"/>
+      <w:numFmt w:val="decimal"/>
+      <w:lvlText w:val="%6."/>
+      <w:lvlJc w:val="left"/>
+      <w:pPr>
+        <w:tabs>
+          <w:tab w:val="num" w:pos="4320"/>
+        </w:tabs>
+        <w:ind w:left="4320" w:hanging="360"/>
+      </w:pPr>
+    </w:lvl>
+    <w:lvl w:ilvl="6" w:tentative="1">
+      <w:start w:val="1"/>
+      <w:numFmt w:val="decimal"/>
+      <w:lvlText w:val="%7."/>
+      <w:lvlJc w:val="left"/>
+      <w:pPr>
+        <w:tabs>
+          <w:tab w:val="num" w:pos="5040"/>
+        </w:tabs>
+        <w:ind w:left="5040" w:hanging="360"/>
+      </w:pPr>
+    </w:lvl>
+    <w:lvl w:ilvl="7" w:tentative="1">
+      <w:start w:val="1"/>
+      <w:numFmt w:val="decimal"/>
+      <w:lvlText w:val="%8."/>
+      <w:lvlJc w:val="left"/>
+      <w:pPr>
+        <w:tabs>
+          <w:tab w:val="num" w:pos="5760"/>
+        </w:tabs>
+        <w:ind w:left="5760" w:hanging="360"/>
+      </w:pPr>
+    </w:lvl>
+    <w:lvl w:ilvl="8" w:tentative="1">
+      <w:start w:val="1"/>
+      <w:numFmt w:val="decimal"/>
+      <w:lvlText w:val="%9."/>
+      <w:lvlJc w:val="left"/>
+      <w:pPr>
+        <w:tabs>
+          <w:tab w:val="num" w:pos="6480"/>
+        </w:tabs>
+        <w:ind w:left="6480" w:hanging="360"/>
+      </w:pPr>
+    </w:lvl>
+  </w:abstractNum>
+  <w:abstractNum w:abstractNumId="6" w15:restartNumberingAfterBreak="0">
+    <w:nsid w:val="1CB04E6B"/>
+    <w:multiLevelType w:val="multilevel"/>
+    <w:tmpl w:val="61EAD5CE"/>
+    <w:lvl w:ilvl="0">
+      <w:start w:val="1"/>
+      <w:numFmt w:val="bullet"/>
+      <w:lvlText w:val=""/>
+      <w:lvlJc w:val="left"/>
+      <w:pPr>
+        <w:tabs>
+          <w:tab w:val="num" w:pos="720"/>
+        </w:tabs>
+        <w:ind w:left="720" w:hanging="360"/>
+      </w:pPr>
+      <w:rPr>
+        <w:rFonts w:ascii="Symbol" w:hAnsi="Symbol" w:hint="default"/>
+        <w:sz w:val="20"/>
+      </w:rPr>
+    </w:lvl>
+    <w:lvl w:ilvl="1" w:tentative="1">
+      <w:start w:val="1"/>
+      <w:numFmt w:val="bullet"/>
+      <w:lvlText w:val="o"/>
+      <w:lvlJc w:val="left"/>
+      <w:pPr>
+        <w:tabs>
+          <w:tab w:val="num" w:pos="1440"/>
+        </w:tabs>
+        <w:ind w:left="1440" w:hanging="360"/>
+      </w:pPr>
+      <w:rPr>
+        <w:rFonts w:ascii="Courier New" w:hAnsi="Courier New" w:hint="default"/>
+        <w:sz w:val="20"/>
+      </w:rPr>
+    </w:lvl>
+    <w:lvl w:ilvl="2" w:tentative="1">
+      <w:start w:val="1"/>
+      <w:numFmt w:val="bullet"/>
+      <w:lvlText w:val=""/>
+      <w:lvlJc w:val="left"/>
+      <w:pPr>
+        <w:tabs>
+          <w:tab w:val="num" w:pos="2160"/>
+        </w:tabs>
+        <w:ind w:left="2160" w:hanging="360"/>
+      </w:pPr>
+      <w:rPr>
+        <w:rFonts w:ascii="Wingdings" w:hAnsi="Wingdings" w:hint="default"/>
+        <w:sz w:val="20"/>
+      </w:rPr>
+    </w:lvl>
+    <w:lvl w:ilvl="3" w:tentative="1">
+      <w:start w:val="1"/>
+      <w:numFmt w:val="bullet"/>
+      <w:lvlText w:val=""/>
+      <w:lvlJc w:val="left"/>
+      <w:pPr>
+        <w:tabs>
+          <w:tab w:val="num" w:pos="2880"/>
+        </w:tabs>
+        <w:ind w:left="2880" w:hanging="360"/>
+      </w:pPr>
+      <w:rPr>
+        <w:rFonts w:ascii="Wingdings" w:hAnsi="Wingdings" w:hint="default"/>
+        <w:sz w:val="20"/>
+      </w:rPr>
+    </w:lvl>
+    <w:lvl w:ilvl="4" w:tentative="1">
+      <w:start w:val="1"/>
+      <w:numFmt w:val="bullet"/>
+      <w:lvlText w:val=""/>
+      <w:lvlJc w:val="left"/>
+      <w:pPr>
+        <w:tabs>
+          <w:tab w:val="num" w:pos="3600"/>
+        </w:tabs>
+        <w:ind w:left="3600" w:hanging="360"/>
+      </w:pPr>
+      <w:rPr>
+        <w:rFonts w:ascii="Wingdings" w:hAnsi="Wingdings" w:hint="default"/>
+        <w:sz w:val="20"/>
+      </w:rPr>
+    </w:lvl>
+    <w:lvl w:ilvl="5" w:tentative="1">
+      <w:start w:val="1"/>
+      <w:numFmt w:val="bullet"/>
+      <w:lvlText w:val=""/>
+      <w:lvlJc w:val="left"/>
+      <w:pPr>
+        <w:tabs>
+          <w:tab w:val="num" w:pos="4320"/>
+        </w:tabs>
+        <w:ind w:left="4320" w:hanging="360"/>
+      </w:pPr>
+      <w:rPr>
+        <w:rFonts w:ascii="Wingdings" w:hAnsi="Wingdings" w:hint="default"/>
+        <w:sz w:val="20"/>
+      </w:rPr>
+    </w:lvl>
+    <w:lvl w:ilvl="6" w:tentative="1">
+      <w:start w:val="1"/>
+      <w:numFmt w:val="bullet"/>
+      <w:lvlText w:val=""/>
+      <w:lvlJc w:val="left"/>
+      <w:pPr>
+        <w:tabs>
+          <w:tab w:val="num" w:pos="5040"/>
+        </w:tabs>
+        <w:ind w:left="5040" w:hanging="360"/>
+      </w:pPr>
+      <w:rPr>
+        <w:rFonts w:ascii="Wingdings" w:hAnsi="Wingdings" w:hint="default"/>
+        <w:sz w:val="20"/>
+      </w:rPr>
+    </w:lvl>
+    <w:lvl w:ilvl="7" w:tentative="1">
+      <w:start w:val="1"/>
+      <w:numFmt w:val="bullet"/>
+      <w:lvlText w:val=""/>
+      <w:lvlJc w:val="left"/>
+      <w:pPr>
+        <w:tabs>
+          <w:tab w:val="num" w:pos="5760"/>
+        </w:tabs>
+        <w:ind w:left="5760" w:hanging="360"/>
+      </w:pPr>
+      <w:rPr>
+        <w:rFonts w:ascii="Wingdings" w:hAnsi="Wingdings" w:hint="default"/>
+        <w:sz w:val="20"/>
+      </w:rPr>
+    </w:lvl>
+    <w:lvl w:ilvl="8" w:tentative="1">
+      <w:start w:val="1"/>
+      <w:numFmt w:val="bullet"/>
+      <w:lvlText w:val=""/>
+      <w:lvlJc w:val="left"/>
+      <w:pPr>
+        <w:tabs>
+          <w:tab w:val="num" w:pos="6480"/>
+        </w:tabs>
+        <w:ind w:left="6480" w:hanging="360"/>
+      </w:pPr>
+      <w:rPr>
+        <w:rFonts w:ascii="Wingdings" w:hAnsi="Wingdings" w:hint="default"/>
+        <w:sz w:val="20"/>
+      </w:rPr>
+    </w:lvl>
+  </w:abstractNum>
+  <w:abstractNum w:abstractNumId="7" w15:restartNumberingAfterBreak="0">
+    <w:nsid w:val="24655CBC"/>
+    <w:multiLevelType w:val="multilevel"/>
+    <w:tmpl w:val="D7FC906C"/>
+    <w:lvl w:ilvl="0">
+      <w:start w:val="1"/>
+      <w:numFmt w:val="bullet"/>
+      <w:lvlText w:val=""/>
+      <w:lvlJc w:val="left"/>
+      <w:pPr>
+        <w:tabs>
+          <w:tab w:val="num" w:pos="720"/>
+        </w:tabs>
+        <w:ind w:left="720" w:hanging="360"/>
+      </w:pPr>
+      <w:rPr>
+        <w:rFonts w:ascii="Symbol" w:hAnsi="Symbol" w:hint="default"/>
+        <w:sz w:val="20"/>
+      </w:rPr>
+    </w:lvl>
+    <w:lvl w:ilvl="1" w:tentative="1">
+      <w:start w:val="1"/>
+      <w:numFmt w:val="bullet"/>
+      <w:lvlText w:val="o"/>
+      <w:lvlJc w:val="left"/>
+      <w:pPr>
+        <w:tabs>
+          <w:tab w:val="num" w:pos="1440"/>
+        </w:tabs>
+        <w:ind w:left="1440" w:hanging="360"/>
+      </w:pPr>
+      <w:rPr>
+        <w:rFonts w:ascii="Courier New" w:hAnsi="Courier New" w:hint="default"/>
+        <w:sz w:val="20"/>
+      </w:rPr>
+    </w:lvl>
+    <w:lvl w:ilvl="2" w:tentative="1">
+      <w:start w:val="1"/>
+      <w:numFmt w:val="bullet"/>
+      <w:lvlText w:val=""/>
+      <w:lvlJc w:val="left"/>
+      <w:pPr>
+        <w:tabs>
+          <w:tab w:val="num" w:pos="2160"/>
+        </w:tabs>
+        <w:ind w:left="2160" w:hanging="360"/>
+      </w:pPr>
+      <w:rPr>
+        <w:rFonts w:ascii="Wingdings" w:hAnsi="Wingdings" w:hint="default"/>
+        <w:sz w:val="20"/>
+      </w:rPr>
+    </w:lvl>
+    <w:lvl w:ilvl="3" w:tentative="1">
+      <w:start w:val="1"/>
+      <w:numFmt w:val="bullet"/>
+      <w:lvlText w:val=""/>
+      <w:lvlJc w:val="left"/>
+      <w:pPr>
+        <w:tabs>
+          <w:tab w:val="num" w:pos="2880"/>
+        </w:tabs>
+        <w:ind w:left="2880" w:hanging="360"/>
+      </w:pPr>
+      <w:rPr>
+        <w:rFonts w:ascii="Wingdings" w:hAnsi="Wingdings" w:hint="default"/>
+        <w:sz w:val="20"/>
+      </w:rPr>
+    </w:lvl>
+    <w:lvl w:ilvl="4" w:tentative="1">
+      <w:start w:val="1"/>
+      <w:numFmt w:val="bullet"/>
+      <w:lvlText w:val=""/>
+      <w:lvlJc w:val="left"/>
+      <w:pPr>
+        <w:tabs>
+          <w:tab w:val="num" w:pos="3600"/>
+        </w:tabs>
+        <w:ind w:left="3600" w:hanging="360"/>
+      </w:pPr>
+      <w:rPr>
+        <w:rFonts w:ascii="Wingdings" w:hAnsi="Wingdings" w:hint="default"/>
+        <w:sz w:val="20"/>
+      </w:rPr>
+    </w:lvl>
+    <w:lvl w:ilvl="5" w:tentative="1">
+      <w:start w:val="1"/>
+      <w:numFmt w:val="bullet"/>
+      <w:lvlText w:val=""/>
+      <w:lvlJc w:val="left"/>
+      <w:pPr>
+        <w:tabs>
+          <w:tab w:val="num" w:pos="4320"/>
+        </w:tabs>
+        <w:ind w:left="4320" w:hanging="360"/>
+      </w:pPr>
+      <w:rPr>
+        <w:rFonts w:ascii="Wingdings" w:hAnsi="Wingdings" w:hint="default"/>
+        <w:sz w:val="20"/>
+      </w:rPr>
+    </w:lvl>
+    <w:lvl w:ilvl="6" w:tentative="1">
+      <w:start w:val="1"/>
+      <w:numFmt w:val="bullet"/>
+      <w:lvlText w:val=""/>
+      <w:lvlJc w:val="left"/>
+      <w:pPr>
+        <w:tabs>
+          <w:tab w:val="num" w:pos="5040"/>
+        </w:tabs>
+        <w:ind w:left="5040" w:hanging="360"/>
+      </w:pPr>
+      <w:rPr>
+        <w:rFonts w:ascii="Wingdings" w:hAnsi="Wingdings" w:hint="default"/>
+        <w:sz w:val="20"/>
+      </w:rPr>
+    </w:lvl>
+    <w:lvl w:ilvl="7" w:tentative="1">
+      <w:start w:val="1"/>
+      <w:numFmt w:val="bullet"/>
+      <w:lvlText w:val=""/>
+      <w:lvlJc w:val="left"/>
+      <w:pPr>
+        <w:tabs>
+          <w:tab w:val="num" w:pos="5760"/>
+        </w:tabs>
+        <w:ind w:left="5760" w:hanging="360"/>
+      </w:pPr>
+      <w:rPr>
+        <w:rFonts w:ascii="Wingdings" w:hAnsi="Wingdings" w:hint="default"/>
+        <w:sz w:val="20"/>
+      </w:rPr>
+    </w:lvl>
+    <w:lvl w:ilvl="8" w:tentative="1">
+      <w:start w:val="1"/>
+      <w:numFmt w:val="bullet"/>
+      <w:lvlText w:val=""/>
+      <w:lvlJc w:val="left"/>
+      <w:pPr>
+        <w:tabs>
+          <w:tab w:val="num" w:pos="6480"/>
+        </w:tabs>
+        <w:ind w:left="6480" w:hanging="360"/>
+      </w:pPr>
+      <w:rPr>
+        <w:rFonts w:ascii="Wingdings" w:hAnsi="Wingdings" w:hint="default"/>
+        <w:sz w:val="20"/>
+      </w:rPr>
+    </w:lvl>
+  </w:abstractNum>
+  <w:abstractNum w:abstractNumId="8" w15:restartNumberingAfterBreak="0">
+    <w:nsid w:val="32E77327"/>
+    <w:multiLevelType w:val="multilevel"/>
+    <w:tmpl w:val="F112F31A"/>
+    <w:lvl w:ilvl="0">
+      <w:start w:val="1"/>
+      <w:numFmt w:val="bullet"/>
+      <w:lvlText w:val=""/>
+      <w:lvlJc w:val="left"/>
+      <w:pPr>
+        <w:tabs>
+          <w:tab w:val="num" w:pos="720"/>
+        </w:tabs>
+        <w:ind w:left="720" w:hanging="360"/>
+      </w:pPr>
+      <w:rPr>
+        <w:rFonts w:ascii="Symbol" w:hAnsi="Symbol" w:hint="default"/>
+        <w:sz w:val="20"/>
+      </w:rPr>
+    </w:lvl>
+    <w:lvl w:ilvl="1" w:tentative="1">
+      <w:start w:val="1"/>
+      <w:numFmt w:val="bullet"/>
+      <w:lvlText w:val="o"/>
+      <w:lvlJc w:val="left"/>
+      <w:pPr>
+        <w:tabs>
+          <w:tab w:val="num" w:pos="1440"/>
+        </w:tabs>
+        <w:ind w:left="1440" w:hanging="360"/>
+      </w:pPr>
+      <w:rPr>
+        <w:rFonts w:ascii="Courier New" w:hAnsi="Courier New" w:hint="default"/>
+        <w:sz w:val="20"/>
+      </w:rPr>
+    </w:lvl>
+    <w:lvl w:ilvl="2" w:tentative="1">
+      <w:start w:val="1"/>
+      <w:numFmt w:val="bullet"/>
+      <w:lvlText w:val=""/>
+      <w:lvlJc w:val="left"/>
+      <w:pPr>
+        <w:tabs>
+          <w:tab w:val="num" w:pos="2160"/>
+        </w:tabs>
+        <w:ind w:left="2160" w:hanging="360"/>
+      </w:pPr>
+      <w:rPr>
+        <w:rFonts w:ascii="Wingdings" w:hAnsi="Wingdings" w:hint="default"/>
+        <w:sz w:val="20"/>
+      </w:rPr>
+    </w:lvl>
+    <w:lvl w:ilvl="3" w:tentative="1">
+      <w:start w:val="1"/>
+      <w:numFmt w:val="bullet"/>
+      <w:lvlText w:val=""/>
+      <w:lvlJc w:val="left"/>
+      <w:pPr>
+        <w:tabs>
+          <w:tab w:val="num" w:pos="2880"/>
+        </w:tabs>
+        <w:ind w:left="2880" w:hanging="360"/>
+      </w:pPr>
+      <w:rPr>
+        <w:rFonts w:ascii="Wingdings" w:hAnsi="Wingdings" w:hint="default"/>
+        <w:sz w:val="20"/>
+      </w:rPr>
+    </w:lvl>
+    <w:lvl w:ilvl="4" w:tentative="1">
+      <w:start w:val="1"/>
+      <w:numFmt w:val="bullet"/>
+      <w:lvlText w:val=""/>
+      <w:lvlJc w:val="left"/>
+      <w:pPr>
+        <w:tabs>
+          <w:tab w:val="num" w:pos="3600"/>
+        </w:tabs>
+        <w:ind w:left="3600" w:hanging="360"/>
+      </w:pPr>
+      <w:rPr>
+        <w:rFonts w:ascii="Wingdings" w:hAnsi="Wingdings" w:hint="default"/>
+        <w:sz w:val="20"/>
+      </w:rPr>
+    </w:lvl>
+    <w:lvl w:ilvl="5" w:tentative="1">
+      <w:start w:val="1"/>
+      <w:numFmt w:val="bullet"/>
+      <w:lvlText w:val=""/>
+      <w:lvlJc w:val="left"/>
+      <w:pPr>
+        <w:tabs>
+          <w:tab w:val="num" w:pos="4320"/>
+        </w:tabs>
+        <w:ind w:left="4320" w:hanging="360"/>
+      </w:pPr>
+      <w:rPr>
+        <w:rFonts w:ascii="Wingdings" w:hAnsi="Wingdings" w:hint="default"/>
+        <w:sz w:val="20"/>
+      </w:rPr>
+    </w:lvl>
+    <w:lvl w:ilvl="6" w:tentative="1">
+      <w:start w:val="1"/>
+      <w:numFmt w:val="bullet"/>
+      <w:lvlText w:val=""/>
+      <w:lvlJc w:val="left"/>
+      <w:pPr>
+        <w:tabs>
+          <w:tab w:val="num" w:pos="5040"/>
+        </w:tabs>
+        <w:ind w:left="5040" w:hanging="360"/>
+      </w:pPr>
+      <w:rPr>
+        <w:rFonts w:ascii="Wingdings" w:hAnsi="Wingdings" w:hint="default"/>
+        <w:sz w:val="20"/>
+      </w:rPr>
+    </w:lvl>
+    <w:lvl w:ilvl="7" w:tentative="1">
+      <w:start w:val="1"/>
+      <w:numFmt w:val="bullet"/>
+      <w:lvlText w:val=""/>
+      <w:lvlJc w:val="left"/>
+      <w:pPr>
+        <w:tabs>
+          <w:tab w:val="num" w:pos="5760"/>
+        </w:tabs>
+        <w:ind w:left="5760" w:hanging="360"/>
+      </w:pPr>
+      <w:rPr>
+        <w:rFonts w:ascii="Wingdings" w:hAnsi="Wingdings" w:hint="default"/>
+        <w:sz w:val="20"/>
+      </w:rPr>
+    </w:lvl>
+    <w:lvl w:ilvl="8" w:tentative="1">
+      <w:start w:val="1"/>
+      <w:numFmt w:val="bullet"/>
+      <w:lvlText w:val=""/>
+      <w:lvlJc w:val="left"/>
+      <w:pPr>
+        <w:tabs>
+          <w:tab w:val="num" w:pos="6480"/>
+        </w:tabs>
+        <w:ind w:left="6480" w:hanging="360"/>
+      </w:pPr>
+      <w:rPr>
+        <w:rFonts w:ascii="Wingdings" w:hAnsi="Wingdings" w:hint="default"/>
+        <w:sz w:val="20"/>
+      </w:rPr>
+    </w:lvl>
+  </w:abstractNum>
+  <w:abstractNum w:abstractNumId="9" w15:restartNumberingAfterBreak="0">
+    <w:nsid w:val="36726739"/>
+    <w:multiLevelType w:val="hybridMultilevel"/>
+    <w:tmpl w:val="A9409814"/>
+    <w:lvl w:ilvl="0" w:tplc="40090001">
+      <w:start w:val="1"/>
+      <w:numFmt w:val="bullet"/>
+      <w:lvlText w:val=""/>
+      <w:lvlJc w:val="left"/>
+      <w:pPr>
+        <w:ind w:left="720" w:hanging="360"/>
+      </w:pPr>
+      <w:rPr>
+        <w:rFonts w:ascii="Symbol" w:hAnsi="Symbol" w:hint="default"/>
+      </w:rPr>
+    </w:lvl>
+    <w:lvl w:ilvl="1" w:tplc="40090003" w:tentative="1">
+      <w:start w:val="1"/>
+      <w:numFmt w:val="bullet"/>
+      <w:lvlText w:val="o"/>
+      <w:lvlJc w:val="left"/>
+      <w:pPr>
+        <w:ind w:left="1440" w:hanging="360"/>
+      </w:pPr>
+      <w:rPr>
+        <w:rFonts w:ascii="Courier New" w:hAnsi="Courier New" w:cs="Courier New" w:hint="default"/>
+      </w:rPr>
+    </w:lvl>
+    <w:lvl w:ilvl="2" w:tplc="40090005" w:tentative="1">
+      <w:start w:val="1"/>
+      <w:numFmt w:val="bullet"/>
+      <w:lvlText w:val=""/>
+      <w:lvlJc w:val="left"/>
+      <w:pPr>
+        <w:ind w:left="2160" w:hanging="360"/>
+      </w:pPr>
+      <w:rPr>
+        <w:rFonts w:ascii="Wingdings" w:hAnsi="Wingdings" w:hint="default"/>
+      </w:rPr>
+    </w:lvl>
+    <w:lvl w:ilvl="3" w:tplc="40090001" w:tentative="1">
+      <w:start w:val="1"/>
+      <w:numFmt w:val="bullet"/>
+      <w:lvlText w:val=""/>
+      <w:lvlJc w:val="left"/>
+      <w:pPr>
+        <w:ind w:left="2880" w:hanging="360"/>
+      </w:pPr>
+      <w:rPr>
+        <w:rFonts w:ascii="Symbol" w:hAnsi="Symbol" w:hint="default"/>
+      </w:rPr>
+    </w:lvl>
+    <w:lvl w:ilvl="4" w:tplc="40090003" w:tentative="1">
+      <w:start w:val="1"/>
+      <w:numFmt w:val="bullet"/>
+      <w:lvlText w:val="o"/>
+      <w:lvlJc w:val="left"/>
+      <w:pPr>
+        <w:ind w:left="3600" w:hanging="360"/>
+      </w:pPr>
+      <w:rPr>
+        <w:rFonts w:ascii="Courier New" w:hAnsi="Courier New" w:cs="Courier New" w:hint="default"/>
+      </w:rPr>
+    </w:lvl>
+    <w:lvl w:ilvl="5" w:tplc="40090005" w:tentative="1">
+      <w:start w:val="1"/>
+      <w:numFmt w:val="bullet"/>
+      <w:lvlText w:val=""/>
+      <w:lvlJc w:val="left"/>
+      <w:pPr>
+        <w:ind w:left="4320" w:hanging="360"/>
+      </w:pPr>
+      <w:rPr>
+        <w:rFonts w:ascii="Wingdings" w:hAnsi="Wingdings" w:hint="default"/>
+      </w:rPr>
+    </w:lvl>
+    <w:lvl w:ilvl="6" w:tplc="40090001" w:tentative="1">
+      <w:start w:val="1"/>
+      <w:numFmt w:val="bullet"/>
+      <w:lvlText w:val=""/>
+      <w:lvlJc w:val="left"/>
+      <w:pPr>
+        <w:ind w:left="5040" w:hanging="360"/>
+      </w:pPr>
+      <w:rPr>
+        <w:rFonts w:ascii="Symbol" w:hAnsi="Symbol" w:hint="default"/>
+      </w:rPr>
+    </w:lvl>
+    <w:lvl w:ilvl="7" w:tplc="40090003" w:tentative="1">
+      <w:start w:val="1"/>
+      <w:numFmt w:val="bullet"/>
+      <w:lvlText w:val="o"/>
+      <w:lvlJc w:val="left"/>
+      <w:pPr>
+        <w:ind w:left="5760" w:hanging="360"/>
+      </w:pPr>
+      <w:rPr>
+        <w:rFonts w:ascii="Courier New" w:hAnsi="Courier New" w:cs="Courier New" w:hint="default"/>
+      </w:rPr>
+    </w:lvl>
+    <w:lvl w:ilvl="8" w:tplc="40090005" w:tentative="1">
+      <w:start w:val="1"/>
+      <w:numFmt w:val="bullet"/>
+      <w:lvlText w:val=""/>
+      <w:lvlJc w:val="left"/>
+      <w:pPr>
+        <w:ind w:left="6480" w:hanging="360"/>
+      </w:pPr>
+      <w:rPr>
+        <w:rFonts w:ascii="Wingdings" w:hAnsi="Wingdings" w:hint="default"/>
+      </w:rPr>
+    </w:lvl>
+  </w:abstractNum>
+  <w:abstractNum w:abstractNumId="10" w15:restartNumberingAfterBreak="0">
+    <w:nsid w:val="412C0413"/>
+    <w:multiLevelType w:val="multilevel"/>
+    <w:tmpl w:val="D7B6D8A0"/>
+    <w:lvl w:ilvl="0">
+      <w:start w:val="1"/>
+      <w:numFmt w:val="bullet"/>
+      <w:lvlText w:val=""/>
+      <w:lvlJc w:val="left"/>
+      <w:pPr>
+        <w:tabs>
+          <w:tab w:val="num" w:pos="720"/>
+        </w:tabs>
+        <w:ind w:left="720" w:hanging="360"/>
+      </w:pPr>
+      <w:rPr>
+        <w:rFonts w:ascii="Symbol" w:hAnsi="Symbol" w:hint="default"/>
+        <w:sz w:val="20"/>
+      </w:rPr>
+    </w:lvl>
+    <w:lvl w:ilvl="1" w:tentative="1">
+      <w:start w:val="1"/>
+      <w:numFmt w:val="bullet"/>
+      <w:lvlText w:val="o"/>
+      <w:lvlJc w:val="left"/>
+      <w:pPr>
+        <w:tabs>
+          <w:tab w:val="num" w:pos="1440"/>
+        </w:tabs>
+        <w:ind w:left="1440" w:hanging="360"/>
+      </w:pPr>
+      <w:rPr>
+        <w:rFonts w:ascii="Courier New" w:hAnsi="Courier New" w:hint="default"/>
+        <w:sz w:val="20"/>
+      </w:rPr>
+    </w:lvl>
+    <w:lvl w:ilvl="2" w:tentative="1">
+      <w:start w:val="1"/>
+      <w:numFmt w:val="bullet"/>
+      <w:lvlText w:val=""/>
+      <w:lvlJc w:val="left"/>
+      <w:pPr>
+        <w:tabs>
+          <w:tab w:val="num" w:pos="2160"/>
+        </w:tabs>
+        <w:ind w:left="2160" w:hanging="360"/>
+      </w:pPr>
+      <w:rPr>
+        <w:rFonts w:ascii="Wingdings" w:hAnsi="Wingdings" w:hint="default"/>
+        <w:sz w:val="20"/>
+      </w:rPr>
+    </w:lvl>
+    <w:lvl w:ilvl="3" w:tentative="1">
+      <w:start w:val="1"/>
+      <w:numFmt w:val="bullet"/>
+      <w:lvlText w:val=""/>
+      <w:lvlJc w:val="left"/>
+      <w:pPr>
+        <w:tabs>
+          <w:tab w:val="num" w:pos="2880"/>
+        </w:tabs>
+        <w:ind w:left="2880" w:hanging="360"/>
+      </w:pPr>
+      <w:rPr>
+        <w:rFonts w:ascii="Wingdings" w:hAnsi="Wingdings" w:hint="default"/>
+        <w:sz w:val="20"/>
+      </w:rPr>
+    </w:lvl>
+    <w:lvl w:ilvl="4" w:tentative="1">
+      <w:start w:val="1"/>
+      <w:numFmt w:val="bullet"/>
+      <w:lvlText w:val=""/>
+      <w:lvlJc w:val="left"/>
+      <w:pPr>
+        <w:tabs>
+          <w:tab w:val="num" w:pos="3600"/>
+        </w:tabs>
+        <w:ind w:left="3600" w:hanging="360"/>
+      </w:pPr>
+      <w:rPr>
+        <w:rFonts w:ascii="Wingdings" w:hAnsi="Wingdings" w:hint="default"/>
+        <w:sz w:val="20"/>
+      </w:rPr>
+    </w:lvl>
+    <w:lvl w:ilvl="5" w:tentative="1">
+      <w:start w:val="1"/>
+      <w:numFmt w:val="bullet"/>
+      <w:lvlText w:val=""/>
+      <w:lvlJc w:val="left"/>
+      <w:pPr>
+        <w:tabs>
+          <w:tab w:val="num" w:pos="4320"/>
+        </w:tabs>
+        <w:ind w:left="4320" w:hanging="360"/>
+      </w:pPr>
+      <w:rPr>
+        <w:rFonts w:ascii="Wingdings" w:hAnsi="Wingdings" w:hint="default"/>
+        <w:sz w:val="20"/>
+      </w:rPr>
+    </w:lvl>
+    <w:lvl w:ilvl="6" w:tentative="1">
+      <w:start w:val="1"/>
+      <w:numFmt w:val="bullet"/>
+      <w:lvlText w:val=""/>
+      <w:lvlJc w:val="left"/>
+      <w:pPr>
+        <w:tabs>
+          <w:tab w:val="num" w:pos="5040"/>
+        </w:tabs>
+        <w:ind w:left="5040" w:hanging="360"/>
+      </w:pPr>
+      <w:rPr>
+        <w:rFonts w:ascii="Wingdings" w:hAnsi="Wingdings" w:hint="default"/>
+        <w:sz w:val="20"/>
+      </w:rPr>
+    </w:lvl>
+    <w:lvl w:ilvl="7" w:tentative="1">
+      <w:start w:val="1"/>
+      <w:numFmt w:val="bullet"/>
+      <w:lvlText w:val=""/>
+      <w:lvlJc w:val="left"/>
+      <w:pPr>
+        <w:tabs>
+          <w:tab w:val="num" w:pos="5760"/>
+        </w:tabs>
+        <w:ind w:left="5760" w:hanging="360"/>
+      </w:pPr>
+      <w:rPr>
+        <w:rFonts w:ascii="Wingdings" w:hAnsi="Wingdings" w:hint="default"/>
+        <w:sz w:val="20"/>
+      </w:rPr>
+    </w:lvl>
+    <w:lvl w:ilvl="8" w:tentative="1">
+      <w:start w:val="1"/>
+      <w:numFmt w:val="bullet"/>
+      <w:lvlText w:val=""/>
+      <w:lvlJc w:val="left"/>
+      <w:pPr>
+        <w:tabs>
+          <w:tab w:val="num" w:pos="6480"/>
+        </w:tabs>
+        <w:ind w:left="6480" w:hanging="360"/>
+      </w:pPr>
+      <w:rPr>
+        <w:rFonts w:ascii="Wingdings" w:hAnsi="Wingdings" w:hint="default"/>
+        <w:sz w:val="20"/>
+      </w:rPr>
+    </w:lvl>
+  </w:abstractNum>
+  <w:abstractNum w:abstractNumId="11" w15:restartNumberingAfterBreak="0">
+    <w:nsid w:val="5E0A60C2"/>
+    <w:multiLevelType w:val="hybridMultilevel"/>
+    <w:tmpl w:val="81E0D85A"/>
+    <w:lvl w:ilvl="0" w:tplc="4009000F">
+      <w:start w:val="1"/>
+      <w:numFmt w:val="decimal"/>
+      <w:lvlText w:val="%1."/>
+      <w:lvlJc w:val="left"/>
+      <w:pPr>
+        <w:ind w:left="720" w:hanging="360"/>
+      </w:pPr>
+    </w:lvl>
+    <w:lvl w:ilvl="1" w:tplc="40090019" w:tentative="1">
+      <w:start w:val="1"/>
+      <w:numFmt w:val="lowerLetter"/>
+      <w:lvlText w:val="%2."/>
+      <w:lvlJc w:val="left"/>
+      <w:pPr>
+        <w:ind w:left="1440" w:hanging="360"/>
+      </w:pPr>
+    </w:lvl>
+    <w:lvl w:ilvl="2" w:tplc="4009001B" w:tentative="1">
+      <w:start w:val="1"/>
+      <w:numFmt w:val="lowerRoman"/>
+      <w:lvlText w:val="%3."/>
+      <w:lvlJc w:val="right"/>
+      <w:pPr>
+        <w:ind w:left="2160" w:hanging="180"/>
+      </w:pPr>
+    </w:lvl>
+    <w:lvl w:ilvl="3" w:tplc="4009000F" w:tentative="1">
+      <w:start w:val="1"/>
+      <w:numFmt w:val="decimal"/>
+      <w:lvlText w:val="%4."/>
+      <w:lvlJc w:val="left"/>
+      <w:pPr>
+        <w:ind w:left="2880" w:hanging="360"/>
+      </w:pPr>
+    </w:lvl>
+    <w:lvl w:ilvl="4" w:tplc="40090019" w:tentative="1">
+      <w:start w:val="1"/>
+      <w:numFmt w:val="lowerLetter"/>
+      <w:lvlText w:val="%5."/>
+      <w:lvlJc w:val="left"/>
+      <w:pPr>
+        <w:ind w:left="3600" w:hanging="360"/>
+      </w:pPr>
+    </w:lvl>
+    <w:lvl w:ilvl="5" w:tplc="4009001B" w:tentative="1">
+      <w:start w:val="1"/>
+      <w:numFmt w:val="lowerRoman"/>
+      <w:lvlText w:val="%6."/>
+      <w:lvlJc w:val="right"/>
+      <w:pPr>
+        <w:ind w:left="4320" w:hanging="180"/>
+      </w:pPr>
+    </w:lvl>
+    <w:lvl w:ilvl="6" w:tplc="4009000F" w:tentative="1">
+      <w:start w:val="1"/>
+      <w:numFmt w:val="decimal"/>
+      <w:lvlText w:val="%7."/>
+      <w:lvlJc w:val="left"/>
+      <w:pPr>
+        <w:ind w:left="5040" w:hanging="360"/>
+      </w:pPr>
+    </w:lvl>
+    <w:lvl w:ilvl="7" w:tplc="40090019" w:tentative="1">
+      <w:start w:val="1"/>
+      <w:numFmt w:val="lowerLetter"/>
+      <w:lvlText w:val="%8."/>
+      <w:lvlJc w:val="left"/>
+      <w:pPr>
+        <w:ind w:left="5760" w:hanging="360"/>
+      </w:pPr>
+    </w:lvl>
+    <w:lvl w:ilvl="8" w:tplc="4009001B" w:tentative="1">
+      <w:start w:val="1"/>
+      <w:numFmt w:val="lowerRoman"/>
+      <w:lvlText w:val="%9."/>
+      <w:lvlJc w:val="right"/>
+      <w:pPr>
+        <w:ind w:left="6480" w:hanging="180"/>
+      </w:pPr>
+    </w:lvl>
+  </w:abstractNum>
+  <w:abstractNum w:abstractNumId="12" w15:restartNumberingAfterBreak="0">
+    <w:nsid w:val="5EA358D5"/>
+    <w:multiLevelType w:val="multilevel"/>
+    <w:tmpl w:val="38A6AF5E"/>
+    <w:lvl w:ilvl="0">
+      <w:start w:val="1"/>
+      <w:numFmt w:val="decimal"/>
+      <w:lvlText w:val="%1."/>
+      <w:lvlJc w:val="left"/>
+      <w:pPr>
+        <w:tabs>
+          <w:tab w:val="num" w:pos="720"/>
+        </w:tabs>
+        <w:ind w:left="720" w:hanging="360"/>
+      </w:pPr>
+    </w:lvl>
+    <w:lvl w:ilvl="1">
+      <w:start w:val="1"/>
+      <w:numFmt w:val="bullet"/>
+      <w:lvlText w:val="o"/>
+      <w:lvlJc w:val="left"/>
+      <w:pPr>
+        <w:tabs>
+          <w:tab w:val="num" w:pos="1440"/>
+        </w:tabs>
+        <w:ind w:left="1440" w:hanging="360"/>
+      </w:pPr>
+      <w:rPr>
+        <w:rFonts w:ascii="Courier New" w:hAnsi="Courier New" w:hint="default"/>
+        <w:sz w:val="20"/>
+      </w:rPr>
+    </w:lvl>
+    <w:lvl w:ilvl="2" w:tentative="1">
+      <w:start w:val="1"/>
+      <w:numFmt w:val="decimal"/>
+      <w:lvlText w:val="%3."/>
+      <w:lvlJc w:val="left"/>
+      <w:pPr>
+        <w:tabs>
+          <w:tab w:val="num" w:pos="2160"/>
+        </w:tabs>
+        <w:ind w:left="2160" w:hanging="360"/>
+      </w:pPr>
+    </w:lvl>
+    <w:lvl w:ilvl="3" w:tentative="1">
+      <w:start w:val="1"/>
+      <w:numFmt w:val="decimal"/>
+      <w:lvlText w:val="%4."/>
+      <w:lvlJc w:val="left"/>
+      <w:pPr>
+        <w:tabs>
+          <w:tab w:val="num" w:pos="2880"/>
+        </w:tabs>
+        <w:ind w:left="2880" w:hanging="360"/>
+      </w:pPr>
+    </w:lvl>
+    <w:lvl w:ilvl="4" w:tentative="1">
+      <w:start w:val="1"/>
+      <w:numFmt w:val="decimal"/>
+      <w:lvlText w:val="%5."/>
+      <w:lvlJc w:val="left"/>
+      <w:pPr>
+        <w:tabs>
+          <w:tab w:val="num" w:pos="3600"/>
+        </w:tabs>
+        <w:ind w:left="3600" w:hanging="360"/>
+      </w:pPr>
+    </w:lvl>
+    <w:lvl w:ilvl="5" w:tentative="1">
+      <w:start w:val="1"/>
+      <w:numFmt w:val="decimal"/>
+      <w:lvlText w:val="%6."/>
+      <w:lvlJc w:val="left"/>
+      <w:pPr>
+        <w:tabs>
+          <w:tab w:val="num" w:pos="4320"/>
+        </w:tabs>
+        <w:ind w:left="4320" w:hanging="360"/>
+      </w:pPr>
+    </w:lvl>
+    <w:lvl w:ilvl="6" w:tentative="1">
+      <w:start w:val="1"/>
+      <w:numFmt w:val="decimal"/>
+      <w:lvlText w:val="%7."/>
+      <w:lvlJc w:val="left"/>
+      <w:pPr>
+        <w:tabs>
+          <w:tab w:val="num" w:pos="5040"/>
+        </w:tabs>
+        <w:ind w:left="5040" w:hanging="360"/>
+      </w:pPr>
+    </w:lvl>
+    <w:lvl w:ilvl="7" w:tentative="1">
+      <w:start w:val="1"/>
+      <w:numFmt w:val="decimal"/>
+      <w:lvlText w:val="%8."/>
+      <w:lvlJc w:val="left"/>
+      <w:pPr>
+        <w:tabs>
+          <w:tab w:val="num" w:pos="5760"/>
+        </w:tabs>
+        <w:ind w:left="5760" w:hanging="360"/>
+      </w:pPr>
+    </w:lvl>
+    <w:lvl w:ilvl="8" w:tentative="1">
+      <w:start w:val="1"/>
+      <w:numFmt w:val="decimal"/>
+      <w:lvlText w:val="%9."/>
+      <w:lvlJc w:val="left"/>
+      <w:pPr>
+        <w:tabs>
+          <w:tab w:val="num" w:pos="6480"/>
+        </w:tabs>
+        <w:ind w:left="6480" w:hanging="360"/>
+      </w:pPr>
+    </w:lvl>
+  </w:abstractNum>
+  <w:abstractNum w:abstractNumId="13" w15:restartNumberingAfterBreak="0">
+    <w:nsid w:val="621D38FC"/>
+    <w:multiLevelType w:val="multilevel"/>
+    <w:tmpl w:val="BDA6F88E"/>
+    <w:lvl w:ilvl="0">
+      <w:start w:val="1"/>
+      <w:numFmt w:val="decimal"/>
+      <w:lvlText w:val="%1."/>
+      <w:lvlJc w:val="left"/>
+      <w:pPr>
+        <w:tabs>
+          <w:tab w:val="num" w:pos="720"/>
+        </w:tabs>
+        <w:ind w:left="720" w:hanging="360"/>
+      </w:pPr>
+    </w:lvl>
+    <w:lvl w:ilvl="1">
+      <w:start w:val="1"/>
+      <w:numFmt w:val="bullet"/>
+      <w:lvlText w:val="o"/>
+      <w:lvlJc w:val="left"/>
+      <w:pPr>
+        <w:tabs>
+          <w:tab w:val="num" w:pos="1440"/>
+        </w:tabs>
+        <w:ind w:left="1440" w:hanging="360"/>
+      </w:pPr>
+      <w:rPr>
+        <w:rFonts w:ascii="Courier New" w:hAnsi="Courier New" w:hint="default"/>
+        <w:sz w:val="20"/>
+      </w:rPr>
+    </w:lvl>
+    <w:lvl w:ilvl="2" w:tentative="1">
+      <w:start w:val="1"/>
+      <w:numFmt w:val="decimal"/>
+      <w:lvlText w:val="%3."/>
+      <w:lvlJc w:val="left"/>
+      <w:pPr>
+        <w:tabs>
+          <w:tab w:val="num" w:pos="2160"/>
+        </w:tabs>
+        <w:ind w:left="2160" w:hanging="360"/>
+      </w:pPr>
+    </w:lvl>
+    <w:lvl w:ilvl="3" w:tentative="1">
+      <w:start w:val="1"/>
+      <w:numFmt w:val="decimal"/>
+      <w:lvlText w:val="%4."/>
+      <w:lvlJc w:val="left"/>
+      <w:pPr>
+        <w:tabs>
+          <w:tab w:val="num" w:pos="2880"/>
+        </w:tabs>
+        <w:ind w:left="2880" w:hanging="360"/>
+      </w:pPr>
+    </w:lvl>
+    <w:lvl w:ilvl="4" w:tentative="1">
+      <w:start w:val="1"/>
+      <w:numFmt w:val="decimal"/>
+      <w:lvlText w:val="%5."/>
+      <w:lvlJc w:val="left"/>
+      <w:pPr>
+        <w:tabs>
+          <w:tab w:val="num" w:pos="3600"/>
+        </w:tabs>
+        <w:ind w:left="3600" w:hanging="360"/>
+      </w:pPr>
+    </w:lvl>
+    <w:lvl w:ilvl="5" w:tentative="1">
+      <w:start w:val="1"/>
+      <w:numFmt w:val="decimal"/>
+      <w:lvlText w:val="%6."/>
+      <w:lvlJc w:val="left"/>
+      <w:pPr>
+        <w:tabs>
+          <w:tab w:val="num" w:pos="4320"/>
+        </w:tabs>
+        <w:ind w:left="4320" w:hanging="360"/>
+      </w:pPr>
+    </w:lvl>
+    <w:lvl w:ilvl="6" w:tentative="1">
+      <w:start w:val="1"/>
+      <w:numFmt w:val="decimal"/>
+      <w:lvlText w:val="%7."/>
+      <w:lvlJc w:val="left"/>
+      <w:pPr>
+        <w:tabs>
+          <w:tab w:val="num" w:pos="5040"/>
+        </w:tabs>
+        <w:ind w:left="5040" w:hanging="360"/>
+      </w:pPr>
+    </w:lvl>
+    <w:lvl w:ilvl="7" w:tentative="1">
+      <w:start w:val="1"/>
+      <w:numFmt w:val="decimal"/>
+      <w:lvlText w:val="%8."/>
+      <w:lvlJc w:val="left"/>
+      <w:pPr>
+        <w:tabs>
+          <w:tab w:val="num" w:pos="5760"/>
+        </w:tabs>
+        <w:ind w:left="5760" w:hanging="360"/>
+      </w:pPr>
+    </w:lvl>
+    <w:lvl w:ilvl="8" w:tentative="1">
+      <w:start w:val="1"/>
+      <w:numFmt w:val="decimal"/>
+      <w:lvlText w:val="%9."/>
+      <w:lvlJc w:val="left"/>
+      <w:pPr>
+        <w:tabs>
+          <w:tab w:val="num" w:pos="6480"/>
+        </w:tabs>
+        <w:ind w:left="6480" w:hanging="360"/>
+      </w:pPr>
+    </w:lvl>
+  </w:abstractNum>
+  <w:abstractNum w:abstractNumId="14" w15:restartNumberingAfterBreak="0">
+    <w:nsid w:val="77F00E9E"/>
+    <w:multiLevelType w:val="hybridMultilevel"/>
+    <w:tmpl w:val="EDFED45E"/>
+    <w:lvl w:ilvl="0" w:tplc="40090001">
+      <w:start w:val="1"/>
+      <w:numFmt w:val="bullet"/>
+      <w:lvlText w:val=""/>
+      <w:lvlJc w:val="left"/>
+      <w:pPr>
+        <w:ind w:left="720" w:hanging="360"/>
+      </w:pPr>
+      <w:rPr>
+        <w:rFonts w:ascii="Symbol" w:hAnsi="Symbol" w:hint="default"/>
+      </w:rPr>
+    </w:lvl>
+    <w:lvl w:ilvl="1" w:tplc="40090003" w:tentative="1">
+      <w:start w:val="1"/>
+      <w:numFmt w:val="bullet"/>
+      <w:lvlText w:val="o"/>
+      <w:lvlJc w:val="left"/>
+      <w:pPr>
+        <w:ind w:left="1440" w:hanging="360"/>
+      </w:pPr>
+      <w:rPr>
+        <w:rFonts w:ascii="Courier New" w:hAnsi="Courier New" w:cs="Courier New" w:hint="default"/>
+      </w:rPr>
+    </w:lvl>
+    <w:lvl w:ilvl="2" w:tplc="40090005" w:tentative="1">
+      <w:start w:val="1"/>
+      <w:numFmt w:val="bullet"/>
+      <w:lvlText w:val=""/>
+      <w:lvlJc w:val="left"/>
+      <w:pPr>
+        <w:ind w:left="2160" w:hanging="360"/>
+      </w:pPr>
+      <w:rPr>
+        <w:rFonts w:ascii="Wingdings" w:hAnsi="Wingdings" w:hint="default"/>
+      </w:rPr>
+    </w:lvl>
+    <w:lvl w:ilvl="3" w:tplc="40090001" w:tentative="1">
+      <w:start w:val="1"/>
+      <w:numFmt w:val="bullet"/>
+      <w:lvlText w:val=""/>
+      <w:lvlJc w:val="left"/>
+      <w:pPr>
+        <w:ind w:left="2880" w:hanging="360"/>
+      </w:pPr>
+      <w:rPr>
+        <w:rFonts w:ascii="Symbol" w:hAnsi="Symbol" w:hint="default"/>
+      </w:rPr>
+    </w:lvl>
+    <w:lvl w:ilvl="4" w:tplc="40090003" w:tentative="1">
+      <w:start w:val="1"/>
+      <w:numFmt w:val="bullet"/>
+      <w:lvlText w:val="o"/>
+      <w:lvlJc w:val="left"/>
+      <w:pPr>
+        <w:ind w:left="3600" w:hanging="360"/>
+      </w:pPr>
+      <w:rPr>
+        <w:rFonts w:ascii="Courier New" w:hAnsi="Courier New" w:cs="Courier New" w:hint="default"/>
+      </w:rPr>
+    </w:lvl>
+    <w:lvl w:ilvl="5" w:tplc="40090005" w:tentative="1">
+      <w:start w:val="1"/>
+      <w:numFmt w:val="bullet"/>
+      <w:lvlText w:val=""/>
+      <w:lvlJc w:val="left"/>
+      <w:pPr>
+        <w:ind w:left="4320" w:hanging="360"/>
+      </w:pPr>
+      <w:rPr>
+        <w:rFonts w:ascii="Wingdings" w:hAnsi="Wingdings" w:hint="default"/>
+      </w:rPr>
+    </w:lvl>
+    <w:lvl w:ilvl="6" w:tplc="40090001" w:tentative="1">
+      <w:start w:val="1"/>
+      <w:numFmt w:val="bullet"/>
+      <w:lvlText w:val=""/>
+      <w:lvlJc w:val="left"/>
+      <w:pPr>
+        <w:ind w:left="5040" w:hanging="360"/>
+      </w:pPr>
+      <w:rPr>
+        <w:rFonts w:ascii="Symbol" w:hAnsi="Symbol" w:hint="default"/>
+      </w:rPr>
+    </w:lvl>
+    <w:lvl w:ilvl="7" w:tplc="40090003" w:tentative="1">
+      <w:start w:val="1"/>
+      <w:numFmt w:val="bullet"/>
+      <w:lvlText w:val="o"/>
+      <w:lvlJc w:val="left"/>
+      <w:pPr>
+        <w:ind w:left="5760" w:hanging="360"/>
+      </w:pPr>
+      <w:rPr>
+        <w:rFonts w:ascii="Courier New" w:hAnsi="Courier New" w:cs="Courier New" w:hint="default"/>
+      </w:rPr>
+    </w:lvl>
+    <w:lvl w:ilvl="8" w:tplc="40090005" w:tentative="1">
+      <w:start w:val="1"/>
+      <w:numFmt w:val="bullet"/>
+      <w:lvlText w:val=""/>
+      <w:lvlJc w:val="left"/>
+      <w:pPr>
+        <w:ind w:left="6480" w:hanging="360"/>
+      </w:pPr>
+      <w:rPr>
+        <w:rFonts w:ascii="Wingdings" w:hAnsi="Wingdings" w:hint="default"/>
+      </w:rPr>
+    </w:lvl>
+  </w:abstractNum>
+  <w:abstractNum w:abstractNumId="15" w15:restartNumberingAfterBreak="0">
+    <w:nsid w:val="798A03D1"/>
+    <w:multiLevelType w:val="multilevel"/>
+    <w:tmpl w:val="43D0091E"/>
+    <w:lvl w:ilvl="0">
+      <w:start w:val="1"/>
+      <w:numFmt w:val="bullet"/>
+      <w:lvlText w:val=""/>
+      <w:lvlJc w:val="left"/>
+      <w:pPr>
+        <w:tabs>
+          <w:tab w:val="num" w:pos="720"/>
+        </w:tabs>
+        <w:ind w:left="720" w:hanging="360"/>
+      </w:pPr>
+      <w:rPr>
+        <w:rFonts w:ascii="Symbol" w:hAnsi="Symbol" w:hint="default"/>
+        <w:sz w:val="20"/>
+      </w:rPr>
+    </w:lvl>
+    <w:lvl w:ilvl="1" w:tentative="1">
+      <w:start w:val="1"/>
+      <w:numFmt w:val="bullet"/>
+      <w:lvlText w:val="o"/>
+      <w:lvlJc w:val="left"/>
+      <w:pPr>
+        <w:tabs>
+          <w:tab w:val="num" w:pos="1440"/>
+        </w:tabs>
+        <w:ind w:left="1440" w:hanging="360"/>
+      </w:pPr>
+      <w:rPr>
+        <w:rFonts w:ascii="Courier New" w:hAnsi="Courier New" w:hint="default"/>
+        <w:sz w:val="20"/>
+      </w:rPr>
+    </w:lvl>
+    <w:lvl w:ilvl="2" w:tentative="1">
+      <w:start w:val="1"/>
+      <w:numFmt w:val="bullet"/>
+      <w:lvlText w:val=""/>
+      <w:lvlJc w:val="left"/>
+      <w:pPr>
+        <w:tabs>
+          <w:tab w:val="num" w:pos="2160"/>
+        </w:tabs>
+        <w:ind w:left="2160" w:hanging="360"/>
+      </w:pPr>
+      <w:rPr>
+        <w:rFonts w:ascii="Wingdings" w:hAnsi="Wingdings" w:hint="default"/>
+        <w:sz w:val="20"/>
+      </w:rPr>
+    </w:lvl>
+    <w:lvl w:ilvl="3" w:tentative="1">
+      <w:start w:val="1"/>
+      <w:numFmt w:val="bullet"/>
+      <w:lvlText w:val=""/>
+      <w:lvlJc w:val="left"/>
+      <w:pPr>
+        <w:tabs>
+          <w:tab w:val="num" w:pos="2880"/>
+        </w:tabs>
+        <w:ind w:left="2880" w:hanging="360"/>
+      </w:pPr>
+      <w:rPr>
+        <w:rFonts w:ascii="Wingdings" w:hAnsi="Wingdings" w:hint="default"/>
+        <w:sz w:val="20"/>
+      </w:rPr>
+    </w:lvl>
+    <w:lvl w:ilvl="4" w:tentative="1">
+      <w:start w:val="1"/>
+      <w:numFmt w:val="bullet"/>
+      <w:lvlText w:val=""/>
+      <w:lvlJc w:val="left"/>
+      <w:pPr>
+        <w:tabs>
+          <w:tab w:val="num" w:pos="3600"/>
+        </w:tabs>
+        <w:ind w:left="3600" w:hanging="360"/>
+      </w:pPr>
+      <w:rPr>
+        <w:rFonts w:ascii="Wingdings" w:hAnsi="Wingdings" w:hint="default"/>
+        <w:sz w:val="20"/>
+      </w:rPr>
+    </w:lvl>
+    <w:lvl w:ilvl="5" w:tentative="1">
+      <w:start w:val="1"/>
+      <w:numFmt w:val="bullet"/>
+      <w:lvlText w:val=""/>
+      <w:lvlJc w:val="left"/>
+      <w:pPr>
+        <w:tabs>
+          <w:tab w:val="num" w:pos="4320"/>
+        </w:tabs>
+        <w:ind w:left="4320" w:hanging="360"/>
+      </w:pPr>
+      <w:rPr>
+        <w:rFonts w:ascii="Wingdings" w:hAnsi="Wingdings" w:hint="default"/>
+        <w:sz w:val="20"/>
+      </w:rPr>
+    </w:lvl>
+    <w:lvl w:ilvl="6" w:tentative="1">
+      <w:start w:val="1"/>
+      <w:numFmt w:val="bullet"/>
+      <w:lvlText w:val=""/>
+      <w:lvlJc w:val="left"/>
+      <w:pPr>
+        <w:tabs>
+          <w:tab w:val="num" w:pos="5040"/>
+        </w:tabs>
+        <w:ind w:left="5040" w:hanging="360"/>
+      </w:pPr>
+      <w:rPr>
+        <w:rFonts w:ascii="Wingdings" w:hAnsi="Wingdings" w:hint="default"/>
+        <w:sz w:val="20"/>
+      </w:rPr>
+    </w:lvl>
+    <w:lvl w:ilvl="7" w:tentative="1">
+      <w:start w:val="1"/>
+      <w:numFmt w:val="bullet"/>
+      <w:lvlText w:val=""/>
+      <w:lvlJc w:val="left"/>
+      <w:pPr>
+        <w:tabs>
+          <w:tab w:val="num" w:pos="5760"/>
+        </w:tabs>
+        <w:ind w:left="5760" w:hanging="360"/>
+      </w:pPr>
+      <w:rPr>
+        <w:rFonts w:ascii="Wingdings" w:hAnsi="Wingdings" w:hint="default"/>
+        <w:sz w:val="20"/>
+      </w:rPr>
+    </w:lvl>
+    <w:lvl w:ilvl="8" w:tentative="1">
+      <w:start w:val="1"/>
+      <w:numFmt w:val="bullet"/>
+      <w:lvlText w:val=""/>
+      <w:lvlJc w:val="left"/>
+      <w:pPr>
+        <w:tabs>
+          <w:tab w:val="num" w:pos="6480"/>
+        </w:tabs>
+        <w:ind w:left="6480" w:hanging="360"/>
+      </w:pPr>
+      <w:rPr>
+        <w:rFonts w:ascii="Wingdings" w:hAnsi="Wingdings" w:hint="default"/>
+        <w:sz w:val="20"/>
+      </w:rPr>
+    </w:lvl>
+  </w:abstractNum>
   <w:num w:numId="1" w16cid:durableId="2121412300">
+    <w:abstractNumId w:val="4"/>
+  </w:num>
+  <w:num w:numId="2" w16cid:durableId="2133282936">
+    <w:abstractNumId w:val="10"/>
+  </w:num>
+  <w:num w:numId="3" w16cid:durableId="1119376061">
+    <w:abstractNumId w:val="1"/>
+  </w:num>
+  <w:num w:numId="4" w16cid:durableId="680473480">
+    <w:abstractNumId w:val="12"/>
+  </w:num>
+  <w:num w:numId="5" w16cid:durableId="1030449161">
+    <w:abstractNumId w:val="2"/>
+  </w:num>
+  <w:num w:numId="6" w16cid:durableId="1485582356">
     <w:abstractNumId w:val="0"/>
+  </w:num>
+  <w:num w:numId="7" w16cid:durableId="10760201">
+    <w:abstractNumId w:val="13"/>
+  </w:num>
+  <w:num w:numId="8" w16cid:durableId="1397120823">
+    <w:abstractNumId w:val="5"/>
+  </w:num>
+  <w:num w:numId="9" w16cid:durableId="417413169">
+    <w:abstractNumId w:val="15"/>
+  </w:num>
+  <w:num w:numId="10" w16cid:durableId="2039576739">
+    <w:abstractNumId w:val="11"/>
+  </w:num>
+  <w:num w:numId="11" w16cid:durableId="25721636">
+    <w:abstractNumId w:val="14"/>
+  </w:num>
+  <w:num w:numId="12" w16cid:durableId="69624888">
+    <w:abstractNumId w:val="3"/>
+  </w:num>
+  <w:num w:numId="13" w16cid:durableId="1944798167">
+    <w:abstractNumId w:val="8"/>
+  </w:num>
+  <w:num w:numId="14" w16cid:durableId="1881477442">
+    <w:abstractNumId w:val="9"/>
+  </w:num>
+  <w:num w:numId="15" w16cid:durableId="207303767">
+    <w:abstractNumId w:val="7"/>
+  </w:num>
+  <w:num w:numId="16" w16cid:durableId="1939825681">
+    <w:abstractNumId w:val="6"/>
   </w:num>
 </w:numbering>
 </file>
 
 <file path=word/styles.xml><?xml version="1.0" encoding="utf-8"?>
-<w:styles xmlns:mc="http://schemas.openxmlformats.org/markup-compatibility/2006" xmlns:r="http://schemas.openxmlformats.org/officeDocument/2006/relationships" xmlns:w="http://schemas.openxmlformats.org/wordprocessingml/2006/main" xmlns:w14="http://schemas.microsoft.com/office/word/2010/wordml" xmlns:w15="http://schemas.microsoft.com/office/word/2012/wordml" xmlns:w16cex="http://schemas.microsoft.com/office/word/2018/wordml/cex" xmlns:w16cid="http://schemas.microsoft.com/office/word/2016/wordml/cid" xmlns:w16="http://schemas.microsoft.com/office/word/2018/wordml" xmlns:w16du="http://schemas.microsoft.com/office/word/2023/wordml/word16du" xmlns:w16sdtdh="http://schemas.microsoft.com/office/word/2020/wordml/sdtdatahash" xmlns:w16sdtfl="http://schemas.microsoft.com/office/word/2024/wordml/sdtformatlock" xmlns:w16se="http://schemas.microsoft.com/office/word/2015/wordml/symex" mc:Ignorable="w14 w15 w16se w16cid w16 w16cex w16sdtdh w16sdtfl w16du">
+<w:styles xmlns:mc="http://schemas.openxmlformats.org/markup-compatibility/2006" xmlns:r="http://schemas.openxmlformats.org/officeDocument/2006/relationships" xmlns:w="http://schemas.openxmlformats.org/wordprocessingml/2006/main" xmlns:w14="http://schemas.microsoft.com/office/word/2010/wordml" xmlns:w15="http://schemas.microsoft.com/office/word/2012/wordml" xmlns:w16cex="http://schemas.microsoft.com/office/word/2018/wordml/cex" xmlns:w16cid="http://schemas.microsoft.com/office/word/2016/wordml/cid" xmlns:w16="http://schemas.microsoft.com/office/word/2018/wordml" xmlns:w16sdtdh="http://schemas.microsoft.com/office/word/2020/wordml/sdtdatahash" xmlns:w16se="http://schemas.microsoft.com/office/word/2015/wordml/symex" mc:Ignorable="w14 w15 w16se w16cid w16 w16cex w16sdtdh">
   <w:docDefaults>
     <w:rPrDefault>
       <w:rPr>
@@ -2467,7 +7527,6 @@
   <w:style w:type="character" w:default="1" w:styleId="DefaultParagraphFont">
     <w:name w:val="Default Paragraph Font"/>
     <w:uiPriority w:val="1"/>
-    <w:semiHidden/>
     <w:unhideWhenUsed/>
   </w:style>
   <w:style w:type="table" w:default="1" w:styleId="TableNormal">
@@ -2803,6 +7862,70 @@
       <w:shd w:val="clear" w:color="auto" w:fill="E1DFDD"/>
     </w:rPr>
   </w:style>
+  <w:style w:type="paragraph" w:styleId="NormalWeb">
+    <w:name w:val="Normal (Web)"/>
+    <w:basedOn w:val="Normal"/>
+    <w:uiPriority w:val="99"/>
+    <w:unhideWhenUsed/>
+    <w:rsid w:val="00C80880"/>
+    <w:pPr>
+      <w:spacing w:before="100" w:beforeAutospacing="1" w:after="100" w:afterAutospacing="1" w:line="240" w:lineRule="auto"/>
+    </w:pPr>
+    <w:rPr>
+      <w:rFonts w:ascii="Times New Roman" w:eastAsia="Times New Roman" w:hAnsi="Times New Roman" w:cs="Times New Roman"/>
+      <w:kern w:val="0"/>
+      <w:lang w:eastAsia="en-IN"/>
+      <w14:ligatures w14:val="none"/>
+    </w:rPr>
+  </w:style>
+  <w:style w:type="character" w:styleId="Strong">
+    <w:name w:val="Strong"/>
+    <w:basedOn w:val="DefaultParagraphFont"/>
+    <w:uiPriority w:val="22"/>
+    <w:qFormat/>
+    <w:rsid w:val="00C80880"/>
+    <w:rPr>
+      <w:b/>
+      <w:bCs/>
+    </w:rPr>
+  </w:style>
+  <w:style w:type="character" w:styleId="SubtleEmphasis">
+    <w:name w:val="Subtle Emphasis"/>
+    <w:basedOn w:val="DefaultParagraphFont"/>
+    <w:uiPriority w:val="19"/>
+    <w:qFormat/>
+    <w:rsid w:val="00AB05C3"/>
+    <w:rPr>
+      <w:i/>
+      <w:iCs/>
+      <w:color w:val="404040" w:themeColor="text1" w:themeTint="BF"/>
+    </w:rPr>
+  </w:style>
+  <w:style w:type="character" w:styleId="Emphasis">
+    <w:name w:val="Emphasis"/>
+    <w:basedOn w:val="DefaultParagraphFont"/>
+    <w:uiPriority w:val="20"/>
+    <w:qFormat/>
+    <w:rsid w:val="00AB05C3"/>
+    <w:rPr>
+      <w:i/>
+      <w:iCs/>
+    </w:rPr>
+  </w:style>
+  <w:style w:type="character" w:styleId="BookTitle">
+    <w:name w:val="Book Title"/>
+    <w:basedOn w:val="DefaultParagraphFont"/>
+    <w:uiPriority w:val="33"/>
+    <w:qFormat/>
+    <w:rsid w:val="006F50CB"/>
+    <w:rPr>
+      <w:b/>
+      <w:bCs/>
+      <w:i/>
+      <w:iCs/>
+      <w:spacing w:val="5"/>
+    </w:rPr>
+  </w:style>
 </w:styles>
 </file>
 

--- a/Machine Learning/ML Notes.docx
+++ b/Machine Learning/ML Notes.docx
@@ -81,7 +81,21 @@
         <w:rPr>
           <w:lang w:val="en-US"/>
         </w:rPr>
-        <w:t xml:space="preserve"> give stats tool to analyze ,forecasr and predict data</w:t>
+        <w:t xml:space="preserve"> give stats tool to analyze ,</w:t>
+      </w:r>
+      <w:proofErr w:type="spellStart"/>
+      <w:r>
+        <w:rPr>
+          <w:lang w:val="en-US"/>
+        </w:rPr>
+        <w:t>forecasr</w:t>
+      </w:r>
+      <w:proofErr w:type="spellEnd"/>
+      <w:r>
+        <w:rPr>
+          <w:lang w:val="en-US"/>
+        </w:rPr>
+        <w:t xml:space="preserve"> and predict data</w:t>
       </w:r>
     </w:p>
     <w:p>
@@ -170,7 +184,21 @@
         <w:rPr>
           <w:lang w:val="en-US"/>
         </w:rPr>
-        <w:t xml:space="preserve">Regression : Its Continious </w:t>
+        <w:t xml:space="preserve">Regression : Its </w:t>
+      </w:r>
+      <w:proofErr w:type="spellStart"/>
+      <w:r>
+        <w:rPr>
+          <w:lang w:val="en-US"/>
+        </w:rPr>
+        <w:t>Continious</w:t>
+      </w:r>
+      <w:proofErr w:type="spellEnd"/>
+      <w:r>
+        <w:rPr>
+          <w:lang w:val="en-US"/>
+        </w:rPr>
+        <w:t xml:space="preserve"> </w:t>
       </w:r>
     </w:p>
     <w:p>
@@ -436,6 +464,7 @@
                 <w14:ligatures w14:val="none"/>
               </w:rPr>
             </w:pPr>
+            <w:proofErr w:type="spellStart"/>
             <w:r>
               <w:rPr>
                 <w:rFonts w:ascii="Aptos Narrow" w:eastAsia="Times New Roman" w:hAnsi="Aptos Narrow" w:cs="Times New Roman"/>
@@ -446,7 +475,20 @@
                 <w:lang w:eastAsia="en-IN"/>
                 <w14:ligatures w14:val="none"/>
               </w:rPr>
-              <w:t xml:space="preserve">Classififcation Algos </w:t>
+              <w:t>Classififcation</w:t>
+            </w:r>
+            <w:proofErr w:type="spellEnd"/>
+            <w:r>
+              <w:rPr>
+                <w:rFonts w:ascii="Aptos Narrow" w:eastAsia="Times New Roman" w:hAnsi="Aptos Narrow" w:cs="Times New Roman"/>
+                <w:color w:val="000000"/>
+                <w:kern w:val="0"/>
+                <w:sz w:val="22"/>
+                <w:szCs w:val="22"/>
+                <w:lang w:eastAsia="en-IN"/>
+                <w14:ligatures w14:val="none"/>
+              </w:rPr>
+              <w:t xml:space="preserve"> Algos </w:t>
             </w:r>
           </w:p>
         </w:tc>
@@ -656,6 +698,7 @@
                 <w14:ligatures w14:val="none"/>
               </w:rPr>
             </w:pPr>
+            <w:proofErr w:type="spellStart"/>
             <w:r>
               <w:rPr>
                 <w:rFonts w:ascii="Aptos Narrow" w:eastAsia="Times New Roman" w:hAnsi="Aptos Narrow" w:cs="Times New Roman"/>
@@ -666,7 +709,20 @@
                 <w:lang w:eastAsia="en-IN"/>
                 <w14:ligatures w14:val="none"/>
               </w:rPr>
-              <w:t>Decission Tree--ML</w:t>
+              <w:t>Decission</w:t>
+            </w:r>
+            <w:proofErr w:type="spellEnd"/>
+            <w:r>
+              <w:rPr>
+                <w:rFonts w:ascii="Aptos Narrow" w:eastAsia="Times New Roman" w:hAnsi="Aptos Narrow" w:cs="Times New Roman"/>
+                <w:color w:val="000000"/>
+                <w:kern w:val="0"/>
+                <w:sz w:val="22"/>
+                <w:szCs w:val="22"/>
+                <w:lang w:eastAsia="en-IN"/>
+                <w14:ligatures w14:val="none"/>
+              </w:rPr>
+              <w:t xml:space="preserve"> Tree--ML</w:t>
             </w:r>
           </w:p>
         </w:tc>
@@ -697,6 +753,7 @@
                 <w14:ligatures w14:val="none"/>
               </w:rPr>
             </w:pPr>
+            <w:proofErr w:type="spellStart"/>
             <w:r>
               <w:rPr>
                 <w:rFonts w:ascii="Aptos Narrow" w:eastAsia="Times New Roman" w:hAnsi="Aptos Narrow" w:cs="Times New Roman"/>
@@ -707,7 +764,20 @@
                 <w:lang w:eastAsia="en-IN"/>
                 <w14:ligatures w14:val="none"/>
               </w:rPr>
-              <w:t>Decission Tree--ML</w:t>
+              <w:t>Decission</w:t>
+            </w:r>
+            <w:proofErr w:type="spellEnd"/>
+            <w:r>
+              <w:rPr>
+                <w:rFonts w:ascii="Aptos Narrow" w:eastAsia="Times New Roman" w:hAnsi="Aptos Narrow" w:cs="Times New Roman"/>
+                <w:color w:val="000000"/>
+                <w:kern w:val="0"/>
+                <w:sz w:val="22"/>
+                <w:szCs w:val="22"/>
+                <w:lang w:eastAsia="en-IN"/>
+                <w14:ligatures w14:val="none"/>
+              </w:rPr>
+              <w:t xml:space="preserve"> Tree--ML</w:t>
             </w:r>
           </w:p>
         </w:tc>
@@ -1347,8 +1417,16 @@
         <w:rPr>
           <w:rFonts w:ascii="Arial" w:hAnsi="Arial" w:cs="Arial"/>
         </w:rPr>
-        <w:t>hat=mx+c</w:t>
-      </w:r>
+        <w:t>hat=</w:t>
+      </w:r>
+      <w:proofErr w:type="spellStart"/>
+      <w:r>
+        <w:rPr>
+          <w:rFonts w:ascii="Arial" w:hAnsi="Arial" w:cs="Arial"/>
+        </w:rPr>
+        <w:t>mx+c</w:t>
+      </w:r>
+      <w:proofErr w:type="spellEnd"/>
       <w:r>
         <w:rPr>
           <w:rFonts w:ascii="Arial" w:hAnsi="Arial" w:cs="Arial"/>
@@ -1840,8 +1918,13 @@
           <w:lang w:val="en-US"/>
         </w:rPr>
       </w:pPr>
-      <w:r>
-        <w:t xml:space="preserve">scaler.inverse_transform is a method used in Python's scikit-learn library to </w:t>
+      <w:proofErr w:type="spellStart"/>
+      <w:r>
+        <w:t>scaler.inverse_transform</w:t>
+      </w:r>
+      <w:proofErr w:type="spellEnd"/>
+      <w:r>
+        <w:t xml:space="preserve"> is a method used in Python's scikit-learn library to </w:t>
       </w:r>
       <w:r>
         <w:rPr>
@@ -1957,6 +2040,7 @@
         <w:rPr>
           <w:b/>
           <w:bCs/>
+          <w:noProof/>
           <w:lang w:val="en-US"/>
         </w:rPr>
         <w:drawing>
@@ -2185,7 +2269,7 @@
     <w:p>
       <w:r>
         <w:pict w14:anchorId="6BD0D74B">
-          <v:rect id="_x0000_i1031" style="width:0;height:1.5pt" o:hralign="center" o:hrstd="t" o:hr="t" fillcolor="#a0a0a0" stroked="f"/>
+          <v:rect id="_x0000_i1025" style="width:0;height:1.5pt" o:hralign="center" o:hrstd="t" o:hr="t" fillcolor="#a0a0a0" stroked="f"/>
         </w:pict>
       </w:r>
     </w:p>
@@ -2365,6 +2449,9 @@
         </w:rPr>
       </w:pPr>
       <w:r>
+        <w:rPr>
+          <w:noProof/>
+        </w:rPr>
         <w:drawing>
           <wp:inline distT="0" distB="0" distL="0" distR="0" wp14:anchorId="1BE60C32" wp14:editId="7082E57A">
             <wp:extent cx="5731510" cy="1794510"/>
@@ -2518,7 +2605,7 @@
       </w:pPr>
       <w:r>
         <w:pict w14:anchorId="6CFF289A">
-          <v:rect id="_x0000_i1039" style="width:0;height:1.5pt" o:hralign="center" o:hrstd="t" o:hr="t" fillcolor="#a0a0a0" stroked="f"/>
+          <v:rect id="_x0000_i1026" style="width:0;height:1.5pt" o:hralign="center" o:hrstd="t" o:hr="t" fillcolor="#a0a0a0" stroked="f"/>
         </w:pict>
       </w:r>
     </w:p>
@@ -2686,6 +2773,9 @@
         <w:pStyle w:val="NormalWeb"/>
       </w:pPr>
       <w:r>
+        <w:rPr>
+          <w:noProof/>
+        </w:rPr>
         <w:drawing>
           <wp:inline distT="0" distB="0" distL="0" distR="0" wp14:anchorId="3A97E477" wp14:editId="44EEC07B">
             <wp:extent cx="5731510" cy="1555115"/>
@@ -2847,7 +2937,7 @@
       <w:r>
         <w:lastRenderedPageBreak/>
         <w:pict w14:anchorId="59118A6B">
-          <v:rect id="_x0000_i1047" style="width:0;height:1.5pt" o:hralign="center" o:hrstd="t" o:hr="t" fillcolor="#a0a0a0" stroked="f"/>
+          <v:rect id="_x0000_i1027" style="width:0;height:1.5pt" o:hralign="center" o:hrstd="t" o:hr="t" fillcolor="#a0a0a0" stroked="f"/>
         </w:pict>
       </w:r>
     </w:p>
@@ -3624,10 +3714,30 @@
       <w:r>
         <w:rPr>
           <w:rStyle w:val="BookTitle"/>
+          <w:b w:val="0"/>
+          <w:bCs w:val="0"/>
           <w:i w:val="0"/>
           <w:iCs w:val="0"/>
         </w:rPr>
+        <w:t>Here we take value of slope</w:t>
+      </w:r>
+      <w:r>
+        <w:rPr>
+          <w:rStyle w:val="BookTitle"/>
+          <w:i w:val="0"/>
+          <w:iCs w:val="0"/>
+        </w:rPr>
         <w:t xml:space="preserve"> </w:t>
+      </w:r>
+      <w:r>
+        <w:rPr>
+          <w:rStyle w:val="BookTitle"/>
+          <w:b w:val="0"/>
+          <w:bCs w:val="0"/>
+          <w:i w:val="0"/>
+          <w:iCs w:val="0"/>
+        </w:rPr>
+        <w:t>square</w:t>
       </w:r>
     </w:p>
     <w:p>
@@ -3659,6 +3769,7 @@
     <w:p>
       <w:pPr>
         <w:pStyle w:val="NormalWeb"/>
+        <w:ind w:left="1440"/>
         <w:rPr>
           <w:rStyle w:val="BookTitle"/>
           <w:b w:val="0"/>
@@ -3670,10 +3781,12 @@
       <w:r>
         <w:rPr>
           <w:rStyle w:val="BookTitle"/>
+          <w:b w:val="0"/>
+          <w:bCs w:val="0"/>
           <w:i w:val="0"/>
           <w:iCs w:val="0"/>
         </w:rPr>
-        <w:t>Lasso Regression</w:t>
+        <w:sym w:font="Wingdings" w:char="F0E0"/>
       </w:r>
       <w:r>
         <w:rPr>
@@ -3683,31 +3796,7 @@
           <w:i w:val="0"/>
           <w:iCs w:val="0"/>
         </w:rPr>
-        <w:t xml:space="preserve"> </w:t>
-      </w:r>
-      <w:r>
-        <w:rPr>
-          <w:rStyle w:val="BookTitle"/>
-          <w:i w:val="0"/>
-          <w:iCs w:val="0"/>
-        </w:rPr>
-        <w:t>(L</w:t>
-      </w:r>
-      <w:r>
-        <w:rPr>
-          <w:rStyle w:val="BookTitle"/>
-          <w:i w:val="0"/>
-          <w:iCs w:val="0"/>
-        </w:rPr>
-        <w:t>1</w:t>
-      </w:r>
-      <w:r>
-        <w:rPr>
-          <w:rStyle w:val="BookTitle"/>
-          <w:i w:val="0"/>
-          <w:iCs w:val="0"/>
-        </w:rPr>
-        <w:t xml:space="preserve"> Regularisation)</w:t>
+        <w:t>H</w:t>
       </w:r>
       <w:r>
         <w:rPr>
@@ -3717,7 +3806,129 @@
           <w:i w:val="0"/>
           <w:iCs w:val="0"/>
         </w:rPr>
+        <w:t>y</w:t>
+      </w:r>
+      <w:r>
+        <w:rPr>
+          <w:rStyle w:val="BookTitle"/>
+          <w:b w:val="0"/>
+          <w:bCs w:val="0"/>
+          <w:i w:val="0"/>
+          <w:iCs w:val="0"/>
+        </w:rPr>
+        <w:t xml:space="preserve">per </w:t>
+      </w:r>
+      <w:proofErr w:type="spellStart"/>
+      <w:r>
+        <w:rPr>
+          <w:rStyle w:val="BookTitle"/>
+          <w:b w:val="0"/>
+          <w:bCs w:val="0"/>
+          <w:i w:val="0"/>
+          <w:iCs w:val="0"/>
+        </w:rPr>
+        <w:t>Parma</w:t>
+      </w:r>
+      <w:r>
+        <w:rPr>
+          <w:rStyle w:val="BookTitle"/>
+          <w:b w:val="0"/>
+          <w:bCs w:val="0"/>
+          <w:i w:val="0"/>
+          <w:iCs w:val="0"/>
+        </w:rPr>
+        <w:t>m</w:t>
+      </w:r>
+      <w:proofErr w:type="spellEnd"/>
+      <w:r>
+        <w:rPr>
+          <w:rStyle w:val="BookTitle"/>
+          <w:b w:val="0"/>
+          <w:bCs w:val="0"/>
+          <w:i w:val="0"/>
+          <w:iCs w:val="0"/>
+        </w:rPr>
+        <w:t xml:space="preserve"> tuning we do for Alpha</w:t>
+      </w:r>
+    </w:p>
+    <w:p>
+      <w:pPr>
+        <w:pStyle w:val="NormalWeb"/>
+        <w:rPr>
+          <w:rStyle w:val="BookTitle"/>
+          <w:b w:val="0"/>
+          <w:bCs w:val="0"/>
+          <w:i w:val="0"/>
+          <w:iCs w:val="0"/>
+        </w:rPr>
+      </w:pPr>
+    </w:p>
+    <w:p>
+      <w:pPr>
+        <w:pStyle w:val="NormalWeb"/>
+        <w:rPr>
+          <w:rStyle w:val="BookTitle"/>
+          <w:b w:val="0"/>
+          <w:bCs w:val="0"/>
+          <w:i w:val="0"/>
+          <w:iCs w:val="0"/>
+        </w:rPr>
+      </w:pPr>
+      <w:r>
+        <w:rPr>
+          <w:rStyle w:val="BookTitle"/>
+          <w:i w:val="0"/>
+          <w:iCs w:val="0"/>
+        </w:rPr>
+        <w:t>Lasso Regression</w:t>
+      </w:r>
+      <w:r>
+        <w:rPr>
+          <w:rStyle w:val="BookTitle"/>
+          <w:b w:val="0"/>
+          <w:bCs w:val="0"/>
+          <w:i w:val="0"/>
+          <w:iCs w:val="0"/>
+        </w:rPr>
+        <w:t xml:space="preserve"> </w:t>
+      </w:r>
+      <w:r>
+        <w:rPr>
+          <w:rStyle w:val="BookTitle"/>
+          <w:i w:val="0"/>
+          <w:iCs w:val="0"/>
+        </w:rPr>
+        <w:t>(L1 Regularisation)</w:t>
+      </w:r>
+      <w:r>
+        <w:rPr>
+          <w:rStyle w:val="BookTitle"/>
+          <w:b w:val="0"/>
+          <w:bCs w:val="0"/>
+          <w:i w:val="0"/>
+          <w:iCs w:val="0"/>
+        </w:rPr>
         <w:t xml:space="preserve">: </w:t>
+      </w:r>
+      <w:r>
+        <w:rPr>
+          <w:rStyle w:val="BookTitle"/>
+          <w:b w:val="0"/>
+          <w:bCs w:val="0"/>
+          <w:i w:val="0"/>
+          <w:iCs w:val="0"/>
+        </w:rPr>
+        <w:t xml:space="preserve"> Here we take </w:t>
+      </w:r>
+      <w:r>
+        <w:rPr>
+          <w:rStyle w:val="BookTitle"/>
+          <w:b w:val="0"/>
+          <w:bCs w:val="0"/>
+          <w:i w:val="0"/>
+          <w:iCs w:val="0"/>
+        </w:rPr>
+        <w:t>absolute value of slope</w:t>
       </w:r>
     </w:p>
     <w:p>
@@ -3789,7 +4000,29 @@
           <w:i w:val="0"/>
           <w:iCs w:val="0"/>
         </w:rPr>
-        <w:t>ficient values (theeta) are less respective features are ignored</w:t>
+        <w:t>ficient values (</w:t>
+      </w:r>
+      <w:proofErr w:type="spellStart"/>
+      <w:r>
+        <w:rPr>
+          <w:rStyle w:val="BookTitle"/>
+          <w:b w:val="0"/>
+          <w:bCs w:val="0"/>
+          <w:i w:val="0"/>
+          <w:iCs w:val="0"/>
+        </w:rPr>
+        <w:t>theeta</w:t>
+      </w:r>
+      <w:proofErr w:type="spellEnd"/>
+      <w:r>
+        <w:rPr>
+          <w:rStyle w:val="BookTitle"/>
+          <w:b w:val="0"/>
+          <w:bCs w:val="0"/>
+          <w:i w:val="0"/>
+          <w:iCs w:val="0"/>
+        </w:rPr>
+        <w:t>) are less respective features are ignored</w:t>
       </w:r>
       <w:r>
         <w:rPr>
@@ -4441,6 +4674,7 @@
           <w:bCs w:val="0"/>
           <w:i w:val="0"/>
           <w:iCs w:val="0"/>
+          <w:noProof/>
         </w:rPr>
         <w:lastRenderedPageBreak/>
         <w:drawing>
@@ -4561,7 +4795,7 @@
           <w:spacing w:val="5"/>
         </w:rPr>
         <w:pict w14:anchorId="1B426B90">
-          <v:rect id="_x0000_i1061" style="width:0;height:1.5pt" o:hralign="center" o:hrstd="t" o:hr="t" fillcolor="#a0a0a0" stroked="f"/>
+          <v:rect id="_x0000_i1028" style="width:0;height:1.5pt" o:hralign="center" o:hrstd="t" o:hr="t" fillcolor="#a0a0a0" stroked="f"/>
         </w:pict>
       </w:r>
     </w:p>
@@ -4603,7 +4837,119 @@
         <w:rPr>
           <w:spacing w:val="5"/>
         </w:rPr>
-        <w:t xml:space="preserve">RSS=∑i=1n(yi−y^i)2\text{RSS} = \sum_{i=1}^{n} (y_i - \hat{y}_i)^2RSS=i=1∑n​(yi​−y^​i​)2 </w:t>
+        <w:t>RSS=∑</w:t>
+      </w:r>
+      <w:proofErr w:type="spellStart"/>
+      <w:r>
+        <w:rPr>
+          <w:spacing w:val="5"/>
+        </w:rPr>
+        <w:t>i</w:t>
+      </w:r>
+      <w:proofErr w:type="spellEnd"/>
+      <w:r>
+        <w:rPr>
+          <w:spacing w:val="5"/>
+        </w:rPr>
+        <w:t>=1n(</w:t>
+      </w:r>
+      <w:proofErr w:type="spellStart"/>
+      <w:r>
+        <w:rPr>
+          <w:spacing w:val="5"/>
+        </w:rPr>
+        <w:t>yi−y^i</w:t>
+      </w:r>
+      <w:proofErr w:type="spellEnd"/>
+      <w:r>
+        <w:rPr>
+          <w:spacing w:val="5"/>
+        </w:rPr>
+        <w:t>)2\text{RSS} = \sum_{</w:t>
+      </w:r>
+      <w:proofErr w:type="spellStart"/>
+      <w:r>
+        <w:rPr>
+          <w:spacing w:val="5"/>
+        </w:rPr>
+        <w:t>i</w:t>
+      </w:r>
+      <w:proofErr w:type="spellEnd"/>
+      <w:r>
+        <w:rPr>
+          <w:spacing w:val="5"/>
+        </w:rPr>
+        <w:t>=1}^{n} (</w:t>
+      </w:r>
+      <w:proofErr w:type="spellStart"/>
+      <w:r>
+        <w:rPr>
+          <w:spacing w:val="5"/>
+        </w:rPr>
+        <w:t>y_i</w:t>
+      </w:r>
+      <w:proofErr w:type="spellEnd"/>
+      <w:r>
+        <w:rPr>
+          <w:spacing w:val="5"/>
+        </w:rPr>
+        <w:t xml:space="preserve"> - \hat{y}_</w:t>
+      </w:r>
+      <w:proofErr w:type="spellStart"/>
+      <w:r>
+        <w:rPr>
+          <w:spacing w:val="5"/>
+        </w:rPr>
+        <w:t>i</w:t>
+      </w:r>
+      <w:proofErr w:type="spellEnd"/>
+      <w:r>
+        <w:rPr>
+          <w:spacing w:val="5"/>
+        </w:rPr>
+        <w:t>)^2RSS=</w:t>
+      </w:r>
+      <w:proofErr w:type="spellStart"/>
+      <w:r>
+        <w:rPr>
+          <w:spacing w:val="5"/>
+        </w:rPr>
+        <w:t>i</w:t>
+      </w:r>
+      <w:proofErr w:type="spellEnd"/>
+      <w:r>
+        <w:rPr>
+          <w:spacing w:val="5"/>
+        </w:rPr>
+        <w:t>=1∑n​(</w:t>
+      </w:r>
+      <w:proofErr w:type="spellStart"/>
+      <w:r>
+        <w:rPr>
+          <w:spacing w:val="5"/>
+        </w:rPr>
+        <w:t>yi</w:t>
+      </w:r>
+      <w:proofErr w:type="spellEnd"/>
+      <w:r>
+        <w:rPr>
+          <w:spacing w:val="5"/>
+        </w:rPr>
+        <w:t>​−y^​</w:t>
+      </w:r>
+      <w:proofErr w:type="spellStart"/>
+      <w:r>
+        <w:rPr>
+          <w:spacing w:val="5"/>
+        </w:rPr>
+        <w:t>i</w:t>
+      </w:r>
+      <w:proofErr w:type="spellEnd"/>
+      <w:r>
+        <w:rPr>
+          <w:spacing w:val="5"/>
+        </w:rPr>
+        <w:t xml:space="preserve">​)2 </w:t>
       </w:r>
     </w:p>
     <w:p>
@@ -4631,11 +4977,19 @@
           <w:spacing w:val="5"/>
         </w:rPr>
       </w:pPr>
+      <w:proofErr w:type="spellStart"/>
       <w:r>
         <w:rPr>
           <w:spacing w:val="5"/>
         </w:rPr>
-        <w:t>yiy_iyi​ = actual value</w:t>
+        <w:t>yiy_iyi</w:t>
+      </w:r>
+      <w:proofErr w:type="spellEnd"/>
+      <w:r>
+        <w:rPr>
+          <w:spacing w:val="5"/>
+        </w:rPr>
+        <w:t>​ = actual value</w:t>
       </w:r>
     </w:p>
     <w:p>
@@ -4649,11 +5003,47 @@
           <w:spacing w:val="5"/>
         </w:rPr>
       </w:pPr>
+      <w:proofErr w:type="spellStart"/>
       <w:r>
         <w:rPr>
           <w:spacing w:val="5"/>
         </w:rPr>
-        <w:t>y^i\hat{y}_iy^​i​ = predicted value</w:t>
+        <w:t>y^i</w:t>
+      </w:r>
+      <w:proofErr w:type="spellEnd"/>
+      <w:r>
+        <w:rPr>
+          <w:spacing w:val="5"/>
+        </w:rPr>
+        <w:t>\hat{y}_</w:t>
+      </w:r>
+      <w:proofErr w:type="spellStart"/>
+      <w:r>
+        <w:rPr>
+          <w:spacing w:val="5"/>
+        </w:rPr>
+        <w:t>iy</w:t>
+      </w:r>
+      <w:proofErr w:type="spellEnd"/>
+      <w:r>
+        <w:rPr>
+          <w:spacing w:val="5"/>
+        </w:rPr>
+        <w:t>^​</w:t>
+      </w:r>
+      <w:proofErr w:type="spellStart"/>
+      <w:r>
+        <w:rPr>
+          <w:spacing w:val="5"/>
+        </w:rPr>
+        <w:t>i</w:t>
+      </w:r>
+      <w:proofErr w:type="spellEnd"/>
+      <w:r>
+        <w:rPr>
+          <w:spacing w:val="5"/>
+        </w:rPr>
+        <w:t>​ = predicted value</w:t>
       </w:r>
     </w:p>
     <w:p>
@@ -4667,11 +5057,19 @@
           <w:spacing w:val="5"/>
         </w:rPr>
       </w:pPr>
+      <w:proofErr w:type="spellStart"/>
       <w:r>
         <w:rPr>
           <w:spacing w:val="5"/>
         </w:rPr>
-        <w:t>nnn = number of observations</w:t>
+        <w:t>nnn</w:t>
+      </w:r>
+      <w:proofErr w:type="spellEnd"/>
+      <w:r>
+        <w:rPr>
+          <w:spacing w:val="5"/>
+        </w:rPr>
+        <w:t xml:space="preserve"> = number of observations</w:t>
       </w:r>
     </w:p>
     <w:p>
@@ -4686,7 +5084,7 @@
           <w:spacing w:val="5"/>
         </w:rPr>
         <w:pict w14:anchorId="5E252F41">
-          <v:rect id="_x0000_i1062" style="width:0;height:1.5pt" o:hralign="center" o:hrstd="t" o:hr="t" fillcolor="#a0a0a0" stroked="f"/>
+          <v:rect id="_x0000_i1029" style="width:0;height:1.5pt" o:hralign="center" o:hrstd="t" o:hr="t" fillcolor="#a0a0a0" stroked="f"/>
         </w:pict>
       </w:r>
     </w:p>
@@ -4816,7 +5214,35 @@
         <w:rPr>
           <w:spacing w:val="5"/>
         </w:rPr>
-        <w:t>MSE=RSSn\text{MSE} = \frac{RSS}{n}MSE=nRSS​</w:t>
+        <w:t>MSE=</w:t>
+      </w:r>
+      <w:proofErr w:type="spellStart"/>
+      <w:r>
+        <w:rPr>
+          <w:spacing w:val="5"/>
+        </w:rPr>
+        <w:t>RSSn</w:t>
+      </w:r>
+      <w:proofErr w:type="spellEnd"/>
+      <w:r>
+        <w:rPr>
+          <w:spacing w:val="5"/>
+        </w:rPr>
+        <w:t>\text{MSE} = \frac{RSS}{n}MSE=</w:t>
+      </w:r>
+      <w:proofErr w:type="spellStart"/>
+      <w:r>
+        <w:rPr>
+          <w:spacing w:val="5"/>
+        </w:rPr>
+        <w:t>nRSS</w:t>
+      </w:r>
+      <w:proofErr w:type="spellEnd"/>
+      <w:r>
+        <w:rPr>
+          <w:spacing w:val="5"/>
+        </w:rPr>
+        <w:t>​</w:t>
       </w:r>
     </w:p>
     <w:p>
@@ -4832,24 +5258,1127 @@
     <w:p>
       <w:pPr>
         <w:pStyle w:val="NormalWeb"/>
-        <w:ind w:left="720"/>
+        <w:numPr>
+          <w:ilvl w:val="0"/>
+          <w:numId w:val="10"/>
+        </w:numPr>
+        <w:rPr>
+          <w:spacing w:val="5"/>
+        </w:rPr>
+      </w:pPr>
+      <w:r>
         <w:rPr>
           <w:rStyle w:val="BookTitle"/>
+          <w:highlight w:val="yellow"/>
+        </w:rPr>
+        <w:lastRenderedPageBreak/>
+        <w:t>Elastic</w:t>
+      </w:r>
+      <w:r>
+        <w:rPr>
+          <w:rStyle w:val="BookTitle"/>
+          <w:highlight w:val="yellow"/>
+        </w:rPr>
+        <w:t xml:space="preserve"> </w:t>
+      </w:r>
+      <w:r>
+        <w:rPr>
+          <w:rStyle w:val="BookTitle"/>
+          <w:highlight w:val="yellow"/>
+        </w:rPr>
+        <w:t>Net Regression</w:t>
+      </w:r>
+      <w:r>
+        <w:rPr>
+          <w:rStyle w:val="BookTitle"/>
+          <w:highlight w:val="yellow"/>
+        </w:rPr>
+        <w:t xml:space="preserve"> :</w:t>
+      </w:r>
+      <w:r>
+        <w:rPr>
+          <w:rStyle w:val="BookTitle"/>
+        </w:rPr>
+        <w:t xml:space="preserve"> </w:t>
+      </w:r>
+      <w:r>
+        <w:rPr>
+          <w:spacing w:val="5"/>
+        </w:rPr>
+        <w:t>Elastic Net Regression is a regularized regression technique that combines both L1 (Lasso) and L2 (Ridge) penalties. It’s useful when you have:</w:t>
+      </w:r>
+    </w:p>
+    <w:p>
+      <w:pPr>
+        <w:pStyle w:val="NormalWeb"/>
+        <w:numPr>
+          <w:ilvl w:val="0"/>
+          <w:numId w:val="17"/>
+        </w:numPr>
+        <w:rPr>
+          <w:rStyle w:val="BookTitle"/>
+          <w:b w:val="0"/>
+          <w:bCs w:val="0"/>
+        </w:rPr>
+      </w:pPr>
+      <w:r>
+        <w:rPr>
+          <w:spacing w:val="5"/>
+        </w:rPr>
+        <w:t>Many correlated features (multicollinearity),</w:t>
+      </w:r>
+      <w:r>
+        <w:rPr>
+          <w:spacing w:val="5"/>
+        </w:rPr>
+        <w:sym w:font="Wingdings" w:char="F0E0"/>
+      </w:r>
+      <w:r>
+        <w:rPr>
+          <w:rStyle w:val="BookTitle"/>
+          <w:b w:val="0"/>
+          <w:bCs w:val="0"/>
           <w:i w:val="0"/>
           <w:iCs w:val="0"/>
         </w:rPr>
-      </w:pPr>
+        <w:t xml:space="preserve"> </w:t>
+      </w:r>
+      <w:r>
+        <w:rPr>
+          <w:rStyle w:val="BookTitle"/>
+          <w:b w:val="0"/>
+          <w:bCs w:val="0"/>
+          <w:i w:val="0"/>
+          <w:iCs w:val="0"/>
+        </w:rPr>
+        <w:t>Reduce overfitting</w:t>
+      </w:r>
     </w:p>
     <w:p>
       <w:pPr>
         <w:pStyle w:val="NormalWeb"/>
-        <w:ind w:left="720"/>
+        <w:numPr>
+          <w:ilvl w:val="0"/>
+          <w:numId w:val="17"/>
+        </w:numPr>
+        <w:rPr>
+          <w:rStyle w:val="BookTitle"/>
+          <w:b w:val="0"/>
+          <w:bCs w:val="0"/>
+        </w:rPr>
+      </w:pPr>
+      <w:r>
+        <w:rPr>
+          <w:spacing w:val="5"/>
+        </w:rPr>
+        <w:t>The need for both feature selection and model regularization</w:t>
+      </w:r>
+      <w:r>
+        <w:rPr>
+          <w:spacing w:val="5"/>
+        </w:rPr>
+        <w:t xml:space="preserve"> </w:t>
+      </w:r>
+      <w:r>
+        <w:rPr>
+          <w:spacing w:val="5"/>
+        </w:rPr>
+        <w:sym w:font="Wingdings" w:char="F0E0"/>
+      </w:r>
+      <w:r>
+        <w:rPr>
+          <w:rStyle w:val="BookTitle"/>
+          <w:b w:val="0"/>
+          <w:bCs w:val="0"/>
+          <w:i w:val="0"/>
+          <w:iCs w:val="0"/>
+        </w:rPr>
+        <w:t>Feature selection</w:t>
+      </w:r>
+    </w:p>
+    <w:p>
+      <w:pPr>
+        <w:pStyle w:val="NormalWeb"/>
+        <w:ind w:left="1440"/>
         <w:rPr>
           <w:b/>
           <w:bCs/>
+          <w:i/>
+          <w:iCs/>
           <w:spacing w:val="5"/>
         </w:rPr>
       </w:pPr>
+      <w:r>
+        <w:rPr>
+          <w:rFonts w:ascii="Segoe UI Emoji" w:hAnsi="Segoe UI Emoji" w:cs="Segoe UI Emoji"/>
+          <w:b/>
+          <w:bCs/>
+          <w:i/>
+          <w:iCs/>
+          <w:spacing w:val="5"/>
+        </w:rPr>
+        <w:t>✅</w:t>
+      </w:r>
+      <w:r>
+        <w:rPr>
+          <w:b/>
+          <w:bCs/>
+          <w:i/>
+          <w:iCs/>
+          <w:spacing w:val="5"/>
+        </w:rPr>
+        <w:t xml:space="preserve"> Advantages:</w:t>
+      </w:r>
+    </w:p>
+    <w:p>
+      <w:pPr>
+        <w:pStyle w:val="NormalWeb"/>
+        <w:numPr>
+          <w:ilvl w:val="0"/>
+          <w:numId w:val="19"/>
+        </w:numPr>
+        <w:rPr>
+          <w:i/>
+          <w:iCs/>
+          <w:spacing w:val="5"/>
+        </w:rPr>
+      </w:pPr>
+      <w:r>
+        <w:rPr>
+          <w:i/>
+          <w:iCs/>
+          <w:spacing w:val="5"/>
+        </w:rPr>
+        <w:t>Combines the strengths of Lasso and Ridge.</w:t>
+      </w:r>
+    </w:p>
+    <w:p>
+      <w:pPr>
+        <w:pStyle w:val="NormalWeb"/>
+        <w:numPr>
+          <w:ilvl w:val="0"/>
+          <w:numId w:val="19"/>
+        </w:numPr>
+        <w:rPr>
+          <w:i/>
+          <w:iCs/>
+          <w:spacing w:val="5"/>
+        </w:rPr>
+      </w:pPr>
+      <w:r>
+        <w:rPr>
+          <w:i/>
+          <w:iCs/>
+          <w:spacing w:val="5"/>
+        </w:rPr>
+        <w:t>Performs well when predictors are highly correlated.</w:t>
+      </w:r>
+    </w:p>
+    <w:p>
+      <w:pPr>
+        <w:pStyle w:val="NormalWeb"/>
+        <w:numPr>
+          <w:ilvl w:val="0"/>
+          <w:numId w:val="19"/>
+        </w:numPr>
+        <w:rPr>
+          <w:i/>
+          <w:iCs/>
+          <w:spacing w:val="5"/>
+        </w:rPr>
+      </w:pPr>
+      <w:r>
+        <w:rPr>
+          <w:rStyle w:val="BookTitle"/>
+          <w:b w:val="0"/>
+          <w:bCs w:val="0"/>
+        </w:rPr>
+        <w:drawing>
+          <wp:anchor distT="0" distB="0" distL="114300" distR="114300" simplePos="0" relativeHeight="251659264" behindDoc="1" locked="0" layoutInCell="1" allowOverlap="1" wp14:anchorId="584AC8E9" wp14:editId="12E39AC7">
+            <wp:simplePos x="0" y="0"/>
+            <wp:positionH relativeFrom="margin">
+              <wp:align>right</wp:align>
+            </wp:positionH>
+            <wp:positionV relativeFrom="paragraph">
+              <wp:posOffset>482658</wp:posOffset>
+            </wp:positionV>
+            <wp:extent cx="5731510" cy="2410460"/>
+            <wp:effectExtent l="0" t="0" r="2540" b="8890"/>
+            <wp:wrapTight wrapText="bothSides">
+              <wp:wrapPolygon edited="0">
+                <wp:start x="0" y="0"/>
+                <wp:lineTo x="0" y="21509"/>
+                <wp:lineTo x="21538" y="21509"/>
+                <wp:lineTo x="21538" y="0"/>
+                <wp:lineTo x="0" y="0"/>
+              </wp:wrapPolygon>
+            </wp:wrapTight>
+            <wp:docPr id="1503665994" name="Picture 1"/>
+            <wp:cNvGraphicFramePr>
+              <a:graphicFrameLocks xmlns:a="http://schemas.openxmlformats.org/drawingml/2006/main" noChangeAspect="1"/>
+            </wp:cNvGraphicFramePr>
+            <a:graphic xmlns:a="http://schemas.openxmlformats.org/drawingml/2006/main">
+              <a:graphicData uri="http://schemas.openxmlformats.org/drawingml/2006/picture">
+                <pic:pic xmlns:pic="http://schemas.openxmlformats.org/drawingml/2006/picture">
+                  <pic:nvPicPr>
+                    <pic:cNvPr id="1503665994" name=""/>
+                    <pic:cNvPicPr/>
+                  </pic:nvPicPr>
+                  <pic:blipFill>
+                    <a:blip r:embed="rId11">
+                      <a:extLst>
+                        <a:ext uri="{28A0092B-C50C-407E-A947-70E740481C1C}">
+                          <a14:useLocalDpi xmlns:a14="http://schemas.microsoft.com/office/drawing/2010/main" val="0"/>
+                        </a:ext>
+                      </a:extLst>
+                    </a:blip>
+                    <a:stretch>
+                      <a:fillRect/>
+                    </a:stretch>
+                  </pic:blipFill>
+                  <pic:spPr>
+                    <a:xfrm>
+                      <a:off x="0" y="0"/>
+                      <a:ext cx="5731510" cy="2410460"/>
+                    </a:xfrm>
+                    <a:prstGeom prst="rect">
+                      <a:avLst/>
+                    </a:prstGeom>
+                  </pic:spPr>
+                </pic:pic>
+              </a:graphicData>
+            </a:graphic>
+          </wp:anchor>
+        </w:drawing>
+      </w:r>
+      <w:r>
+        <w:rPr>
+          <w:i/>
+          <w:iCs/>
+          <w:spacing w:val="5"/>
+        </w:rPr>
+        <w:t>Can perform feature selection and shrinkage simultaneously.</w:t>
+      </w:r>
+    </w:p>
+    <w:p>
+      <w:pPr>
+        <w:pStyle w:val="NormalWeb"/>
+        <w:ind w:left="1440"/>
+        <w:rPr>
+          <w:rStyle w:val="BookTitle"/>
+          <w:b w:val="0"/>
+          <w:bCs w:val="0"/>
+        </w:rPr>
+      </w:pPr>
+    </w:p>
+    <w:p>
+      <w:pPr>
+        <w:pStyle w:val="Heading1"/>
+      </w:pPr>
+      <w:r>
+        <w:t>Classification Algorithms</w:t>
+      </w:r>
+    </w:p>
+    <w:p>
+      <w:pPr>
+        <w:pStyle w:val="NoSpacing"/>
+        <w:numPr>
+          <w:ilvl w:val="0"/>
+          <w:numId w:val="20"/>
+        </w:numPr>
+      </w:pPr>
+      <w:r>
+        <w:t>Logistic Regression:</w:t>
+      </w:r>
+    </w:p>
+    <w:p>
+      <w:pPr>
+        <w:pStyle w:val="NoSpacing"/>
+        <w:numPr>
+          <w:ilvl w:val="0"/>
+          <w:numId w:val="21"/>
+        </w:numPr>
+      </w:pPr>
+      <w:r>
+        <w:t>We go for logistic regression instead of linear because of outlier,</w:t>
+      </w:r>
+      <w:r>
+        <w:t xml:space="preserve"> </w:t>
+      </w:r>
+      <w:r>
+        <w:t xml:space="preserve">as a result </w:t>
+      </w:r>
+      <w:r>
+        <w:t xml:space="preserve">value may </w:t>
+      </w:r>
+      <w:r>
+        <w:t xml:space="preserve">not </w:t>
+      </w:r>
+      <w:r>
+        <w:t xml:space="preserve">range </w:t>
+      </w:r>
+      <w:r>
+        <w:t xml:space="preserve"> </w:t>
+      </w:r>
+      <w:r>
+        <w:t>between</w:t>
+      </w:r>
+      <w:r>
+        <w:t xml:space="preserve"> 0 and 1</w:t>
+      </w:r>
+      <w:r>
+        <w:t>.</w:t>
+      </w:r>
+    </w:p>
+    <w:p>
+      <w:pPr>
+        <w:pStyle w:val="NoSpacing"/>
+        <w:numPr>
+          <w:ilvl w:val="0"/>
+          <w:numId w:val="21"/>
+        </w:numPr>
+      </w:pPr>
+      <w:r>
+        <w:t xml:space="preserve">We </w:t>
+      </w:r>
+      <w:r>
+        <w:t>can do this using squashing of linear regression best fit line</w:t>
+      </w:r>
+      <w:r>
+        <w:t xml:space="preserve"> by using sigmoid </w:t>
+      </w:r>
+      <w:r>
+        <w:t xml:space="preserve">activation </w:t>
+      </w:r>
+      <w:r>
+        <w:t>function</w:t>
+      </w:r>
+      <w:r>
+        <w:t xml:space="preserve"> </w:t>
+      </w:r>
+      <w:r>
+        <w:sym w:font="Wingdings" w:char="F0E8"/>
+      </w:r>
+      <w:r>
+        <w:t>y=g</w:t>
+      </w:r>
+      <w:r>
+        <w:sym w:font="Wingdings" w:char="F0E0"/>
+      </w:r>
+      <w:r>
+        <w:t>g=(1/1+e^-z)</w:t>
+      </w:r>
+      <w:r>
+        <w:t xml:space="preserve"> where z=</w:t>
+      </w:r>
+      <w:proofErr w:type="spellStart"/>
+      <w:r>
+        <w:t>mx+c</w:t>
+      </w:r>
+      <w:proofErr w:type="spellEnd"/>
+      <w:r>
+        <w:sym w:font="Wingdings" w:char="F0E8"/>
+      </w:r>
+      <w:r>
+        <w:rPr>
+          <w:rFonts w:ascii="Arial" w:hAnsi="Arial" w:cs="Arial"/>
+          <w:color w:val="001D35"/>
+          <w:sz w:val="27"/>
+          <w:szCs w:val="27"/>
+          <w:shd w:val="clear" w:color="auto" w:fill="FFFFFF"/>
+        </w:rPr>
+        <w:t xml:space="preserve"> </w:t>
+      </w:r>
+      <w:proofErr w:type="spellStart"/>
+      <w:r>
+        <w:t>θ</w:t>
+      </w:r>
+      <w:r>
+        <w:t>TransposeX</w:t>
+      </w:r>
+      <w:proofErr w:type="spellEnd"/>
+    </w:p>
+    <w:p>
+      <w:pPr>
+        <w:pStyle w:val="NoSpacing"/>
+        <w:ind w:left="1440"/>
+      </w:pPr>
+      <w:r>
+        <w:sym w:font="Wingdings" w:char="F0E8"/>
+      </w:r>
+      <w:r>
+        <w:t>y=(1/1+e^-z)</w:t>
+      </w:r>
+    </w:p>
+    <w:p>
+      <w:pPr>
+        <w:pStyle w:val="NoSpacing"/>
+        <w:ind w:left="1440"/>
+      </w:pPr>
+      <w:r>
+        <w:t>If z&gt;=0</w:t>
+      </w:r>
+      <w:r>
+        <w:t xml:space="preserve"> the g(z)&gt;=0.5 else </w:t>
+      </w:r>
+      <w:r>
+        <w:t>&lt;</w:t>
+      </w:r>
+      <w:r>
+        <w:t>0</w:t>
+      </w:r>
+      <w:r>
+        <w:t>.5</w:t>
+      </w:r>
+    </w:p>
+    <w:p>
+      <w:pPr>
+        <w:pStyle w:val="NoSpacing"/>
+        <w:numPr>
+          <w:ilvl w:val="0"/>
+          <w:numId w:val="21"/>
+        </w:numPr>
+      </w:pPr>
+      <w:r>
+        <w:t>Logistic Regression is Non convex function</w:t>
+      </w:r>
+      <w:r>
+        <w:t xml:space="preserve"> while Linear regression’s is convex function(Gradient Descent curve is formed).</w:t>
+      </w:r>
+    </w:p>
+    <w:p>
+      <w:pPr>
+        <w:pStyle w:val="NoSpacing"/>
+      </w:pPr>
+      <w:r>
+        <w:lastRenderedPageBreak/>
+        <w:drawing>
+          <wp:anchor distT="0" distB="0" distL="114300" distR="114300" simplePos="0" relativeHeight="251660288" behindDoc="1" locked="0" layoutInCell="1" allowOverlap="1" wp14:anchorId="23E669DC" wp14:editId="2C2158C2">
+            <wp:simplePos x="0" y="0"/>
+            <wp:positionH relativeFrom="margin">
+              <wp:posOffset>-576580</wp:posOffset>
+            </wp:positionH>
+            <wp:positionV relativeFrom="paragraph">
+              <wp:posOffset>2161540</wp:posOffset>
+            </wp:positionV>
+            <wp:extent cx="6887845" cy="3361055"/>
+            <wp:effectExtent l="0" t="0" r="8255" b="0"/>
+            <wp:wrapTight wrapText="bothSides">
+              <wp:wrapPolygon edited="0">
+                <wp:start x="0" y="0"/>
+                <wp:lineTo x="0" y="21425"/>
+                <wp:lineTo x="21566" y="21425"/>
+                <wp:lineTo x="21566" y="0"/>
+                <wp:lineTo x="0" y="0"/>
+              </wp:wrapPolygon>
+            </wp:wrapTight>
+            <wp:docPr id="2124815660" name="Picture 1"/>
+            <wp:cNvGraphicFramePr>
+              <a:graphicFrameLocks xmlns:a="http://schemas.openxmlformats.org/drawingml/2006/main" noChangeAspect="1"/>
+            </wp:cNvGraphicFramePr>
+            <a:graphic xmlns:a="http://schemas.openxmlformats.org/drawingml/2006/main">
+              <a:graphicData uri="http://schemas.openxmlformats.org/drawingml/2006/picture">
+                <pic:pic xmlns:pic="http://schemas.openxmlformats.org/drawingml/2006/picture">
+                  <pic:nvPicPr>
+                    <pic:cNvPr id="2124815660" name=""/>
+                    <pic:cNvPicPr/>
+                  </pic:nvPicPr>
+                  <pic:blipFill>
+                    <a:blip r:embed="rId12">
+                      <a:extLst>
+                        <a:ext uri="{28A0092B-C50C-407E-A947-70E740481C1C}">
+                          <a14:useLocalDpi xmlns:a14="http://schemas.microsoft.com/office/drawing/2010/main" val="0"/>
+                        </a:ext>
+                      </a:extLst>
+                    </a:blip>
+                    <a:stretch>
+                      <a:fillRect/>
+                    </a:stretch>
+                  </pic:blipFill>
+                  <pic:spPr>
+                    <a:xfrm>
+                      <a:off x="0" y="0"/>
+                      <a:ext cx="6887845" cy="3361055"/>
+                    </a:xfrm>
+                    <a:prstGeom prst="rect">
+                      <a:avLst/>
+                    </a:prstGeom>
+                  </pic:spPr>
+                </pic:pic>
+              </a:graphicData>
+            </a:graphic>
+            <wp14:sizeRelH relativeFrom="margin">
+              <wp14:pctWidth>0</wp14:pctWidth>
+            </wp14:sizeRelH>
+            <wp14:sizeRelV relativeFrom="margin">
+              <wp14:pctHeight>0</wp14:pctHeight>
+            </wp14:sizeRelV>
+          </wp:anchor>
+        </w:drawing>
+      </w:r>
+      <w:r>
+        <w:drawing>
+          <wp:anchor distT="0" distB="0" distL="114300" distR="114300" simplePos="0" relativeHeight="251661312" behindDoc="1" locked="0" layoutInCell="1" allowOverlap="1" wp14:anchorId="2CBBE9AB" wp14:editId="4AEB89EE">
+            <wp:simplePos x="0" y="0"/>
+            <wp:positionH relativeFrom="column">
+              <wp:posOffset>311785</wp:posOffset>
+            </wp:positionH>
+            <wp:positionV relativeFrom="paragraph">
+              <wp:posOffset>0</wp:posOffset>
+            </wp:positionV>
+            <wp:extent cx="5189855" cy="1820545"/>
+            <wp:effectExtent l="0" t="0" r="0" b="8255"/>
+            <wp:wrapTight wrapText="bothSides">
+              <wp:wrapPolygon edited="0">
+                <wp:start x="0" y="0"/>
+                <wp:lineTo x="0" y="21472"/>
+                <wp:lineTo x="21486" y="21472"/>
+                <wp:lineTo x="21486" y="0"/>
+                <wp:lineTo x="0" y="0"/>
+              </wp:wrapPolygon>
+            </wp:wrapTight>
+            <wp:docPr id="1753628482" name="Picture 1"/>
+            <wp:cNvGraphicFramePr>
+              <a:graphicFrameLocks xmlns:a="http://schemas.openxmlformats.org/drawingml/2006/main" noChangeAspect="1"/>
+            </wp:cNvGraphicFramePr>
+            <a:graphic xmlns:a="http://schemas.openxmlformats.org/drawingml/2006/main">
+              <a:graphicData uri="http://schemas.openxmlformats.org/drawingml/2006/picture">
+                <pic:pic xmlns:pic="http://schemas.openxmlformats.org/drawingml/2006/picture">
+                  <pic:nvPicPr>
+                    <pic:cNvPr id="1753628482" name=""/>
+                    <pic:cNvPicPr/>
+                  </pic:nvPicPr>
+                  <pic:blipFill>
+                    <a:blip r:embed="rId13" cstate="print">
+                      <a:extLst>
+                        <a:ext uri="{28A0092B-C50C-407E-A947-70E740481C1C}">
+                          <a14:useLocalDpi xmlns:a14="http://schemas.microsoft.com/office/drawing/2010/main" val="0"/>
+                        </a:ext>
+                      </a:extLst>
+                    </a:blip>
+                    <a:stretch>
+                      <a:fillRect/>
+                    </a:stretch>
+                  </pic:blipFill>
+                  <pic:spPr>
+                    <a:xfrm>
+                      <a:off x="0" y="0"/>
+                      <a:ext cx="5189855" cy="1820545"/>
+                    </a:xfrm>
+                    <a:prstGeom prst="rect">
+                      <a:avLst/>
+                    </a:prstGeom>
+                  </pic:spPr>
+                </pic:pic>
+              </a:graphicData>
+            </a:graphic>
+            <wp14:sizeRelH relativeFrom="margin">
+              <wp14:pctWidth>0</wp14:pctWidth>
+            </wp14:sizeRelH>
+            <wp14:sizeRelV relativeFrom="margin">
+              <wp14:pctHeight>0</wp14:pctHeight>
+            </wp14:sizeRelV>
+          </wp:anchor>
+        </w:drawing>
+      </w:r>
+    </w:p>
+    <w:p>
+      <w:pPr>
+        <w:pStyle w:val="NoSpacing"/>
+        <w:rPr>
+          <w:b/>
+          <w:bCs/>
+        </w:rPr>
+      </w:pPr>
+      <w:r>
+        <w:rPr>
+          <w:rFonts w:ascii="Segoe UI Emoji" w:hAnsi="Segoe UI Emoji" w:cs="Segoe UI Emoji"/>
+          <w:b/>
+          <w:bCs/>
+        </w:rPr>
+        <w:t>✅</w:t>
+      </w:r>
+      <w:r>
+        <w:rPr>
+          <w:b/>
+          <w:bCs/>
+        </w:rPr>
+        <w:t xml:space="preserve"> Common Optimizers in Logistic Regression</w:t>
+      </w:r>
+    </w:p>
+    <w:p>
+      <w:pPr>
+        <w:pStyle w:val="NoSpacing"/>
+        <w:rPr>
+          <w:b/>
+          <w:bCs/>
+        </w:rPr>
+      </w:pPr>
+      <w:r>
+        <w:rPr>
+          <w:b/>
+          <w:bCs/>
+        </w:rPr>
+        <w:t>1. Gradient Descent (GD)</w:t>
+      </w:r>
+    </w:p>
+    <w:p>
+      <w:pPr>
+        <w:pStyle w:val="NoSpacing"/>
+      </w:pPr>
+      <w:r>
+        <w:t>Basic optimization algorithm that updates weights based on the gradient of the cost function.</w:t>
+      </w:r>
+    </w:p>
+    <w:p>
+      <w:pPr>
+        <w:pStyle w:val="NoSpacing"/>
+        <w:numPr>
+          <w:ilvl w:val="0"/>
+          <w:numId w:val="22"/>
+        </w:numPr>
+      </w:pPr>
+      <w:r>
+        <w:rPr>
+          <w:b/>
+          <w:bCs/>
+        </w:rPr>
+        <w:t>Update Rule</w:t>
+      </w:r>
+      <w:r>
+        <w:t>:</w:t>
+      </w:r>
+    </w:p>
+    <w:p>
+      <w:pPr>
+        <w:pStyle w:val="NoSpacing"/>
+      </w:pPr>
+      <w:r>
+        <w:t>θ:=θ−α</w:t>
+      </w:r>
+      <w:r>
+        <w:rPr>
+          <w:rFonts w:ascii="Cambria Math" w:hAnsi="Cambria Math" w:cs="Cambria Math"/>
+        </w:rPr>
+        <w:t>⋅∇</w:t>
+      </w:r>
+      <w:r>
+        <w:t>J(</w:t>
+      </w:r>
+      <w:r>
+        <w:rPr>
+          <w:rFonts w:ascii="Aptos" w:hAnsi="Aptos" w:cs="Aptos"/>
+        </w:rPr>
+        <w:t>θ</w:t>
+      </w:r>
+      <w:r>
+        <w:t>)\theta := \theta - \alpha \</w:t>
+      </w:r>
+      <w:proofErr w:type="spellStart"/>
+      <w:r>
+        <w:t>cdot</w:t>
+      </w:r>
+      <w:proofErr w:type="spellEnd"/>
+      <w:r>
+        <w:t xml:space="preserve"> \</w:t>
+      </w:r>
+      <w:proofErr w:type="spellStart"/>
+      <w:r>
+        <w:t>nabla</w:t>
+      </w:r>
+      <w:proofErr w:type="spellEnd"/>
+      <w:r>
+        <w:t xml:space="preserve"> J(\theta)θ:=θ−α</w:t>
+      </w:r>
+      <w:r>
+        <w:rPr>
+          <w:rFonts w:ascii="Cambria Math" w:hAnsi="Cambria Math" w:cs="Cambria Math"/>
+        </w:rPr>
+        <w:t>⋅∇</w:t>
+      </w:r>
+      <w:r>
+        <w:t xml:space="preserve">J(θ) </w:t>
+      </w:r>
+    </w:p>
+    <w:p>
+      <w:pPr>
+        <w:pStyle w:val="NoSpacing"/>
+        <w:numPr>
+          <w:ilvl w:val="0"/>
+          <w:numId w:val="22"/>
+        </w:numPr>
+      </w:pPr>
+      <w:r>
+        <w:rPr>
+          <w:b/>
+          <w:bCs/>
+        </w:rPr>
+        <w:t>Variants</w:t>
+      </w:r>
+      <w:r>
+        <w:t>:</w:t>
+      </w:r>
+    </w:p>
+    <w:p>
+      <w:pPr>
+        <w:pStyle w:val="NoSpacing"/>
+        <w:numPr>
+          <w:ilvl w:val="1"/>
+          <w:numId w:val="22"/>
+        </w:numPr>
+      </w:pPr>
+      <w:r>
+        <w:rPr>
+          <w:b/>
+          <w:bCs/>
+        </w:rPr>
+        <w:t>Batch GD</w:t>
+      </w:r>
+      <w:r>
+        <w:t>: Uses the whole dataset for each update.</w:t>
+      </w:r>
+    </w:p>
+    <w:p>
+      <w:pPr>
+        <w:pStyle w:val="NoSpacing"/>
+        <w:numPr>
+          <w:ilvl w:val="1"/>
+          <w:numId w:val="22"/>
+        </w:numPr>
+      </w:pPr>
+      <w:r>
+        <w:rPr>
+          <w:b/>
+          <w:bCs/>
+        </w:rPr>
+        <w:t>Stochastic GD (SGD)</w:t>
+      </w:r>
+      <w:r>
+        <w:t>: Uses one data point at a time.</w:t>
+      </w:r>
+    </w:p>
+    <w:p>
+      <w:pPr>
+        <w:pStyle w:val="NoSpacing"/>
+        <w:numPr>
+          <w:ilvl w:val="1"/>
+          <w:numId w:val="22"/>
+        </w:numPr>
+      </w:pPr>
+      <w:r>
+        <w:rPr>
+          <w:b/>
+          <w:bCs/>
+        </w:rPr>
+        <w:t>Mini-batch GD</w:t>
+      </w:r>
+      <w:r>
+        <w:t>: Uses small batches (e.g., 32 or 64 samples).</w:t>
+      </w:r>
+    </w:p>
+    <w:p>
+      <w:pPr>
+        <w:pStyle w:val="NoSpacing"/>
+        <w:rPr>
+          <w:b/>
+          <w:bCs/>
+        </w:rPr>
+      </w:pPr>
+      <w:r>
+        <w:rPr>
+          <w:b/>
+          <w:bCs/>
+        </w:rPr>
+        <w:t>2. Newton's Method (or Iteratively Reweighted Least Squares – IRLS)</w:t>
+      </w:r>
+    </w:p>
+    <w:p>
+      <w:pPr>
+        <w:pStyle w:val="NoSpacing"/>
+      </w:pPr>
+      <w:r>
+        <w:t xml:space="preserve">Second-order method using the </w:t>
+      </w:r>
+      <w:r>
+        <w:rPr>
+          <w:b/>
+          <w:bCs/>
+        </w:rPr>
+        <w:t>Hessian matrix</w:t>
+      </w:r>
+      <w:r>
+        <w:t xml:space="preserve"> (second derivatives). Faster convergence, but computationally expensive.</w:t>
+      </w:r>
+    </w:p>
+    <w:p>
+      <w:pPr>
+        <w:pStyle w:val="NoSpacing"/>
+        <w:numPr>
+          <w:ilvl w:val="0"/>
+          <w:numId w:val="23"/>
+        </w:numPr>
+      </w:pPr>
+      <w:r>
+        <w:t xml:space="preserve">Used in libraries like </w:t>
+      </w:r>
+      <w:proofErr w:type="spellStart"/>
+      <w:r>
+        <w:t>statsmodels</w:t>
+      </w:r>
+      <w:proofErr w:type="spellEnd"/>
+      <w:r>
+        <w:t>.</w:t>
+      </w:r>
+    </w:p>
+    <w:p>
+      <w:pPr>
+        <w:pStyle w:val="NoSpacing"/>
+        <w:rPr>
+          <w:b/>
+          <w:bCs/>
+        </w:rPr>
+      </w:pPr>
+      <w:r>
+        <w:rPr>
+          <w:b/>
+          <w:bCs/>
+        </w:rPr>
+        <w:t>3. LBFGS (Limited-memory BFGS)</w:t>
+      </w:r>
+    </w:p>
+    <w:p>
+      <w:pPr>
+        <w:pStyle w:val="NoSpacing"/>
+        <w:numPr>
+          <w:ilvl w:val="0"/>
+          <w:numId w:val="24"/>
+        </w:numPr>
+      </w:pPr>
+      <w:r>
+        <w:t xml:space="preserve">A </w:t>
+      </w:r>
+      <w:r>
+        <w:rPr>
+          <w:b/>
+          <w:bCs/>
+        </w:rPr>
+        <w:t>quasi-Newton</w:t>
+      </w:r>
+      <w:r>
+        <w:t xml:space="preserve"> method that approximates the Hessian.</w:t>
+      </w:r>
+    </w:p>
+    <w:p>
+      <w:pPr>
+        <w:pStyle w:val="NoSpacing"/>
+        <w:numPr>
+          <w:ilvl w:val="0"/>
+          <w:numId w:val="24"/>
+        </w:numPr>
+      </w:pPr>
+      <w:r>
+        <w:lastRenderedPageBreak/>
+        <w:t>Good for medium-sized datasets.</w:t>
+      </w:r>
+    </w:p>
+    <w:p>
+      <w:pPr>
+        <w:pStyle w:val="NoSpacing"/>
+        <w:numPr>
+          <w:ilvl w:val="0"/>
+          <w:numId w:val="24"/>
+        </w:numPr>
+      </w:pPr>
+      <w:r>
+        <w:t xml:space="preserve">Used by </w:t>
+      </w:r>
+      <w:r>
+        <w:rPr>
+          <w:b/>
+          <w:bCs/>
+        </w:rPr>
+        <w:t>scikit-learn</w:t>
+      </w:r>
+      <w:r>
+        <w:t xml:space="preserve"> by default.</w:t>
+      </w:r>
+    </w:p>
+    <w:p>
+      <w:pPr>
+        <w:pStyle w:val="NoSpacing"/>
+        <w:rPr>
+          <w:b/>
+          <w:bCs/>
+        </w:rPr>
+      </w:pPr>
+      <w:r>
+        <w:rPr>
+          <w:b/>
+          <w:bCs/>
+        </w:rPr>
+        <w:t xml:space="preserve">4. Saga and </w:t>
+      </w:r>
+      <w:proofErr w:type="spellStart"/>
+      <w:r>
+        <w:rPr>
+          <w:b/>
+          <w:bCs/>
+        </w:rPr>
+        <w:t>Liblinear</w:t>
+      </w:r>
+      <w:proofErr w:type="spellEnd"/>
+    </w:p>
+    <w:p>
+      <w:pPr>
+        <w:pStyle w:val="NoSpacing"/>
+        <w:numPr>
+          <w:ilvl w:val="0"/>
+          <w:numId w:val="25"/>
+        </w:numPr>
+      </w:pPr>
+      <w:proofErr w:type="spellStart"/>
+      <w:r>
+        <w:t>liblinear</w:t>
+      </w:r>
+      <w:proofErr w:type="spellEnd"/>
+      <w:r>
+        <w:t>: Good for small datasets and supports L1 regularization.</w:t>
+      </w:r>
+    </w:p>
+    <w:p>
+      <w:pPr>
+        <w:pStyle w:val="NoSpacing"/>
+        <w:numPr>
+          <w:ilvl w:val="0"/>
+          <w:numId w:val="25"/>
+        </w:numPr>
+      </w:pPr>
+      <w:r>
+        <w:t>saga: Suitable for large datasets and sparse data. Supports both L1 and L2 penalties.</w:t>
+      </w:r>
+    </w:p>
+    <w:p>
+      <w:pPr>
+        <w:pStyle w:val="NoSpacing"/>
+      </w:pPr>
+      <w:r>
+        <w:rPr>
+          <w:noProof/>
+        </w:rPr>
+        <mc:AlternateContent>
+          <mc:Choice Requires="wps">
+            <w:drawing>
+              <wp:inline distT="0" distB="0" distL="0" distR="0" wp14:anchorId="492CA99B" wp14:editId="04644A8B">
+                <wp:extent cx="306705" cy="306705"/>
+                <wp:effectExtent l="0" t="0" r="0" b="0"/>
+                <wp:docPr id="1521300838" name="Rectangle 1" descr="Sigmoid Curve"/>
+                <wp:cNvGraphicFramePr>
+                  <a:graphicFrameLocks xmlns:a="http://schemas.openxmlformats.org/drawingml/2006/main" noChangeAspect="1"/>
+                </wp:cNvGraphicFramePr>
+                <a:graphic xmlns:a="http://schemas.openxmlformats.org/drawingml/2006/main">
+                  <a:graphicData uri="http://schemas.microsoft.com/office/word/2010/wordprocessingShape">
+                    <wps:wsp>
+                      <wps:cNvSpPr>
+                        <a:spLocks noChangeAspect="1" noChangeArrowheads="1"/>
+                      </wps:cNvSpPr>
+                      <wps:spPr bwMode="auto">
+                        <a:xfrm>
+                          <a:off x="0" y="0"/>
+                          <a:ext cx="306705" cy="306705"/>
+                        </a:xfrm>
+                        <a:prstGeom prst="rect">
+                          <a:avLst/>
+                        </a:prstGeom>
+                        <a:noFill/>
+                        <a:ln>
+                          <a:noFill/>
+                        </a:ln>
+                        <a:extLst>
+                          <a:ext uri="{909E8E84-426E-40DD-AFC4-6F175D3DCCD1}">
+                            <a14:hiddenFill xmlns:a14="http://schemas.microsoft.com/office/drawing/2010/main">
+                              <a:solidFill>
+                                <a:srgbClr val="FFFFFF"/>
+                              </a:solidFill>
+                            </a14:hiddenFill>
+                          </a:ext>
+                          <a:ext uri="{91240B29-F687-4F45-9708-019B960494DF}">
+                            <a14:hiddenLine xmlns:a14="http://schemas.microsoft.com/office/drawing/2010/main" w="9525">
+                              <a:solidFill>
+                                <a:srgbClr val="000000"/>
+                              </a:solidFill>
+                              <a:miter lim="800000"/>
+                              <a:headEnd/>
+                              <a:tailEnd/>
+                            </a14:hiddenLine>
+                          </a:ext>
+                        </a:extLst>
+                      </wps:spPr>
+                      <wps:bodyPr rot="0" vert="horz" wrap="square" lIns="91440" tIns="45720" rIns="91440" bIns="45720" anchor="t" anchorCtr="0" upright="1">
+                        <a:noAutofit/>
+                      </wps:bodyPr>
+                    </wps:wsp>
+                  </a:graphicData>
+                </a:graphic>
+              </wp:inline>
+            </w:drawing>
+          </mc:Choice>
+          <mc:Fallback>
+            <w:pict>
+              <v:rect w14:anchorId="3E875C50" id="Rectangle 1" o:spid="_x0000_s1026" alt="Sigmoid Curve" style="width:24.15pt;height:24.15pt;visibility:visible;mso-wrap-style:square;mso-left-percent:-10001;mso-top-percent:-10001;mso-position-horizontal:absolute;mso-position-horizontal-relative:char;mso-position-vertical:absolute;mso-position-vertical-relative:line;mso-left-percent:-10001;mso-top-percent:-10001;v-text-anchor:top" o:gfxdata="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" filled="f" stroked="f">
+                <o:lock v:ext="edit" aspectratio="t"/>
+                <w10:anchorlock/>
+              </v:rect>
+            </w:pict>
+          </mc:Fallback>
+        </mc:AlternateContent>
+      </w:r>
+    </w:p>
+    <w:p>
+      <w:pPr>
+        <w:pStyle w:val="NoSpacing"/>
+      </w:pPr>
+    </w:p>
+    <w:p>
+      <w:pPr>
+        <w:pStyle w:val="NoSpacing"/>
+      </w:pPr>
+      <w:r>
+        <w:drawing>
+          <wp:inline distT="0" distB="0" distL="0" distR="0" wp14:anchorId="61D9E23E" wp14:editId="415CC131">
+            <wp:extent cx="5681560" cy="2725838"/>
+            <wp:effectExtent l="0" t="0" r="0" b="0"/>
+            <wp:docPr id="1615648041" name="Picture 1"/>
+            <wp:cNvGraphicFramePr>
+              <a:graphicFrameLocks xmlns:a="http://schemas.openxmlformats.org/drawingml/2006/main" noChangeAspect="1"/>
+            </wp:cNvGraphicFramePr>
+            <a:graphic xmlns:a="http://schemas.openxmlformats.org/drawingml/2006/main">
+              <a:graphicData uri="http://schemas.openxmlformats.org/drawingml/2006/picture">
+                <pic:pic xmlns:pic="http://schemas.openxmlformats.org/drawingml/2006/picture">
+                  <pic:nvPicPr>
+                    <pic:cNvPr id="1615648041" name=""/>
+                    <pic:cNvPicPr/>
+                  </pic:nvPicPr>
+                  <pic:blipFill>
+                    <a:blip r:embed="rId14"/>
+                    <a:stretch>
+                      <a:fillRect/>
+                    </a:stretch>
+                  </pic:blipFill>
+                  <pic:spPr>
+                    <a:xfrm>
+                      <a:off x="0" y="0"/>
+                      <a:ext cx="5740510" cy="2754120"/>
+                    </a:xfrm>
+                    <a:prstGeom prst="rect">
+                      <a:avLst/>
+                    </a:prstGeom>
+                  </pic:spPr>
+                </pic:pic>
+              </a:graphicData>
+            </a:graphic>
+          </wp:inline>
+        </w:drawing>
+      </w:r>
     </w:p>
     <w:p>
       <w:pPr>
@@ -5882,6 +7411,155 @@
     </w:lvl>
   </w:abstractNum>
   <w:abstractNum w:abstractNumId="8" w15:restartNumberingAfterBreak="0">
+    <w:nsid w:val="25264CCD"/>
+    <w:multiLevelType w:val="multilevel"/>
+    <w:tmpl w:val="15C45110"/>
+    <w:lvl w:ilvl="0">
+      <w:start w:val="1"/>
+      <w:numFmt w:val="bullet"/>
+      <w:lvlText w:val=""/>
+      <w:lvlJc w:val="left"/>
+      <w:pPr>
+        <w:tabs>
+          <w:tab w:val="num" w:pos="720"/>
+        </w:tabs>
+        <w:ind w:left="720" w:hanging="360"/>
+      </w:pPr>
+      <w:rPr>
+        <w:rFonts w:ascii="Symbol" w:hAnsi="Symbol" w:hint="default"/>
+        <w:sz w:val="20"/>
+      </w:rPr>
+    </w:lvl>
+    <w:lvl w:ilvl="1" w:tentative="1">
+      <w:start w:val="1"/>
+      <w:numFmt w:val="bullet"/>
+      <w:lvlText w:val="o"/>
+      <w:lvlJc w:val="left"/>
+      <w:pPr>
+        <w:tabs>
+          <w:tab w:val="num" w:pos="1440"/>
+        </w:tabs>
+        <w:ind w:left="1440" w:hanging="360"/>
+      </w:pPr>
+      <w:rPr>
+        <w:rFonts w:ascii="Courier New" w:hAnsi="Courier New" w:hint="default"/>
+        <w:sz w:val="20"/>
+      </w:rPr>
+    </w:lvl>
+    <w:lvl w:ilvl="2" w:tentative="1">
+      <w:start w:val="1"/>
+      <w:numFmt w:val="bullet"/>
+      <w:lvlText w:val=""/>
+      <w:lvlJc w:val="left"/>
+      <w:pPr>
+        <w:tabs>
+          <w:tab w:val="num" w:pos="2160"/>
+        </w:tabs>
+        <w:ind w:left="2160" w:hanging="360"/>
+      </w:pPr>
+      <w:rPr>
+        <w:rFonts w:ascii="Wingdings" w:hAnsi="Wingdings" w:hint="default"/>
+        <w:sz w:val="20"/>
+      </w:rPr>
+    </w:lvl>
+    <w:lvl w:ilvl="3" w:tentative="1">
+      <w:start w:val="1"/>
+      <w:numFmt w:val="bullet"/>
+      <w:lvlText w:val=""/>
+      <w:lvlJc w:val="left"/>
+      <w:pPr>
+        <w:tabs>
+          <w:tab w:val="num" w:pos="2880"/>
+        </w:tabs>
+        <w:ind w:left="2880" w:hanging="360"/>
+      </w:pPr>
+      <w:rPr>
+        <w:rFonts w:ascii="Wingdings" w:hAnsi="Wingdings" w:hint="default"/>
+        <w:sz w:val="20"/>
+      </w:rPr>
+    </w:lvl>
+    <w:lvl w:ilvl="4" w:tentative="1">
+      <w:start w:val="1"/>
+      <w:numFmt w:val="bullet"/>
+      <w:lvlText w:val=""/>
+      <w:lvlJc w:val="left"/>
+      <w:pPr>
+        <w:tabs>
+          <w:tab w:val="num" w:pos="3600"/>
+        </w:tabs>
+        <w:ind w:left="3600" w:hanging="360"/>
+      </w:pPr>
+      <w:rPr>
+        <w:rFonts w:ascii="Wingdings" w:hAnsi="Wingdings" w:hint="default"/>
+        <w:sz w:val="20"/>
+      </w:rPr>
+    </w:lvl>
+    <w:lvl w:ilvl="5" w:tentative="1">
+      <w:start w:val="1"/>
+      <w:numFmt w:val="bullet"/>
+      <w:lvlText w:val=""/>
+      <w:lvlJc w:val="left"/>
+      <w:pPr>
+        <w:tabs>
+          <w:tab w:val="num" w:pos="4320"/>
+        </w:tabs>
+        <w:ind w:left="4320" w:hanging="360"/>
+      </w:pPr>
+      <w:rPr>
+        <w:rFonts w:ascii="Wingdings" w:hAnsi="Wingdings" w:hint="default"/>
+        <w:sz w:val="20"/>
+      </w:rPr>
+    </w:lvl>
+    <w:lvl w:ilvl="6" w:tentative="1">
+      <w:start w:val="1"/>
+      <w:numFmt w:val="bullet"/>
+      <w:lvlText w:val=""/>
+      <w:lvlJc w:val="left"/>
+      <w:pPr>
+        <w:tabs>
+          <w:tab w:val="num" w:pos="5040"/>
+        </w:tabs>
+        <w:ind w:left="5040" w:hanging="360"/>
+      </w:pPr>
+      <w:rPr>
+        <w:rFonts w:ascii="Wingdings" w:hAnsi="Wingdings" w:hint="default"/>
+        <w:sz w:val="20"/>
+      </w:rPr>
+    </w:lvl>
+    <w:lvl w:ilvl="7" w:tentative="1">
+      <w:start w:val="1"/>
+      <w:numFmt w:val="bullet"/>
+      <w:lvlText w:val=""/>
+      <w:lvlJc w:val="left"/>
+      <w:pPr>
+        <w:tabs>
+          <w:tab w:val="num" w:pos="5760"/>
+        </w:tabs>
+        <w:ind w:left="5760" w:hanging="360"/>
+      </w:pPr>
+      <w:rPr>
+        <w:rFonts w:ascii="Wingdings" w:hAnsi="Wingdings" w:hint="default"/>
+        <w:sz w:val="20"/>
+      </w:rPr>
+    </w:lvl>
+    <w:lvl w:ilvl="8" w:tentative="1">
+      <w:start w:val="1"/>
+      <w:numFmt w:val="bullet"/>
+      <w:lvlText w:val=""/>
+      <w:lvlJc w:val="left"/>
+      <w:pPr>
+        <w:tabs>
+          <w:tab w:val="num" w:pos="6480"/>
+        </w:tabs>
+        <w:ind w:left="6480" w:hanging="360"/>
+      </w:pPr>
+      <w:rPr>
+        <w:rFonts w:ascii="Wingdings" w:hAnsi="Wingdings" w:hint="default"/>
+        <w:sz w:val="20"/>
+      </w:rPr>
+    </w:lvl>
+  </w:abstractNum>
+  <w:abstractNum w:abstractNumId="9" w15:restartNumberingAfterBreak="0">
     <w:nsid w:val="32E77327"/>
     <w:multiLevelType w:val="multilevel"/>
     <w:tmpl w:val="F112F31A"/>
@@ -6030,7 +7708,7 @@
       </w:rPr>
     </w:lvl>
   </w:abstractNum>
-  <w:abstractNum w:abstractNumId="9" w15:restartNumberingAfterBreak="0">
+  <w:abstractNum w:abstractNumId="10" w15:restartNumberingAfterBreak="0">
     <w:nsid w:val="36726739"/>
     <w:multiLevelType w:val="hybridMultilevel"/>
     <w:tmpl w:val="A9409814"/>
@@ -6143,7 +7821,93 @@
       </w:rPr>
     </w:lvl>
   </w:abstractNum>
-  <w:abstractNum w:abstractNumId="10" w15:restartNumberingAfterBreak="0">
+  <w:abstractNum w:abstractNumId="11" w15:restartNumberingAfterBreak="0">
+    <w:nsid w:val="39831C58"/>
+    <w:multiLevelType w:val="hybridMultilevel"/>
+    <w:tmpl w:val="78EEA308"/>
+    <w:lvl w:ilvl="0" w:tplc="FFFFFFFF">
+      <w:start w:val="1"/>
+      <w:numFmt w:val="decimal"/>
+      <w:lvlText w:val="%1."/>
+      <w:lvlJc w:val="left"/>
+      <w:pPr>
+        <w:ind w:left="720" w:hanging="360"/>
+      </w:pPr>
+    </w:lvl>
+    <w:lvl w:ilvl="1" w:tplc="FFFFFFFF" w:tentative="1">
+      <w:start w:val="1"/>
+      <w:numFmt w:val="lowerLetter"/>
+      <w:lvlText w:val="%2."/>
+      <w:lvlJc w:val="left"/>
+      <w:pPr>
+        <w:ind w:left="1440" w:hanging="360"/>
+      </w:pPr>
+    </w:lvl>
+    <w:lvl w:ilvl="2" w:tplc="FFFFFFFF" w:tentative="1">
+      <w:start w:val="1"/>
+      <w:numFmt w:val="lowerRoman"/>
+      <w:lvlText w:val="%3."/>
+      <w:lvlJc w:val="right"/>
+      <w:pPr>
+        <w:ind w:left="2160" w:hanging="180"/>
+      </w:pPr>
+    </w:lvl>
+    <w:lvl w:ilvl="3" w:tplc="FFFFFFFF" w:tentative="1">
+      <w:start w:val="1"/>
+      <w:numFmt w:val="decimal"/>
+      <w:lvlText w:val="%4."/>
+      <w:lvlJc w:val="left"/>
+      <w:pPr>
+        <w:ind w:left="2880" w:hanging="360"/>
+      </w:pPr>
+    </w:lvl>
+    <w:lvl w:ilvl="4" w:tplc="FFFFFFFF" w:tentative="1">
+      <w:start w:val="1"/>
+      <w:numFmt w:val="lowerLetter"/>
+      <w:lvlText w:val="%5."/>
+      <w:lvlJc w:val="left"/>
+      <w:pPr>
+        <w:ind w:left="3600" w:hanging="360"/>
+      </w:pPr>
+    </w:lvl>
+    <w:lvl w:ilvl="5" w:tplc="FFFFFFFF" w:tentative="1">
+      <w:start w:val="1"/>
+      <w:numFmt w:val="lowerRoman"/>
+      <w:lvlText w:val="%6."/>
+      <w:lvlJc w:val="right"/>
+      <w:pPr>
+        <w:ind w:left="4320" w:hanging="180"/>
+      </w:pPr>
+    </w:lvl>
+    <w:lvl w:ilvl="6" w:tplc="FFFFFFFF" w:tentative="1">
+      <w:start w:val="1"/>
+      <w:numFmt w:val="decimal"/>
+      <w:lvlText w:val="%7."/>
+      <w:lvlJc w:val="left"/>
+      <w:pPr>
+        <w:ind w:left="5040" w:hanging="360"/>
+      </w:pPr>
+    </w:lvl>
+    <w:lvl w:ilvl="7" w:tplc="FFFFFFFF" w:tentative="1">
+      <w:start w:val="1"/>
+      <w:numFmt w:val="lowerLetter"/>
+      <w:lvlText w:val="%8."/>
+      <w:lvlJc w:val="left"/>
+      <w:pPr>
+        <w:ind w:left="5760" w:hanging="360"/>
+      </w:pPr>
+    </w:lvl>
+    <w:lvl w:ilvl="8" w:tplc="FFFFFFFF" w:tentative="1">
+      <w:start w:val="1"/>
+      <w:numFmt w:val="lowerRoman"/>
+      <w:lvlText w:val="%9."/>
+      <w:lvlJc w:val="right"/>
+      <w:pPr>
+        <w:ind w:left="6480" w:hanging="180"/>
+      </w:pPr>
+    </w:lvl>
+  </w:abstractNum>
+  <w:abstractNum w:abstractNumId="12" w15:restartNumberingAfterBreak="0">
     <w:nsid w:val="412C0413"/>
     <w:multiLevelType w:val="multilevel"/>
     <w:tmpl w:val="D7B6D8A0"/>
@@ -6292,10 +8056,683 @@
       </w:rPr>
     </w:lvl>
   </w:abstractNum>
-  <w:abstractNum w:abstractNumId="11" w15:restartNumberingAfterBreak="0">
+  <w:abstractNum w:abstractNumId="13" w15:restartNumberingAfterBreak="0">
+    <w:nsid w:val="4FC504F9"/>
+    <w:multiLevelType w:val="multilevel"/>
+    <w:tmpl w:val="0AEC624A"/>
+    <w:lvl w:ilvl="0">
+      <w:start w:val="1"/>
+      <w:numFmt w:val="bullet"/>
+      <w:lvlText w:val=""/>
+      <w:lvlJc w:val="left"/>
+      <w:pPr>
+        <w:tabs>
+          <w:tab w:val="num" w:pos="720"/>
+        </w:tabs>
+        <w:ind w:left="720" w:hanging="360"/>
+      </w:pPr>
+      <w:rPr>
+        <w:rFonts w:ascii="Symbol" w:hAnsi="Symbol" w:hint="default"/>
+        <w:sz w:val="20"/>
+      </w:rPr>
+    </w:lvl>
+    <w:lvl w:ilvl="1">
+      <w:start w:val="1"/>
+      <w:numFmt w:val="bullet"/>
+      <w:lvlText w:val="o"/>
+      <w:lvlJc w:val="left"/>
+      <w:pPr>
+        <w:tabs>
+          <w:tab w:val="num" w:pos="1440"/>
+        </w:tabs>
+        <w:ind w:left="1440" w:hanging="360"/>
+      </w:pPr>
+      <w:rPr>
+        <w:rFonts w:ascii="Courier New" w:hAnsi="Courier New" w:hint="default"/>
+        <w:sz w:val="20"/>
+      </w:rPr>
+    </w:lvl>
+    <w:lvl w:ilvl="2" w:tentative="1">
+      <w:start w:val="1"/>
+      <w:numFmt w:val="bullet"/>
+      <w:lvlText w:val=""/>
+      <w:lvlJc w:val="left"/>
+      <w:pPr>
+        <w:tabs>
+          <w:tab w:val="num" w:pos="2160"/>
+        </w:tabs>
+        <w:ind w:left="2160" w:hanging="360"/>
+      </w:pPr>
+      <w:rPr>
+        <w:rFonts w:ascii="Wingdings" w:hAnsi="Wingdings" w:hint="default"/>
+        <w:sz w:val="20"/>
+      </w:rPr>
+    </w:lvl>
+    <w:lvl w:ilvl="3" w:tentative="1">
+      <w:start w:val="1"/>
+      <w:numFmt w:val="bullet"/>
+      <w:lvlText w:val=""/>
+      <w:lvlJc w:val="left"/>
+      <w:pPr>
+        <w:tabs>
+          <w:tab w:val="num" w:pos="2880"/>
+        </w:tabs>
+        <w:ind w:left="2880" w:hanging="360"/>
+      </w:pPr>
+      <w:rPr>
+        <w:rFonts w:ascii="Wingdings" w:hAnsi="Wingdings" w:hint="default"/>
+        <w:sz w:val="20"/>
+      </w:rPr>
+    </w:lvl>
+    <w:lvl w:ilvl="4" w:tentative="1">
+      <w:start w:val="1"/>
+      <w:numFmt w:val="bullet"/>
+      <w:lvlText w:val=""/>
+      <w:lvlJc w:val="left"/>
+      <w:pPr>
+        <w:tabs>
+          <w:tab w:val="num" w:pos="3600"/>
+        </w:tabs>
+        <w:ind w:left="3600" w:hanging="360"/>
+      </w:pPr>
+      <w:rPr>
+        <w:rFonts w:ascii="Wingdings" w:hAnsi="Wingdings" w:hint="default"/>
+        <w:sz w:val="20"/>
+      </w:rPr>
+    </w:lvl>
+    <w:lvl w:ilvl="5" w:tentative="1">
+      <w:start w:val="1"/>
+      <w:numFmt w:val="bullet"/>
+      <w:lvlText w:val=""/>
+      <w:lvlJc w:val="left"/>
+      <w:pPr>
+        <w:tabs>
+          <w:tab w:val="num" w:pos="4320"/>
+        </w:tabs>
+        <w:ind w:left="4320" w:hanging="360"/>
+      </w:pPr>
+      <w:rPr>
+        <w:rFonts w:ascii="Wingdings" w:hAnsi="Wingdings" w:hint="default"/>
+        <w:sz w:val="20"/>
+      </w:rPr>
+    </w:lvl>
+    <w:lvl w:ilvl="6" w:tentative="1">
+      <w:start w:val="1"/>
+      <w:numFmt w:val="bullet"/>
+      <w:lvlText w:val=""/>
+      <w:lvlJc w:val="left"/>
+      <w:pPr>
+        <w:tabs>
+          <w:tab w:val="num" w:pos="5040"/>
+        </w:tabs>
+        <w:ind w:left="5040" w:hanging="360"/>
+      </w:pPr>
+      <w:rPr>
+        <w:rFonts w:ascii="Wingdings" w:hAnsi="Wingdings" w:hint="default"/>
+        <w:sz w:val="20"/>
+      </w:rPr>
+    </w:lvl>
+    <w:lvl w:ilvl="7" w:tentative="1">
+      <w:start w:val="1"/>
+      <w:numFmt w:val="bullet"/>
+      <w:lvlText w:val=""/>
+      <w:lvlJc w:val="left"/>
+      <w:pPr>
+        <w:tabs>
+          <w:tab w:val="num" w:pos="5760"/>
+        </w:tabs>
+        <w:ind w:left="5760" w:hanging="360"/>
+      </w:pPr>
+      <w:rPr>
+        <w:rFonts w:ascii="Wingdings" w:hAnsi="Wingdings" w:hint="default"/>
+        <w:sz w:val="20"/>
+      </w:rPr>
+    </w:lvl>
+    <w:lvl w:ilvl="8" w:tentative="1">
+      <w:start w:val="1"/>
+      <w:numFmt w:val="bullet"/>
+      <w:lvlText w:val=""/>
+      <w:lvlJc w:val="left"/>
+      <w:pPr>
+        <w:tabs>
+          <w:tab w:val="num" w:pos="6480"/>
+        </w:tabs>
+        <w:ind w:left="6480" w:hanging="360"/>
+      </w:pPr>
+      <w:rPr>
+        <w:rFonts w:ascii="Wingdings" w:hAnsi="Wingdings" w:hint="default"/>
+        <w:sz w:val="20"/>
+      </w:rPr>
+    </w:lvl>
+  </w:abstractNum>
+  <w:abstractNum w:abstractNumId="14" w15:restartNumberingAfterBreak="0">
+    <w:nsid w:val="54760495"/>
+    <w:multiLevelType w:val="hybridMultilevel"/>
+    <w:tmpl w:val="CB74D754"/>
+    <w:lvl w:ilvl="0" w:tplc="40090001">
+      <w:start w:val="1"/>
+      <w:numFmt w:val="bullet"/>
+      <w:lvlText w:val=""/>
+      <w:lvlJc w:val="left"/>
+      <w:pPr>
+        <w:ind w:left="1440" w:hanging="360"/>
+      </w:pPr>
+      <w:rPr>
+        <w:rFonts w:ascii="Symbol" w:hAnsi="Symbol" w:hint="default"/>
+      </w:rPr>
+    </w:lvl>
+    <w:lvl w:ilvl="1" w:tplc="40090003" w:tentative="1">
+      <w:start w:val="1"/>
+      <w:numFmt w:val="bullet"/>
+      <w:lvlText w:val="o"/>
+      <w:lvlJc w:val="left"/>
+      <w:pPr>
+        <w:ind w:left="2160" w:hanging="360"/>
+      </w:pPr>
+      <w:rPr>
+        <w:rFonts w:ascii="Courier New" w:hAnsi="Courier New" w:cs="Courier New" w:hint="default"/>
+      </w:rPr>
+    </w:lvl>
+    <w:lvl w:ilvl="2" w:tplc="40090005" w:tentative="1">
+      <w:start w:val="1"/>
+      <w:numFmt w:val="bullet"/>
+      <w:lvlText w:val=""/>
+      <w:lvlJc w:val="left"/>
+      <w:pPr>
+        <w:ind w:left="2880" w:hanging="360"/>
+      </w:pPr>
+      <w:rPr>
+        <w:rFonts w:ascii="Wingdings" w:hAnsi="Wingdings" w:hint="default"/>
+      </w:rPr>
+    </w:lvl>
+    <w:lvl w:ilvl="3" w:tplc="40090001" w:tentative="1">
+      <w:start w:val="1"/>
+      <w:numFmt w:val="bullet"/>
+      <w:lvlText w:val=""/>
+      <w:lvlJc w:val="left"/>
+      <w:pPr>
+        <w:ind w:left="3600" w:hanging="360"/>
+      </w:pPr>
+      <w:rPr>
+        <w:rFonts w:ascii="Symbol" w:hAnsi="Symbol" w:hint="default"/>
+      </w:rPr>
+    </w:lvl>
+    <w:lvl w:ilvl="4" w:tplc="40090003" w:tentative="1">
+      <w:start w:val="1"/>
+      <w:numFmt w:val="bullet"/>
+      <w:lvlText w:val="o"/>
+      <w:lvlJc w:val="left"/>
+      <w:pPr>
+        <w:ind w:left="4320" w:hanging="360"/>
+      </w:pPr>
+      <w:rPr>
+        <w:rFonts w:ascii="Courier New" w:hAnsi="Courier New" w:cs="Courier New" w:hint="default"/>
+      </w:rPr>
+    </w:lvl>
+    <w:lvl w:ilvl="5" w:tplc="40090005" w:tentative="1">
+      <w:start w:val="1"/>
+      <w:numFmt w:val="bullet"/>
+      <w:lvlText w:val=""/>
+      <w:lvlJc w:val="left"/>
+      <w:pPr>
+        <w:ind w:left="5040" w:hanging="360"/>
+      </w:pPr>
+      <w:rPr>
+        <w:rFonts w:ascii="Wingdings" w:hAnsi="Wingdings" w:hint="default"/>
+      </w:rPr>
+    </w:lvl>
+    <w:lvl w:ilvl="6" w:tplc="40090001" w:tentative="1">
+      <w:start w:val="1"/>
+      <w:numFmt w:val="bullet"/>
+      <w:lvlText w:val=""/>
+      <w:lvlJc w:val="left"/>
+      <w:pPr>
+        <w:ind w:left="5760" w:hanging="360"/>
+      </w:pPr>
+      <w:rPr>
+        <w:rFonts w:ascii="Symbol" w:hAnsi="Symbol" w:hint="default"/>
+      </w:rPr>
+    </w:lvl>
+    <w:lvl w:ilvl="7" w:tplc="40090003" w:tentative="1">
+      <w:start w:val="1"/>
+      <w:numFmt w:val="bullet"/>
+      <w:lvlText w:val="o"/>
+      <w:lvlJc w:val="left"/>
+      <w:pPr>
+        <w:ind w:left="6480" w:hanging="360"/>
+      </w:pPr>
+      <w:rPr>
+        <w:rFonts w:ascii="Courier New" w:hAnsi="Courier New" w:cs="Courier New" w:hint="default"/>
+      </w:rPr>
+    </w:lvl>
+    <w:lvl w:ilvl="8" w:tplc="40090005" w:tentative="1">
+      <w:start w:val="1"/>
+      <w:numFmt w:val="bullet"/>
+      <w:lvlText w:val=""/>
+      <w:lvlJc w:val="left"/>
+      <w:pPr>
+        <w:ind w:left="7200" w:hanging="360"/>
+      </w:pPr>
+      <w:rPr>
+        <w:rFonts w:ascii="Wingdings" w:hAnsi="Wingdings" w:hint="default"/>
+      </w:rPr>
+    </w:lvl>
+  </w:abstractNum>
+  <w:abstractNum w:abstractNumId="15" w15:restartNumberingAfterBreak="0">
+    <w:nsid w:val="59C9471E"/>
+    <w:multiLevelType w:val="multilevel"/>
+    <w:tmpl w:val="32CAC5E4"/>
+    <w:lvl w:ilvl="0">
+      <w:start w:val="1"/>
+      <w:numFmt w:val="bullet"/>
+      <w:lvlText w:val=""/>
+      <w:lvlJc w:val="left"/>
+      <w:pPr>
+        <w:tabs>
+          <w:tab w:val="num" w:pos="720"/>
+        </w:tabs>
+        <w:ind w:left="720" w:hanging="360"/>
+      </w:pPr>
+      <w:rPr>
+        <w:rFonts w:ascii="Symbol" w:hAnsi="Symbol" w:hint="default"/>
+        <w:sz w:val="20"/>
+      </w:rPr>
+    </w:lvl>
+    <w:lvl w:ilvl="1" w:tentative="1">
+      <w:start w:val="1"/>
+      <w:numFmt w:val="bullet"/>
+      <w:lvlText w:val="o"/>
+      <w:lvlJc w:val="left"/>
+      <w:pPr>
+        <w:tabs>
+          <w:tab w:val="num" w:pos="1440"/>
+        </w:tabs>
+        <w:ind w:left="1440" w:hanging="360"/>
+      </w:pPr>
+      <w:rPr>
+        <w:rFonts w:ascii="Courier New" w:hAnsi="Courier New" w:hint="default"/>
+        <w:sz w:val="20"/>
+      </w:rPr>
+    </w:lvl>
+    <w:lvl w:ilvl="2" w:tentative="1">
+      <w:start w:val="1"/>
+      <w:numFmt w:val="bullet"/>
+      <w:lvlText w:val=""/>
+      <w:lvlJc w:val="left"/>
+      <w:pPr>
+        <w:tabs>
+          <w:tab w:val="num" w:pos="2160"/>
+        </w:tabs>
+        <w:ind w:left="2160" w:hanging="360"/>
+      </w:pPr>
+      <w:rPr>
+        <w:rFonts w:ascii="Wingdings" w:hAnsi="Wingdings" w:hint="default"/>
+        <w:sz w:val="20"/>
+      </w:rPr>
+    </w:lvl>
+    <w:lvl w:ilvl="3" w:tentative="1">
+      <w:start w:val="1"/>
+      <w:numFmt w:val="bullet"/>
+      <w:lvlText w:val=""/>
+      <w:lvlJc w:val="left"/>
+      <w:pPr>
+        <w:tabs>
+          <w:tab w:val="num" w:pos="2880"/>
+        </w:tabs>
+        <w:ind w:left="2880" w:hanging="360"/>
+      </w:pPr>
+      <w:rPr>
+        <w:rFonts w:ascii="Wingdings" w:hAnsi="Wingdings" w:hint="default"/>
+        <w:sz w:val="20"/>
+      </w:rPr>
+    </w:lvl>
+    <w:lvl w:ilvl="4" w:tentative="1">
+      <w:start w:val="1"/>
+      <w:numFmt w:val="bullet"/>
+      <w:lvlText w:val=""/>
+      <w:lvlJc w:val="left"/>
+      <w:pPr>
+        <w:tabs>
+          <w:tab w:val="num" w:pos="3600"/>
+        </w:tabs>
+        <w:ind w:left="3600" w:hanging="360"/>
+      </w:pPr>
+      <w:rPr>
+        <w:rFonts w:ascii="Wingdings" w:hAnsi="Wingdings" w:hint="default"/>
+        <w:sz w:val="20"/>
+      </w:rPr>
+    </w:lvl>
+    <w:lvl w:ilvl="5" w:tentative="1">
+      <w:start w:val="1"/>
+      <w:numFmt w:val="bullet"/>
+      <w:lvlText w:val=""/>
+      <w:lvlJc w:val="left"/>
+      <w:pPr>
+        <w:tabs>
+          <w:tab w:val="num" w:pos="4320"/>
+        </w:tabs>
+        <w:ind w:left="4320" w:hanging="360"/>
+      </w:pPr>
+      <w:rPr>
+        <w:rFonts w:ascii="Wingdings" w:hAnsi="Wingdings" w:hint="default"/>
+        <w:sz w:val="20"/>
+      </w:rPr>
+    </w:lvl>
+    <w:lvl w:ilvl="6" w:tentative="1">
+      <w:start w:val="1"/>
+      <w:numFmt w:val="bullet"/>
+      <w:lvlText w:val=""/>
+      <w:lvlJc w:val="left"/>
+      <w:pPr>
+        <w:tabs>
+          <w:tab w:val="num" w:pos="5040"/>
+        </w:tabs>
+        <w:ind w:left="5040" w:hanging="360"/>
+      </w:pPr>
+      <w:rPr>
+        <w:rFonts w:ascii="Wingdings" w:hAnsi="Wingdings" w:hint="default"/>
+        <w:sz w:val="20"/>
+      </w:rPr>
+    </w:lvl>
+    <w:lvl w:ilvl="7" w:tentative="1">
+      <w:start w:val="1"/>
+      <w:numFmt w:val="bullet"/>
+      <w:lvlText w:val=""/>
+      <w:lvlJc w:val="left"/>
+      <w:pPr>
+        <w:tabs>
+          <w:tab w:val="num" w:pos="5760"/>
+        </w:tabs>
+        <w:ind w:left="5760" w:hanging="360"/>
+      </w:pPr>
+      <w:rPr>
+        <w:rFonts w:ascii="Wingdings" w:hAnsi="Wingdings" w:hint="default"/>
+        <w:sz w:val="20"/>
+      </w:rPr>
+    </w:lvl>
+    <w:lvl w:ilvl="8" w:tentative="1">
+      <w:start w:val="1"/>
+      <w:numFmt w:val="bullet"/>
+      <w:lvlText w:val=""/>
+      <w:lvlJc w:val="left"/>
+      <w:pPr>
+        <w:tabs>
+          <w:tab w:val="num" w:pos="6480"/>
+        </w:tabs>
+        <w:ind w:left="6480" w:hanging="360"/>
+      </w:pPr>
+      <w:rPr>
+        <w:rFonts w:ascii="Wingdings" w:hAnsi="Wingdings" w:hint="default"/>
+        <w:sz w:val="20"/>
+      </w:rPr>
+    </w:lvl>
+  </w:abstractNum>
+  <w:abstractNum w:abstractNumId="16" w15:restartNumberingAfterBreak="0">
+    <w:nsid w:val="5CF91556"/>
+    <w:multiLevelType w:val="multilevel"/>
+    <w:tmpl w:val="6C883558"/>
+    <w:lvl w:ilvl="0">
+      <w:start w:val="1"/>
+      <w:numFmt w:val="bullet"/>
+      <w:lvlText w:val=""/>
+      <w:lvlJc w:val="left"/>
+      <w:pPr>
+        <w:tabs>
+          <w:tab w:val="num" w:pos="720"/>
+        </w:tabs>
+        <w:ind w:left="720" w:hanging="360"/>
+      </w:pPr>
+      <w:rPr>
+        <w:rFonts w:ascii="Symbol" w:hAnsi="Symbol" w:hint="default"/>
+        <w:sz w:val="20"/>
+      </w:rPr>
+    </w:lvl>
+    <w:lvl w:ilvl="1" w:tentative="1">
+      <w:start w:val="1"/>
+      <w:numFmt w:val="bullet"/>
+      <w:lvlText w:val="o"/>
+      <w:lvlJc w:val="left"/>
+      <w:pPr>
+        <w:tabs>
+          <w:tab w:val="num" w:pos="1440"/>
+        </w:tabs>
+        <w:ind w:left="1440" w:hanging="360"/>
+      </w:pPr>
+      <w:rPr>
+        <w:rFonts w:ascii="Courier New" w:hAnsi="Courier New" w:hint="default"/>
+        <w:sz w:val="20"/>
+      </w:rPr>
+    </w:lvl>
+    <w:lvl w:ilvl="2" w:tentative="1">
+      <w:start w:val="1"/>
+      <w:numFmt w:val="bullet"/>
+      <w:lvlText w:val=""/>
+      <w:lvlJc w:val="left"/>
+      <w:pPr>
+        <w:tabs>
+          <w:tab w:val="num" w:pos="2160"/>
+        </w:tabs>
+        <w:ind w:left="2160" w:hanging="360"/>
+      </w:pPr>
+      <w:rPr>
+        <w:rFonts w:ascii="Wingdings" w:hAnsi="Wingdings" w:hint="default"/>
+        <w:sz w:val="20"/>
+      </w:rPr>
+    </w:lvl>
+    <w:lvl w:ilvl="3" w:tentative="1">
+      <w:start w:val="1"/>
+      <w:numFmt w:val="bullet"/>
+      <w:lvlText w:val=""/>
+      <w:lvlJc w:val="left"/>
+      <w:pPr>
+        <w:tabs>
+          <w:tab w:val="num" w:pos="2880"/>
+        </w:tabs>
+        <w:ind w:left="2880" w:hanging="360"/>
+      </w:pPr>
+      <w:rPr>
+        <w:rFonts w:ascii="Wingdings" w:hAnsi="Wingdings" w:hint="default"/>
+        <w:sz w:val="20"/>
+      </w:rPr>
+    </w:lvl>
+    <w:lvl w:ilvl="4" w:tentative="1">
+      <w:start w:val="1"/>
+      <w:numFmt w:val="bullet"/>
+      <w:lvlText w:val=""/>
+      <w:lvlJc w:val="left"/>
+      <w:pPr>
+        <w:tabs>
+          <w:tab w:val="num" w:pos="3600"/>
+        </w:tabs>
+        <w:ind w:left="3600" w:hanging="360"/>
+      </w:pPr>
+      <w:rPr>
+        <w:rFonts w:ascii="Wingdings" w:hAnsi="Wingdings" w:hint="default"/>
+        <w:sz w:val="20"/>
+      </w:rPr>
+    </w:lvl>
+    <w:lvl w:ilvl="5" w:tentative="1">
+      <w:start w:val="1"/>
+      <w:numFmt w:val="bullet"/>
+      <w:lvlText w:val=""/>
+      <w:lvlJc w:val="left"/>
+      <w:pPr>
+        <w:tabs>
+          <w:tab w:val="num" w:pos="4320"/>
+        </w:tabs>
+        <w:ind w:left="4320" w:hanging="360"/>
+      </w:pPr>
+      <w:rPr>
+        <w:rFonts w:ascii="Wingdings" w:hAnsi="Wingdings" w:hint="default"/>
+        <w:sz w:val="20"/>
+      </w:rPr>
+    </w:lvl>
+    <w:lvl w:ilvl="6" w:tentative="1">
+      <w:start w:val="1"/>
+      <w:numFmt w:val="bullet"/>
+      <w:lvlText w:val=""/>
+      <w:lvlJc w:val="left"/>
+      <w:pPr>
+        <w:tabs>
+          <w:tab w:val="num" w:pos="5040"/>
+        </w:tabs>
+        <w:ind w:left="5040" w:hanging="360"/>
+      </w:pPr>
+      <w:rPr>
+        <w:rFonts w:ascii="Wingdings" w:hAnsi="Wingdings" w:hint="default"/>
+        <w:sz w:val="20"/>
+      </w:rPr>
+    </w:lvl>
+    <w:lvl w:ilvl="7" w:tentative="1">
+      <w:start w:val="1"/>
+      <w:numFmt w:val="bullet"/>
+      <w:lvlText w:val=""/>
+      <w:lvlJc w:val="left"/>
+      <w:pPr>
+        <w:tabs>
+          <w:tab w:val="num" w:pos="5760"/>
+        </w:tabs>
+        <w:ind w:left="5760" w:hanging="360"/>
+      </w:pPr>
+      <w:rPr>
+        <w:rFonts w:ascii="Wingdings" w:hAnsi="Wingdings" w:hint="default"/>
+        <w:sz w:val="20"/>
+      </w:rPr>
+    </w:lvl>
+    <w:lvl w:ilvl="8" w:tentative="1">
+      <w:start w:val="1"/>
+      <w:numFmt w:val="bullet"/>
+      <w:lvlText w:val=""/>
+      <w:lvlJc w:val="left"/>
+      <w:pPr>
+        <w:tabs>
+          <w:tab w:val="num" w:pos="6480"/>
+        </w:tabs>
+        <w:ind w:left="6480" w:hanging="360"/>
+      </w:pPr>
+      <w:rPr>
+        <w:rFonts w:ascii="Wingdings" w:hAnsi="Wingdings" w:hint="default"/>
+        <w:sz w:val="20"/>
+      </w:rPr>
+    </w:lvl>
+  </w:abstractNum>
+  <w:abstractNum w:abstractNumId="17" w15:restartNumberingAfterBreak="0">
+    <w:nsid w:val="5DCE6AEB"/>
+    <w:multiLevelType w:val="hybridMultilevel"/>
+    <w:tmpl w:val="65C24A00"/>
+    <w:lvl w:ilvl="0" w:tplc="40090001">
+      <w:start w:val="1"/>
+      <w:numFmt w:val="bullet"/>
+      <w:lvlText w:val=""/>
+      <w:lvlJc w:val="left"/>
+      <w:pPr>
+        <w:ind w:left="1440" w:hanging="360"/>
+      </w:pPr>
+      <w:rPr>
+        <w:rFonts w:ascii="Symbol" w:hAnsi="Symbol" w:hint="default"/>
+      </w:rPr>
+    </w:lvl>
+    <w:lvl w:ilvl="1" w:tplc="40090003" w:tentative="1">
+      <w:start w:val="1"/>
+      <w:numFmt w:val="bullet"/>
+      <w:lvlText w:val="o"/>
+      <w:lvlJc w:val="left"/>
+      <w:pPr>
+        <w:ind w:left="2160" w:hanging="360"/>
+      </w:pPr>
+      <w:rPr>
+        <w:rFonts w:ascii="Courier New" w:hAnsi="Courier New" w:cs="Courier New" w:hint="default"/>
+      </w:rPr>
+    </w:lvl>
+    <w:lvl w:ilvl="2" w:tplc="40090005" w:tentative="1">
+      <w:start w:val="1"/>
+      <w:numFmt w:val="bullet"/>
+      <w:lvlText w:val=""/>
+      <w:lvlJc w:val="left"/>
+      <w:pPr>
+        <w:ind w:left="2880" w:hanging="360"/>
+      </w:pPr>
+      <w:rPr>
+        <w:rFonts w:ascii="Wingdings" w:hAnsi="Wingdings" w:hint="default"/>
+      </w:rPr>
+    </w:lvl>
+    <w:lvl w:ilvl="3" w:tplc="40090001" w:tentative="1">
+      <w:start w:val="1"/>
+      <w:numFmt w:val="bullet"/>
+      <w:lvlText w:val=""/>
+      <w:lvlJc w:val="left"/>
+      <w:pPr>
+        <w:ind w:left="3600" w:hanging="360"/>
+      </w:pPr>
+      <w:rPr>
+        <w:rFonts w:ascii="Symbol" w:hAnsi="Symbol" w:hint="default"/>
+      </w:rPr>
+    </w:lvl>
+    <w:lvl w:ilvl="4" w:tplc="40090003" w:tentative="1">
+      <w:start w:val="1"/>
+      <w:numFmt w:val="bullet"/>
+      <w:lvlText w:val="o"/>
+      <w:lvlJc w:val="left"/>
+      <w:pPr>
+        <w:ind w:left="4320" w:hanging="360"/>
+      </w:pPr>
+      <w:rPr>
+        <w:rFonts w:ascii="Courier New" w:hAnsi="Courier New" w:cs="Courier New" w:hint="default"/>
+      </w:rPr>
+    </w:lvl>
+    <w:lvl w:ilvl="5" w:tplc="40090005" w:tentative="1">
+      <w:start w:val="1"/>
+      <w:numFmt w:val="bullet"/>
+      <w:lvlText w:val=""/>
+      <w:lvlJc w:val="left"/>
+      <w:pPr>
+        <w:ind w:left="5040" w:hanging="360"/>
+      </w:pPr>
+      <w:rPr>
+        <w:rFonts w:ascii="Wingdings" w:hAnsi="Wingdings" w:hint="default"/>
+      </w:rPr>
+    </w:lvl>
+    <w:lvl w:ilvl="6" w:tplc="40090001" w:tentative="1">
+      <w:start w:val="1"/>
+      <w:numFmt w:val="bullet"/>
+      <w:lvlText w:val=""/>
+      <w:lvlJc w:val="left"/>
+      <w:pPr>
+        <w:ind w:left="5760" w:hanging="360"/>
+      </w:pPr>
+      <w:rPr>
+        <w:rFonts w:ascii="Symbol" w:hAnsi="Symbol" w:hint="default"/>
+      </w:rPr>
+    </w:lvl>
+    <w:lvl w:ilvl="7" w:tplc="40090003" w:tentative="1">
+      <w:start w:val="1"/>
+      <w:numFmt w:val="bullet"/>
+      <w:lvlText w:val="o"/>
+      <w:lvlJc w:val="left"/>
+      <w:pPr>
+        <w:ind w:left="6480" w:hanging="360"/>
+      </w:pPr>
+      <w:rPr>
+        <w:rFonts w:ascii="Courier New" w:hAnsi="Courier New" w:cs="Courier New" w:hint="default"/>
+      </w:rPr>
+    </w:lvl>
+    <w:lvl w:ilvl="8" w:tplc="40090005" w:tentative="1">
+      <w:start w:val="1"/>
+      <w:numFmt w:val="bullet"/>
+      <w:lvlText w:val=""/>
+      <w:lvlJc w:val="left"/>
+      <w:pPr>
+        <w:ind w:left="7200" w:hanging="360"/>
+      </w:pPr>
+      <w:rPr>
+        <w:rFonts w:ascii="Wingdings" w:hAnsi="Wingdings" w:hint="default"/>
+      </w:rPr>
+    </w:lvl>
+  </w:abstractNum>
+  <w:abstractNum w:abstractNumId="18" w15:restartNumberingAfterBreak="0">
     <w:nsid w:val="5E0A60C2"/>
     <w:multiLevelType w:val="hybridMultilevel"/>
-    <w:tmpl w:val="81E0D85A"/>
+    <w:tmpl w:val="78EEA308"/>
     <w:lvl w:ilvl="0" w:tplc="4009000F">
       <w:start w:val="1"/>
       <w:numFmt w:val="decimal"/>
@@ -6378,7 +8815,7 @@
       </w:pPr>
     </w:lvl>
   </w:abstractNum>
-  <w:abstractNum w:abstractNumId="12" w15:restartNumberingAfterBreak="0">
+  <w:abstractNum w:abstractNumId="19" w15:restartNumberingAfterBreak="0">
     <w:nsid w:val="5EA358D5"/>
     <w:multiLevelType w:val="multilevel"/>
     <w:tmpl w:val="38A6AF5E"/>
@@ -6495,7 +8932,7 @@
       </w:pPr>
     </w:lvl>
   </w:abstractNum>
-  <w:abstractNum w:abstractNumId="13" w15:restartNumberingAfterBreak="0">
+  <w:abstractNum w:abstractNumId="20" w15:restartNumberingAfterBreak="0">
     <w:nsid w:val="621D38FC"/>
     <w:multiLevelType w:val="multilevel"/>
     <w:tmpl w:val="BDA6F88E"/>
@@ -6612,7 +9049,305 @@
       </w:pPr>
     </w:lvl>
   </w:abstractNum>
-  <w:abstractNum w:abstractNumId="14" w15:restartNumberingAfterBreak="0">
+  <w:abstractNum w:abstractNumId="21" w15:restartNumberingAfterBreak="0">
+    <w:nsid w:val="68443536"/>
+    <w:multiLevelType w:val="multilevel"/>
+    <w:tmpl w:val="212C0774"/>
+    <w:lvl w:ilvl="0">
+      <w:start w:val="1"/>
+      <w:numFmt w:val="bullet"/>
+      <w:lvlText w:val=""/>
+      <w:lvlJc w:val="left"/>
+      <w:pPr>
+        <w:tabs>
+          <w:tab w:val="num" w:pos="720"/>
+        </w:tabs>
+        <w:ind w:left="720" w:hanging="360"/>
+      </w:pPr>
+      <w:rPr>
+        <w:rFonts w:ascii="Symbol" w:hAnsi="Symbol" w:hint="default"/>
+        <w:sz w:val="20"/>
+      </w:rPr>
+    </w:lvl>
+    <w:lvl w:ilvl="1" w:tentative="1">
+      <w:start w:val="1"/>
+      <w:numFmt w:val="bullet"/>
+      <w:lvlText w:val="o"/>
+      <w:lvlJc w:val="left"/>
+      <w:pPr>
+        <w:tabs>
+          <w:tab w:val="num" w:pos="1440"/>
+        </w:tabs>
+        <w:ind w:left="1440" w:hanging="360"/>
+      </w:pPr>
+      <w:rPr>
+        <w:rFonts w:ascii="Courier New" w:hAnsi="Courier New" w:hint="default"/>
+        <w:sz w:val="20"/>
+      </w:rPr>
+    </w:lvl>
+    <w:lvl w:ilvl="2" w:tentative="1">
+      <w:start w:val="1"/>
+      <w:numFmt w:val="bullet"/>
+      <w:lvlText w:val=""/>
+      <w:lvlJc w:val="left"/>
+      <w:pPr>
+        <w:tabs>
+          <w:tab w:val="num" w:pos="2160"/>
+        </w:tabs>
+        <w:ind w:left="2160" w:hanging="360"/>
+      </w:pPr>
+      <w:rPr>
+        <w:rFonts w:ascii="Wingdings" w:hAnsi="Wingdings" w:hint="default"/>
+        <w:sz w:val="20"/>
+      </w:rPr>
+    </w:lvl>
+    <w:lvl w:ilvl="3" w:tentative="1">
+      <w:start w:val="1"/>
+      <w:numFmt w:val="bullet"/>
+      <w:lvlText w:val=""/>
+      <w:lvlJc w:val="left"/>
+      <w:pPr>
+        <w:tabs>
+          <w:tab w:val="num" w:pos="2880"/>
+        </w:tabs>
+        <w:ind w:left="2880" w:hanging="360"/>
+      </w:pPr>
+      <w:rPr>
+        <w:rFonts w:ascii="Wingdings" w:hAnsi="Wingdings" w:hint="default"/>
+        <w:sz w:val="20"/>
+      </w:rPr>
+    </w:lvl>
+    <w:lvl w:ilvl="4" w:tentative="1">
+      <w:start w:val="1"/>
+      <w:numFmt w:val="bullet"/>
+      <w:lvlText w:val=""/>
+      <w:lvlJc w:val="left"/>
+      <w:pPr>
+        <w:tabs>
+          <w:tab w:val="num" w:pos="3600"/>
+        </w:tabs>
+        <w:ind w:left="3600" w:hanging="360"/>
+      </w:pPr>
+      <w:rPr>
+        <w:rFonts w:ascii="Wingdings" w:hAnsi="Wingdings" w:hint="default"/>
+        <w:sz w:val="20"/>
+      </w:rPr>
+    </w:lvl>
+    <w:lvl w:ilvl="5" w:tentative="1">
+      <w:start w:val="1"/>
+      <w:numFmt w:val="bullet"/>
+      <w:lvlText w:val=""/>
+      <w:lvlJc w:val="left"/>
+      <w:pPr>
+        <w:tabs>
+          <w:tab w:val="num" w:pos="4320"/>
+        </w:tabs>
+        <w:ind w:left="4320" w:hanging="360"/>
+      </w:pPr>
+      <w:rPr>
+        <w:rFonts w:ascii="Wingdings" w:hAnsi="Wingdings" w:hint="default"/>
+        <w:sz w:val="20"/>
+      </w:rPr>
+    </w:lvl>
+    <w:lvl w:ilvl="6" w:tentative="1">
+      <w:start w:val="1"/>
+      <w:numFmt w:val="bullet"/>
+      <w:lvlText w:val=""/>
+      <w:lvlJc w:val="left"/>
+      <w:pPr>
+        <w:tabs>
+          <w:tab w:val="num" w:pos="5040"/>
+        </w:tabs>
+        <w:ind w:left="5040" w:hanging="360"/>
+      </w:pPr>
+      <w:rPr>
+        <w:rFonts w:ascii="Wingdings" w:hAnsi="Wingdings" w:hint="default"/>
+        <w:sz w:val="20"/>
+      </w:rPr>
+    </w:lvl>
+    <w:lvl w:ilvl="7" w:tentative="1">
+      <w:start w:val="1"/>
+      <w:numFmt w:val="bullet"/>
+      <w:lvlText w:val=""/>
+      <w:lvlJc w:val="left"/>
+      <w:pPr>
+        <w:tabs>
+          <w:tab w:val="num" w:pos="5760"/>
+        </w:tabs>
+        <w:ind w:left="5760" w:hanging="360"/>
+      </w:pPr>
+      <w:rPr>
+        <w:rFonts w:ascii="Wingdings" w:hAnsi="Wingdings" w:hint="default"/>
+        <w:sz w:val="20"/>
+      </w:rPr>
+    </w:lvl>
+    <w:lvl w:ilvl="8" w:tentative="1">
+      <w:start w:val="1"/>
+      <w:numFmt w:val="bullet"/>
+      <w:lvlText w:val=""/>
+      <w:lvlJc w:val="left"/>
+      <w:pPr>
+        <w:tabs>
+          <w:tab w:val="num" w:pos="6480"/>
+        </w:tabs>
+        <w:ind w:left="6480" w:hanging="360"/>
+      </w:pPr>
+      <w:rPr>
+        <w:rFonts w:ascii="Wingdings" w:hAnsi="Wingdings" w:hint="default"/>
+        <w:sz w:val="20"/>
+      </w:rPr>
+    </w:lvl>
+  </w:abstractNum>
+  <w:abstractNum w:abstractNumId="22" w15:restartNumberingAfterBreak="0">
+    <w:nsid w:val="6C8E5877"/>
+    <w:multiLevelType w:val="multilevel"/>
+    <w:tmpl w:val="492CB426"/>
+    <w:lvl w:ilvl="0">
+      <w:start w:val="1"/>
+      <w:numFmt w:val="bullet"/>
+      <w:lvlText w:val=""/>
+      <w:lvlJc w:val="left"/>
+      <w:pPr>
+        <w:tabs>
+          <w:tab w:val="num" w:pos="720"/>
+        </w:tabs>
+        <w:ind w:left="720" w:hanging="360"/>
+      </w:pPr>
+      <w:rPr>
+        <w:rFonts w:ascii="Symbol" w:hAnsi="Symbol" w:hint="default"/>
+        <w:sz w:val="20"/>
+      </w:rPr>
+    </w:lvl>
+    <w:lvl w:ilvl="1" w:tentative="1">
+      <w:start w:val="1"/>
+      <w:numFmt w:val="bullet"/>
+      <w:lvlText w:val="o"/>
+      <w:lvlJc w:val="left"/>
+      <w:pPr>
+        <w:tabs>
+          <w:tab w:val="num" w:pos="1440"/>
+        </w:tabs>
+        <w:ind w:left="1440" w:hanging="360"/>
+      </w:pPr>
+      <w:rPr>
+        <w:rFonts w:ascii="Courier New" w:hAnsi="Courier New" w:hint="default"/>
+        <w:sz w:val="20"/>
+      </w:rPr>
+    </w:lvl>
+    <w:lvl w:ilvl="2" w:tentative="1">
+      <w:start w:val="1"/>
+      <w:numFmt w:val="bullet"/>
+      <w:lvlText w:val=""/>
+      <w:lvlJc w:val="left"/>
+      <w:pPr>
+        <w:tabs>
+          <w:tab w:val="num" w:pos="2160"/>
+        </w:tabs>
+        <w:ind w:left="2160" w:hanging="360"/>
+      </w:pPr>
+      <w:rPr>
+        <w:rFonts w:ascii="Wingdings" w:hAnsi="Wingdings" w:hint="default"/>
+        <w:sz w:val="20"/>
+      </w:rPr>
+    </w:lvl>
+    <w:lvl w:ilvl="3" w:tentative="1">
+      <w:start w:val="1"/>
+      <w:numFmt w:val="bullet"/>
+      <w:lvlText w:val=""/>
+      <w:lvlJc w:val="left"/>
+      <w:pPr>
+        <w:tabs>
+          <w:tab w:val="num" w:pos="2880"/>
+        </w:tabs>
+        <w:ind w:left="2880" w:hanging="360"/>
+      </w:pPr>
+      <w:rPr>
+        <w:rFonts w:ascii="Wingdings" w:hAnsi="Wingdings" w:hint="default"/>
+        <w:sz w:val="20"/>
+      </w:rPr>
+    </w:lvl>
+    <w:lvl w:ilvl="4" w:tentative="1">
+      <w:start w:val="1"/>
+      <w:numFmt w:val="bullet"/>
+      <w:lvlText w:val=""/>
+      <w:lvlJc w:val="left"/>
+      <w:pPr>
+        <w:tabs>
+          <w:tab w:val="num" w:pos="3600"/>
+        </w:tabs>
+        <w:ind w:left="3600" w:hanging="360"/>
+      </w:pPr>
+      <w:rPr>
+        <w:rFonts w:ascii="Wingdings" w:hAnsi="Wingdings" w:hint="default"/>
+        <w:sz w:val="20"/>
+      </w:rPr>
+    </w:lvl>
+    <w:lvl w:ilvl="5" w:tentative="1">
+      <w:start w:val="1"/>
+      <w:numFmt w:val="bullet"/>
+      <w:lvlText w:val=""/>
+      <w:lvlJc w:val="left"/>
+      <w:pPr>
+        <w:tabs>
+          <w:tab w:val="num" w:pos="4320"/>
+        </w:tabs>
+        <w:ind w:left="4320" w:hanging="360"/>
+      </w:pPr>
+      <w:rPr>
+        <w:rFonts w:ascii="Wingdings" w:hAnsi="Wingdings" w:hint="default"/>
+        <w:sz w:val="20"/>
+      </w:rPr>
+    </w:lvl>
+    <w:lvl w:ilvl="6" w:tentative="1">
+      <w:start w:val="1"/>
+      <w:numFmt w:val="bullet"/>
+      <w:lvlText w:val=""/>
+      <w:lvlJc w:val="left"/>
+      <w:pPr>
+        <w:tabs>
+          <w:tab w:val="num" w:pos="5040"/>
+        </w:tabs>
+        <w:ind w:left="5040" w:hanging="360"/>
+      </w:pPr>
+      <w:rPr>
+        <w:rFonts w:ascii="Wingdings" w:hAnsi="Wingdings" w:hint="default"/>
+        <w:sz w:val="20"/>
+      </w:rPr>
+    </w:lvl>
+    <w:lvl w:ilvl="7" w:tentative="1">
+      <w:start w:val="1"/>
+      <w:numFmt w:val="bullet"/>
+      <w:lvlText w:val=""/>
+      <w:lvlJc w:val="left"/>
+      <w:pPr>
+        <w:tabs>
+          <w:tab w:val="num" w:pos="5760"/>
+        </w:tabs>
+        <w:ind w:left="5760" w:hanging="360"/>
+      </w:pPr>
+      <w:rPr>
+        <w:rFonts w:ascii="Wingdings" w:hAnsi="Wingdings" w:hint="default"/>
+        <w:sz w:val="20"/>
+      </w:rPr>
+    </w:lvl>
+    <w:lvl w:ilvl="8" w:tentative="1">
+      <w:start w:val="1"/>
+      <w:numFmt w:val="bullet"/>
+      <w:lvlText w:val=""/>
+      <w:lvlJc w:val="left"/>
+      <w:pPr>
+        <w:tabs>
+          <w:tab w:val="num" w:pos="6480"/>
+        </w:tabs>
+        <w:ind w:left="6480" w:hanging="360"/>
+      </w:pPr>
+      <w:rPr>
+        <w:rFonts w:ascii="Wingdings" w:hAnsi="Wingdings" w:hint="default"/>
+        <w:sz w:val="20"/>
+      </w:rPr>
+    </w:lvl>
+  </w:abstractNum>
+  <w:abstractNum w:abstractNumId="23" w15:restartNumberingAfterBreak="0">
     <w:nsid w:val="77F00E9E"/>
     <w:multiLevelType w:val="hybridMultilevel"/>
     <w:tmpl w:val="EDFED45E"/>
@@ -6725,7 +9460,7 @@
       </w:rPr>
     </w:lvl>
   </w:abstractNum>
-  <w:abstractNum w:abstractNumId="15" w15:restartNumberingAfterBreak="0">
+  <w:abstractNum w:abstractNumId="24" w15:restartNumberingAfterBreak="0">
     <w:nsid w:val="798A03D1"/>
     <w:multiLevelType w:val="multilevel"/>
     <w:tmpl w:val="43D0091E"/>
@@ -6878,13 +9613,13 @@
     <w:abstractNumId w:val="4"/>
   </w:num>
   <w:num w:numId="2" w16cid:durableId="2133282936">
-    <w:abstractNumId w:val="10"/>
+    <w:abstractNumId w:val="12"/>
   </w:num>
   <w:num w:numId="3" w16cid:durableId="1119376061">
     <w:abstractNumId w:val="1"/>
   </w:num>
   <w:num w:numId="4" w16cid:durableId="680473480">
-    <w:abstractNumId w:val="12"/>
+    <w:abstractNumId w:val="19"/>
   </w:num>
   <w:num w:numId="5" w16cid:durableId="1030449161">
     <w:abstractNumId w:val="2"/>
@@ -6893,34 +9628,61 @@
     <w:abstractNumId w:val="0"/>
   </w:num>
   <w:num w:numId="7" w16cid:durableId="10760201">
-    <w:abstractNumId w:val="13"/>
+    <w:abstractNumId w:val="20"/>
   </w:num>
   <w:num w:numId="8" w16cid:durableId="1397120823">
     <w:abstractNumId w:val="5"/>
   </w:num>
   <w:num w:numId="9" w16cid:durableId="417413169">
-    <w:abstractNumId w:val="15"/>
+    <w:abstractNumId w:val="24"/>
   </w:num>
   <w:num w:numId="10" w16cid:durableId="2039576739">
-    <w:abstractNumId w:val="11"/>
+    <w:abstractNumId w:val="18"/>
   </w:num>
   <w:num w:numId="11" w16cid:durableId="25721636">
-    <w:abstractNumId w:val="14"/>
+    <w:abstractNumId w:val="23"/>
   </w:num>
   <w:num w:numId="12" w16cid:durableId="69624888">
     <w:abstractNumId w:val="3"/>
   </w:num>
   <w:num w:numId="13" w16cid:durableId="1944798167">
-    <w:abstractNumId w:val="8"/>
+    <w:abstractNumId w:val="9"/>
   </w:num>
   <w:num w:numId="14" w16cid:durableId="1881477442">
-    <w:abstractNumId w:val="9"/>
+    <w:abstractNumId w:val="10"/>
   </w:num>
   <w:num w:numId="15" w16cid:durableId="207303767">
     <w:abstractNumId w:val="7"/>
   </w:num>
   <w:num w:numId="16" w16cid:durableId="1939825681">
     <w:abstractNumId w:val="6"/>
+  </w:num>
+  <w:num w:numId="17" w16cid:durableId="410280214">
+    <w:abstractNumId w:val="14"/>
+  </w:num>
+  <w:num w:numId="18" w16cid:durableId="31732162">
+    <w:abstractNumId w:val="16"/>
+  </w:num>
+  <w:num w:numId="19" w16cid:durableId="647323753">
+    <w:abstractNumId w:val="8"/>
+  </w:num>
+  <w:num w:numId="20" w16cid:durableId="66460640">
+    <w:abstractNumId w:val="11"/>
+  </w:num>
+  <w:num w:numId="21" w16cid:durableId="687567558">
+    <w:abstractNumId w:val="17"/>
+  </w:num>
+  <w:num w:numId="22" w16cid:durableId="171343111">
+    <w:abstractNumId w:val="13"/>
+  </w:num>
+  <w:num w:numId="23" w16cid:durableId="554898098">
+    <w:abstractNumId w:val="15"/>
+  </w:num>
+  <w:num w:numId="24" w16cid:durableId="1289048405">
+    <w:abstractNumId w:val="22"/>
+  </w:num>
+  <w:num w:numId="25" w16cid:durableId="592663174">
+    <w:abstractNumId w:val="21"/>
   </w:num>
 </w:numbering>
 </file>
@@ -7926,6 +10688,15 @@
       <w:spacing w:val="5"/>
     </w:rPr>
   </w:style>
+  <w:style w:type="paragraph" w:styleId="NoSpacing">
+    <w:name w:val="No Spacing"/>
+    <w:uiPriority w:val="1"/>
+    <w:qFormat/>
+    <w:rsid w:val="00DD2C10"/>
+    <w:pPr>
+      <w:spacing w:after="0" w:line="240" w:lineRule="auto"/>
+    </w:pPr>
+  </w:style>
 </w:styles>
 </file>
 

--- a/Machine Learning/ML Notes.docx
+++ b/Machine Learning/ML Notes.docx
@@ -18,6 +18,12 @@
         <w:rPr>
           <w:lang w:val="en-US"/>
         </w:rPr>
+        <w:t xml:space="preserve"> </w:t>
+      </w:r>
+      <w:r>
+        <w:rPr>
+          <w:lang w:val="en-US"/>
+        </w:rPr>
         <w:t>Sree Rama</w:t>
       </w:r>
     </w:p>
@@ -81,21 +87,7 @@
         <w:rPr>
           <w:lang w:val="en-US"/>
         </w:rPr>
-        <w:t xml:space="preserve"> give stats tool to analyze ,</w:t>
-      </w:r>
-      <w:proofErr w:type="spellStart"/>
-      <w:r>
-        <w:rPr>
-          <w:lang w:val="en-US"/>
-        </w:rPr>
-        <w:t>forecasr</w:t>
-      </w:r>
-      <w:proofErr w:type="spellEnd"/>
-      <w:r>
-        <w:rPr>
-          <w:lang w:val="en-US"/>
-        </w:rPr>
-        <w:t xml:space="preserve"> and predict data</w:t>
+        <w:t xml:space="preserve"> give stats tool to analyze ,forecasr and predict data</w:t>
       </w:r>
     </w:p>
     <w:p>
@@ -184,21 +176,7 @@
         <w:rPr>
           <w:lang w:val="en-US"/>
         </w:rPr>
-        <w:t xml:space="preserve">Regression : Its </w:t>
-      </w:r>
-      <w:proofErr w:type="spellStart"/>
-      <w:r>
-        <w:rPr>
-          <w:lang w:val="en-US"/>
-        </w:rPr>
-        <w:t>Continious</w:t>
-      </w:r>
-      <w:proofErr w:type="spellEnd"/>
-      <w:r>
-        <w:rPr>
-          <w:lang w:val="en-US"/>
-        </w:rPr>
-        <w:t xml:space="preserve"> </w:t>
+        <w:t xml:space="preserve">Regression : Its Continious </w:t>
       </w:r>
     </w:p>
     <w:p>
@@ -464,7 +442,6 @@
                 <w14:ligatures w14:val="none"/>
               </w:rPr>
             </w:pPr>
-            <w:proofErr w:type="spellStart"/>
             <w:r>
               <w:rPr>
                 <w:rFonts w:ascii="Aptos Narrow" w:eastAsia="Times New Roman" w:hAnsi="Aptos Narrow" w:cs="Times New Roman"/>
@@ -475,20 +452,7 @@
                 <w:lang w:eastAsia="en-IN"/>
                 <w14:ligatures w14:val="none"/>
               </w:rPr>
-              <w:t>Classififcation</w:t>
-            </w:r>
-            <w:proofErr w:type="spellEnd"/>
-            <w:r>
-              <w:rPr>
-                <w:rFonts w:ascii="Aptos Narrow" w:eastAsia="Times New Roman" w:hAnsi="Aptos Narrow" w:cs="Times New Roman"/>
-                <w:color w:val="000000"/>
-                <w:kern w:val="0"/>
-                <w:sz w:val="22"/>
-                <w:szCs w:val="22"/>
-                <w:lang w:eastAsia="en-IN"/>
-                <w14:ligatures w14:val="none"/>
-              </w:rPr>
-              <w:t xml:space="preserve"> Algos </w:t>
+              <w:t xml:space="preserve">Classififcation Algos </w:t>
             </w:r>
           </w:p>
         </w:tc>
@@ -698,7 +662,6 @@
                 <w14:ligatures w14:val="none"/>
               </w:rPr>
             </w:pPr>
-            <w:proofErr w:type="spellStart"/>
             <w:r>
               <w:rPr>
                 <w:rFonts w:ascii="Aptos Narrow" w:eastAsia="Times New Roman" w:hAnsi="Aptos Narrow" w:cs="Times New Roman"/>
@@ -709,20 +672,7 @@
                 <w:lang w:eastAsia="en-IN"/>
                 <w14:ligatures w14:val="none"/>
               </w:rPr>
-              <w:t>Decission</w:t>
-            </w:r>
-            <w:proofErr w:type="spellEnd"/>
-            <w:r>
-              <w:rPr>
-                <w:rFonts w:ascii="Aptos Narrow" w:eastAsia="Times New Roman" w:hAnsi="Aptos Narrow" w:cs="Times New Roman"/>
-                <w:color w:val="000000"/>
-                <w:kern w:val="0"/>
-                <w:sz w:val="22"/>
-                <w:szCs w:val="22"/>
-                <w:lang w:eastAsia="en-IN"/>
-                <w14:ligatures w14:val="none"/>
-              </w:rPr>
-              <w:t xml:space="preserve"> Tree--ML</w:t>
+              <w:t>Decission Tree--ML</w:t>
             </w:r>
           </w:p>
         </w:tc>
@@ -753,7 +703,6 @@
                 <w14:ligatures w14:val="none"/>
               </w:rPr>
             </w:pPr>
-            <w:proofErr w:type="spellStart"/>
             <w:r>
               <w:rPr>
                 <w:rFonts w:ascii="Aptos Narrow" w:eastAsia="Times New Roman" w:hAnsi="Aptos Narrow" w:cs="Times New Roman"/>
@@ -764,20 +713,7 @@
                 <w:lang w:eastAsia="en-IN"/>
                 <w14:ligatures w14:val="none"/>
               </w:rPr>
-              <w:t>Decission</w:t>
-            </w:r>
-            <w:proofErr w:type="spellEnd"/>
-            <w:r>
-              <w:rPr>
-                <w:rFonts w:ascii="Aptos Narrow" w:eastAsia="Times New Roman" w:hAnsi="Aptos Narrow" w:cs="Times New Roman"/>
-                <w:color w:val="000000"/>
-                <w:kern w:val="0"/>
-                <w:sz w:val="22"/>
-                <w:szCs w:val="22"/>
-                <w:lang w:eastAsia="en-IN"/>
-                <w14:ligatures w14:val="none"/>
-              </w:rPr>
-              <w:t xml:space="preserve"> Tree--ML</w:t>
+              <w:t>Decission Tree--ML</w:t>
             </w:r>
           </w:p>
         </w:tc>
@@ -1417,16 +1353,8 @@
         <w:rPr>
           <w:rFonts w:ascii="Arial" w:hAnsi="Arial" w:cs="Arial"/>
         </w:rPr>
-        <w:t>hat=</w:t>
-      </w:r>
-      <w:proofErr w:type="spellStart"/>
-      <w:r>
-        <w:rPr>
-          <w:rFonts w:ascii="Arial" w:hAnsi="Arial" w:cs="Arial"/>
-        </w:rPr>
-        <w:t>mx+c</w:t>
-      </w:r>
-      <w:proofErr w:type="spellEnd"/>
+        <w:t>hat=mx+c</w:t>
+      </w:r>
       <w:r>
         <w:rPr>
           <w:rFonts w:ascii="Arial" w:hAnsi="Arial" w:cs="Arial"/>
@@ -1918,13 +1846,8 @@
           <w:lang w:val="en-US"/>
         </w:rPr>
       </w:pPr>
-      <w:proofErr w:type="spellStart"/>
-      <w:r>
-        <w:t>scaler.inverse_transform</w:t>
-      </w:r>
-      <w:proofErr w:type="spellEnd"/>
-      <w:r>
-        <w:t xml:space="preserve"> is a method used in Python's scikit-learn library to </w:t>
+      <w:r>
+        <w:t xml:space="preserve">scaler.inverse_transform is a method used in Python's scikit-learn library to </w:t>
       </w:r>
       <w:r>
         <w:rPr>
@@ -3769,7 +3692,10 @@
     <w:p>
       <w:pPr>
         <w:pStyle w:val="NormalWeb"/>
-        <w:ind w:left="1440"/>
+        <w:numPr>
+          <w:ilvl w:val="0"/>
+          <w:numId w:val="12"/>
+        </w:numPr>
         <w:rPr>
           <w:rStyle w:val="BookTitle"/>
           <w:b w:val="0"/>
@@ -3780,14 +3706,37 @@
       </w:pPr>
       <w:r>
         <w:rPr>
+          <w:spacing w:val="5"/>
+        </w:rPr>
+        <w:t xml:space="preserve">Adds the </w:t>
+      </w:r>
+      <w:r>
+        <w:rPr>
+          <w:b/>
+          <w:bCs/>
+          <w:spacing w:val="5"/>
+        </w:rPr>
+        <w:t>squared values</w:t>
+      </w:r>
+      <w:r>
+        <w:rPr>
+          <w:spacing w:val="5"/>
+        </w:rPr>
+        <w:t xml:space="preserve"> of the coefficients as a penalty term.</w:t>
+      </w:r>
+    </w:p>
+    <w:p>
+      <w:pPr>
+        <w:pStyle w:val="NormalWeb"/>
+        <w:ind w:left="1440"/>
+        <w:rPr>
           <w:rStyle w:val="BookTitle"/>
           <w:b w:val="0"/>
           <w:bCs w:val="0"/>
           <w:i w:val="0"/>
           <w:iCs w:val="0"/>
         </w:rPr>
-        <w:sym w:font="Wingdings" w:char="F0E0"/>
-      </w:r>
+      </w:pPr>
       <w:r>
         <w:rPr>
           <w:rStyle w:val="BookTitle"/>
@@ -3796,7 +3745,7 @@
           <w:i w:val="0"/>
           <w:iCs w:val="0"/>
         </w:rPr>
-        <w:t>H</w:t>
+        <w:sym w:font="Wingdings" w:char="F0E0"/>
       </w:r>
       <w:r>
         <w:rPr>
@@ -3806,7 +3755,7 @@
           <w:i w:val="0"/>
           <w:iCs w:val="0"/>
         </w:rPr>
-        <w:t>y</w:t>
+        <w:t>H</w:t>
       </w:r>
       <w:r>
         <w:rPr>
@@ -3816,9 +3765,8 @@
           <w:i w:val="0"/>
           <w:iCs w:val="0"/>
         </w:rPr>
-        <w:t xml:space="preserve">per </w:t>
-      </w:r>
-      <w:proofErr w:type="spellStart"/>
+        <w:t>y</w:t>
+      </w:r>
       <w:r>
         <w:rPr>
           <w:rStyle w:val="BookTitle"/>
@@ -3827,7 +3775,7 @@
           <w:i w:val="0"/>
           <w:iCs w:val="0"/>
         </w:rPr>
-        <w:t>Parma</w:t>
+        <w:t>per Parma</w:t>
       </w:r>
       <w:r>
         <w:rPr>
@@ -3839,7 +3787,6 @@
         </w:rPr>
         <w:t>m</w:t>
       </w:r>
-      <w:proofErr w:type="spellEnd"/>
       <w:r>
         <w:rPr>
           <w:rStyle w:val="BookTitle"/>
@@ -3974,14 +3921,40 @@
       </w:pPr>
       <w:r>
         <w:rPr>
+          <w:spacing w:val="5"/>
+        </w:rPr>
+        <w:t xml:space="preserve">Adds the </w:t>
+      </w:r>
+      <w:r>
+        <w:rPr>
+          <w:b/>
+          <w:bCs/>
+          <w:spacing w:val="5"/>
+        </w:rPr>
+        <w:t>absolute values</w:t>
+      </w:r>
+      <w:r>
+        <w:rPr>
+          <w:spacing w:val="5"/>
+        </w:rPr>
+        <w:t xml:space="preserve"> of the coefficients as a penalty term.</w:t>
+      </w:r>
+    </w:p>
+    <w:p>
+      <w:pPr>
+        <w:pStyle w:val="NormalWeb"/>
+        <w:numPr>
+          <w:ilvl w:val="0"/>
+          <w:numId w:val="12"/>
+        </w:numPr>
+        <w:rPr>
           <w:rStyle w:val="BookTitle"/>
           <w:b w:val="0"/>
           <w:bCs w:val="0"/>
           <w:i w:val="0"/>
           <w:iCs w:val="0"/>
         </w:rPr>
-        <w:t>Helps in feature selection</w:t>
-      </w:r>
+      </w:pPr>
       <w:r>
         <w:rPr>
           <w:rStyle w:val="BookTitle"/>
@@ -3990,7 +3963,7 @@
           <w:i w:val="0"/>
           <w:iCs w:val="0"/>
         </w:rPr>
-        <w:t>(When coef</w:t>
+        <w:t>Helps in feature selection</w:t>
       </w:r>
       <w:r>
         <w:rPr>
@@ -4000,9 +3973,8 @@
           <w:i w:val="0"/>
           <w:iCs w:val="0"/>
         </w:rPr>
-        <w:t>ficient values (</w:t>
-      </w:r>
-      <w:proofErr w:type="spellStart"/>
+        <w:t>(When coef</w:t>
+      </w:r>
       <w:r>
         <w:rPr>
           <w:rStyle w:val="BookTitle"/>
@@ -4011,18 +3983,7 @@
           <w:i w:val="0"/>
           <w:iCs w:val="0"/>
         </w:rPr>
-        <w:t>theeta</w:t>
-      </w:r>
-      <w:proofErr w:type="spellEnd"/>
-      <w:r>
-        <w:rPr>
-          <w:rStyle w:val="BookTitle"/>
-          <w:b w:val="0"/>
-          <w:bCs w:val="0"/>
-          <w:i w:val="0"/>
-          <w:iCs w:val="0"/>
-        </w:rPr>
-        <w:t>) are less respective features are ignored</w:t>
+        <w:t>ficient values (theeta) are less respective features are ignored</w:t>
       </w:r>
       <w:r>
         <w:rPr>
@@ -4837,119 +4798,7 @@
         <w:rPr>
           <w:spacing w:val="5"/>
         </w:rPr>
-        <w:t>RSS=∑</w:t>
-      </w:r>
-      <w:proofErr w:type="spellStart"/>
-      <w:r>
-        <w:rPr>
-          <w:spacing w:val="5"/>
-        </w:rPr>
-        <w:t>i</w:t>
-      </w:r>
-      <w:proofErr w:type="spellEnd"/>
-      <w:r>
-        <w:rPr>
-          <w:spacing w:val="5"/>
-        </w:rPr>
-        <w:t>=1n(</w:t>
-      </w:r>
-      <w:proofErr w:type="spellStart"/>
-      <w:r>
-        <w:rPr>
-          <w:spacing w:val="5"/>
-        </w:rPr>
-        <w:t>yi−y^i</w:t>
-      </w:r>
-      <w:proofErr w:type="spellEnd"/>
-      <w:r>
-        <w:rPr>
-          <w:spacing w:val="5"/>
-        </w:rPr>
-        <w:t>)2\text{RSS} = \sum_{</w:t>
-      </w:r>
-      <w:proofErr w:type="spellStart"/>
-      <w:r>
-        <w:rPr>
-          <w:spacing w:val="5"/>
-        </w:rPr>
-        <w:t>i</w:t>
-      </w:r>
-      <w:proofErr w:type="spellEnd"/>
-      <w:r>
-        <w:rPr>
-          <w:spacing w:val="5"/>
-        </w:rPr>
-        <w:t>=1}^{n} (</w:t>
-      </w:r>
-      <w:proofErr w:type="spellStart"/>
-      <w:r>
-        <w:rPr>
-          <w:spacing w:val="5"/>
-        </w:rPr>
-        <w:t>y_i</w:t>
-      </w:r>
-      <w:proofErr w:type="spellEnd"/>
-      <w:r>
-        <w:rPr>
-          <w:spacing w:val="5"/>
-        </w:rPr>
-        <w:t xml:space="preserve"> - \hat{y}_</w:t>
-      </w:r>
-      <w:proofErr w:type="spellStart"/>
-      <w:r>
-        <w:rPr>
-          <w:spacing w:val="5"/>
-        </w:rPr>
-        <w:t>i</w:t>
-      </w:r>
-      <w:proofErr w:type="spellEnd"/>
-      <w:r>
-        <w:rPr>
-          <w:spacing w:val="5"/>
-        </w:rPr>
-        <w:t>)^2RSS=</w:t>
-      </w:r>
-      <w:proofErr w:type="spellStart"/>
-      <w:r>
-        <w:rPr>
-          <w:spacing w:val="5"/>
-        </w:rPr>
-        <w:t>i</w:t>
-      </w:r>
-      <w:proofErr w:type="spellEnd"/>
-      <w:r>
-        <w:rPr>
-          <w:spacing w:val="5"/>
-        </w:rPr>
-        <w:t>=1∑n​(</w:t>
-      </w:r>
-      <w:proofErr w:type="spellStart"/>
-      <w:r>
-        <w:rPr>
-          <w:spacing w:val="5"/>
-        </w:rPr>
-        <w:t>yi</w:t>
-      </w:r>
-      <w:proofErr w:type="spellEnd"/>
-      <w:r>
-        <w:rPr>
-          <w:spacing w:val="5"/>
-        </w:rPr>
-        <w:t>​−y^​</w:t>
-      </w:r>
-      <w:proofErr w:type="spellStart"/>
-      <w:r>
-        <w:rPr>
-          <w:spacing w:val="5"/>
-        </w:rPr>
-        <w:t>i</w:t>
-      </w:r>
-      <w:proofErr w:type="spellEnd"/>
-      <w:r>
-        <w:rPr>
-          <w:spacing w:val="5"/>
-        </w:rPr>
-        <w:t xml:space="preserve">​)2 </w:t>
+        <w:t xml:space="preserve">RSS=∑i=1n(yi−y^i)2\text{RSS} = \sum_{i=1}^{n} (y_i - \hat{y}_i)^2RSS=i=1∑n​(yi​−y^​i​)2 </w:t>
       </w:r>
     </w:p>
     <w:p>
@@ -4977,19 +4826,11 @@
           <w:spacing w:val="5"/>
         </w:rPr>
       </w:pPr>
-      <w:proofErr w:type="spellStart"/>
       <w:r>
         <w:rPr>
           <w:spacing w:val="5"/>
         </w:rPr>
-        <w:t>yiy_iyi</w:t>
-      </w:r>
-      <w:proofErr w:type="spellEnd"/>
-      <w:r>
-        <w:rPr>
-          <w:spacing w:val="5"/>
-        </w:rPr>
-        <w:t>​ = actual value</w:t>
+        <w:t>yiy_iyi​ = actual value</w:t>
       </w:r>
     </w:p>
     <w:p>
@@ -5003,47 +4844,11 @@
           <w:spacing w:val="5"/>
         </w:rPr>
       </w:pPr>
-      <w:proofErr w:type="spellStart"/>
       <w:r>
         <w:rPr>
           <w:spacing w:val="5"/>
         </w:rPr>
-        <w:t>y^i</w:t>
-      </w:r>
-      <w:proofErr w:type="spellEnd"/>
-      <w:r>
-        <w:rPr>
-          <w:spacing w:val="5"/>
-        </w:rPr>
-        <w:t>\hat{y}_</w:t>
-      </w:r>
-      <w:proofErr w:type="spellStart"/>
-      <w:r>
-        <w:rPr>
-          <w:spacing w:val="5"/>
-        </w:rPr>
-        <w:t>iy</w:t>
-      </w:r>
-      <w:proofErr w:type="spellEnd"/>
-      <w:r>
-        <w:rPr>
-          <w:spacing w:val="5"/>
-        </w:rPr>
-        <w:t>^​</w:t>
-      </w:r>
-      <w:proofErr w:type="spellStart"/>
-      <w:r>
-        <w:rPr>
-          <w:spacing w:val="5"/>
-        </w:rPr>
-        <w:t>i</w:t>
-      </w:r>
-      <w:proofErr w:type="spellEnd"/>
-      <w:r>
-        <w:rPr>
-          <w:spacing w:val="5"/>
-        </w:rPr>
-        <w:t>​ = predicted value</w:t>
+        <w:t>y^i\hat{y}_iy^​i​ = predicted value</w:t>
       </w:r>
     </w:p>
     <w:p>
@@ -5057,19 +4862,11 @@
           <w:spacing w:val="5"/>
         </w:rPr>
       </w:pPr>
-      <w:proofErr w:type="spellStart"/>
       <w:r>
         <w:rPr>
           <w:spacing w:val="5"/>
         </w:rPr>
-        <w:t>nnn</w:t>
-      </w:r>
-      <w:proofErr w:type="spellEnd"/>
-      <w:r>
-        <w:rPr>
-          <w:spacing w:val="5"/>
-        </w:rPr>
-        <w:t xml:space="preserve"> = number of observations</w:t>
+        <w:t>nnn = number of observations</w:t>
       </w:r>
     </w:p>
     <w:p>
@@ -5214,35 +5011,7 @@
         <w:rPr>
           <w:spacing w:val="5"/>
         </w:rPr>
-        <w:t>MSE=</w:t>
-      </w:r>
-      <w:proofErr w:type="spellStart"/>
-      <w:r>
-        <w:rPr>
-          <w:spacing w:val="5"/>
-        </w:rPr>
-        <w:t>RSSn</w:t>
-      </w:r>
-      <w:proofErr w:type="spellEnd"/>
-      <w:r>
-        <w:rPr>
-          <w:spacing w:val="5"/>
-        </w:rPr>
-        <w:t>\text{MSE} = \frac{RSS}{n}MSE=</w:t>
-      </w:r>
-      <w:proofErr w:type="spellStart"/>
-      <w:r>
-        <w:rPr>
-          <w:spacing w:val="5"/>
-        </w:rPr>
-        <w:t>nRSS</w:t>
-      </w:r>
-      <w:proofErr w:type="spellEnd"/>
-      <w:r>
-        <w:rPr>
-          <w:spacing w:val="5"/>
-        </w:rPr>
-        <w:t>​</w:t>
+        <w:t>MSE=RSSn\text{MSE} = \frac{RSS}{n}MSE=nRSS​</w:t>
       </w:r>
     </w:p>
     <w:p>
@@ -5272,28 +5041,7 @@
           <w:highlight w:val="yellow"/>
         </w:rPr>
         <w:lastRenderedPageBreak/>
-        <w:t>Elastic</w:t>
-      </w:r>
-      <w:r>
-        <w:rPr>
-          <w:rStyle w:val="BookTitle"/>
-          <w:highlight w:val="yellow"/>
-        </w:rPr>
-        <w:t xml:space="preserve"> </w:t>
-      </w:r>
-      <w:r>
-        <w:rPr>
-          <w:rStyle w:val="BookTitle"/>
-          <w:highlight w:val="yellow"/>
-        </w:rPr>
-        <w:t>Net Regression</w:t>
-      </w:r>
-      <w:r>
-        <w:rPr>
-          <w:rStyle w:val="BookTitle"/>
-          <w:highlight w:val="yellow"/>
-        </w:rPr>
-        <w:t xml:space="preserve"> :</w:t>
+        <w:t>Elastic Net Regression :</w:t>
       </w:r>
       <w:r>
         <w:rPr>
@@ -5341,7 +5089,39 @@
           <w:i w:val="0"/>
           <w:iCs w:val="0"/>
         </w:rPr>
+        <w:t xml:space="preserve"> Reduce overfitting</w:t>
+      </w:r>
+    </w:p>
+    <w:p>
+      <w:pPr>
+        <w:pStyle w:val="NormalWeb"/>
+        <w:numPr>
+          <w:ilvl w:val="0"/>
+          <w:numId w:val="17"/>
+        </w:numPr>
+        <w:rPr>
+          <w:rStyle w:val="BookTitle"/>
+          <w:b w:val="0"/>
+          <w:bCs w:val="0"/>
+        </w:rPr>
+      </w:pPr>
+      <w:r>
+        <w:rPr>
+          <w:spacing w:val="5"/>
+        </w:rPr>
+        <w:t>The need for both feature selection and model regularization</w:t>
+      </w:r>
+      <w:r>
+        <w:rPr>
+          <w:spacing w:val="5"/>
+        </w:rPr>
         <w:t xml:space="preserve"> </w:t>
+      </w:r>
+      <w:r>
+        <w:rPr>
+          <w:spacing w:val="5"/>
+        </w:rPr>
+        <w:sym w:font="Wingdings" w:char="F0E0"/>
       </w:r>
       <w:r>
         <w:rPr>
@@ -5351,48 +5131,6 @@
           <w:i w:val="0"/>
           <w:iCs w:val="0"/>
         </w:rPr>
-        <w:t>Reduce overfitting</w:t>
-      </w:r>
-    </w:p>
-    <w:p>
-      <w:pPr>
-        <w:pStyle w:val="NormalWeb"/>
-        <w:numPr>
-          <w:ilvl w:val="0"/>
-          <w:numId w:val="17"/>
-        </w:numPr>
-        <w:rPr>
-          <w:rStyle w:val="BookTitle"/>
-          <w:b w:val="0"/>
-          <w:bCs w:val="0"/>
-        </w:rPr>
-      </w:pPr>
-      <w:r>
-        <w:rPr>
-          <w:spacing w:val="5"/>
-        </w:rPr>
-        <w:t>The need for both feature selection and model regularization</w:t>
-      </w:r>
-      <w:r>
-        <w:rPr>
-          <w:spacing w:val="5"/>
-        </w:rPr>
-        <w:t xml:space="preserve"> </w:t>
-      </w:r>
-      <w:r>
-        <w:rPr>
-          <w:spacing w:val="5"/>
-        </w:rPr>
-        <w:sym w:font="Wingdings" w:char="F0E0"/>
-      </w:r>
-      <w:r>
-        <w:rPr>
-          <w:rStyle w:val="BookTitle"/>
-          <w:b w:val="0"/>
-          <w:bCs w:val="0"/>
-          <w:i w:val="0"/>
-          <w:iCs w:val="0"/>
-        </w:rPr>
         <w:t>Feature selection</w:t>
       </w:r>
     </w:p>
@@ -5492,6 +5230,7 @@
           <w:rStyle w:val="BookTitle"/>
           <w:b w:val="0"/>
           <w:bCs w:val="0"/>
+          <w:noProof/>
         </w:rPr>
         <w:drawing>
           <wp:anchor distT="0" distB="0" distL="114300" distR="114300" simplePos="0" relativeHeight="251659264" behindDoc="1" locked="0" layoutInCell="1" allowOverlap="1" wp14:anchorId="584AC8E9" wp14:editId="12E39AC7">
@@ -5669,13 +5408,8 @@
         <w:t>g=(1/1+e^-z)</w:t>
       </w:r>
       <w:r>
-        <w:t xml:space="preserve"> where z=</w:t>
-      </w:r>
-      <w:proofErr w:type="spellStart"/>
-      <w:r>
-        <w:t>mx+c</w:t>
-      </w:r>
-      <w:proofErr w:type="spellEnd"/>
+        <w:t xml:space="preserve"> where z=mx+c</w:t>
+      </w:r>
       <w:r>
         <w:sym w:font="Wingdings" w:char="F0E8"/>
       </w:r>
@@ -5689,14 +5423,12 @@
         </w:rPr>
         <w:t xml:space="preserve"> </w:t>
       </w:r>
-      <w:proofErr w:type="spellStart"/>
       <w:r>
         <w:t>θ</w:t>
       </w:r>
       <w:r>
         <w:t>TransposeX</w:t>
       </w:r>
-      <w:proofErr w:type="spellEnd"/>
     </w:p>
     <w:p>
       <w:pPr>
@@ -5751,6 +5483,9 @@
         <w:pStyle w:val="NoSpacing"/>
       </w:pPr>
       <w:r>
+        <w:rPr>
+          <w:noProof/>
+        </w:rPr>
         <w:lastRenderedPageBreak/>
         <w:drawing>
           <wp:anchor distT="0" distB="0" distL="114300" distR="114300" simplePos="0" relativeHeight="251660288" behindDoc="1" locked="0" layoutInCell="1" allowOverlap="1" wp14:anchorId="23E669DC" wp14:editId="2C2158C2">
@@ -5817,6 +5552,9 @@
         </w:drawing>
       </w:r>
       <w:r>
+        <w:rPr>
+          <w:noProof/>
+        </w:rPr>
         <w:drawing>
           <wp:anchor distT="0" distB="0" distL="114300" distR="114300" simplePos="0" relativeHeight="251661312" behindDoc="1" locked="0" layoutInCell="1" allowOverlap="1" wp14:anchorId="2CBBE9AB" wp14:editId="4AEB89EE">
             <wp:simplePos x="0" y="0"/>
@@ -5972,23 +5710,7 @@
         <w:t>θ</w:t>
       </w:r>
       <w:r>
-        <w:t>)\theta := \theta - \alpha \</w:t>
-      </w:r>
-      <w:proofErr w:type="spellStart"/>
-      <w:r>
-        <w:t>cdot</w:t>
-      </w:r>
-      <w:proofErr w:type="spellEnd"/>
-      <w:r>
-        <w:t xml:space="preserve"> \</w:t>
-      </w:r>
-      <w:proofErr w:type="spellStart"/>
-      <w:r>
-        <w:t>nabla</w:t>
-      </w:r>
-      <w:proofErr w:type="spellEnd"/>
-      <w:r>
-        <w:t xml:space="preserve"> J(\theta)θ:=θ−α</w:t>
+        <w:t>)\theta := \theta - \alpha \cdot \nabla J(\theta)θ:=θ−α</w:t>
       </w:r>
       <w:r>
         <w:rPr>
@@ -6119,15 +5841,7 @@
         </w:numPr>
       </w:pPr>
       <w:r>
-        <w:t xml:space="preserve">Used in libraries like </w:t>
-      </w:r>
-      <w:proofErr w:type="spellStart"/>
-      <w:r>
-        <w:t>statsmodels</w:t>
-      </w:r>
-      <w:proofErr w:type="spellEnd"/>
-      <w:r>
-        <w:t>.</w:t>
+        <w:t>Used in libraries like statsmodels.</w:t>
       </w:r>
     </w:p>
     <w:p>
@@ -6216,17 +5930,8 @@
           <w:b/>
           <w:bCs/>
         </w:rPr>
-        <w:t xml:space="preserve">4. Saga and </w:t>
-      </w:r>
-      <w:proofErr w:type="spellStart"/>
-      <w:r>
-        <w:rPr>
-          <w:b/>
-          <w:bCs/>
-        </w:rPr>
-        <w:t>Liblinear</w:t>
-      </w:r>
-      <w:proofErr w:type="spellEnd"/>
+        <w:t>4. Saga and Liblinear</w:t>
+      </w:r>
     </w:p>
     <w:p>
       <w:pPr>
@@ -6236,13 +5941,8 @@
           <w:numId w:val="25"/>
         </w:numPr>
       </w:pPr>
-      <w:proofErr w:type="spellStart"/>
-      <w:r>
-        <w:t>liblinear</w:t>
-      </w:r>
-      <w:proofErr w:type="spellEnd"/>
-      <w:r>
-        <w:t>: Good for small datasets and supports L1 regularization.</w:t>
+      <w:r>
+        <w:t>liblinear: Good for small datasets and supports L1 regularization.</w:t>
       </w:r>
     </w:p>
     <w:p>
@@ -6343,6 +6043,9 @@
         <w:pStyle w:val="NoSpacing"/>
       </w:pPr>
       <w:r>
+        <w:rPr>
+          <w:noProof/>
+        </w:rPr>
         <w:drawing>
           <wp:inline distT="0" distB="0" distL="0" distR="0" wp14:anchorId="61D9E23E" wp14:editId="415CC131">
             <wp:extent cx="5681560" cy="2725838"/>
@@ -6382,7 +6085,678 @@
     </w:p>
     <w:p>
       <w:pPr>
+        <w:pStyle w:val="NoSpacing"/>
+      </w:pPr>
+      <w:r>
+        <w:rPr>
+          <w:b/>
+          <w:bCs/>
+          <w:highlight w:val="yellow"/>
+        </w:rPr>
+        <w:t>GridSearchCV</w:t>
+      </w:r>
+      <w:r>
+        <w:t xml:space="preserve"> is a powerful tool in scikit-learn for hyperparameter tuning in machine learning models. It systematically searches through a specified set of hyperparameters and evaluates model performance using cross-validation to find the best combination.</w:t>
+      </w:r>
+    </w:p>
+    <w:p>
+      <w:pPr>
         <w:pStyle w:val="NormalWeb"/>
+      </w:pPr>
+      <w:r>
+        <w:t xml:space="preserve">L1,L2 and Elsatic are penalty params of GridsearchCV used </w:t>
+      </w:r>
+      <w:r>
+        <w:t>.</w:t>
+      </w:r>
+    </w:p>
+    <w:p>
+      <w:pPr>
+        <w:pStyle w:val="NormalWeb"/>
+      </w:pPr>
+      <w:r>
+        <w:t>In Classification algos scoring is used to get accuracy.</w:t>
+      </w:r>
+    </w:p>
+    <w:p>
+      <w:pPr>
+        <w:pStyle w:val="NormalWeb"/>
+      </w:pPr>
+    </w:p>
+    <w:p>
+      <w:pPr>
+        <w:pStyle w:val="NormalWeb"/>
+      </w:pPr>
+      <w:r>
+        <w:rPr>
+          <w:highlight w:val="yellow"/>
+        </w:rPr>
+        <w:t>CrossValidation:</w:t>
+      </w:r>
+      <w:r>
+        <w:t xml:space="preserve"> </w:t>
+      </w:r>
+      <w:r>
+        <w:rPr>
+          <w:b/>
+          <w:bCs/>
+        </w:rPr>
+        <w:t>Cross-validation</w:t>
+      </w:r>
+      <w:r>
+        <w:t xml:space="preserve"> is a technique for evaluating the performance of a machine learning model by splitting the data into multiple subsets (called </w:t>
+      </w:r>
+      <w:r>
+        <w:rPr>
+          <w:i/>
+          <w:iCs/>
+        </w:rPr>
+        <w:t>folds</w:t>
+      </w:r>
+      <w:r>
+        <w:t xml:space="preserve">) and training/testing the model on different combinations of these subsets. It helps assess how well a model generalizes to unseen data and is especially useful for preventing </w:t>
+      </w:r>
+      <w:r>
+        <w:rPr>
+          <w:b/>
+          <w:bCs/>
+        </w:rPr>
+        <w:t>overfitting</w:t>
+      </w:r>
+      <w:r>
+        <w:t>.</w:t>
+      </w:r>
+    </w:p>
+    <w:p>
+      <w:pPr>
+        <w:pStyle w:val="NormalWeb"/>
+        <w:rPr>
+          <w:b/>
+          <w:bCs/>
+        </w:rPr>
+      </w:pPr>
+      <w:r>
+        <w:rPr>
+          <w:rFonts w:ascii="Segoe UI Emoji" w:hAnsi="Segoe UI Emoji" w:cs="Segoe UI Emoji"/>
+          <w:b/>
+          <w:bCs/>
+        </w:rPr>
+        <w:t>✅</w:t>
+      </w:r>
+      <w:r>
+        <w:rPr>
+          <w:b/>
+          <w:bCs/>
+        </w:rPr>
+        <w:t xml:space="preserve"> Common Types of Cross-Validation</w:t>
+      </w:r>
+    </w:p>
+    <w:p>
+      <w:pPr>
+        <w:pStyle w:val="NormalWeb"/>
+        <w:rPr>
+          <w:b/>
+          <w:bCs/>
+        </w:rPr>
+      </w:pPr>
+      <w:r>
+        <w:rPr>
+          <w:b/>
+          <w:bCs/>
+        </w:rPr>
+        <w:t>1. K-Fold Cross-Validation</w:t>
+      </w:r>
+    </w:p>
+    <w:p>
+      <w:pPr>
+        <w:pStyle w:val="NormalWeb"/>
+        <w:numPr>
+          <w:ilvl w:val="0"/>
+          <w:numId w:val="26"/>
+        </w:numPr>
+      </w:pPr>
+      <w:r>
+        <w:t>Divides the dataset into k equal parts.</w:t>
+      </w:r>
+    </w:p>
+    <w:p>
+      <w:pPr>
+        <w:pStyle w:val="NormalWeb"/>
+        <w:numPr>
+          <w:ilvl w:val="0"/>
+          <w:numId w:val="26"/>
+        </w:numPr>
+      </w:pPr>
+      <w:r>
+        <w:t>Trains the model on k-1 folds and tests on the remaining fold.</w:t>
+      </w:r>
+    </w:p>
+    <w:p>
+      <w:pPr>
+        <w:pStyle w:val="NormalWeb"/>
+        <w:numPr>
+          <w:ilvl w:val="0"/>
+          <w:numId w:val="26"/>
+        </w:numPr>
+      </w:pPr>
+      <w:r>
+        <w:t>Repeats this process k times with a different fold as the test set each time.</w:t>
+      </w:r>
+    </w:p>
+    <w:p>
+      <w:pPr>
+        <w:rPr>
+          <w:rFonts w:ascii="Times New Roman" w:eastAsia="Times New Roman" w:hAnsi="Times New Roman" w:cs="Times New Roman"/>
+          <w:kern w:val="0"/>
+          <w:lang w:eastAsia="en-IN"/>
+          <w14:ligatures w14:val="none"/>
+        </w:rPr>
+      </w:pPr>
+      <w:r>
+        <w:br w:type="page"/>
+      </w:r>
+    </w:p>
+    <w:p>
+      <w:pPr>
+        <w:pStyle w:val="NormalWeb"/>
+        <w:ind w:left="720"/>
+        <w:rPr>
+          <w:b/>
+          <w:bCs/>
+        </w:rPr>
+      </w:pPr>
+      <w:r>
+        <w:rPr>
+          <w:b/>
+          <w:bCs/>
+        </w:rPr>
+        <w:lastRenderedPageBreak/>
+        <w:t>2. Stratified K-Fold</w:t>
+      </w:r>
+    </w:p>
+    <w:p>
+      <w:pPr>
+        <w:pStyle w:val="NormalWeb"/>
+        <w:numPr>
+          <w:ilvl w:val="0"/>
+          <w:numId w:val="27"/>
+        </w:numPr>
+      </w:pPr>
+      <w:r>
+        <w:t xml:space="preserve">Ensures each fold has the </w:t>
+      </w:r>
+      <w:r>
+        <w:rPr>
+          <w:b/>
+          <w:bCs/>
+        </w:rPr>
+        <w:t>same class distribution</w:t>
+      </w:r>
+      <w:r>
+        <w:t xml:space="preserve"> as the original dataset (important for imbalanced classification problems).</w:t>
+      </w:r>
+    </w:p>
+    <w:p>
+      <w:pPr>
+        <w:pStyle w:val="NormalWeb"/>
+        <w:ind w:left="720"/>
+        <w:rPr>
+          <w:b/>
+          <w:bCs/>
+        </w:rPr>
+      </w:pPr>
+      <w:r>
+        <w:rPr>
+          <w:b/>
+          <w:bCs/>
+        </w:rPr>
+        <w:t>3. Leave-One-Out (LOO)</w:t>
+      </w:r>
+    </w:p>
+    <w:p>
+      <w:pPr>
+        <w:pStyle w:val="NormalWeb"/>
+        <w:numPr>
+          <w:ilvl w:val="0"/>
+          <w:numId w:val="28"/>
+        </w:numPr>
+      </w:pPr>
+      <w:r>
+        <w:t>Each fold contains just one sample as the test set.</w:t>
+      </w:r>
+    </w:p>
+    <w:p>
+      <w:pPr>
+        <w:pStyle w:val="NormalWeb"/>
+        <w:numPr>
+          <w:ilvl w:val="0"/>
+          <w:numId w:val="28"/>
+        </w:numPr>
+      </w:pPr>
+      <w:r>
+        <w:t xml:space="preserve">Very accurate but </w:t>
+      </w:r>
+      <w:r>
+        <w:rPr>
+          <w:rStyle w:val="Strong"/>
+          <w:rFonts w:eastAsiaTheme="majorEastAsia"/>
+        </w:rPr>
+        <w:t>computationally expensive</w:t>
+      </w:r>
+      <w:r>
+        <w:t xml:space="preserve"> for large datasets.</w:t>
+      </w:r>
+    </w:p>
+    <w:p>
+      <w:pPr>
+        <w:pStyle w:val="NormalWeb"/>
+        <w:ind w:left="720"/>
+        <w:rPr>
+          <w:b/>
+          <w:bCs/>
+        </w:rPr>
+      </w:pPr>
+      <w:r>
+        <w:rPr>
+          <w:b/>
+          <w:bCs/>
+        </w:rPr>
+        <w:t>4. TimeSeriesSplit</w:t>
+      </w:r>
+    </w:p>
+    <w:p>
+      <w:pPr>
+        <w:pStyle w:val="NormalWeb"/>
+        <w:numPr>
+          <w:ilvl w:val="0"/>
+          <w:numId w:val="29"/>
+        </w:numPr>
+      </w:pPr>
+      <w:r>
+        <w:t xml:space="preserve">Used for </w:t>
+      </w:r>
+      <w:r>
+        <w:rPr>
+          <w:b/>
+          <w:bCs/>
+        </w:rPr>
+        <w:t>time-series data</w:t>
+      </w:r>
+      <w:r>
+        <w:t xml:space="preserve"> where the order matters.</w:t>
+      </w:r>
+    </w:p>
+    <w:p>
+      <w:pPr>
+        <w:pStyle w:val="NormalWeb"/>
+        <w:numPr>
+          <w:ilvl w:val="0"/>
+          <w:numId w:val="29"/>
+        </w:numPr>
+      </w:pPr>
+      <w:r>
+        <w:t xml:space="preserve">Ensures the test set always comes </w:t>
+      </w:r>
+      <w:r>
+        <w:rPr>
+          <w:b/>
+          <w:bCs/>
+        </w:rPr>
+        <w:t>after</w:t>
+      </w:r>
+      <w:r>
+        <w:t xml:space="preserve"> the training set in time.</w:t>
+      </w:r>
+    </w:p>
+    <w:p>
+      <w:pPr>
+        <w:pStyle w:val="NoSpacing"/>
+        <w:numPr>
+          <w:ilvl w:val="0"/>
+          <w:numId w:val="20"/>
+        </w:numPr>
+      </w:pPr>
+      <w:hyperlink r:id="rId15" w:history="1">
+        <w:r>
+          <w:rPr>
+            <w:rStyle w:val="Hyperlink"/>
+          </w:rPr>
+          <w:t>Naïve Bayes</w:t>
+        </w:r>
+      </w:hyperlink>
+      <w:r>
+        <w:t xml:space="preserve"> </w:t>
+      </w:r>
+      <w:r>
+        <w:t>:</w:t>
+      </w:r>
+    </w:p>
+    <w:p>
+      <w:pPr>
+        <w:pStyle w:val="NoSpacing"/>
+        <w:ind w:left="720"/>
+      </w:pPr>
+      <w:r>
+        <w:t>Independent Events : Tossing a coin and getting head/tail is ½</w:t>
+      </w:r>
+    </w:p>
+    <w:p>
+      <w:pPr>
+        <w:pStyle w:val="NoSpacing"/>
+        <w:ind w:left="720"/>
+      </w:pPr>
+      <w:r>
+        <w:t>Dependent Events : Lets say we have 3 red and 2 Green marbles in bag.P(pucking Red) :3/5</w:t>
+      </w:r>
+      <w:r>
+        <w:sym w:font="Wingdings" w:char="F0E0"/>
+      </w:r>
+      <w:r>
+        <w:t>P(Picking Green from left over):2/4</w:t>
+      </w:r>
+      <w:r>
+        <w:t>.</w:t>
+      </w:r>
+    </w:p>
+    <w:p>
+      <w:pPr>
+        <w:pStyle w:val="NoSpacing"/>
+        <w:ind w:left="720"/>
+      </w:pPr>
+    </w:p>
+    <w:p>
+      <w:pPr>
+        <w:pStyle w:val="NoSpacing"/>
+        <w:ind w:left="720"/>
+      </w:pPr>
+      <w:r>
+        <w:t xml:space="preserve">P(R and </w:t>
+      </w:r>
+      <w:r>
+        <w:t xml:space="preserve"> Green)</w:t>
+      </w:r>
+      <w:r>
+        <w:sym w:font="Wingdings" w:char="F0E0"/>
+      </w:r>
+      <w:r>
+        <w:t xml:space="preserve">P(R) * P(G/R)= </w:t>
+      </w:r>
+      <w:r>
+        <w:t>3/5* 2/4</w:t>
+      </w:r>
+    </w:p>
+    <w:p>
+      <w:pPr>
+        <w:pStyle w:val="NoSpacing"/>
+        <w:ind w:left="720"/>
+      </w:pPr>
+    </w:p>
+    <w:p>
+      <w:pPr>
+        <w:pStyle w:val="NoSpacing"/>
+        <w:ind w:left="720"/>
+        <w:rPr>
+          <w:b/>
+          <w:bCs/>
+        </w:rPr>
+      </w:pPr>
+      <w:r>
+        <w:rPr>
+          <w:b/>
+          <w:bCs/>
+        </w:rPr>
+        <w:t xml:space="preserve">Bayes Theorem : </w:t>
+      </w:r>
+    </w:p>
+    <w:p>
+      <w:pPr>
+        <w:pStyle w:val="NoSpacing"/>
+        <w:ind w:left="720"/>
+      </w:pPr>
+    </w:p>
+    <w:p>
+      <w:pPr>
+        <w:pStyle w:val="NoSpacing"/>
+        <w:ind w:left="720"/>
+      </w:pPr>
+      <w:r>
+        <w:t>P(A and B)=P(B and A)</w:t>
+      </w:r>
+    </w:p>
+    <w:p>
+      <w:pPr>
+        <w:pStyle w:val="NoSpacing"/>
+        <w:ind w:left="720"/>
+      </w:pPr>
+      <w:r>
+        <w:t>P(A) *P</w:t>
+      </w:r>
+      <w:r>
+        <w:t>(B/A)=</w:t>
+      </w:r>
+      <w:r>
+        <w:t>P(</w:t>
+      </w:r>
+      <w:r>
+        <w:t>B</w:t>
+      </w:r>
+      <w:r>
+        <w:t>) *P(</w:t>
+      </w:r>
+      <w:r>
+        <w:t>A</w:t>
+      </w:r>
+      <w:r>
+        <w:t>/</w:t>
+      </w:r>
+      <w:r>
+        <w:t>B</w:t>
+      </w:r>
+      <w:r>
+        <w:t>)</w:t>
+      </w:r>
+    </w:p>
+    <w:p>
+      <w:pPr>
+        <w:pStyle w:val="NoSpacing"/>
+        <w:ind w:left="720"/>
+      </w:pPr>
+      <w:r>
+        <w:t>P(B/A)=</w:t>
+      </w:r>
+      <w:r>
+        <w:t>[</w:t>
+      </w:r>
+      <w:r>
+        <w:t>P(B)*P(A/B)</w:t>
+      </w:r>
+      <w:r>
+        <w:t>]</w:t>
+      </w:r>
+      <w:r>
+        <w:t>/P(A)</w:t>
+      </w:r>
+      <w:r>
+        <w:t xml:space="preserve"> </w:t>
+      </w:r>
+    </w:p>
+    <w:p>
+      <w:pPr>
+        <w:pStyle w:val="NoSpacing"/>
+        <w:ind w:left="720"/>
+      </w:pPr>
+    </w:p>
+    <w:p>
+      <w:pPr>
+        <w:pStyle w:val="NoSpacing"/>
+        <w:ind w:left="720"/>
+      </w:pPr>
+      <w:r>
+        <w:t xml:space="preserve">Here A is independent features </w:t>
+      </w:r>
+      <w:r>
+        <w:t>(x1,x2,…)</w:t>
+      </w:r>
+      <w:r>
+        <w:t xml:space="preserve">and </w:t>
+      </w:r>
+      <w:r>
+        <w:t>B is dependent feature(y)</w:t>
+      </w:r>
+      <w:r>
+        <w:t xml:space="preserve">. </w:t>
+      </w:r>
+      <w:r>
+        <w:t xml:space="preserve">Since it is a classification algorithm means output will be 0 or 1. We have to calculate </w:t>
+      </w:r>
+      <w:r>
+        <w:t>Dependent event probability for Yes and No.</w:t>
+      </w:r>
+      <w:r>
+        <w:t xml:space="preserve"> </w:t>
+      </w:r>
+      <w:r>
+        <w:t>In Doing so denominator remains constant.</w:t>
+      </w:r>
+      <w:r>
+        <w:t xml:space="preserve"> </w:t>
+      </w:r>
+      <w:r>
+        <w:t>Hence we can ignore  it.</w:t>
+      </w:r>
+    </w:p>
+    <w:p>
+      <w:pPr>
+        <w:pStyle w:val="NoSpacing"/>
+        <w:ind w:left="720"/>
+      </w:pPr>
+      <w:r>
+        <w:t>Calculate the Yes/ No probability for each feature individually.</w:t>
+      </w:r>
+    </w:p>
+    <w:p>
+      <w:pPr>
+        <w:pStyle w:val="NoSpacing"/>
+        <w:ind w:left="720"/>
+      </w:pPr>
+    </w:p>
+    <w:p>
+      <w:pPr>
+        <w:pStyle w:val="NoSpacing"/>
+        <w:ind w:left="720"/>
+        <w:rPr>
+          <w:b/>
+          <w:bCs/>
+        </w:rPr>
+      </w:pPr>
+      <w:r>
+        <w:rPr>
+          <w:b/>
+          <w:bCs/>
+        </w:rPr>
+        <w:t>Outlook :</w:t>
+      </w:r>
+    </w:p>
+    <w:p>
+      <w:pPr>
+        <w:pStyle w:val="NoSpacing"/>
+        <w:ind w:left="720"/>
+        <w:rPr>
+          <w:b/>
+          <w:bCs/>
+        </w:rPr>
+      </w:pPr>
+      <w:r>
+        <w:rPr>
+          <w:b/>
+          <w:bCs/>
+        </w:rPr>
+        <w:t xml:space="preserve"> </w:t>
+      </w:r>
+    </w:p>
+    <w:p>
+      <w:pPr>
+        <w:pStyle w:val="NoSpacing"/>
+        <w:ind w:left="720"/>
+        <w:rPr>
+          <w:b/>
+          <w:bCs/>
+        </w:rPr>
+      </w:pPr>
+      <w:r>
+        <w:drawing>
+          <wp:anchor distT="0" distB="0" distL="114300" distR="114300" simplePos="0" relativeHeight="251662336" behindDoc="0" locked="0" layoutInCell="1" allowOverlap="1" wp14:anchorId="61101C51" wp14:editId="47F921E9">
+            <wp:simplePos x="0" y="0"/>
+            <wp:positionH relativeFrom="column">
+              <wp:posOffset>387752</wp:posOffset>
+            </wp:positionH>
+            <wp:positionV relativeFrom="paragraph">
+              <wp:posOffset>-33607</wp:posOffset>
+            </wp:positionV>
+            <wp:extent cx="4936602" cy="2340264"/>
+            <wp:effectExtent l="0" t="0" r="0" b="3175"/>
+            <wp:wrapSquare wrapText="bothSides"/>
+            <wp:docPr id="826815143" name="Picture 1"/>
+            <wp:cNvGraphicFramePr>
+              <a:graphicFrameLocks xmlns:a="http://schemas.openxmlformats.org/drawingml/2006/main" noChangeAspect="1"/>
+            </wp:cNvGraphicFramePr>
+            <a:graphic xmlns:a="http://schemas.openxmlformats.org/drawingml/2006/main">
+              <a:graphicData uri="http://schemas.openxmlformats.org/drawingml/2006/picture">
+                <pic:pic xmlns:pic="http://schemas.openxmlformats.org/drawingml/2006/picture">
+                  <pic:nvPicPr>
+                    <pic:cNvPr id="826815143" name=""/>
+                    <pic:cNvPicPr/>
+                  </pic:nvPicPr>
+                  <pic:blipFill>
+                    <a:blip r:embed="rId16" cstate="print">
+                      <a:extLst>
+                        <a:ext uri="{28A0092B-C50C-407E-A947-70E740481C1C}">
+                          <a14:useLocalDpi xmlns:a14="http://schemas.microsoft.com/office/drawing/2010/main" val="0"/>
+                        </a:ext>
+                      </a:extLst>
+                    </a:blip>
+                    <a:stretch>
+                      <a:fillRect/>
+                    </a:stretch>
+                  </pic:blipFill>
+                  <pic:spPr>
+                    <a:xfrm>
+                      <a:off x="0" y="0"/>
+                      <a:ext cx="4936602" cy="2340264"/>
+                    </a:xfrm>
+                    <a:prstGeom prst="rect">
+                      <a:avLst/>
+                    </a:prstGeom>
+                  </pic:spPr>
+                </pic:pic>
+              </a:graphicData>
+            </a:graphic>
+            <wp14:sizeRelH relativeFrom="margin">
+              <wp14:pctWidth>0</wp14:pctWidth>
+            </wp14:sizeRelH>
+            <wp14:sizeRelV relativeFrom="margin">
+              <wp14:pctHeight>0</wp14:pctHeight>
+            </wp14:sizeRelV>
+          </wp:anchor>
+        </w:drawing>
+      </w:r>
+    </w:p>
+    <w:p>
+      <w:pPr>
+        <w:pStyle w:val="NoSpacing"/>
+        <w:ind w:left="720"/>
+      </w:pPr>
+    </w:p>
+    <w:p>
+      <w:pPr>
+        <w:pStyle w:val="NoSpacing"/>
+        <w:ind w:left="720"/>
+      </w:pPr>
+    </w:p>
+    <w:p>
+      <w:pPr>
+        <w:pStyle w:val="NormalWeb"/>
+        <w:ind w:left="720"/>
       </w:pPr>
     </w:p>
     <w:p>
@@ -6398,9 +6772,2844 @@
     </w:p>
     <w:p/>
     <w:p/>
-    <w:p/>
-    <w:p>
-      <w:pPr>
+    <w:p>
+      <w:pPr>
+        <w:rPr>
+          <w:b/>
+          <w:bCs/>
+        </w:rPr>
+      </w:pPr>
+      <w:r>
+        <w:rPr>
+          <w:b/>
+          <w:bCs/>
+        </w:rPr>
+        <w:lastRenderedPageBreak/>
+        <w:t>Temperature :</w:t>
+      </w:r>
+    </w:p>
+    <w:p>
+      <w:pPr>
+        <w:rPr>
+          <w:b/>
+          <w:bCs/>
+        </w:rPr>
+      </w:pPr>
+      <w:r>
+        <w:rPr>
+          <w:b/>
+          <w:bCs/>
+        </w:rPr>
+        <w:drawing>
+          <wp:inline distT="0" distB="0" distL="0" distR="0" wp14:anchorId="1C539AFD" wp14:editId="691F11FD">
+            <wp:extent cx="5731510" cy="4318635"/>
+            <wp:effectExtent l="0" t="0" r="2540" b="5715"/>
+            <wp:docPr id="189626350" name="Picture 1"/>
+            <wp:cNvGraphicFramePr>
+              <a:graphicFrameLocks xmlns:a="http://schemas.openxmlformats.org/drawingml/2006/main" noChangeAspect="1"/>
+            </wp:cNvGraphicFramePr>
+            <a:graphic xmlns:a="http://schemas.openxmlformats.org/drawingml/2006/main">
+              <a:graphicData uri="http://schemas.openxmlformats.org/drawingml/2006/picture">
+                <pic:pic xmlns:pic="http://schemas.openxmlformats.org/drawingml/2006/picture">
+                  <pic:nvPicPr>
+                    <pic:cNvPr id="189626350" name=""/>
+                    <pic:cNvPicPr/>
+                  </pic:nvPicPr>
+                  <pic:blipFill>
+                    <a:blip r:embed="rId17"/>
+                    <a:stretch>
+                      <a:fillRect/>
+                    </a:stretch>
+                  </pic:blipFill>
+                  <pic:spPr>
+                    <a:xfrm>
+                      <a:off x="0" y="0"/>
+                      <a:ext cx="5731510" cy="4318635"/>
+                    </a:xfrm>
+                    <a:prstGeom prst="rect">
+                      <a:avLst/>
+                    </a:prstGeom>
+                  </pic:spPr>
+                </pic:pic>
+              </a:graphicData>
+            </a:graphic>
+          </wp:inline>
+        </w:drawing>
+      </w:r>
+    </w:p>
+    <w:p>
+      <w:pPr>
+        <w:rPr>
+          <w:b/>
+          <w:bCs/>
+        </w:rPr>
+      </w:pPr>
+    </w:p>
+    <w:p>
+      <w:pPr>
+        <w:rPr>
+          <w:b/>
+          <w:bCs/>
+        </w:rPr>
+      </w:pPr>
+      <w:r>
+        <w:rPr>
+          <w:b/>
+          <w:bCs/>
+        </w:rPr>
+        <w:lastRenderedPageBreak/>
+        <w:t>Prob of Play:</w:t>
+      </w:r>
+      <w:r>
+        <w:rPr>
+          <w:b/>
+          <w:bCs/>
+        </w:rPr>
+        <w:br/>
+      </w:r>
+      <w:r>
+        <w:rPr>
+          <w:b/>
+          <w:bCs/>
+        </w:rPr>
+        <w:drawing>
+          <wp:inline distT="0" distB="0" distL="0" distR="0" wp14:anchorId="26391A73" wp14:editId="77B87B53">
+            <wp:extent cx="4502381" cy="4267419"/>
+            <wp:effectExtent l="0" t="0" r="0" b="0"/>
+            <wp:docPr id="1948011407" name="Picture 1"/>
+            <wp:cNvGraphicFramePr>
+              <a:graphicFrameLocks xmlns:a="http://schemas.openxmlformats.org/drawingml/2006/main" noChangeAspect="1"/>
+            </wp:cNvGraphicFramePr>
+            <a:graphic xmlns:a="http://schemas.openxmlformats.org/drawingml/2006/main">
+              <a:graphicData uri="http://schemas.openxmlformats.org/drawingml/2006/picture">
+                <pic:pic xmlns:pic="http://schemas.openxmlformats.org/drawingml/2006/picture">
+                  <pic:nvPicPr>
+                    <pic:cNvPr id="1948011407" name=""/>
+                    <pic:cNvPicPr/>
+                  </pic:nvPicPr>
+                  <pic:blipFill>
+                    <a:blip r:embed="rId18"/>
+                    <a:stretch>
+                      <a:fillRect/>
+                    </a:stretch>
+                  </pic:blipFill>
+                  <pic:spPr>
+                    <a:xfrm>
+                      <a:off x="0" y="0"/>
+                      <a:ext cx="4502381" cy="4267419"/>
+                    </a:xfrm>
+                    <a:prstGeom prst="rect">
+                      <a:avLst/>
+                    </a:prstGeom>
+                  </pic:spPr>
+                </pic:pic>
+              </a:graphicData>
+            </a:graphic>
+          </wp:inline>
+        </w:drawing>
+      </w:r>
+    </w:p>
+    <w:p>
+      <w:pPr>
+        <w:rPr>
+          <w:b/>
+          <w:bCs/>
+        </w:rPr>
+      </w:pPr>
+    </w:p>
+    <w:p>
+      <w:pPr>
+        <w:rPr>
+          <w:b/>
+          <w:bCs/>
+        </w:rPr>
+      </w:pPr>
+      <w:r>
+        <w:rPr>
+          <w:b/>
+          <w:bCs/>
+        </w:rPr>
+        <w:t>Lets say now we have to calulate Proability of playing tennis on sunny and hot day</w:t>
+      </w:r>
+    </w:p>
+    <w:p>
+      <w:pPr>
+        <w:rPr>
+          <w:lang w:val="en-US"/>
+        </w:rPr>
+      </w:pPr>
+      <w:r>
+        <w:t>P(yes/sunny,hot)=p(yes)*p(Sunny/yes)*p(Hot/Yes)</w:t>
+      </w:r>
+      <w:r>
+        <w:t>==</w:t>
+      </w:r>
+      <w:r>
+        <w:t xml:space="preserve">9/14 *2/9  * 2/9 </w:t>
+      </w:r>
+      <w:r>
+        <w:t>=2/63</w:t>
+      </w:r>
+      <w:r>
+        <w:t>=0.031</w:t>
+      </w:r>
+      <w:r>
+        <w:sym w:font="Wingdings" w:char="F0E8"/>
+      </w:r>
+      <w:r>
+        <w:t>27%</w:t>
+      </w:r>
+    </w:p>
+    <w:p>
+      <w:r>
+        <w:t>P(</w:t>
+      </w:r>
+      <w:r>
+        <w:t>No</w:t>
+      </w:r>
+      <w:r>
+        <w:t>/sunny,hot)=p(</w:t>
+      </w:r>
+      <w:r>
+        <w:t>No</w:t>
+      </w:r>
+      <w:r>
+        <w:t>)*p(Sunny/</w:t>
+      </w:r>
+      <w:r>
+        <w:t>No</w:t>
+      </w:r>
+      <w:r>
+        <w:t>)*p(Hot/</w:t>
+      </w:r>
+      <w:r>
+        <w:t>No</w:t>
+      </w:r>
+      <w:r>
+        <w:t>)</w:t>
+      </w:r>
+      <w:r>
+        <w:t>=5/14 * 3/5*</w:t>
+      </w:r>
+      <w:r>
+        <w:t>3/5=3/35</w:t>
+      </w:r>
+      <w:r>
+        <w:t>=0.085</w:t>
+      </w:r>
+      <w:r>
+        <w:sym w:font="Wingdings" w:char="F0E0"/>
+      </w:r>
+      <w:r>
+        <w:t>73%</w:t>
+      </w:r>
+    </w:p>
+    <w:p>
+      <w:r>
+        <w:br w:type="page"/>
+      </w:r>
+    </w:p>
+    <w:p>
+      <w:pPr>
+        <w:pStyle w:val="NoSpacing"/>
+        <w:numPr>
+          <w:ilvl w:val="0"/>
+          <w:numId w:val="20"/>
+        </w:numPr>
+        <w:rPr>
+          <w:rStyle w:val="Hyperlink"/>
+          <w:color w:val="auto"/>
+          <w:u w:val="none"/>
+        </w:rPr>
+      </w:pPr>
+      <w:hyperlink r:id="rId19" w:history="1">
+        <w:r>
+          <w:rPr>
+            <w:rStyle w:val="Hyperlink"/>
+          </w:rPr>
+          <w:t>K-Neares</w:t>
+        </w:r>
+        <w:r>
+          <w:rPr>
+            <w:rStyle w:val="Hyperlink"/>
+          </w:rPr>
+          <w:t>t</w:t>
+        </w:r>
+        <w:r>
+          <w:rPr>
+            <w:rStyle w:val="Hyperlink"/>
+          </w:rPr>
+          <w:t xml:space="preserve"> Neighbour</w:t>
+        </w:r>
+      </w:hyperlink>
+      <w:r>
+        <w:rPr>
+          <w:rStyle w:val="Hyperlink"/>
+        </w:rPr>
+        <w:t xml:space="preserve"> :</w:t>
+      </w:r>
+    </w:p>
+    <w:p>
+      <w:pPr>
+        <w:pStyle w:val="NoSpacing"/>
+        <w:rPr>
+          <w:rStyle w:val="Hyperlink"/>
+        </w:rPr>
+      </w:pPr>
+      <w:r>
+        <w:drawing>
+          <wp:anchor distT="0" distB="0" distL="114300" distR="114300" simplePos="0" relativeHeight="251664384" behindDoc="0" locked="0" layoutInCell="1" allowOverlap="1" wp14:anchorId="44B859E0" wp14:editId="0934957E">
+            <wp:simplePos x="0" y="0"/>
+            <wp:positionH relativeFrom="column">
+              <wp:posOffset>520861</wp:posOffset>
+            </wp:positionH>
+            <wp:positionV relativeFrom="paragraph">
+              <wp:posOffset>109099</wp:posOffset>
+            </wp:positionV>
+            <wp:extent cx="2818130" cy="2187575"/>
+            <wp:effectExtent l="0" t="0" r="1270" b="3175"/>
+            <wp:wrapSquare wrapText="bothSides"/>
+            <wp:docPr id="501861341" name="Picture 1"/>
+            <wp:cNvGraphicFramePr>
+              <a:graphicFrameLocks xmlns:a="http://schemas.openxmlformats.org/drawingml/2006/main" noChangeAspect="1"/>
+            </wp:cNvGraphicFramePr>
+            <a:graphic xmlns:a="http://schemas.openxmlformats.org/drawingml/2006/main">
+              <a:graphicData uri="http://schemas.openxmlformats.org/drawingml/2006/picture">
+                <pic:pic xmlns:pic="http://schemas.openxmlformats.org/drawingml/2006/picture">
+                  <pic:nvPicPr>
+                    <pic:cNvPr id="501861341" name=""/>
+                    <pic:cNvPicPr/>
+                  </pic:nvPicPr>
+                  <pic:blipFill>
+                    <a:blip r:embed="rId20" cstate="print">
+                      <a:extLst>
+                        <a:ext uri="{28A0092B-C50C-407E-A947-70E740481C1C}">
+                          <a14:useLocalDpi xmlns:a14="http://schemas.microsoft.com/office/drawing/2010/main" val="0"/>
+                        </a:ext>
+                      </a:extLst>
+                    </a:blip>
+                    <a:stretch>
+                      <a:fillRect/>
+                    </a:stretch>
+                  </pic:blipFill>
+                  <pic:spPr>
+                    <a:xfrm>
+                      <a:off x="0" y="0"/>
+                      <a:ext cx="2818130" cy="2187575"/>
+                    </a:xfrm>
+                    <a:prstGeom prst="rect">
+                      <a:avLst/>
+                    </a:prstGeom>
+                  </pic:spPr>
+                </pic:pic>
+              </a:graphicData>
+            </a:graphic>
+          </wp:anchor>
+        </w:drawing>
+      </w:r>
+    </w:p>
+    <w:p>
+      <w:pPr>
+        <w:pStyle w:val="NoSpacing"/>
+        <w:rPr>
+          <w:rStyle w:val="Hyperlink"/>
+        </w:rPr>
+      </w:pPr>
+    </w:p>
+    <w:p>
+      <w:pPr>
+        <w:pStyle w:val="NoSpacing"/>
+        <w:rPr>
+          <w:rStyle w:val="Hyperlink"/>
+        </w:rPr>
+      </w:pPr>
+    </w:p>
+    <w:p>
+      <w:pPr>
+        <w:pStyle w:val="NoSpacing"/>
+        <w:rPr>
+          <w:rStyle w:val="Hyperlink"/>
+        </w:rPr>
+      </w:pPr>
+    </w:p>
+    <w:p>
+      <w:pPr>
+        <w:pStyle w:val="NoSpacing"/>
+        <w:rPr>
+          <w:rStyle w:val="Hyperlink"/>
+        </w:rPr>
+      </w:pPr>
+    </w:p>
+    <w:p>
+      <w:pPr>
+        <w:pStyle w:val="NoSpacing"/>
+        <w:rPr>
+          <w:rStyle w:val="Hyperlink"/>
+        </w:rPr>
+      </w:pPr>
+    </w:p>
+    <w:p>
+      <w:pPr>
+        <w:pStyle w:val="NoSpacing"/>
+        <w:rPr>
+          <w:rStyle w:val="Hyperlink"/>
+        </w:rPr>
+      </w:pPr>
+    </w:p>
+    <w:p>
+      <w:pPr>
+        <w:pStyle w:val="NoSpacing"/>
+        <w:rPr>
+          <w:rStyle w:val="Hyperlink"/>
+        </w:rPr>
+      </w:pPr>
+    </w:p>
+    <w:p>
+      <w:pPr>
+        <w:pStyle w:val="NoSpacing"/>
+        <w:rPr>
+          <w:rStyle w:val="Hyperlink"/>
+        </w:rPr>
+      </w:pPr>
+    </w:p>
+    <w:p>
+      <w:pPr>
+        <w:pStyle w:val="NoSpacing"/>
+        <w:rPr>
+          <w:rStyle w:val="Hyperlink"/>
+        </w:rPr>
+      </w:pPr>
+    </w:p>
+    <w:p>
+      <w:pPr>
+        <w:pStyle w:val="NoSpacing"/>
+        <w:rPr>
+          <w:rStyle w:val="Hyperlink"/>
+        </w:rPr>
+      </w:pPr>
+    </w:p>
+    <w:p>
+      <w:pPr>
+        <w:pStyle w:val="NoSpacing"/>
+        <w:rPr>
+          <w:rStyle w:val="Hyperlink"/>
+        </w:rPr>
+      </w:pPr>
+    </w:p>
+    <w:p>
+      <w:pPr>
+        <w:pStyle w:val="NoSpacing"/>
+        <w:rPr>
+          <w:rStyle w:val="Hyperlink"/>
+        </w:rPr>
+      </w:pPr>
+    </w:p>
+    <w:p>
+      <w:pPr>
+        <w:pStyle w:val="NoSpacing"/>
+        <w:numPr>
+          <w:ilvl w:val="0"/>
+          <w:numId w:val="21"/>
+        </w:numPr>
+      </w:pPr>
+      <w:r>
+        <w:t>Its is used in regression  and classification.</w:t>
+      </w:r>
+    </w:p>
+    <w:p>
+      <w:pPr>
+        <w:pStyle w:val="NoSpacing"/>
+      </w:pPr>
+      <w:r>
+        <w:t xml:space="preserve"> </w:t>
+      </w:r>
+    </w:p>
+    <w:p>
+      <w:pPr>
+        <w:pStyle w:val="NoSpacing"/>
+        <w:ind w:firstLine="720"/>
+        <w:rPr>
+          <w:b/>
+          <w:bCs/>
+        </w:rPr>
+      </w:pPr>
+      <w:r>
+        <w:rPr>
+          <w:b/>
+          <w:bCs/>
+        </w:rPr>
+        <w:t>For Classification :</w:t>
+      </w:r>
+    </w:p>
+    <w:p>
+      <w:pPr>
+        <w:pStyle w:val="NoSpacing"/>
+        <w:numPr>
+          <w:ilvl w:val="0"/>
+          <w:numId w:val="21"/>
+        </w:numPr>
+      </w:pPr>
+      <w:r>
+        <w:t>Find K</w:t>
+      </w:r>
+      <w:r>
+        <w:t xml:space="preserve"> nearest data points</w:t>
+      </w:r>
+    </w:p>
+    <w:p>
+      <w:pPr>
+        <w:pStyle w:val="NoSpacing"/>
+        <w:numPr>
+          <w:ilvl w:val="0"/>
+          <w:numId w:val="21"/>
+        </w:numPr>
+      </w:pPr>
+      <w:r>
+        <w:t>Find what is the category of max data points</w:t>
+      </w:r>
+      <w:r>
+        <w:t xml:space="preserve"> using distance.</w:t>
+      </w:r>
+    </w:p>
+    <w:p>
+      <w:pPr>
+        <w:pStyle w:val="NoSpacing"/>
+        <w:numPr>
+          <w:ilvl w:val="0"/>
+          <w:numId w:val="21"/>
+        </w:numPr>
+      </w:pPr>
+      <w:r>
+        <w:t>Distance can be found usinh Eucledian and Manhatten distance</w:t>
+      </w:r>
+    </w:p>
+    <w:p>
+      <w:pPr>
+        <w:pStyle w:val="NoSpacing"/>
+        <w:ind w:left="1440"/>
+      </w:pPr>
+    </w:p>
+    <w:p>
+      <w:pPr>
+        <w:pStyle w:val="NoSpacing"/>
+        <w:ind w:left="1440"/>
+      </w:pPr>
+      <w:r>
+        <w:t>Eucledean :</w:t>
+      </w:r>
+      <w:r>
+        <w:t xml:space="preserve"> </w:t>
+      </w:r>
+      <w:r>
+        <w:t>Square root ((x2-x1)</w:t>
+      </w:r>
+      <w:r>
+        <w:t>^2 + (y2-y1)^2</w:t>
+      </w:r>
+      <w:r>
+        <w:t>)</w:t>
+      </w:r>
+      <w:r>
+        <w:sym w:font="Wingdings" w:char="F0E0"/>
+      </w:r>
+      <w:r>
+        <w:t>Its like finding hypotenuse</w:t>
+      </w:r>
+    </w:p>
+    <w:p>
+      <w:pPr>
+        <w:pStyle w:val="NoSpacing"/>
+        <w:ind w:left="1440"/>
+      </w:pPr>
+      <w:r>
+        <w:t>Manhatten :</w:t>
+      </w:r>
+      <w:r>
+        <w:t xml:space="preserve"> its calculated by calculating distance btw x and</w:t>
+      </w:r>
+      <w:r>
+        <w:t xml:space="preserve"> </w:t>
+      </w:r>
+      <w:r>
+        <w:t>then y</w:t>
+      </w:r>
+      <w:r>
+        <w:t>.</w:t>
+      </w:r>
+    </w:p>
+    <w:p>
+      <w:pPr>
+        <w:pStyle w:val="NoSpacing"/>
+        <w:ind w:left="1440"/>
+      </w:pPr>
+    </w:p>
+    <w:p>
+      <w:pPr>
+        <w:pStyle w:val="NoSpacing"/>
+        <w:ind w:left="720"/>
+      </w:pPr>
+      <w:r>
+        <w:drawing>
+          <wp:anchor distT="0" distB="0" distL="114300" distR="114300" simplePos="0" relativeHeight="251663360" behindDoc="0" locked="0" layoutInCell="1" allowOverlap="1" wp14:anchorId="09F3FE01" wp14:editId="17433AD4">
+            <wp:simplePos x="0" y="0"/>
+            <wp:positionH relativeFrom="page">
+              <wp:posOffset>1624370</wp:posOffset>
+            </wp:positionH>
+            <wp:positionV relativeFrom="paragraph">
+              <wp:posOffset>2893</wp:posOffset>
+            </wp:positionV>
+            <wp:extent cx="4923155" cy="2537460"/>
+            <wp:effectExtent l="0" t="0" r="0" b="0"/>
+            <wp:wrapSquare wrapText="bothSides"/>
+            <wp:docPr id="783289379" name="Picture 1"/>
+            <wp:cNvGraphicFramePr>
+              <a:graphicFrameLocks xmlns:a="http://schemas.openxmlformats.org/drawingml/2006/main" noChangeAspect="1"/>
+            </wp:cNvGraphicFramePr>
+            <a:graphic xmlns:a="http://schemas.openxmlformats.org/drawingml/2006/main">
+              <a:graphicData uri="http://schemas.openxmlformats.org/drawingml/2006/picture">
+                <pic:pic xmlns:pic="http://schemas.openxmlformats.org/drawingml/2006/picture">
+                  <pic:nvPicPr>
+                    <pic:cNvPr id="783289379" name=""/>
+                    <pic:cNvPicPr/>
+                  </pic:nvPicPr>
+                  <pic:blipFill>
+                    <a:blip r:embed="rId21" cstate="print">
+                      <a:extLst>
+                        <a:ext uri="{28A0092B-C50C-407E-A947-70E740481C1C}">
+                          <a14:useLocalDpi xmlns:a14="http://schemas.microsoft.com/office/drawing/2010/main" val="0"/>
+                        </a:ext>
+                      </a:extLst>
+                    </a:blip>
+                    <a:stretch>
+                      <a:fillRect/>
+                    </a:stretch>
+                  </pic:blipFill>
+                  <pic:spPr>
+                    <a:xfrm>
+                      <a:off x="0" y="0"/>
+                      <a:ext cx="4923155" cy="2537460"/>
+                    </a:xfrm>
+                    <a:prstGeom prst="rect">
+                      <a:avLst/>
+                    </a:prstGeom>
+                  </pic:spPr>
+                </pic:pic>
+              </a:graphicData>
+            </a:graphic>
+            <wp14:sizeRelH relativeFrom="margin">
+              <wp14:pctWidth>0</wp14:pctWidth>
+            </wp14:sizeRelH>
+            <wp14:sizeRelV relativeFrom="margin">
+              <wp14:pctHeight>0</wp14:pctHeight>
+            </wp14:sizeRelV>
+          </wp:anchor>
+        </w:drawing>
+      </w:r>
+    </w:p>
+    <w:p>
+      <w:pPr>
+        <w:rPr>
+          <w:lang w:val="en-US"/>
+        </w:rPr>
+      </w:pPr>
+    </w:p>
+    <w:p>
+      <w:pPr>
+        <w:rPr>
+          <w:lang w:val="en-US"/>
+        </w:rPr>
+      </w:pPr>
+    </w:p>
+    <w:p>
+      <w:pPr>
+        <w:rPr>
+          <w:lang w:val="en-US"/>
+        </w:rPr>
+      </w:pPr>
+    </w:p>
+    <w:p>
+      <w:pPr>
+        <w:rPr>
+          <w:lang w:val="en-US"/>
+        </w:rPr>
+      </w:pPr>
+    </w:p>
+    <w:p>
+      <w:pPr>
+        <w:rPr>
+          <w:lang w:val="en-US"/>
+        </w:rPr>
+      </w:pPr>
+    </w:p>
+    <w:p>
+      <w:pPr>
+        <w:rPr>
+          <w:lang w:val="en-US"/>
+        </w:rPr>
+      </w:pPr>
+    </w:p>
+    <w:p>
+      <w:pPr>
+        <w:rPr>
+          <w:lang w:val="en-US"/>
+        </w:rPr>
+      </w:pPr>
+    </w:p>
+    <w:p>
+      <w:pPr>
+        <w:rPr>
+          <w:lang w:val="en-US"/>
+        </w:rPr>
+      </w:pPr>
+    </w:p>
+    <w:p>
+      <w:pPr>
+        <w:rPr>
+          <w:b/>
+          <w:bCs/>
+          <w:lang w:val="en-US"/>
+        </w:rPr>
+      </w:pPr>
+      <w:r>
+        <w:rPr>
+          <w:b/>
+          <w:bCs/>
+          <w:lang w:val="en-US"/>
+        </w:rPr>
+        <w:br w:type="page"/>
+      </w:r>
+    </w:p>
+    <w:p>
+      <w:pPr>
+        <w:rPr>
+          <w:b/>
+          <w:bCs/>
+          <w:lang w:val="en-US"/>
+        </w:rPr>
+      </w:pPr>
+      <w:r>
+        <w:rPr>
+          <w:b/>
+          <w:bCs/>
+          <w:lang w:val="en-US"/>
+        </w:rPr>
+        <w:lastRenderedPageBreak/>
+        <w:drawing>
+          <wp:anchor distT="0" distB="0" distL="114300" distR="114300" simplePos="0" relativeHeight="251665408" behindDoc="1" locked="0" layoutInCell="1" allowOverlap="1" wp14:anchorId="7B0027F1" wp14:editId="443C812B">
+            <wp:simplePos x="0" y="0"/>
+            <wp:positionH relativeFrom="margin">
+              <wp:align>left</wp:align>
+            </wp:positionH>
+            <wp:positionV relativeFrom="paragraph">
+              <wp:posOffset>318135</wp:posOffset>
+            </wp:positionV>
+            <wp:extent cx="5486400" cy="2084070"/>
+            <wp:effectExtent l="0" t="0" r="0" b="0"/>
+            <wp:wrapTight wrapText="bothSides">
+              <wp:wrapPolygon edited="0">
+                <wp:start x="0" y="0"/>
+                <wp:lineTo x="0" y="21324"/>
+                <wp:lineTo x="21525" y="21324"/>
+                <wp:lineTo x="21525" y="0"/>
+                <wp:lineTo x="0" y="0"/>
+              </wp:wrapPolygon>
+            </wp:wrapTight>
+            <wp:docPr id="1371745085" name="Picture 1"/>
+            <wp:cNvGraphicFramePr>
+              <a:graphicFrameLocks xmlns:a="http://schemas.openxmlformats.org/drawingml/2006/main" noChangeAspect="1"/>
+            </wp:cNvGraphicFramePr>
+            <a:graphic xmlns:a="http://schemas.openxmlformats.org/drawingml/2006/main">
+              <a:graphicData uri="http://schemas.openxmlformats.org/drawingml/2006/picture">
+                <pic:pic xmlns:pic="http://schemas.openxmlformats.org/drawingml/2006/picture">
+                  <pic:nvPicPr>
+                    <pic:cNvPr id="1371745085" name=""/>
+                    <pic:cNvPicPr/>
+                  </pic:nvPicPr>
+                  <pic:blipFill>
+                    <a:blip r:embed="rId22" cstate="print">
+                      <a:extLst>
+                        <a:ext uri="{28A0092B-C50C-407E-A947-70E740481C1C}">
+                          <a14:useLocalDpi xmlns:a14="http://schemas.microsoft.com/office/drawing/2010/main" val="0"/>
+                        </a:ext>
+                      </a:extLst>
+                    </a:blip>
+                    <a:stretch>
+                      <a:fillRect/>
+                    </a:stretch>
+                  </pic:blipFill>
+                  <pic:spPr>
+                    <a:xfrm>
+                      <a:off x="0" y="0"/>
+                      <a:ext cx="5486400" cy="2084070"/>
+                    </a:xfrm>
+                    <a:prstGeom prst="rect">
+                      <a:avLst/>
+                    </a:prstGeom>
+                  </pic:spPr>
+                </pic:pic>
+              </a:graphicData>
+            </a:graphic>
+            <wp14:sizeRelH relativeFrom="margin">
+              <wp14:pctWidth>0</wp14:pctWidth>
+            </wp14:sizeRelH>
+            <wp14:sizeRelV relativeFrom="margin">
+              <wp14:pctHeight>0</wp14:pctHeight>
+            </wp14:sizeRelV>
+          </wp:anchor>
+        </w:drawing>
+      </w:r>
+      <w:r>
+        <w:rPr>
+          <w:b/>
+          <w:bCs/>
+          <w:lang w:val="en-US"/>
+        </w:rPr>
+        <w:t>For Regression</w:t>
+      </w:r>
+      <w:r>
+        <w:rPr>
+          <w:b/>
+          <w:bCs/>
+          <w:lang w:val="en-US"/>
+        </w:rPr>
+        <w:t xml:space="preserve"> :</w:t>
+      </w:r>
+    </w:p>
+    <w:p>
+      <w:pPr>
+        <w:rPr>
+          <w:b/>
+          <w:bCs/>
+          <w:lang w:val="en-US"/>
+        </w:rPr>
+      </w:pPr>
+    </w:p>
+    <w:p>
+      <w:pPr>
+        <w:pStyle w:val="ListParagraph"/>
+        <w:numPr>
+          <w:ilvl w:val="0"/>
+          <w:numId w:val="30"/>
+        </w:numPr>
+        <w:rPr>
+          <w:lang w:val="en-US"/>
+        </w:rPr>
+      </w:pPr>
+      <w:r>
+        <w:rPr>
+          <w:lang w:val="en-US"/>
+        </w:rPr>
+        <w:t>The output will be average of nearest k points</w:t>
+      </w:r>
+      <w:r>
+        <w:rPr>
+          <w:lang w:val="en-US"/>
+        </w:rPr>
+        <w:t>.</w:t>
+      </w:r>
+    </w:p>
+    <w:p>
+      <w:pPr>
+        <w:ind w:left="360"/>
+        <w:rPr>
+          <w:lang w:val="en-US"/>
+        </w:rPr>
+      </w:pPr>
+    </w:p>
+    <w:p>
+      <w:pPr>
+        <w:ind w:left="360"/>
+        <w:rPr>
+          <w:lang w:val="en-US"/>
+        </w:rPr>
+      </w:pPr>
+      <w:r>
+        <w:rPr>
+          <w:lang w:val="en-US"/>
+        </w:rPr>
+        <w:t>Limitations :</w:t>
+      </w:r>
+    </w:p>
+    <w:p>
+      <w:pPr>
+        <w:pStyle w:val="ListParagraph"/>
+        <w:numPr>
+          <w:ilvl w:val="0"/>
+          <w:numId w:val="30"/>
+        </w:numPr>
+        <w:ind w:left="360"/>
+        <w:rPr>
+          <w:lang w:val="en-US"/>
+        </w:rPr>
+      </w:pPr>
+      <w:r>
+        <w:rPr>
+          <w:lang w:val="en-US"/>
+        </w:rPr>
+        <w:t xml:space="preserve">Cannot be used for </w:t>
+      </w:r>
+      <w:r>
+        <w:rPr>
+          <w:lang w:val="en-US"/>
+        </w:rPr>
+        <w:t>Huge datasets</w:t>
+      </w:r>
+    </w:p>
+    <w:p>
+      <w:pPr>
+        <w:pStyle w:val="ListParagraph"/>
+        <w:numPr>
+          <w:ilvl w:val="0"/>
+          <w:numId w:val="30"/>
+        </w:numPr>
+        <w:ind w:left="360"/>
+        <w:rPr>
+          <w:lang w:val="en-US"/>
+        </w:rPr>
+      </w:pPr>
+      <w:r>
+        <w:rPr>
+          <w:lang w:val="en-US"/>
+        </w:rPr>
+        <w:t xml:space="preserve">If </w:t>
+      </w:r>
+      <w:r>
+        <w:rPr>
+          <w:lang w:val="en-US"/>
+        </w:rPr>
+        <w:t>d</w:t>
+      </w:r>
+      <w:r>
+        <w:rPr>
+          <w:lang w:val="en-US"/>
+        </w:rPr>
+        <w:t>ata has outliers its sensitive</w:t>
+      </w:r>
+    </w:p>
+    <w:p>
+      <w:pPr>
+        <w:pStyle w:val="ListParagraph"/>
+        <w:numPr>
+          <w:ilvl w:val="0"/>
+          <w:numId w:val="30"/>
+        </w:numPr>
+        <w:ind w:left="360"/>
+        <w:rPr>
+          <w:lang w:val="en-US"/>
+        </w:rPr>
+      </w:pPr>
+      <w:r>
+        <w:rPr>
+          <w:lang w:val="en-US"/>
+        </w:rPr>
+        <w:t>Sensitive to missing values</w:t>
+      </w:r>
+    </w:p>
+    <w:p>
+      <w:pPr>
+        <w:rPr>
+          <w:lang w:val="en-US"/>
+        </w:rPr>
+      </w:pPr>
+      <w:r>
+        <w:rPr>
+          <w:lang w:val="en-US"/>
+        </w:rPr>
+        <w:drawing>
+          <wp:inline distT="0" distB="0" distL="0" distR="0" wp14:anchorId="781DB26B" wp14:editId="7BCCA8C6">
+            <wp:extent cx="5731510" cy="1648460"/>
+            <wp:effectExtent l="0" t="0" r="2540" b="8890"/>
+            <wp:docPr id="599564972" name="Picture 1"/>
+            <wp:cNvGraphicFramePr>
+              <a:graphicFrameLocks xmlns:a="http://schemas.openxmlformats.org/drawingml/2006/main" noChangeAspect="1"/>
+            </wp:cNvGraphicFramePr>
+            <a:graphic xmlns:a="http://schemas.openxmlformats.org/drawingml/2006/main">
+              <a:graphicData uri="http://schemas.openxmlformats.org/drawingml/2006/picture">
+                <pic:pic xmlns:pic="http://schemas.openxmlformats.org/drawingml/2006/picture">
+                  <pic:nvPicPr>
+                    <pic:cNvPr id="599564972" name=""/>
+                    <pic:cNvPicPr/>
+                  </pic:nvPicPr>
+                  <pic:blipFill>
+                    <a:blip r:embed="rId23"/>
+                    <a:stretch>
+                      <a:fillRect/>
+                    </a:stretch>
+                  </pic:blipFill>
+                  <pic:spPr>
+                    <a:xfrm>
+                      <a:off x="0" y="0"/>
+                      <a:ext cx="5731510" cy="1648460"/>
+                    </a:xfrm>
+                    <a:prstGeom prst="rect">
+                      <a:avLst/>
+                    </a:prstGeom>
+                  </pic:spPr>
+                </pic:pic>
+              </a:graphicData>
+            </a:graphic>
+          </wp:inline>
+        </w:drawing>
+      </w:r>
+      <w:r>
+        <w:rPr>
+          <w:lang w:val="en-US"/>
+        </w:rPr>
+        <w:br w:type="page"/>
+      </w:r>
+    </w:p>
+    <w:p>
+      <w:pPr>
+        <w:rPr>
+          <w:rStyle w:val="Hyperlink"/>
+          <w:b/>
+          <w:bCs/>
+          <w:lang w:val="en-US"/>
+        </w:rPr>
+      </w:pPr>
+      <w:r>
+        <w:rPr>
+          <w:b/>
+          <w:bCs/>
+          <w:highlight w:val="yellow"/>
+          <w:lang w:val="en-US"/>
+        </w:rPr>
+        <w:lastRenderedPageBreak/>
+        <w:fldChar w:fldCharType="begin"/>
+      </w:r>
+      <w:r>
+        <w:rPr>
+          <w:b/>
+          <w:bCs/>
+          <w:highlight w:val="yellow"/>
+          <w:lang w:val="en-US"/>
+        </w:rPr>
+        <w:instrText>HYPERLINK "https://www.youtube.com/watch?v=m5E6QxKFYlM&amp;list=PLTDARY42LDV7WGmlzZtY-w9pemyPrKNUZ&amp;index=13&amp;ab_channel=KrishNaikHindi"</w:instrText>
+      </w:r>
+      <w:r>
+        <w:rPr>
+          <w:b/>
+          <w:bCs/>
+          <w:highlight w:val="yellow"/>
+          <w:lang w:val="en-US"/>
+        </w:rPr>
+      </w:r>
+      <w:r>
+        <w:rPr>
+          <w:b/>
+          <w:bCs/>
+          <w:highlight w:val="yellow"/>
+          <w:lang w:val="en-US"/>
+        </w:rPr>
+        <w:fldChar w:fldCharType="separate"/>
+      </w:r>
+      <w:r>
+        <w:rPr>
+          <w:rStyle w:val="Hyperlink"/>
+          <w:b/>
+          <w:bCs/>
+          <w:highlight w:val="yellow"/>
+          <w:lang w:val="en-US"/>
+        </w:rPr>
+        <w:t>Bias and Variance ,Overfitting and Underfitting</w:t>
+      </w:r>
+      <w:r>
+        <w:rPr>
+          <w:rStyle w:val="Hyperlink"/>
+          <w:b/>
+          <w:bCs/>
+          <w:highlight w:val="yellow"/>
+          <w:lang w:val="en-US"/>
+        </w:rPr>
+        <w:t xml:space="preserve"> </w:t>
+      </w:r>
+      <w:r>
+        <w:rPr>
+          <w:rStyle w:val="Hyperlink"/>
+          <w:b/>
+          <w:bCs/>
+          <w:highlight w:val="yellow"/>
+          <w:lang w:val="en-US"/>
+        </w:rPr>
+        <w:t>for Regression Model</w:t>
+      </w:r>
+      <w:r>
+        <w:rPr>
+          <w:rStyle w:val="Hyperlink"/>
+          <w:b/>
+          <w:bCs/>
+          <w:highlight w:val="yellow"/>
+          <w:lang w:val="en-US"/>
+        </w:rPr>
+        <w:t>:</w:t>
+      </w:r>
+    </w:p>
+    <w:p>
+      <w:pPr>
+        <w:rPr>
+          <w:b/>
+          <w:bCs/>
+          <w:lang w:val="en-US"/>
+        </w:rPr>
+      </w:pPr>
+      <w:r>
+        <w:rPr>
+          <w:b/>
+          <w:bCs/>
+          <w:highlight w:val="yellow"/>
+          <w:lang w:val="en-US"/>
+        </w:rPr>
+        <w:fldChar w:fldCharType="end"/>
+      </w:r>
+      <w:r>
+        <w:rPr>
+          <w:b/>
+          <w:bCs/>
+          <w:lang w:val="en-US"/>
+        </w:rPr>
+        <w:t>Bias :Training Data</w:t>
+      </w:r>
+    </w:p>
+    <w:p>
+      <w:pPr>
+        <w:rPr>
+          <w:b/>
+          <w:bCs/>
+          <w:lang w:val="en-US"/>
+        </w:rPr>
+      </w:pPr>
+      <w:r>
+        <w:rPr>
+          <w:b/>
+          <w:bCs/>
+          <w:lang w:val="en-US"/>
+        </w:rPr>
+        <w:t>Variance :Test Data</w:t>
+      </w:r>
+    </w:p>
+    <w:p>
+      <w:pPr>
+        <w:pStyle w:val="ListParagraph"/>
+        <w:numPr>
+          <w:ilvl w:val="0"/>
+          <w:numId w:val="31"/>
+        </w:numPr>
+        <w:rPr>
+          <w:lang w:val="en-US"/>
+        </w:rPr>
+      </w:pPr>
+      <w:r>
+        <w:rPr>
+          <w:lang w:val="en-US"/>
+        </w:rPr>
+        <w:t xml:space="preserve">If Training Error is more </w:t>
+      </w:r>
+      <w:r>
+        <w:rPr>
+          <w:lang w:val="en-US"/>
+        </w:rPr>
+        <w:t xml:space="preserve">then its </w:t>
+      </w:r>
+      <w:r>
+        <w:rPr>
+          <w:b/>
+          <w:bCs/>
+          <w:lang w:val="en-US"/>
+        </w:rPr>
+        <w:t>U</w:t>
+      </w:r>
+      <w:r>
+        <w:rPr>
+          <w:b/>
+          <w:bCs/>
+          <w:lang w:val="en-US"/>
+        </w:rPr>
+        <w:t>nderfitting</w:t>
+      </w:r>
+      <w:r>
+        <w:rPr>
+          <w:lang w:val="en-US"/>
+        </w:rPr>
+        <w:sym w:font="Wingdings" w:char="F0E0"/>
+      </w:r>
+      <w:r>
+        <w:rPr>
+          <w:lang w:val="en-US"/>
+        </w:rPr>
+        <w:t>High Bias</w:t>
+      </w:r>
+      <w:r>
+        <w:rPr>
+          <w:lang w:val="en-US"/>
+        </w:rPr>
+        <w:t xml:space="preserve"> + Low variance/High Variance</w:t>
+      </w:r>
+    </w:p>
+    <w:p>
+      <w:pPr>
+        <w:pStyle w:val="ListParagraph"/>
+        <w:numPr>
+          <w:ilvl w:val="0"/>
+          <w:numId w:val="31"/>
+        </w:numPr>
+        <w:rPr>
+          <w:lang w:val="en-US"/>
+        </w:rPr>
+      </w:pPr>
+      <w:r>
+        <w:rPr>
+          <w:lang w:val="en-US"/>
+        </w:rPr>
+        <w:t>IF Test error</w:t>
+      </w:r>
+      <w:r>
+        <w:rPr>
+          <w:lang w:val="en-US"/>
+        </w:rPr>
+        <w:t xml:space="preserve"> is less </w:t>
+      </w:r>
+      <w:r>
+        <w:rPr>
+          <w:lang w:val="en-US"/>
+        </w:rPr>
+        <w:t>and Training Error is less</w:t>
+      </w:r>
+      <w:r>
+        <w:rPr>
+          <w:lang w:val="en-US"/>
+        </w:rPr>
+        <w:sym w:font="Wingdings" w:char="F0E0"/>
+      </w:r>
+      <w:r>
+        <w:rPr>
+          <w:lang w:val="en-US"/>
+        </w:rPr>
+        <w:t>Low bias + Low Variance</w:t>
+      </w:r>
+      <w:r>
+        <w:rPr>
+          <w:lang w:val="en-US"/>
+        </w:rPr>
+        <w:sym w:font="Wingdings" w:char="F0E0"/>
+      </w:r>
+      <w:r>
+        <w:rPr>
+          <w:b/>
+          <w:bCs/>
+          <w:lang w:val="en-US"/>
+        </w:rPr>
+        <w:t>Generalized Model</w:t>
+      </w:r>
+    </w:p>
+    <w:p>
+      <w:pPr>
+        <w:pStyle w:val="ListParagraph"/>
+        <w:numPr>
+          <w:ilvl w:val="0"/>
+          <w:numId w:val="31"/>
+        </w:numPr>
+        <w:rPr>
+          <w:lang w:val="en-US"/>
+        </w:rPr>
+      </w:pPr>
+      <w:r>
+        <w:rPr>
+          <w:lang w:val="en-US"/>
+        </w:rPr>
+        <w:t>Training error is less</w:t>
+      </w:r>
+      <w:r>
+        <w:rPr>
+          <w:lang w:val="en-US"/>
+        </w:rPr>
+        <w:sym w:font="Wingdings" w:char="F0E0"/>
+      </w:r>
+      <w:r>
+        <w:rPr>
+          <w:b/>
+          <w:bCs/>
+          <w:lang w:val="en-US"/>
+        </w:rPr>
+        <w:t>Overfitting</w:t>
+      </w:r>
+      <w:r>
+        <w:rPr>
+          <w:lang w:val="en-US"/>
+        </w:rPr>
+        <w:sym w:font="Wingdings" w:char="F0E0"/>
+      </w:r>
+      <w:r>
+        <w:rPr>
+          <w:lang w:val="en-US"/>
+        </w:rPr>
+        <w:t xml:space="preserve">Low Bias </w:t>
+      </w:r>
+      <w:r>
+        <w:rPr>
+          <w:lang w:val="en-US"/>
+        </w:rPr>
+        <w:t>+</w:t>
+      </w:r>
+      <w:r>
+        <w:rPr>
+          <w:lang w:val="en-US"/>
+        </w:rPr>
+        <w:t xml:space="preserve"> High Variance</w:t>
+      </w:r>
+    </w:p>
+    <w:p>
+      <w:pPr>
+        <w:rPr>
+          <w:lang w:val="en-US"/>
+        </w:rPr>
+      </w:pPr>
+      <w:r>
+        <w:rPr>
+          <w:lang w:val="en-US"/>
+        </w:rPr>
+        <w:drawing>
+          <wp:inline distT="0" distB="0" distL="0" distR="0" wp14:anchorId="512752BC" wp14:editId="411E990B">
+            <wp:extent cx="5731510" cy="2303145"/>
+            <wp:effectExtent l="0" t="0" r="2540" b="1905"/>
+            <wp:docPr id="1887291883" name="Picture 1"/>
+            <wp:cNvGraphicFramePr>
+              <a:graphicFrameLocks xmlns:a="http://schemas.openxmlformats.org/drawingml/2006/main" noChangeAspect="1"/>
+            </wp:cNvGraphicFramePr>
+            <a:graphic xmlns:a="http://schemas.openxmlformats.org/drawingml/2006/main">
+              <a:graphicData uri="http://schemas.openxmlformats.org/drawingml/2006/picture">
+                <pic:pic xmlns:pic="http://schemas.openxmlformats.org/drawingml/2006/picture">
+                  <pic:nvPicPr>
+                    <pic:cNvPr id="1887291883" name=""/>
+                    <pic:cNvPicPr/>
+                  </pic:nvPicPr>
+                  <pic:blipFill>
+                    <a:blip r:embed="rId24"/>
+                    <a:stretch>
+                      <a:fillRect/>
+                    </a:stretch>
+                  </pic:blipFill>
+                  <pic:spPr>
+                    <a:xfrm>
+                      <a:off x="0" y="0"/>
+                      <a:ext cx="5731510" cy="2303145"/>
+                    </a:xfrm>
+                    <a:prstGeom prst="rect">
+                      <a:avLst/>
+                    </a:prstGeom>
+                  </pic:spPr>
+                </pic:pic>
+              </a:graphicData>
+            </a:graphic>
+          </wp:inline>
+        </w:drawing>
+      </w:r>
+    </w:p>
+    <w:p>
+      <w:pPr>
+        <w:rPr>
+          <w:b/>
+          <w:bCs/>
+          <w:lang w:val="en-US"/>
+        </w:rPr>
+      </w:pPr>
+      <w:r>
+        <w:rPr>
+          <w:b/>
+          <w:bCs/>
+          <w:lang w:val="en-US"/>
+        </w:rPr>
+        <w:br w:type="page"/>
+      </w:r>
+    </w:p>
+    <w:p>
+      <w:pPr>
+        <w:rPr>
+          <w:rStyle w:val="Hyperlink"/>
+          <w:lang w:val="en-US"/>
+        </w:rPr>
+      </w:pPr>
+      <w:r>
+        <w:rPr>
+          <w:b/>
+          <w:bCs/>
+          <w:lang w:val="en-US"/>
+        </w:rPr>
+        <w:lastRenderedPageBreak/>
+        <w:fldChar w:fldCharType="begin"/>
+      </w:r>
+      <w:r>
+        <w:rPr>
+          <w:b/>
+          <w:bCs/>
+          <w:lang w:val="en-US"/>
+        </w:rPr>
+        <w:instrText>HYPERLINK "https://www.youtube.com/watch?v=5vqk6HnITko&amp;list=PLTDARY42LDV7WGmlzZtY-w9pemyPrKNUZ&amp;index=14&amp;ab_channel=KrishNaikHindi"</w:instrText>
+      </w:r>
+      <w:r>
+        <w:rPr>
+          <w:b/>
+          <w:bCs/>
+          <w:lang w:val="en-US"/>
+        </w:rPr>
+      </w:r>
+      <w:r>
+        <w:rPr>
+          <w:b/>
+          <w:bCs/>
+          <w:lang w:val="en-US"/>
+        </w:rPr>
+        <w:fldChar w:fldCharType="separate"/>
+      </w:r>
+    </w:p>
+    <w:p>
+      <w:pPr>
+        <w:rPr>
+          <w:rStyle w:val="Hyperlink"/>
+          <w:b/>
+          <w:bCs/>
+          <w:lang w:val="en-US"/>
+        </w:rPr>
+      </w:pPr>
+      <w:r>
+        <w:rPr>
+          <w:rStyle w:val="Hyperlink"/>
+          <w:b/>
+          <w:bCs/>
+          <w:lang w:val="en-US"/>
+        </w:rPr>
+        <w:t>Performance Matrix</w:t>
+      </w:r>
+      <w:r>
+        <w:rPr>
+          <w:rStyle w:val="Hyperlink"/>
+          <w:b/>
+          <w:bCs/>
+          <w:lang w:val="en-US"/>
+        </w:rPr>
+        <w:t xml:space="preserve"> </w:t>
+      </w:r>
+      <w:r>
+        <w:rPr>
+          <w:rStyle w:val="Hyperlink"/>
+          <w:b/>
+          <w:bCs/>
+          <w:lang w:val="en-US"/>
+        </w:rPr>
+        <w:sym w:font="Wingdings" w:char="F0E0"/>
+      </w:r>
+      <w:r>
+        <w:rPr>
+          <w:rStyle w:val="Hyperlink"/>
+          <w:b/>
+          <w:bCs/>
+          <w:lang w:val="en-US"/>
+        </w:rPr>
+        <w:t>Binary classification</w:t>
+      </w:r>
+    </w:p>
+    <w:p>
+      <w:pPr>
+        <w:rPr>
+          <w:lang w:val="en-US"/>
+        </w:rPr>
+      </w:pPr>
+      <w:r>
+        <w:rPr>
+          <w:b/>
+          <w:bCs/>
+          <w:lang w:val="en-US"/>
+        </w:rPr>
+        <w:fldChar w:fldCharType="end"/>
+      </w:r>
+      <w:r>
+        <w:rPr>
+          <w:b/>
+          <w:bCs/>
+          <w:lang w:val="en-US"/>
+        </w:rPr>
+        <w:t>Confusion Matrix</w:t>
+      </w:r>
+      <w:r>
+        <w:rPr>
+          <w:lang w:val="en-US"/>
+        </w:rPr>
+        <w:t xml:space="preserve"> </w:t>
+      </w:r>
+      <w:r>
+        <w:rPr>
+          <w:lang w:val="en-US"/>
+        </w:rPr>
+        <w:t>:</w:t>
+      </w:r>
+      <w:r>
+        <w:rPr>
+          <w:lang w:val="en-US"/>
+        </w:rPr>
+        <w:t xml:space="preserve">  As per the Actual vs predicted  increase the count of the cell accordingly</w:t>
+      </w:r>
+      <w:r>
+        <w:rPr>
+          <w:lang w:val="en-US"/>
+        </w:rPr>
+        <w:t>.</w:t>
+      </w:r>
+    </w:p>
+    <w:p>
+      <w:pPr>
+        <w:rPr>
+          <w:lang w:val="en-US"/>
+        </w:rPr>
+      </w:pPr>
+      <w:r>
+        <w:rPr>
+          <w:lang w:val="en-US"/>
+        </w:rPr>
+        <w:t xml:space="preserve">Eg : </w:t>
+      </w:r>
+      <w:r>
+        <w:rPr>
+          <w:lang w:val="en-US"/>
+        </w:rPr>
+        <w:t xml:space="preserve"> </w:t>
+      </w:r>
+    </w:p>
+    <w:p>
+      <w:pPr>
+        <w:pStyle w:val="ListParagraph"/>
+        <w:numPr>
+          <w:ilvl w:val="0"/>
+          <w:numId w:val="32"/>
+        </w:numPr>
+        <w:rPr>
+          <w:lang w:val="en-US"/>
+        </w:rPr>
+      </w:pPr>
+      <w:r>
+        <w:rPr>
+          <w:lang w:val="en-US"/>
+        </w:rPr>
+        <w:t>if actual is 1 and predicted is 1 then check for  1 vs 1 cell and increase the value</w:t>
+      </w:r>
+    </w:p>
+    <w:p>
+      <w:pPr>
+        <w:pStyle w:val="ListParagraph"/>
+        <w:numPr>
+          <w:ilvl w:val="0"/>
+          <w:numId w:val="32"/>
+        </w:numPr>
+        <w:rPr>
+          <w:lang w:val="en-US"/>
+        </w:rPr>
+      </w:pPr>
+      <w:r>
+        <w:rPr>
+          <w:lang w:val="en-US"/>
+        </w:rPr>
+        <w:t xml:space="preserve">if actual is 1 and predicted is </w:t>
+      </w:r>
+      <w:r>
+        <w:rPr>
+          <w:lang w:val="en-US"/>
+        </w:rPr>
+        <w:t>0</w:t>
+      </w:r>
+      <w:r>
+        <w:rPr>
+          <w:lang w:val="en-US"/>
+        </w:rPr>
+        <w:t xml:space="preserve"> then check for  1 vs </w:t>
+      </w:r>
+      <w:r>
+        <w:rPr>
+          <w:lang w:val="en-US"/>
+        </w:rPr>
+        <w:t>0</w:t>
+      </w:r>
+      <w:r>
+        <w:rPr>
+          <w:lang w:val="en-US"/>
+        </w:rPr>
+        <w:t xml:space="preserve"> cell and increase the value</w:t>
+      </w:r>
+      <w:r>
+        <w:rPr>
+          <w:lang w:val="en-US"/>
+        </w:rPr>
+        <w:t xml:space="preserve"> and so on</w:t>
+      </w:r>
+    </w:p>
+    <w:tbl>
+      <w:tblPr>
+        <w:tblW w:w="5380" w:type="dxa"/>
+        <w:tblLook w:val="04A0" w:firstRow="1" w:lastRow="0" w:firstColumn="1" w:lastColumn="0" w:noHBand="0" w:noVBand="1"/>
+      </w:tblPr>
+      <w:tblGrid>
+        <w:gridCol w:w="2500"/>
+        <w:gridCol w:w="960"/>
+        <w:gridCol w:w="960"/>
+        <w:gridCol w:w="960"/>
+      </w:tblGrid>
+      <w:tr>
+        <w:trPr>
+          <w:trHeight w:val="290"/>
+        </w:trPr>
+        <w:tc>
+          <w:tcPr>
+            <w:tcW w:w="2500" w:type="dxa"/>
+            <w:tcBorders>
+              <w:top w:val="single" w:sz="4" w:space="0" w:color="auto"/>
+              <w:left w:val="single" w:sz="4" w:space="0" w:color="auto"/>
+              <w:bottom w:val="single" w:sz="4" w:space="0" w:color="auto"/>
+              <w:right w:val="single" w:sz="4" w:space="0" w:color="auto"/>
+            </w:tcBorders>
+            <w:shd w:val="clear" w:color="auto" w:fill="auto"/>
+            <w:noWrap/>
+            <w:vAlign w:val="bottom"/>
+            <w:hideMark/>
+          </w:tcPr>
+          <w:p>
+            <w:pPr>
+              <w:spacing w:after="0" w:line="240" w:lineRule="auto"/>
+              <w:rPr>
+                <w:rFonts w:ascii="Aptos Narrow" w:eastAsia="Times New Roman" w:hAnsi="Aptos Narrow" w:cs="Times New Roman"/>
+                <w:color w:val="000000"/>
+                <w:kern w:val="0"/>
+                <w:sz w:val="22"/>
+                <w:szCs w:val="22"/>
+                <w:lang w:eastAsia="en-IN"/>
+                <w14:ligatures w14:val="none"/>
+              </w:rPr>
+            </w:pPr>
+            <w:r>
+              <w:rPr>
+                <w:rFonts w:ascii="Aptos Narrow" w:eastAsia="Times New Roman" w:hAnsi="Aptos Narrow" w:cs="Times New Roman"/>
+                <w:color w:val="000000"/>
+                <w:kern w:val="0"/>
+                <w:sz w:val="22"/>
+                <w:szCs w:val="22"/>
+                <w:lang w:eastAsia="en-IN"/>
+                <w14:ligatures w14:val="none"/>
+              </w:rPr>
+              <w:t>Actual (y)</w:t>
+            </w:r>
+            <w:r>
+              <w:rPr>
+                <w:rFonts w:ascii="Arial" w:hAnsi="Arial" w:cs="Arial"/>
+                <w:color w:val="1F1F1F"/>
+                <w:sz w:val="21"/>
+                <w:szCs w:val="21"/>
+                <w:shd w:val="clear" w:color="auto" w:fill="FFFFFF"/>
+              </w:rPr>
+              <w:t xml:space="preserve"> </w:t>
+            </w:r>
+            <w:r>
+              <w:rPr>
+                <w:rFonts w:ascii="Aptos Narrow" w:eastAsia="Times New Roman" w:hAnsi="Aptos Narrow" w:cs="Times New Roman"/>
+                <w:color w:val="000000"/>
+                <w:kern w:val="0"/>
+                <w:sz w:val="22"/>
+                <w:szCs w:val="22"/>
+                <w:lang w:eastAsia="en-IN"/>
+                <w14:ligatures w14:val="none"/>
+              </w:rPr>
+              <w:t>→</w:t>
+            </w:r>
+          </w:p>
+        </w:tc>
+        <w:tc>
+          <w:tcPr>
+            <w:tcW w:w="960" w:type="dxa"/>
+            <w:tcBorders>
+              <w:top w:val="single" w:sz="4" w:space="0" w:color="auto"/>
+              <w:left w:val="nil"/>
+              <w:bottom w:val="single" w:sz="4" w:space="0" w:color="auto"/>
+              <w:right w:val="single" w:sz="4" w:space="0" w:color="auto"/>
+            </w:tcBorders>
+            <w:shd w:val="clear" w:color="auto" w:fill="auto"/>
+            <w:noWrap/>
+            <w:vAlign w:val="bottom"/>
+            <w:hideMark/>
+          </w:tcPr>
+          <w:p>
+            <w:pPr>
+              <w:spacing w:after="0" w:line="240" w:lineRule="auto"/>
+              <w:rPr>
+                <w:rFonts w:ascii="Aptos Narrow" w:eastAsia="Times New Roman" w:hAnsi="Aptos Narrow" w:cs="Times New Roman"/>
+                <w:color w:val="000000"/>
+                <w:kern w:val="0"/>
+                <w:sz w:val="22"/>
+                <w:szCs w:val="22"/>
+                <w:lang w:eastAsia="en-IN"/>
+                <w14:ligatures w14:val="none"/>
+              </w:rPr>
+            </w:pPr>
+            <w:r>
+              <w:rPr>
+                <w:rFonts w:ascii="Aptos Narrow" w:eastAsia="Times New Roman" w:hAnsi="Aptos Narrow" w:cs="Times New Roman"/>
+                <w:color w:val="000000"/>
+                <w:kern w:val="0"/>
+                <w:sz w:val="22"/>
+                <w:szCs w:val="22"/>
+                <w:lang w:eastAsia="en-IN"/>
+                <w14:ligatures w14:val="none"/>
+              </w:rPr>
+              <w:t> </w:t>
+            </w:r>
+          </w:p>
+        </w:tc>
+        <w:tc>
+          <w:tcPr>
+            <w:tcW w:w="960" w:type="dxa"/>
+            <w:tcBorders>
+              <w:top w:val="single" w:sz="4" w:space="0" w:color="auto"/>
+              <w:left w:val="nil"/>
+              <w:bottom w:val="single" w:sz="4" w:space="0" w:color="auto"/>
+              <w:right w:val="single" w:sz="4" w:space="0" w:color="auto"/>
+            </w:tcBorders>
+            <w:shd w:val="clear" w:color="auto" w:fill="auto"/>
+            <w:noWrap/>
+            <w:vAlign w:val="bottom"/>
+            <w:hideMark/>
+          </w:tcPr>
+          <w:p>
+            <w:pPr>
+              <w:spacing w:after="0" w:line="240" w:lineRule="auto"/>
+              <w:jc w:val="right"/>
+              <w:rPr>
+                <w:rFonts w:ascii="Aptos Narrow" w:eastAsia="Times New Roman" w:hAnsi="Aptos Narrow" w:cs="Times New Roman"/>
+                <w:color w:val="000000"/>
+                <w:kern w:val="0"/>
+                <w:sz w:val="22"/>
+                <w:szCs w:val="22"/>
+                <w:lang w:eastAsia="en-IN"/>
+                <w14:ligatures w14:val="none"/>
+              </w:rPr>
+            </w:pPr>
+            <w:r>
+              <w:rPr>
+                <w:rFonts w:ascii="Aptos Narrow" w:eastAsia="Times New Roman" w:hAnsi="Aptos Narrow" w:cs="Times New Roman"/>
+                <w:color w:val="000000"/>
+                <w:kern w:val="0"/>
+                <w:sz w:val="22"/>
+                <w:szCs w:val="22"/>
+                <w:lang w:eastAsia="en-IN"/>
+                <w14:ligatures w14:val="none"/>
+              </w:rPr>
+              <w:t>1</w:t>
+            </w:r>
+          </w:p>
+        </w:tc>
+        <w:tc>
+          <w:tcPr>
+            <w:tcW w:w="960" w:type="dxa"/>
+            <w:tcBorders>
+              <w:top w:val="single" w:sz="4" w:space="0" w:color="auto"/>
+              <w:left w:val="nil"/>
+              <w:bottom w:val="single" w:sz="4" w:space="0" w:color="auto"/>
+              <w:right w:val="single" w:sz="4" w:space="0" w:color="auto"/>
+            </w:tcBorders>
+            <w:shd w:val="clear" w:color="auto" w:fill="auto"/>
+            <w:noWrap/>
+            <w:vAlign w:val="bottom"/>
+            <w:hideMark/>
+          </w:tcPr>
+          <w:p>
+            <w:pPr>
+              <w:spacing w:after="0" w:line="240" w:lineRule="auto"/>
+              <w:jc w:val="right"/>
+              <w:rPr>
+                <w:rFonts w:ascii="Aptos Narrow" w:eastAsia="Times New Roman" w:hAnsi="Aptos Narrow" w:cs="Times New Roman"/>
+                <w:color w:val="000000"/>
+                <w:kern w:val="0"/>
+                <w:sz w:val="22"/>
+                <w:szCs w:val="22"/>
+                <w:lang w:eastAsia="en-IN"/>
+                <w14:ligatures w14:val="none"/>
+              </w:rPr>
+            </w:pPr>
+            <w:r>
+              <w:rPr>
+                <w:rFonts w:ascii="Aptos Narrow" w:eastAsia="Times New Roman" w:hAnsi="Aptos Narrow" w:cs="Times New Roman"/>
+                <w:color w:val="000000"/>
+                <w:kern w:val="0"/>
+                <w:sz w:val="22"/>
+                <w:szCs w:val="22"/>
+                <w:lang w:eastAsia="en-IN"/>
+                <w14:ligatures w14:val="none"/>
+              </w:rPr>
+              <w:t>0</w:t>
+            </w:r>
+          </w:p>
+        </w:tc>
+      </w:tr>
+      <w:tr>
+        <w:trPr>
+          <w:trHeight w:val="290"/>
+        </w:trPr>
+        <w:tc>
+          <w:tcPr>
+            <w:tcW w:w="2500" w:type="dxa"/>
+            <w:tcBorders>
+              <w:top w:val="nil"/>
+              <w:left w:val="single" w:sz="4" w:space="0" w:color="auto"/>
+              <w:bottom w:val="single" w:sz="4" w:space="0" w:color="auto"/>
+              <w:right w:val="single" w:sz="4" w:space="0" w:color="auto"/>
+            </w:tcBorders>
+            <w:shd w:val="clear" w:color="auto" w:fill="auto"/>
+            <w:noWrap/>
+            <w:vAlign w:val="bottom"/>
+            <w:hideMark/>
+          </w:tcPr>
+          <w:p>
+            <w:pPr>
+              <w:spacing w:after="0" w:line="240" w:lineRule="auto"/>
+              <w:rPr>
+                <w:rFonts w:ascii="Aptos Narrow" w:eastAsia="Times New Roman" w:hAnsi="Aptos Narrow" w:cs="Times New Roman"/>
+                <w:color w:val="000000"/>
+                <w:kern w:val="0"/>
+                <w:sz w:val="22"/>
+                <w:szCs w:val="22"/>
+                <w:lang w:eastAsia="en-IN"/>
+                <w14:ligatures w14:val="none"/>
+              </w:rPr>
+            </w:pPr>
+            <w:r>
+              <w:rPr>
+                <w:rFonts w:ascii="Aptos Narrow" w:eastAsia="Times New Roman" w:hAnsi="Aptos Narrow" w:cs="Times New Roman"/>
+                <w:color w:val="000000"/>
+                <w:kern w:val="0"/>
+                <w:sz w:val="22"/>
+                <w:szCs w:val="22"/>
+                <w:lang w:eastAsia="en-IN"/>
+                <w14:ligatures w14:val="none"/>
+              </w:rPr>
+              <w:t>Predicted (y^)</w:t>
+            </w:r>
+            <w:r>
+              <w:rPr>
+                <w:rFonts w:ascii="Arial" w:hAnsi="Arial" w:cs="Arial"/>
+                <w:color w:val="1F1F1F"/>
+                <w:sz w:val="21"/>
+                <w:szCs w:val="21"/>
+                <w:shd w:val="clear" w:color="auto" w:fill="FFFFFF"/>
+              </w:rPr>
+              <w:t xml:space="preserve"> </w:t>
+            </w:r>
+            <w:r>
+              <w:rPr>
+                <w:rFonts w:ascii="Aptos Narrow" w:eastAsia="Times New Roman" w:hAnsi="Aptos Narrow" w:cs="Times New Roman"/>
+                <w:color w:val="000000"/>
+                <w:kern w:val="0"/>
+                <w:sz w:val="22"/>
+                <w:szCs w:val="22"/>
+                <w:lang w:eastAsia="en-IN"/>
+                <w14:ligatures w14:val="none"/>
+              </w:rPr>
+              <w:t>↓</w:t>
+            </w:r>
+          </w:p>
+        </w:tc>
+        <w:tc>
+          <w:tcPr>
+            <w:tcW w:w="960" w:type="dxa"/>
+            <w:tcBorders>
+              <w:top w:val="nil"/>
+              <w:left w:val="nil"/>
+              <w:bottom w:val="single" w:sz="4" w:space="0" w:color="auto"/>
+              <w:right w:val="single" w:sz="4" w:space="0" w:color="auto"/>
+            </w:tcBorders>
+            <w:shd w:val="clear" w:color="auto" w:fill="auto"/>
+            <w:noWrap/>
+            <w:vAlign w:val="bottom"/>
+            <w:hideMark/>
+          </w:tcPr>
+          <w:p>
+            <w:pPr>
+              <w:spacing w:after="0" w:line="240" w:lineRule="auto"/>
+              <w:jc w:val="right"/>
+              <w:rPr>
+                <w:rFonts w:ascii="Aptos Narrow" w:eastAsia="Times New Roman" w:hAnsi="Aptos Narrow" w:cs="Times New Roman"/>
+                <w:color w:val="000000"/>
+                <w:kern w:val="0"/>
+                <w:sz w:val="22"/>
+                <w:szCs w:val="22"/>
+                <w:lang w:eastAsia="en-IN"/>
+                <w14:ligatures w14:val="none"/>
+              </w:rPr>
+            </w:pPr>
+            <w:r>
+              <w:rPr>
+                <w:rFonts w:ascii="Aptos Narrow" w:eastAsia="Times New Roman" w:hAnsi="Aptos Narrow" w:cs="Times New Roman"/>
+                <w:color w:val="000000"/>
+                <w:kern w:val="0"/>
+                <w:sz w:val="22"/>
+                <w:szCs w:val="22"/>
+                <w:lang w:eastAsia="en-IN"/>
+                <w14:ligatures w14:val="none"/>
+              </w:rPr>
+              <w:t>1</w:t>
+            </w:r>
+          </w:p>
+        </w:tc>
+        <w:tc>
+          <w:tcPr>
+            <w:tcW w:w="960" w:type="dxa"/>
+            <w:tcBorders>
+              <w:top w:val="nil"/>
+              <w:left w:val="nil"/>
+              <w:bottom w:val="single" w:sz="4" w:space="0" w:color="auto"/>
+              <w:right w:val="single" w:sz="4" w:space="0" w:color="auto"/>
+            </w:tcBorders>
+            <w:shd w:val="clear" w:color="auto" w:fill="auto"/>
+            <w:noWrap/>
+            <w:vAlign w:val="bottom"/>
+            <w:hideMark/>
+          </w:tcPr>
+          <w:p>
+            <w:pPr>
+              <w:spacing w:after="0" w:line="240" w:lineRule="auto"/>
+              <w:rPr>
+                <w:rFonts w:ascii="Aptos Narrow" w:eastAsia="Times New Roman" w:hAnsi="Aptos Narrow" w:cs="Times New Roman"/>
+                <w:color w:val="000000"/>
+                <w:kern w:val="0"/>
+                <w:sz w:val="22"/>
+                <w:szCs w:val="22"/>
+                <w:lang w:eastAsia="en-IN"/>
+                <w14:ligatures w14:val="none"/>
+              </w:rPr>
+            </w:pPr>
+            <w:r>
+              <w:rPr>
+                <w:rFonts w:ascii="Aptos Narrow" w:eastAsia="Times New Roman" w:hAnsi="Aptos Narrow" w:cs="Times New Roman"/>
+                <w:color w:val="000000"/>
+                <w:kern w:val="0"/>
+                <w:sz w:val="22"/>
+                <w:szCs w:val="22"/>
+                <w:lang w:eastAsia="en-IN"/>
+                <w14:ligatures w14:val="none"/>
+              </w:rPr>
+              <w:t> </w:t>
+            </w:r>
+            <w:r>
+              <w:rPr>
+                <w:rFonts w:ascii="Aptos Narrow" w:eastAsia="Times New Roman" w:hAnsi="Aptos Narrow" w:cs="Times New Roman"/>
+                <w:color w:val="000000"/>
+                <w:kern w:val="0"/>
+                <w:sz w:val="22"/>
+                <w:szCs w:val="22"/>
+                <w:lang w:eastAsia="en-IN"/>
+                <w14:ligatures w14:val="none"/>
+              </w:rPr>
+              <w:t>3</w:t>
+            </w:r>
+          </w:p>
+        </w:tc>
+        <w:tc>
+          <w:tcPr>
+            <w:tcW w:w="960" w:type="dxa"/>
+            <w:tcBorders>
+              <w:top w:val="nil"/>
+              <w:left w:val="nil"/>
+              <w:bottom w:val="single" w:sz="4" w:space="0" w:color="auto"/>
+              <w:right w:val="single" w:sz="4" w:space="0" w:color="auto"/>
+            </w:tcBorders>
+            <w:shd w:val="clear" w:color="auto" w:fill="auto"/>
+            <w:noWrap/>
+            <w:vAlign w:val="bottom"/>
+            <w:hideMark/>
+          </w:tcPr>
+          <w:p>
+            <w:pPr>
+              <w:spacing w:after="0" w:line="240" w:lineRule="auto"/>
+              <w:rPr>
+                <w:rFonts w:ascii="Aptos Narrow" w:eastAsia="Times New Roman" w:hAnsi="Aptos Narrow" w:cs="Times New Roman"/>
+                <w:color w:val="000000"/>
+                <w:kern w:val="0"/>
+                <w:sz w:val="22"/>
+                <w:szCs w:val="22"/>
+                <w:lang w:eastAsia="en-IN"/>
+                <w14:ligatures w14:val="none"/>
+              </w:rPr>
+            </w:pPr>
+            <w:r>
+              <w:rPr>
+                <w:rFonts w:ascii="Aptos Narrow" w:eastAsia="Times New Roman" w:hAnsi="Aptos Narrow" w:cs="Times New Roman"/>
+                <w:color w:val="000000"/>
+                <w:kern w:val="0"/>
+                <w:sz w:val="22"/>
+                <w:szCs w:val="22"/>
+                <w:lang w:eastAsia="en-IN"/>
+                <w14:ligatures w14:val="none"/>
+              </w:rPr>
+              <w:t>2</w:t>
+            </w:r>
+          </w:p>
+        </w:tc>
+      </w:tr>
+      <w:tr>
+        <w:trPr>
+          <w:trHeight w:val="290"/>
+        </w:trPr>
+        <w:tc>
+          <w:tcPr>
+            <w:tcW w:w="2500" w:type="dxa"/>
+            <w:tcBorders>
+              <w:top w:val="nil"/>
+              <w:left w:val="single" w:sz="4" w:space="0" w:color="auto"/>
+              <w:bottom w:val="single" w:sz="4" w:space="0" w:color="auto"/>
+              <w:right w:val="single" w:sz="4" w:space="0" w:color="auto"/>
+            </w:tcBorders>
+            <w:shd w:val="clear" w:color="auto" w:fill="auto"/>
+            <w:noWrap/>
+            <w:vAlign w:val="bottom"/>
+            <w:hideMark/>
+          </w:tcPr>
+          <w:p>
+            <w:pPr>
+              <w:spacing w:after="0" w:line="240" w:lineRule="auto"/>
+              <w:rPr>
+                <w:rFonts w:ascii="Aptos Narrow" w:eastAsia="Times New Roman" w:hAnsi="Aptos Narrow" w:cs="Times New Roman"/>
+                <w:color w:val="000000"/>
+                <w:kern w:val="0"/>
+                <w:sz w:val="22"/>
+                <w:szCs w:val="22"/>
+                <w:lang w:eastAsia="en-IN"/>
+                <w14:ligatures w14:val="none"/>
+              </w:rPr>
+            </w:pPr>
+            <w:r>
+              <w:rPr>
+                <w:rFonts w:ascii="Aptos Narrow" w:eastAsia="Times New Roman" w:hAnsi="Aptos Narrow" w:cs="Times New Roman"/>
+                <w:color w:val="000000"/>
+                <w:kern w:val="0"/>
+                <w:sz w:val="22"/>
+                <w:szCs w:val="22"/>
+                <w:lang w:eastAsia="en-IN"/>
+                <w14:ligatures w14:val="none"/>
+              </w:rPr>
+              <w:t> </w:t>
+            </w:r>
+          </w:p>
+        </w:tc>
+        <w:tc>
+          <w:tcPr>
+            <w:tcW w:w="960" w:type="dxa"/>
+            <w:tcBorders>
+              <w:top w:val="nil"/>
+              <w:left w:val="nil"/>
+              <w:bottom w:val="single" w:sz="4" w:space="0" w:color="auto"/>
+              <w:right w:val="single" w:sz="4" w:space="0" w:color="auto"/>
+            </w:tcBorders>
+            <w:shd w:val="clear" w:color="auto" w:fill="auto"/>
+            <w:noWrap/>
+            <w:vAlign w:val="bottom"/>
+            <w:hideMark/>
+          </w:tcPr>
+          <w:p>
+            <w:pPr>
+              <w:spacing w:after="0" w:line="240" w:lineRule="auto"/>
+              <w:jc w:val="right"/>
+              <w:rPr>
+                <w:rFonts w:ascii="Aptos Narrow" w:eastAsia="Times New Roman" w:hAnsi="Aptos Narrow" w:cs="Times New Roman"/>
+                <w:color w:val="000000"/>
+                <w:kern w:val="0"/>
+                <w:sz w:val="22"/>
+                <w:szCs w:val="22"/>
+                <w:lang w:eastAsia="en-IN"/>
+                <w14:ligatures w14:val="none"/>
+              </w:rPr>
+            </w:pPr>
+            <w:r>
+              <w:rPr>
+                <w:rFonts w:ascii="Aptos Narrow" w:eastAsia="Times New Roman" w:hAnsi="Aptos Narrow" w:cs="Times New Roman"/>
+                <w:color w:val="000000"/>
+                <w:kern w:val="0"/>
+                <w:sz w:val="22"/>
+                <w:szCs w:val="22"/>
+                <w:lang w:eastAsia="en-IN"/>
+                <w14:ligatures w14:val="none"/>
+              </w:rPr>
+              <w:t>0</w:t>
+            </w:r>
+          </w:p>
+        </w:tc>
+        <w:tc>
+          <w:tcPr>
+            <w:tcW w:w="960" w:type="dxa"/>
+            <w:tcBorders>
+              <w:top w:val="nil"/>
+              <w:left w:val="nil"/>
+              <w:bottom w:val="single" w:sz="4" w:space="0" w:color="auto"/>
+              <w:right w:val="single" w:sz="4" w:space="0" w:color="auto"/>
+            </w:tcBorders>
+            <w:shd w:val="clear" w:color="auto" w:fill="auto"/>
+            <w:noWrap/>
+            <w:vAlign w:val="bottom"/>
+            <w:hideMark/>
+          </w:tcPr>
+          <w:p>
+            <w:pPr>
+              <w:spacing w:after="0" w:line="240" w:lineRule="auto"/>
+              <w:rPr>
+                <w:rFonts w:ascii="Aptos Narrow" w:eastAsia="Times New Roman" w:hAnsi="Aptos Narrow" w:cs="Times New Roman"/>
+                <w:color w:val="000000"/>
+                <w:kern w:val="0"/>
+                <w:sz w:val="22"/>
+                <w:szCs w:val="22"/>
+                <w:lang w:eastAsia="en-IN"/>
+                <w14:ligatures w14:val="none"/>
+              </w:rPr>
+            </w:pPr>
+            <w:r>
+              <w:rPr>
+                <w:rFonts w:ascii="Aptos Narrow" w:eastAsia="Times New Roman" w:hAnsi="Aptos Narrow" w:cs="Times New Roman"/>
+                <w:color w:val="000000"/>
+                <w:kern w:val="0"/>
+                <w:sz w:val="22"/>
+                <w:szCs w:val="22"/>
+                <w:lang w:eastAsia="en-IN"/>
+                <w14:ligatures w14:val="none"/>
+              </w:rPr>
+              <w:t>1</w:t>
+            </w:r>
+          </w:p>
+        </w:tc>
+        <w:tc>
+          <w:tcPr>
+            <w:tcW w:w="960" w:type="dxa"/>
+            <w:tcBorders>
+              <w:top w:val="nil"/>
+              <w:left w:val="nil"/>
+              <w:bottom w:val="single" w:sz="4" w:space="0" w:color="auto"/>
+              <w:right w:val="single" w:sz="4" w:space="0" w:color="auto"/>
+            </w:tcBorders>
+            <w:shd w:val="clear" w:color="auto" w:fill="auto"/>
+            <w:noWrap/>
+            <w:vAlign w:val="bottom"/>
+            <w:hideMark/>
+          </w:tcPr>
+          <w:p>
+            <w:pPr>
+              <w:spacing w:after="0" w:line="240" w:lineRule="auto"/>
+              <w:rPr>
+                <w:rFonts w:ascii="Aptos Narrow" w:eastAsia="Times New Roman" w:hAnsi="Aptos Narrow" w:cs="Times New Roman"/>
+                <w:color w:val="000000"/>
+                <w:kern w:val="0"/>
+                <w:sz w:val="22"/>
+                <w:szCs w:val="22"/>
+                <w:lang w:eastAsia="en-IN"/>
+                <w14:ligatures w14:val="none"/>
+              </w:rPr>
+            </w:pPr>
+            <w:r>
+              <w:rPr>
+                <w:rFonts w:ascii="Aptos Narrow" w:eastAsia="Times New Roman" w:hAnsi="Aptos Narrow" w:cs="Times New Roman"/>
+                <w:color w:val="000000"/>
+                <w:kern w:val="0"/>
+                <w:sz w:val="22"/>
+                <w:szCs w:val="22"/>
+                <w:lang w:eastAsia="en-IN"/>
+                <w14:ligatures w14:val="none"/>
+              </w:rPr>
+              <w:t>1</w:t>
+            </w:r>
+          </w:p>
+        </w:tc>
+      </w:tr>
+    </w:tbl>
+    <w:p>
+      <w:pPr>
+        <w:rPr>
+          <w:lang w:val="en-US"/>
+        </w:rPr>
+      </w:pPr>
+    </w:p>
+    <w:p>
+      <w:pPr>
+        <w:rPr>
+          <w:lang w:val="en-US"/>
+        </w:rPr>
+      </w:pPr>
+    </w:p>
+    <w:p>
+      <w:pPr>
+        <w:rPr>
+          <w:lang w:val="en-US"/>
+        </w:rPr>
+      </w:pPr>
+      <w:r>
+        <w:rPr>
+          <w:lang w:val="en-US"/>
+        </w:rPr>
+        <w:drawing>
+          <wp:inline distT="0" distB="0" distL="0" distR="0" wp14:anchorId="14551425" wp14:editId="4E7AE95F">
+            <wp:extent cx="4710430" cy="2964180"/>
+            <wp:effectExtent l="0" t="0" r="0" b="7620"/>
+            <wp:docPr id="1466324877" name="Picture 1"/>
+            <wp:cNvGraphicFramePr>
+              <a:graphicFrameLocks xmlns:a="http://schemas.openxmlformats.org/drawingml/2006/main" noChangeAspect="1"/>
+            </wp:cNvGraphicFramePr>
+            <a:graphic xmlns:a="http://schemas.openxmlformats.org/drawingml/2006/main">
+              <a:graphicData uri="http://schemas.openxmlformats.org/drawingml/2006/picture">
+                <pic:pic xmlns:pic="http://schemas.openxmlformats.org/drawingml/2006/picture">
+                  <pic:nvPicPr>
+                    <pic:cNvPr id="1466324877" name=""/>
+                    <pic:cNvPicPr/>
+                  </pic:nvPicPr>
+                  <pic:blipFill>
+                    <a:blip r:embed="rId25">
+                      <a:extLst>
+                        <a:ext uri="{28A0092B-C50C-407E-A947-70E740481C1C}">
+                          <a14:useLocalDpi xmlns:a14="http://schemas.microsoft.com/office/drawing/2010/main" val="0"/>
+                        </a:ext>
+                      </a:extLst>
+                    </a:blip>
+                    <a:stretch>
+                      <a:fillRect/>
+                    </a:stretch>
+                  </pic:blipFill>
+                  <pic:spPr>
+                    <a:xfrm>
+                      <a:off x="0" y="0"/>
+                      <a:ext cx="4710430" cy="2964180"/>
+                    </a:xfrm>
+                    <a:prstGeom prst="rect">
+                      <a:avLst/>
+                    </a:prstGeom>
+                  </pic:spPr>
+                </pic:pic>
+              </a:graphicData>
+            </a:graphic>
+          </wp:inline>
+        </w:drawing>
+      </w:r>
+    </w:p>
+    <w:p>
+      <w:pPr>
+        <w:rPr>
+          <w:lang w:val="en-US"/>
+        </w:rPr>
+      </w:pPr>
+      <w:r>
+        <w:rPr>
+          <w:lang w:val="en-US"/>
+        </w:rPr>
+        <w:drawing>
+          <wp:inline distT="0" distB="0" distL="0" distR="0" wp14:anchorId="2DA2C295" wp14:editId="08B60A85">
+            <wp:extent cx="2320724" cy="1209906"/>
+            <wp:effectExtent l="0" t="0" r="3810" b="9525"/>
+            <wp:docPr id="2136375931" name="Picture 1"/>
+            <wp:cNvGraphicFramePr>
+              <a:graphicFrameLocks xmlns:a="http://schemas.openxmlformats.org/drawingml/2006/main" noChangeAspect="1"/>
+            </wp:cNvGraphicFramePr>
+            <a:graphic xmlns:a="http://schemas.openxmlformats.org/drawingml/2006/main">
+              <a:graphicData uri="http://schemas.openxmlformats.org/drawingml/2006/picture">
+                <pic:pic xmlns:pic="http://schemas.openxmlformats.org/drawingml/2006/picture">
+                  <pic:nvPicPr>
+                    <pic:cNvPr id="2136375931" name=""/>
+                    <pic:cNvPicPr/>
+                  </pic:nvPicPr>
+                  <pic:blipFill>
+                    <a:blip r:embed="rId26"/>
+                    <a:stretch>
+                      <a:fillRect/>
+                    </a:stretch>
+                  </pic:blipFill>
+                  <pic:spPr>
+                    <a:xfrm>
+                      <a:off x="0" y="0"/>
+                      <a:ext cx="2331105" cy="1215318"/>
+                    </a:xfrm>
+                    <a:prstGeom prst="rect">
+                      <a:avLst/>
+                    </a:prstGeom>
+                  </pic:spPr>
+                </pic:pic>
+              </a:graphicData>
+            </a:graphic>
+          </wp:inline>
+        </w:drawing>
+      </w:r>
+    </w:p>
+    <w:p>
+      <w:pPr>
+        <w:pStyle w:val="ListParagraph"/>
+        <w:numPr>
+          <w:ilvl w:val="0"/>
+          <w:numId w:val="33"/>
+        </w:numPr>
+        <w:rPr>
+          <w:lang w:val="en-US"/>
+        </w:rPr>
+      </w:pPr>
+      <w:r>
+        <w:rPr>
+          <w:lang w:val="en-US"/>
+        </w:rPr>
+        <w:t>True Positive(TP)</w:t>
+      </w:r>
+      <w:r>
+        <w:rPr>
+          <w:lang w:val="en-US"/>
+        </w:rPr>
+        <w:t xml:space="preserve">    </w:t>
+      </w:r>
+    </w:p>
+    <w:p>
+      <w:pPr>
+        <w:pStyle w:val="ListParagraph"/>
+        <w:numPr>
+          <w:ilvl w:val="0"/>
+          <w:numId w:val="33"/>
+        </w:numPr>
+        <w:rPr>
+          <w:lang w:val="en-US"/>
+        </w:rPr>
+      </w:pPr>
+      <w:r>
+        <w:rPr>
+          <w:lang w:val="en-US"/>
+        </w:rPr>
+        <w:t>Tru</w:t>
+      </w:r>
+      <w:r>
+        <w:rPr>
+          <w:lang w:val="en-US"/>
+        </w:rPr>
+        <w:t>e</w:t>
+      </w:r>
+      <w:r>
+        <w:rPr>
+          <w:lang w:val="en-US"/>
+        </w:rPr>
+        <w:t xml:space="preserve"> Negative(TN)</w:t>
+      </w:r>
+    </w:p>
+    <w:p>
+      <w:pPr>
+        <w:pStyle w:val="ListParagraph"/>
+        <w:numPr>
+          <w:ilvl w:val="0"/>
+          <w:numId w:val="33"/>
+        </w:numPr>
+        <w:rPr>
+          <w:lang w:val="en-US"/>
+        </w:rPr>
+      </w:pPr>
+      <w:r>
+        <w:rPr>
+          <w:lang w:val="en-US"/>
+        </w:rPr>
+        <w:t>False Positive(FP)</w:t>
+      </w:r>
+    </w:p>
+    <w:p>
+      <w:pPr>
+        <w:pStyle w:val="ListParagraph"/>
+        <w:numPr>
+          <w:ilvl w:val="0"/>
+          <w:numId w:val="33"/>
+        </w:numPr>
+        <w:rPr>
+          <w:lang w:val="en-US"/>
+        </w:rPr>
+      </w:pPr>
+      <w:r>
+        <w:rPr>
+          <w:lang w:val="en-US"/>
+        </w:rPr>
+        <w:t>False Negative (FN)</w:t>
+      </w:r>
+      <w:r>
+        <w:rPr>
+          <w:lang w:val="en-US"/>
+        </w:rPr>
+        <w:t xml:space="preserve"> </w:t>
+      </w:r>
+    </w:p>
+    <w:p>
+      <w:pPr>
+        <w:ind w:left="360"/>
+        <w:rPr>
+          <w:lang w:val="en-US"/>
+        </w:rPr>
+      </w:pPr>
+      <w:r>
+        <w:rPr>
+          <w:b/>
+          <w:bCs/>
+          <w:lang w:val="en-US"/>
+        </w:rPr>
+        <w:lastRenderedPageBreak/>
+        <w:t>Accuracy</w:t>
+      </w:r>
+      <w:r>
+        <w:rPr>
+          <w:lang w:val="en-US"/>
+        </w:rPr>
+        <w:t xml:space="preserve"> =(TP+TN)/(TP+FP+FN+FN)</w:t>
+      </w:r>
+      <w:r>
+        <w:rPr>
+          <w:lang w:val="en-US"/>
+        </w:rPr>
+        <w:t xml:space="preserve"> </w:t>
+      </w:r>
+      <w:r>
+        <w:rPr>
+          <w:lang w:val="en-US"/>
+        </w:rPr>
+        <w:sym w:font="Wingdings" w:char="F0E0"/>
+      </w:r>
+      <w:r>
+        <w:rPr>
+          <w:lang w:val="en-US"/>
+        </w:rPr>
+        <w:t>Above Eg : 4/7</w:t>
+      </w:r>
+    </w:p>
+    <w:p>
+      <w:pPr>
+        <w:ind w:left="360"/>
+        <w:rPr>
+          <w:lang w:val="en-US"/>
+        </w:rPr>
+      </w:pPr>
+      <w:r>
+        <w:rPr>
+          <w:lang w:val="en-US"/>
+        </w:rPr>
+        <w:t xml:space="preserve">For imbalanced Dataset accuracy parameter is not used for </w:t>
+      </w:r>
+      <w:r>
+        <w:rPr>
+          <w:lang w:val="en-US"/>
+        </w:rPr>
+        <w:t xml:space="preserve">performance </w:t>
+      </w:r>
+      <w:r>
+        <w:rPr>
+          <w:lang w:val="en-US"/>
+        </w:rPr>
+        <w:t>metrics</w:t>
+      </w:r>
+      <w:r>
+        <w:rPr>
+          <w:lang w:val="en-US"/>
+        </w:rPr>
+        <w:t xml:space="preserve"> </w:t>
+      </w:r>
+      <w:r>
+        <w:rPr>
+          <w:lang w:val="en-US"/>
+        </w:rPr>
+        <w:t>.So we use precession</w:t>
+      </w:r>
+      <w:r>
+        <w:rPr>
+          <w:lang w:val="en-US"/>
+        </w:rPr>
+        <w:t xml:space="preserve"> and recall.</w:t>
+      </w:r>
+    </w:p>
+    <w:p>
+      <w:pPr>
+        <w:ind w:left="360"/>
+        <w:rPr>
+          <w:lang w:val="en-US"/>
+        </w:rPr>
+      </w:pPr>
+      <w:r>
+        <w:rPr>
+          <w:lang w:val="en-US"/>
+        </w:rPr>
+        <w:t xml:space="preserve">  </w:t>
+      </w:r>
+      <w:r>
+        <w:rPr>
+          <w:lang w:val="en-US"/>
+        </w:rPr>
+        <w:drawing>
+          <wp:inline distT="0" distB="0" distL="0" distR="0" wp14:anchorId="3A898C2D" wp14:editId="49D361E7">
+            <wp:extent cx="4140413" cy="2019404"/>
+            <wp:effectExtent l="0" t="0" r="0" b="0"/>
+            <wp:docPr id="1252758218" name="Picture 1"/>
+            <wp:cNvGraphicFramePr>
+              <a:graphicFrameLocks xmlns:a="http://schemas.openxmlformats.org/drawingml/2006/main" noChangeAspect="1"/>
+            </wp:cNvGraphicFramePr>
+            <a:graphic xmlns:a="http://schemas.openxmlformats.org/drawingml/2006/main">
+              <a:graphicData uri="http://schemas.openxmlformats.org/drawingml/2006/picture">
+                <pic:pic xmlns:pic="http://schemas.openxmlformats.org/drawingml/2006/picture">
+                  <pic:nvPicPr>
+                    <pic:cNvPr id="1252758218" name=""/>
+                    <pic:cNvPicPr/>
+                  </pic:nvPicPr>
+                  <pic:blipFill>
+                    <a:blip r:embed="rId27"/>
+                    <a:stretch>
+                      <a:fillRect/>
+                    </a:stretch>
+                  </pic:blipFill>
+                  <pic:spPr>
+                    <a:xfrm>
+                      <a:off x="0" y="0"/>
+                      <a:ext cx="4140413" cy="2019404"/>
+                    </a:xfrm>
+                    <a:prstGeom prst="rect">
+                      <a:avLst/>
+                    </a:prstGeom>
+                  </pic:spPr>
+                </pic:pic>
+              </a:graphicData>
+            </a:graphic>
+          </wp:inline>
+        </w:drawing>
+      </w:r>
+    </w:p>
+    <w:p>
+      <w:pPr>
+        <w:ind w:left="360"/>
+        <w:rPr>
+          <w:lang w:val="en-US"/>
+        </w:rPr>
+      </w:pPr>
+    </w:p>
+    <w:p>
+      <w:pPr>
+        <w:ind w:left="360"/>
+        <w:rPr>
+          <w:lang w:val="en-US"/>
+        </w:rPr>
+      </w:pPr>
+      <w:r>
+        <w:rPr>
+          <w:b/>
+          <w:bCs/>
+          <w:lang w:val="en-US"/>
+        </w:rPr>
+        <w:t>Precession</w:t>
+      </w:r>
+      <w:r>
+        <w:rPr>
+          <w:lang w:val="en-US"/>
+        </w:rPr>
+        <w:t xml:space="preserve"> : TP/(TP+FP)</w:t>
+      </w:r>
+    </w:p>
+    <w:p>
+      <w:pPr>
+        <w:ind w:left="360"/>
+        <w:rPr>
+          <w:lang w:val="en-US"/>
+        </w:rPr>
+      </w:pPr>
+      <w:r>
+        <w:rPr>
+          <w:b/>
+          <w:bCs/>
+          <w:lang w:val="en-US"/>
+        </w:rPr>
+        <w:t xml:space="preserve">Recall </w:t>
+      </w:r>
+      <w:r>
+        <w:rPr>
+          <w:lang w:val="en-US"/>
+        </w:rPr>
+        <w:t>:</w:t>
+      </w:r>
+      <w:r>
+        <w:rPr>
+          <w:lang w:val="en-US"/>
+        </w:rPr>
+        <w:t xml:space="preserve"> TP/(TP+FN)</w:t>
+      </w:r>
+    </w:p>
+    <w:p>
+      <w:pPr>
+        <w:ind w:left="360"/>
+        <w:rPr>
+          <w:lang w:val="en-US"/>
+        </w:rPr>
+      </w:pPr>
+      <w:r>
+        <w:rPr>
+          <w:lang w:val="en-US"/>
+        </w:rPr>
+        <w:t xml:space="preserve">When to use </w:t>
+      </w:r>
+      <w:r>
+        <w:rPr>
+          <w:lang w:val="en-US"/>
+        </w:rPr>
+        <w:t>Precession</w:t>
+      </w:r>
+      <w:r>
+        <w:rPr>
+          <w:lang w:val="en-US"/>
+        </w:rPr>
+        <w:t xml:space="preserve"> </w:t>
+      </w:r>
+      <w:r>
+        <w:rPr>
+          <w:lang w:val="en-US"/>
+        </w:rPr>
+        <w:t>and Recall is based on scenario</w:t>
+      </w:r>
+      <w:r>
+        <w:rPr>
+          <w:lang w:val="en-US"/>
+        </w:rPr>
+        <w:t>.</w:t>
+      </w:r>
+    </w:p>
+    <w:p>
+      <w:pPr>
+        <w:ind w:left="360"/>
+        <w:rPr>
+          <w:lang w:val="en-US"/>
+        </w:rPr>
+      </w:pPr>
+    </w:p>
+    <w:p>
+      <w:pPr>
+        <w:ind w:left="360"/>
+        <w:rPr>
+          <w:b/>
+          <w:bCs/>
+          <w:lang w:val="en-US"/>
+        </w:rPr>
+      </w:pPr>
+      <w:r>
+        <w:rPr>
+          <w:b/>
+          <w:bCs/>
+          <w:lang w:val="en-US"/>
+        </w:rPr>
+        <w:t>F-Beta Score</w:t>
+      </w:r>
+      <w:r>
+        <w:rPr>
+          <w:b/>
+          <w:bCs/>
+          <w:lang w:val="en-US"/>
+        </w:rPr>
+        <w:t xml:space="preserve"> : </w:t>
+      </w:r>
+      <w:r>
+        <w:rPr>
+          <w:b/>
+          <w:bCs/>
+          <w:lang w:val="en-US"/>
+        </w:rPr>
+        <w:drawing>
+          <wp:inline distT="0" distB="0" distL="0" distR="0" wp14:anchorId="7D03175C" wp14:editId="72856CE2">
+            <wp:extent cx="5731510" cy="1316355"/>
+            <wp:effectExtent l="0" t="0" r="2540" b="0"/>
+            <wp:docPr id="1475604049" name="Picture 1"/>
+            <wp:cNvGraphicFramePr>
+              <a:graphicFrameLocks xmlns:a="http://schemas.openxmlformats.org/drawingml/2006/main" noChangeAspect="1"/>
+            </wp:cNvGraphicFramePr>
+            <a:graphic xmlns:a="http://schemas.openxmlformats.org/drawingml/2006/main">
+              <a:graphicData uri="http://schemas.openxmlformats.org/drawingml/2006/picture">
+                <pic:pic xmlns:pic="http://schemas.openxmlformats.org/drawingml/2006/picture">
+                  <pic:nvPicPr>
+                    <pic:cNvPr id="1475604049" name=""/>
+                    <pic:cNvPicPr/>
+                  </pic:nvPicPr>
+                  <pic:blipFill>
+                    <a:blip r:embed="rId28"/>
+                    <a:stretch>
+                      <a:fillRect/>
+                    </a:stretch>
+                  </pic:blipFill>
+                  <pic:spPr>
+                    <a:xfrm>
+                      <a:off x="0" y="0"/>
+                      <a:ext cx="5731510" cy="1316355"/>
+                    </a:xfrm>
+                    <a:prstGeom prst="rect">
+                      <a:avLst/>
+                    </a:prstGeom>
+                  </pic:spPr>
+                </pic:pic>
+              </a:graphicData>
+            </a:graphic>
+          </wp:inline>
+        </w:drawing>
+      </w:r>
+    </w:p>
+    <w:p>
+      <w:pPr>
+        <w:ind w:left="360"/>
+        <w:rPr>
+          <w:b/>
+          <w:bCs/>
+          <w:lang w:val="en-US"/>
+        </w:rPr>
+      </w:pPr>
+    </w:p>
+    <w:p>
+      <w:pPr>
+        <w:ind w:left="360"/>
+        <w:rPr>
+          <w:b/>
+          <w:bCs/>
+          <w:lang w:val="en-US"/>
+        </w:rPr>
+      </w:pPr>
+      <w:r>
+        <w:rPr>
+          <w:b/>
+          <w:bCs/>
+          <w:lang w:val="en-US"/>
+        </w:rPr>
+        <w:t xml:space="preserve">Fp and FN are imp </w:t>
+      </w:r>
+      <w:r>
+        <w:rPr>
+          <w:b/>
+          <w:bCs/>
+          <w:lang w:val="en-US"/>
+        </w:rPr>
+        <w:sym w:font="Wingdings" w:char="F0E0"/>
+      </w:r>
+      <w:r>
+        <w:rPr>
+          <w:b/>
+          <w:bCs/>
+          <w:lang w:val="en-US"/>
+        </w:rPr>
+        <w:t>Beta==1</w:t>
+      </w:r>
+      <w:r>
+        <w:rPr>
+          <w:b/>
+          <w:bCs/>
+          <w:lang w:val="en-US"/>
+        </w:rPr>
+        <w:t xml:space="preserve"> </w:t>
+      </w:r>
+      <w:r>
+        <w:rPr>
+          <w:b/>
+          <w:bCs/>
+          <w:lang w:val="en-US"/>
+        </w:rPr>
+        <w:sym w:font="Wingdings" w:char="F0E0"/>
+      </w:r>
+      <w:r>
+        <w:rPr>
+          <w:b/>
+          <w:bCs/>
+          <w:lang w:val="en-US"/>
+        </w:rPr>
+        <w:t>Harmonic Mean</w:t>
+      </w:r>
+    </w:p>
+    <w:p>
+      <w:pPr>
+        <w:ind w:left="360"/>
+        <w:rPr>
+          <w:b/>
+          <w:bCs/>
+          <w:lang w:val="en-US"/>
+        </w:rPr>
+      </w:pPr>
+      <w:r>
+        <w:rPr>
+          <w:b/>
+          <w:bCs/>
+          <w:lang w:val="en-US"/>
+        </w:rPr>
+        <w:t>FP is more imp than FN : Beta=</w:t>
+      </w:r>
+      <w:r>
+        <w:rPr>
+          <w:b/>
+          <w:bCs/>
+          <w:lang w:val="en-US"/>
+        </w:rPr>
+        <w:t>=</w:t>
+      </w:r>
+      <w:r>
+        <w:rPr>
+          <w:b/>
+          <w:bCs/>
+          <w:lang w:val="en-US"/>
+        </w:rPr>
+        <w:t>0.5</w:t>
+      </w:r>
+    </w:p>
+    <w:p>
+      <w:pPr>
+        <w:ind w:left="360"/>
+        <w:rPr>
+          <w:b/>
+          <w:bCs/>
+          <w:lang w:val="en-US"/>
+        </w:rPr>
+      </w:pPr>
+      <w:r>
+        <w:rPr>
+          <w:b/>
+          <w:bCs/>
+          <w:lang w:val="en-US"/>
+        </w:rPr>
+        <w:t>F</w:t>
+      </w:r>
+      <w:r>
+        <w:rPr>
+          <w:b/>
+          <w:bCs/>
+          <w:lang w:val="en-US"/>
+        </w:rPr>
+        <w:t>N</w:t>
+      </w:r>
+      <w:r>
+        <w:rPr>
+          <w:b/>
+          <w:bCs/>
+          <w:lang w:val="en-US"/>
+        </w:rPr>
+        <w:t xml:space="preserve"> is more imp than F</w:t>
+      </w:r>
+      <w:r>
+        <w:rPr>
+          <w:b/>
+          <w:bCs/>
+          <w:lang w:val="en-US"/>
+        </w:rPr>
+        <w:t>P</w:t>
+      </w:r>
+      <w:r>
+        <w:rPr>
+          <w:b/>
+          <w:bCs/>
+          <w:lang w:val="en-US"/>
+        </w:rPr>
+        <w:t xml:space="preserve"> : Beta==</w:t>
+      </w:r>
+      <w:r>
+        <w:rPr>
+          <w:b/>
+          <w:bCs/>
+          <w:lang w:val="en-US"/>
+        </w:rPr>
+        <w:t>2</w:t>
+      </w:r>
+    </w:p>
+    <w:p>
+      <w:pPr>
+        <w:ind w:left="360"/>
+        <w:rPr>
+          <w:lang w:val="en-US"/>
+        </w:rPr>
+      </w:pPr>
+    </w:p>
+    <w:p>
+      <w:pPr>
+        <w:ind w:left="360"/>
         <w:rPr>
           <w:lang w:val="en-US"/>
         </w:rPr>
@@ -6419,6 +9628,119 @@
 <file path=word/numbering.xml><?xml version="1.0" encoding="utf-8"?>
 <w:numbering xmlns:wpc="http://schemas.microsoft.com/office/word/2010/wordprocessingCanvas" xmlns:cx="http://schemas.microsoft.com/office/drawing/2014/chartex" xmlns:cx1="http://schemas.microsoft.com/office/drawing/2015/9/8/chartex" xmlns:cx2="http://schemas.microsoft.com/office/drawing/2015/10/21/chartex" xmlns:cx3="http://schemas.microsoft.com/office/drawing/2016/5/9/chartex" xmlns:cx4="http://schemas.microsoft.com/office/drawing/2016/5/10/chartex" xmlns:cx5="http://schemas.microsoft.com/office/drawing/2016/5/11/chartex" xmlns:cx6="http://schemas.microsoft.com/office/drawing/2016/5/12/chartex" xmlns:cx7="http://schemas.microsoft.com/office/drawing/2016/5/13/chartex" xmlns:cx8="http://schemas.microsoft.com/office/drawing/2016/5/14/chartex" xmlns:mc="http://schemas.openxmlformats.org/markup-compatibility/2006" xmlns:aink="http://schemas.microsoft.com/office/drawing/2016/ink" xmlns:am3d="http://schemas.microsoft.com/office/drawing/2017/model3d" xmlns:o="urn:schemas-microsoft-com:office:office" xmlns:oel="http://schemas.microsoft.com/office/2019/extlst" xmlns:r="http://schemas.openxmlformats.org/officeDocument/2006/relationships" xmlns:m="http://schemas.openxmlformats.org/officeDocument/2006/math" xmlns:v="urn:schemas-microsoft-com:vml" xmlns:wp14="http://schemas.microsoft.com/office/word/2010/wordprocessingDrawing" xmlns:wp="http://schemas.openxmlformats.org/drawingml/2006/wordprocessingDrawing" xmlns:w10="urn:schemas-microsoft-com:office:word" xmlns:w="http://schemas.openxmlformats.org/wordprocessingml/2006/main" xmlns:w14="http://schemas.microsoft.com/office/word/2010/wordml" xmlns:w15="http://schemas.microsoft.com/office/word/2012/wordml" xmlns:w16cex="http://schemas.microsoft.com/office/word/2018/wordml/cex" xmlns:w16cid="http://schemas.microsoft.com/office/word/2016/wordml/cid" xmlns:w16="http://schemas.microsoft.com/office/word/2018/wordml" xmlns:w16sdtdh="http://schemas.microsoft.com/office/word/2020/wordml/sdtdatahash" xmlns:w16se="http://schemas.microsoft.com/office/word/2015/wordml/symex" xmlns:wpg="http://schemas.microsoft.com/office/word/2010/wordprocessingGroup" xmlns:wpi="http://schemas.microsoft.com/office/word/2010/wordprocessingInk" xmlns:wne="http://schemas.microsoft.com/office/word/2006/wordml" xmlns:wps="http://schemas.microsoft.com/office/word/2010/wordprocessingShape" mc:Ignorable="w14 w15 w16se w16cid w16 w16cex w16sdtdh wp14">
   <w:abstractNum w:abstractNumId="0" w15:restartNumberingAfterBreak="0">
+    <w:nsid w:val="00AA1CE4"/>
+    <w:multiLevelType w:val="hybridMultilevel"/>
+    <w:tmpl w:val="12466C1A"/>
+    <w:lvl w:ilvl="0" w:tplc="40090001">
+      <w:start w:val="1"/>
+      <w:numFmt w:val="bullet"/>
+      <w:lvlText w:val=""/>
+      <w:lvlJc w:val="left"/>
+      <w:pPr>
+        <w:ind w:left="720" w:hanging="360"/>
+      </w:pPr>
+      <w:rPr>
+        <w:rFonts w:ascii="Symbol" w:hAnsi="Symbol" w:hint="default"/>
+      </w:rPr>
+    </w:lvl>
+    <w:lvl w:ilvl="1" w:tplc="40090003" w:tentative="1">
+      <w:start w:val="1"/>
+      <w:numFmt w:val="bullet"/>
+      <w:lvlText w:val="o"/>
+      <w:lvlJc w:val="left"/>
+      <w:pPr>
+        <w:ind w:left="1440" w:hanging="360"/>
+      </w:pPr>
+      <w:rPr>
+        <w:rFonts w:ascii="Courier New" w:hAnsi="Courier New" w:cs="Courier New" w:hint="default"/>
+      </w:rPr>
+    </w:lvl>
+    <w:lvl w:ilvl="2" w:tplc="40090005" w:tentative="1">
+      <w:start w:val="1"/>
+      <w:numFmt w:val="bullet"/>
+      <w:lvlText w:val=""/>
+      <w:lvlJc w:val="left"/>
+      <w:pPr>
+        <w:ind w:left="2160" w:hanging="360"/>
+      </w:pPr>
+      <w:rPr>
+        <w:rFonts w:ascii="Wingdings" w:hAnsi="Wingdings" w:hint="default"/>
+      </w:rPr>
+    </w:lvl>
+    <w:lvl w:ilvl="3" w:tplc="40090001" w:tentative="1">
+      <w:start w:val="1"/>
+      <w:numFmt w:val="bullet"/>
+      <w:lvlText w:val=""/>
+      <w:lvlJc w:val="left"/>
+      <w:pPr>
+        <w:ind w:left="2880" w:hanging="360"/>
+      </w:pPr>
+      <w:rPr>
+        <w:rFonts w:ascii="Symbol" w:hAnsi="Symbol" w:hint="default"/>
+      </w:rPr>
+    </w:lvl>
+    <w:lvl w:ilvl="4" w:tplc="40090003" w:tentative="1">
+      <w:start w:val="1"/>
+      <w:numFmt w:val="bullet"/>
+      <w:lvlText w:val="o"/>
+      <w:lvlJc w:val="left"/>
+      <w:pPr>
+        <w:ind w:left="3600" w:hanging="360"/>
+      </w:pPr>
+      <w:rPr>
+        <w:rFonts w:ascii="Courier New" w:hAnsi="Courier New" w:cs="Courier New" w:hint="default"/>
+      </w:rPr>
+    </w:lvl>
+    <w:lvl w:ilvl="5" w:tplc="40090005" w:tentative="1">
+      <w:start w:val="1"/>
+      <w:numFmt w:val="bullet"/>
+      <w:lvlText w:val=""/>
+      <w:lvlJc w:val="left"/>
+      <w:pPr>
+        <w:ind w:left="4320" w:hanging="360"/>
+      </w:pPr>
+      <w:rPr>
+        <w:rFonts w:ascii="Wingdings" w:hAnsi="Wingdings" w:hint="default"/>
+      </w:rPr>
+    </w:lvl>
+    <w:lvl w:ilvl="6" w:tplc="40090001" w:tentative="1">
+      <w:start w:val="1"/>
+      <w:numFmt w:val="bullet"/>
+      <w:lvlText w:val=""/>
+      <w:lvlJc w:val="left"/>
+      <w:pPr>
+        <w:ind w:left="5040" w:hanging="360"/>
+      </w:pPr>
+      <w:rPr>
+        <w:rFonts w:ascii="Symbol" w:hAnsi="Symbol" w:hint="default"/>
+      </w:rPr>
+    </w:lvl>
+    <w:lvl w:ilvl="7" w:tplc="40090003" w:tentative="1">
+      <w:start w:val="1"/>
+      <w:numFmt w:val="bullet"/>
+      <w:lvlText w:val="o"/>
+      <w:lvlJc w:val="left"/>
+      <w:pPr>
+        <w:ind w:left="5760" w:hanging="360"/>
+      </w:pPr>
+      <w:rPr>
+        <w:rFonts w:ascii="Courier New" w:hAnsi="Courier New" w:cs="Courier New" w:hint="default"/>
+      </w:rPr>
+    </w:lvl>
+    <w:lvl w:ilvl="8" w:tplc="40090005" w:tentative="1">
+      <w:start w:val="1"/>
+      <w:numFmt w:val="bullet"/>
+      <w:lvlText w:val=""/>
+      <w:lvlJc w:val="left"/>
+      <w:pPr>
+        <w:ind w:left="6480" w:hanging="360"/>
+      </w:pPr>
+      <w:rPr>
+        <w:rFonts w:ascii="Wingdings" w:hAnsi="Wingdings" w:hint="default"/>
+      </w:rPr>
+    </w:lvl>
+  </w:abstractNum>
+  <w:abstractNum w:abstractNumId="1" w15:restartNumberingAfterBreak="0">
     <w:nsid w:val="018D1DAB"/>
     <w:multiLevelType w:val="multilevel"/>
     <w:tmpl w:val="D324C37A"/>
@@ -6535,7 +9857,7 @@
       </w:pPr>
     </w:lvl>
   </w:abstractNum>
-  <w:abstractNum w:abstractNumId="1" w15:restartNumberingAfterBreak="0">
+  <w:abstractNum w:abstractNumId="2" w15:restartNumberingAfterBreak="0">
     <w:nsid w:val="026B01D7"/>
     <w:multiLevelType w:val="multilevel"/>
     <w:tmpl w:val="995005D2"/>
@@ -6652,7 +9974,7 @@
       </w:pPr>
     </w:lvl>
   </w:abstractNum>
-  <w:abstractNum w:abstractNumId="2" w15:restartNumberingAfterBreak="0">
+  <w:abstractNum w:abstractNumId="3" w15:restartNumberingAfterBreak="0">
     <w:nsid w:val="04D16F71"/>
     <w:multiLevelType w:val="multilevel"/>
     <w:tmpl w:val="1F8A41E6"/>
@@ -6769,7 +10091,156 @@
       </w:pPr>
     </w:lvl>
   </w:abstractNum>
-  <w:abstractNum w:abstractNumId="3" w15:restartNumberingAfterBreak="0">
+  <w:abstractNum w:abstractNumId="4" w15:restartNumberingAfterBreak="0">
+    <w:nsid w:val="07016AC2"/>
+    <w:multiLevelType w:val="multilevel"/>
+    <w:tmpl w:val="D6806734"/>
+    <w:lvl w:ilvl="0">
+      <w:start w:val="1"/>
+      <w:numFmt w:val="bullet"/>
+      <w:lvlText w:val=""/>
+      <w:lvlJc w:val="left"/>
+      <w:pPr>
+        <w:tabs>
+          <w:tab w:val="num" w:pos="720"/>
+        </w:tabs>
+        <w:ind w:left="720" w:hanging="360"/>
+      </w:pPr>
+      <w:rPr>
+        <w:rFonts w:ascii="Symbol" w:hAnsi="Symbol" w:hint="default"/>
+        <w:sz w:val="20"/>
+      </w:rPr>
+    </w:lvl>
+    <w:lvl w:ilvl="1" w:tentative="1">
+      <w:start w:val="1"/>
+      <w:numFmt w:val="bullet"/>
+      <w:lvlText w:val="o"/>
+      <w:lvlJc w:val="left"/>
+      <w:pPr>
+        <w:tabs>
+          <w:tab w:val="num" w:pos="1440"/>
+        </w:tabs>
+        <w:ind w:left="1440" w:hanging="360"/>
+      </w:pPr>
+      <w:rPr>
+        <w:rFonts w:ascii="Courier New" w:hAnsi="Courier New" w:hint="default"/>
+        <w:sz w:val="20"/>
+      </w:rPr>
+    </w:lvl>
+    <w:lvl w:ilvl="2" w:tentative="1">
+      <w:start w:val="1"/>
+      <w:numFmt w:val="bullet"/>
+      <w:lvlText w:val=""/>
+      <w:lvlJc w:val="left"/>
+      <w:pPr>
+        <w:tabs>
+          <w:tab w:val="num" w:pos="2160"/>
+        </w:tabs>
+        <w:ind w:left="2160" w:hanging="360"/>
+      </w:pPr>
+      <w:rPr>
+        <w:rFonts w:ascii="Wingdings" w:hAnsi="Wingdings" w:hint="default"/>
+        <w:sz w:val="20"/>
+      </w:rPr>
+    </w:lvl>
+    <w:lvl w:ilvl="3" w:tentative="1">
+      <w:start w:val="1"/>
+      <w:numFmt w:val="bullet"/>
+      <w:lvlText w:val=""/>
+      <w:lvlJc w:val="left"/>
+      <w:pPr>
+        <w:tabs>
+          <w:tab w:val="num" w:pos="2880"/>
+        </w:tabs>
+        <w:ind w:left="2880" w:hanging="360"/>
+      </w:pPr>
+      <w:rPr>
+        <w:rFonts w:ascii="Wingdings" w:hAnsi="Wingdings" w:hint="default"/>
+        <w:sz w:val="20"/>
+      </w:rPr>
+    </w:lvl>
+    <w:lvl w:ilvl="4" w:tentative="1">
+      <w:start w:val="1"/>
+      <w:numFmt w:val="bullet"/>
+      <w:lvlText w:val=""/>
+      <w:lvlJc w:val="left"/>
+      <w:pPr>
+        <w:tabs>
+          <w:tab w:val="num" w:pos="3600"/>
+        </w:tabs>
+        <w:ind w:left="3600" w:hanging="360"/>
+      </w:pPr>
+      <w:rPr>
+        <w:rFonts w:ascii="Wingdings" w:hAnsi="Wingdings" w:hint="default"/>
+        <w:sz w:val="20"/>
+      </w:rPr>
+    </w:lvl>
+    <w:lvl w:ilvl="5" w:tentative="1">
+      <w:start w:val="1"/>
+      <w:numFmt w:val="bullet"/>
+      <w:lvlText w:val=""/>
+      <w:lvlJc w:val="left"/>
+      <w:pPr>
+        <w:tabs>
+          <w:tab w:val="num" w:pos="4320"/>
+        </w:tabs>
+        <w:ind w:left="4320" w:hanging="360"/>
+      </w:pPr>
+      <w:rPr>
+        <w:rFonts w:ascii="Wingdings" w:hAnsi="Wingdings" w:hint="default"/>
+        <w:sz w:val="20"/>
+      </w:rPr>
+    </w:lvl>
+    <w:lvl w:ilvl="6" w:tentative="1">
+      <w:start w:val="1"/>
+      <w:numFmt w:val="bullet"/>
+      <w:lvlText w:val=""/>
+      <w:lvlJc w:val="left"/>
+      <w:pPr>
+        <w:tabs>
+          <w:tab w:val="num" w:pos="5040"/>
+        </w:tabs>
+        <w:ind w:left="5040" w:hanging="360"/>
+      </w:pPr>
+      <w:rPr>
+        <w:rFonts w:ascii="Wingdings" w:hAnsi="Wingdings" w:hint="default"/>
+        <w:sz w:val="20"/>
+      </w:rPr>
+    </w:lvl>
+    <w:lvl w:ilvl="7" w:tentative="1">
+      <w:start w:val="1"/>
+      <w:numFmt w:val="bullet"/>
+      <w:lvlText w:val=""/>
+      <w:lvlJc w:val="left"/>
+      <w:pPr>
+        <w:tabs>
+          <w:tab w:val="num" w:pos="5760"/>
+        </w:tabs>
+        <w:ind w:left="5760" w:hanging="360"/>
+      </w:pPr>
+      <w:rPr>
+        <w:rFonts w:ascii="Wingdings" w:hAnsi="Wingdings" w:hint="default"/>
+        <w:sz w:val="20"/>
+      </w:rPr>
+    </w:lvl>
+    <w:lvl w:ilvl="8" w:tentative="1">
+      <w:start w:val="1"/>
+      <w:numFmt w:val="bullet"/>
+      <w:lvlText w:val=""/>
+      <w:lvlJc w:val="left"/>
+      <w:pPr>
+        <w:tabs>
+          <w:tab w:val="num" w:pos="6480"/>
+        </w:tabs>
+        <w:ind w:left="6480" w:hanging="360"/>
+      </w:pPr>
+      <w:rPr>
+        <w:rFonts w:ascii="Wingdings" w:hAnsi="Wingdings" w:hint="default"/>
+        <w:sz w:val="20"/>
+      </w:rPr>
+    </w:lvl>
+  </w:abstractNum>
+  <w:abstractNum w:abstractNumId="5" w15:restartNumberingAfterBreak="0">
     <w:nsid w:val="0DB04942"/>
     <w:multiLevelType w:val="hybridMultilevel"/>
     <w:tmpl w:val="0D6E7436"/>
@@ -6882,7 +10353,7 @@
       </w:rPr>
     </w:lvl>
   </w:abstractNum>
-  <w:abstractNum w:abstractNumId="4" w15:restartNumberingAfterBreak="0">
+  <w:abstractNum w:abstractNumId="6" w15:restartNumberingAfterBreak="0">
     <w:nsid w:val="10C21010"/>
     <w:multiLevelType w:val="hybridMultilevel"/>
     <w:tmpl w:val="B3CC1AAA"/>
@@ -6995,7 +10466,156 @@
       </w:rPr>
     </w:lvl>
   </w:abstractNum>
-  <w:abstractNum w:abstractNumId="5" w15:restartNumberingAfterBreak="0">
+  <w:abstractNum w:abstractNumId="7" w15:restartNumberingAfterBreak="0">
+    <w:nsid w:val="11F22E89"/>
+    <w:multiLevelType w:val="multilevel"/>
+    <w:tmpl w:val="18F499FE"/>
+    <w:lvl w:ilvl="0">
+      <w:start w:val="1"/>
+      <w:numFmt w:val="bullet"/>
+      <w:lvlText w:val=""/>
+      <w:lvlJc w:val="left"/>
+      <w:pPr>
+        <w:tabs>
+          <w:tab w:val="num" w:pos="720"/>
+        </w:tabs>
+        <w:ind w:left="720" w:hanging="360"/>
+      </w:pPr>
+      <w:rPr>
+        <w:rFonts w:ascii="Symbol" w:hAnsi="Symbol" w:hint="default"/>
+        <w:sz w:val="20"/>
+      </w:rPr>
+    </w:lvl>
+    <w:lvl w:ilvl="1" w:tentative="1">
+      <w:start w:val="1"/>
+      <w:numFmt w:val="bullet"/>
+      <w:lvlText w:val="o"/>
+      <w:lvlJc w:val="left"/>
+      <w:pPr>
+        <w:tabs>
+          <w:tab w:val="num" w:pos="1440"/>
+        </w:tabs>
+        <w:ind w:left="1440" w:hanging="360"/>
+      </w:pPr>
+      <w:rPr>
+        <w:rFonts w:ascii="Courier New" w:hAnsi="Courier New" w:hint="default"/>
+        <w:sz w:val="20"/>
+      </w:rPr>
+    </w:lvl>
+    <w:lvl w:ilvl="2" w:tentative="1">
+      <w:start w:val="1"/>
+      <w:numFmt w:val="bullet"/>
+      <w:lvlText w:val=""/>
+      <w:lvlJc w:val="left"/>
+      <w:pPr>
+        <w:tabs>
+          <w:tab w:val="num" w:pos="2160"/>
+        </w:tabs>
+        <w:ind w:left="2160" w:hanging="360"/>
+      </w:pPr>
+      <w:rPr>
+        <w:rFonts w:ascii="Wingdings" w:hAnsi="Wingdings" w:hint="default"/>
+        <w:sz w:val="20"/>
+      </w:rPr>
+    </w:lvl>
+    <w:lvl w:ilvl="3" w:tentative="1">
+      <w:start w:val="1"/>
+      <w:numFmt w:val="bullet"/>
+      <w:lvlText w:val=""/>
+      <w:lvlJc w:val="left"/>
+      <w:pPr>
+        <w:tabs>
+          <w:tab w:val="num" w:pos="2880"/>
+        </w:tabs>
+        <w:ind w:left="2880" w:hanging="360"/>
+      </w:pPr>
+      <w:rPr>
+        <w:rFonts w:ascii="Wingdings" w:hAnsi="Wingdings" w:hint="default"/>
+        <w:sz w:val="20"/>
+      </w:rPr>
+    </w:lvl>
+    <w:lvl w:ilvl="4" w:tentative="1">
+      <w:start w:val="1"/>
+      <w:numFmt w:val="bullet"/>
+      <w:lvlText w:val=""/>
+      <w:lvlJc w:val="left"/>
+      <w:pPr>
+        <w:tabs>
+          <w:tab w:val="num" w:pos="3600"/>
+        </w:tabs>
+        <w:ind w:left="3600" w:hanging="360"/>
+      </w:pPr>
+      <w:rPr>
+        <w:rFonts w:ascii="Wingdings" w:hAnsi="Wingdings" w:hint="default"/>
+        <w:sz w:val="20"/>
+      </w:rPr>
+    </w:lvl>
+    <w:lvl w:ilvl="5" w:tentative="1">
+      <w:start w:val="1"/>
+      <w:numFmt w:val="bullet"/>
+      <w:lvlText w:val=""/>
+      <w:lvlJc w:val="left"/>
+      <w:pPr>
+        <w:tabs>
+          <w:tab w:val="num" w:pos="4320"/>
+        </w:tabs>
+        <w:ind w:left="4320" w:hanging="360"/>
+      </w:pPr>
+      <w:rPr>
+        <w:rFonts w:ascii="Wingdings" w:hAnsi="Wingdings" w:hint="default"/>
+        <w:sz w:val="20"/>
+      </w:rPr>
+    </w:lvl>
+    <w:lvl w:ilvl="6" w:tentative="1">
+      <w:start w:val="1"/>
+      <w:numFmt w:val="bullet"/>
+      <w:lvlText w:val=""/>
+      <w:lvlJc w:val="left"/>
+      <w:pPr>
+        <w:tabs>
+          <w:tab w:val="num" w:pos="5040"/>
+        </w:tabs>
+        <w:ind w:left="5040" w:hanging="360"/>
+      </w:pPr>
+      <w:rPr>
+        <w:rFonts w:ascii="Wingdings" w:hAnsi="Wingdings" w:hint="default"/>
+        <w:sz w:val="20"/>
+      </w:rPr>
+    </w:lvl>
+    <w:lvl w:ilvl="7" w:tentative="1">
+      <w:start w:val="1"/>
+      <w:numFmt w:val="bullet"/>
+      <w:lvlText w:val=""/>
+      <w:lvlJc w:val="left"/>
+      <w:pPr>
+        <w:tabs>
+          <w:tab w:val="num" w:pos="5760"/>
+        </w:tabs>
+        <w:ind w:left="5760" w:hanging="360"/>
+      </w:pPr>
+      <w:rPr>
+        <w:rFonts w:ascii="Wingdings" w:hAnsi="Wingdings" w:hint="default"/>
+        <w:sz w:val="20"/>
+      </w:rPr>
+    </w:lvl>
+    <w:lvl w:ilvl="8" w:tentative="1">
+      <w:start w:val="1"/>
+      <w:numFmt w:val="bullet"/>
+      <w:lvlText w:val=""/>
+      <w:lvlJc w:val="left"/>
+      <w:pPr>
+        <w:tabs>
+          <w:tab w:val="num" w:pos="6480"/>
+        </w:tabs>
+        <w:ind w:left="6480" w:hanging="360"/>
+      </w:pPr>
+      <w:rPr>
+        <w:rFonts w:ascii="Wingdings" w:hAnsi="Wingdings" w:hint="default"/>
+        <w:sz w:val="20"/>
+      </w:rPr>
+    </w:lvl>
+  </w:abstractNum>
+  <w:abstractNum w:abstractNumId="8" w15:restartNumberingAfterBreak="0">
     <w:nsid w:val="14F12587"/>
     <w:multiLevelType w:val="multilevel"/>
     <w:tmpl w:val="D930C1A6"/>
@@ -7112,7 +10732,7 @@
       </w:pPr>
     </w:lvl>
   </w:abstractNum>
-  <w:abstractNum w:abstractNumId="6" w15:restartNumberingAfterBreak="0">
+  <w:abstractNum w:abstractNumId="9" w15:restartNumberingAfterBreak="0">
     <w:nsid w:val="1CB04E6B"/>
     <w:multiLevelType w:val="multilevel"/>
     <w:tmpl w:val="61EAD5CE"/>
@@ -7261,7 +10881,156 @@
       </w:rPr>
     </w:lvl>
   </w:abstractNum>
-  <w:abstractNum w:abstractNumId="7" w15:restartNumberingAfterBreak="0">
+  <w:abstractNum w:abstractNumId="10" w15:restartNumberingAfterBreak="0">
+    <w:nsid w:val="1F7C0BD4"/>
+    <w:multiLevelType w:val="multilevel"/>
+    <w:tmpl w:val="0636B292"/>
+    <w:lvl w:ilvl="0">
+      <w:start w:val="1"/>
+      <w:numFmt w:val="bullet"/>
+      <w:lvlText w:val=""/>
+      <w:lvlJc w:val="left"/>
+      <w:pPr>
+        <w:tabs>
+          <w:tab w:val="num" w:pos="720"/>
+        </w:tabs>
+        <w:ind w:left="720" w:hanging="360"/>
+      </w:pPr>
+      <w:rPr>
+        <w:rFonts w:ascii="Symbol" w:hAnsi="Symbol" w:hint="default"/>
+        <w:sz w:val="20"/>
+      </w:rPr>
+    </w:lvl>
+    <w:lvl w:ilvl="1" w:tentative="1">
+      <w:start w:val="1"/>
+      <w:numFmt w:val="bullet"/>
+      <w:lvlText w:val="o"/>
+      <w:lvlJc w:val="left"/>
+      <w:pPr>
+        <w:tabs>
+          <w:tab w:val="num" w:pos="1440"/>
+        </w:tabs>
+        <w:ind w:left="1440" w:hanging="360"/>
+      </w:pPr>
+      <w:rPr>
+        <w:rFonts w:ascii="Courier New" w:hAnsi="Courier New" w:hint="default"/>
+        <w:sz w:val="20"/>
+      </w:rPr>
+    </w:lvl>
+    <w:lvl w:ilvl="2" w:tentative="1">
+      <w:start w:val="1"/>
+      <w:numFmt w:val="bullet"/>
+      <w:lvlText w:val=""/>
+      <w:lvlJc w:val="left"/>
+      <w:pPr>
+        <w:tabs>
+          <w:tab w:val="num" w:pos="2160"/>
+        </w:tabs>
+        <w:ind w:left="2160" w:hanging="360"/>
+      </w:pPr>
+      <w:rPr>
+        <w:rFonts w:ascii="Wingdings" w:hAnsi="Wingdings" w:hint="default"/>
+        <w:sz w:val="20"/>
+      </w:rPr>
+    </w:lvl>
+    <w:lvl w:ilvl="3" w:tentative="1">
+      <w:start w:val="1"/>
+      <w:numFmt w:val="bullet"/>
+      <w:lvlText w:val=""/>
+      <w:lvlJc w:val="left"/>
+      <w:pPr>
+        <w:tabs>
+          <w:tab w:val="num" w:pos="2880"/>
+        </w:tabs>
+        <w:ind w:left="2880" w:hanging="360"/>
+      </w:pPr>
+      <w:rPr>
+        <w:rFonts w:ascii="Wingdings" w:hAnsi="Wingdings" w:hint="default"/>
+        <w:sz w:val="20"/>
+      </w:rPr>
+    </w:lvl>
+    <w:lvl w:ilvl="4" w:tentative="1">
+      <w:start w:val="1"/>
+      <w:numFmt w:val="bullet"/>
+      <w:lvlText w:val=""/>
+      <w:lvlJc w:val="left"/>
+      <w:pPr>
+        <w:tabs>
+          <w:tab w:val="num" w:pos="3600"/>
+        </w:tabs>
+        <w:ind w:left="3600" w:hanging="360"/>
+      </w:pPr>
+      <w:rPr>
+        <w:rFonts w:ascii="Wingdings" w:hAnsi="Wingdings" w:hint="default"/>
+        <w:sz w:val="20"/>
+      </w:rPr>
+    </w:lvl>
+    <w:lvl w:ilvl="5" w:tentative="1">
+      <w:start w:val="1"/>
+      <w:numFmt w:val="bullet"/>
+      <w:lvlText w:val=""/>
+      <w:lvlJc w:val="left"/>
+      <w:pPr>
+        <w:tabs>
+          <w:tab w:val="num" w:pos="4320"/>
+        </w:tabs>
+        <w:ind w:left="4320" w:hanging="360"/>
+      </w:pPr>
+      <w:rPr>
+        <w:rFonts w:ascii="Wingdings" w:hAnsi="Wingdings" w:hint="default"/>
+        <w:sz w:val="20"/>
+      </w:rPr>
+    </w:lvl>
+    <w:lvl w:ilvl="6" w:tentative="1">
+      <w:start w:val="1"/>
+      <w:numFmt w:val="bullet"/>
+      <w:lvlText w:val=""/>
+      <w:lvlJc w:val="left"/>
+      <w:pPr>
+        <w:tabs>
+          <w:tab w:val="num" w:pos="5040"/>
+        </w:tabs>
+        <w:ind w:left="5040" w:hanging="360"/>
+      </w:pPr>
+      <w:rPr>
+        <w:rFonts w:ascii="Wingdings" w:hAnsi="Wingdings" w:hint="default"/>
+        <w:sz w:val="20"/>
+      </w:rPr>
+    </w:lvl>
+    <w:lvl w:ilvl="7" w:tentative="1">
+      <w:start w:val="1"/>
+      <w:numFmt w:val="bullet"/>
+      <w:lvlText w:val=""/>
+      <w:lvlJc w:val="left"/>
+      <w:pPr>
+        <w:tabs>
+          <w:tab w:val="num" w:pos="5760"/>
+        </w:tabs>
+        <w:ind w:left="5760" w:hanging="360"/>
+      </w:pPr>
+      <w:rPr>
+        <w:rFonts w:ascii="Wingdings" w:hAnsi="Wingdings" w:hint="default"/>
+        <w:sz w:val="20"/>
+      </w:rPr>
+    </w:lvl>
+    <w:lvl w:ilvl="8" w:tentative="1">
+      <w:start w:val="1"/>
+      <w:numFmt w:val="bullet"/>
+      <w:lvlText w:val=""/>
+      <w:lvlJc w:val="left"/>
+      <w:pPr>
+        <w:tabs>
+          <w:tab w:val="num" w:pos="6480"/>
+        </w:tabs>
+        <w:ind w:left="6480" w:hanging="360"/>
+      </w:pPr>
+      <w:rPr>
+        <w:rFonts w:ascii="Wingdings" w:hAnsi="Wingdings" w:hint="default"/>
+        <w:sz w:val="20"/>
+      </w:rPr>
+    </w:lvl>
+  </w:abstractNum>
+  <w:abstractNum w:abstractNumId="11" w15:restartNumberingAfterBreak="0">
     <w:nsid w:val="24655CBC"/>
     <w:multiLevelType w:val="multilevel"/>
     <w:tmpl w:val="D7FC906C"/>
@@ -7410,7 +11179,7 @@
       </w:rPr>
     </w:lvl>
   </w:abstractNum>
-  <w:abstractNum w:abstractNumId="8" w15:restartNumberingAfterBreak="0">
+  <w:abstractNum w:abstractNumId="12" w15:restartNumberingAfterBreak="0">
     <w:nsid w:val="25264CCD"/>
     <w:multiLevelType w:val="multilevel"/>
     <w:tmpl w:val="15C45110"/>
@@ -7559,7 +11328,156 @@
       </w:rPr>
     </w:lvl>
   </w:abstractNum>
-  <w:abstractNum w:abstractNumId="9" w15:restartNumberingAfterBreak="0">
+  <w:abstractNum w:abstractNumId="13" w15:restartNumberingAfterBreak="0">
+    <w:nsid w:val="32692D6C"/>
+    <w:multiLevelType w:val="multilevel"/>
+    <w:tmpl w:val="A9AEE146"/>
+    <w:lvl w:ilvl="0">
+      <w:start w:val="1"/>
+      <w:numFmt w:val="bullet"/>
+      <w:lvlText w:val=""/>
+      <w:lvlJc w:val="left"/>
+      <w:pPr>
+        <w:tabs>
+          <w:tab w:val="num" w:pos="720"/>
+        </w:tabs>
+        <w:ind w:left="720" w:hanging="360"/>
+      </w:pPr>
+      <w:rPr>
+        <w:rFonts w:ascii="Symbol" w:hAnsi="Symbol" w:hint="default"/>
+        <w:sz w:val="20"/>
+      </w:rPr>
+    </w:lvl>
+    <w:lvl w:ilvl="1" w:tentative="1">
+      <w:start w:val="1"/>
+      <w:numFmt w:val="bullet"/>
+      <w:lvlText w:val="o"/>
+      <w:lvlJc w:val="left"/>
+      <w:pPr>
+        <w:tabs>
+          <w:tab w:val="num" w:pos="1440"/>
+        </w:tabs>
+        <w:ind w:left="1440" w:hanging="360"/>
+      </w:pPr>
+      <w:rPr>
+        <w:rFonts w:ascii="Courier New" w:hAnsi="Courier New" w:hint="default"/>
+        <w:sz w:val="20"/>
+      </w:rPr>
+    </w:lvl>
+    <w:lvl w:ilvl="2" w:tentative="1">
+      <w:start w:val="1"/>
+      <w:numFmt w:val="bullet"/>
+      <w:lvlText w:val=""/>
+      <w:lvlJc w:val="left"/>
+      <w:pPr>
+        <w:tabs>
+          <w:tab w:val="num" w:pos="2160"/>
+        </w:tabs>
+        <w:ind w:left="2160" w:hanging="360"/>
+      </w:pPr>
+      <w:rPr>
+        <w:rFonts w:ascii="Wingdings" w:hAnsi="Wingdings" w:hint="default"/>
+        <w:sz w:val="20"/>
+      </w:rPr>
+    </w:lvl>
+    <w:lvl w:ilvl="3" w:tentative="1">
+      <w:start w:val="1"/>
+      <w:numFmt w:val="bullet"/>
+      <w:lvlText w:val=""/>
+      <w:lvlJc w:val="left"/>
+      <w:pPr>
+        <w:tabs>
+          <w:tab w:val="num" w:pos="2880"/>
+        </w:tabs>
+        <w:ind w:left="2880" w:hanging="360"/>
+      </w:pPr>
+      <w:rPr>
+        <w:rFonts w:ascii="Wingdings" w:hAnsi="Wingdings" w:hint="default"/>
+        <w:sz w:val="20"/>
+      </w:rPr>
+    </w:lvl>
+    <w:lvl w:ilvl="4" w:tentative="1">
+      <w:start w:val="1"/>
+      <w:numFmt w:val="bullet"/>
+      <w:lvlText w:val=""/>
+      <w:lvlJc w:val="left"/>
+      <w:pPr>
+        <w:tabs>
+          <w:tab w:val="num" w:pos="3600"/>
+        </w:tabs>
+        <w:ind w:left="3600" w:hanging="360"/>
+      </w:pPr>
+      <w:rPr>
+        <w:rFonts w:ascii="Wingdings" w:hAnsi="Wingdings" w:hint="default"/>
+        <w:sz w:val="20"/>
+      </w:rPr>
+    </w:lvl>
+    <w:lvl w:ilvl="5" w:tentative="1">
+      <w:start w:val="1"/>
+      <w:numFmt w:val="bullet"/>
+      <w:lvlText w:val=""/>
+      <w:lvlJc w:val="left"/>
+      <w:pPr>
+        <w:tabs>
+          <w:tab w:val="num" w:pos="4320"/>
+        </w:tabs>
+        <w:ind w:left="4320" w:hanging="360"/>
+      </w:pPr>
+      <w:rPr>
+        <w:rFonts w:ascii="Wingdings" w:hAnsi="Wingdings" w:hint="default"/>
+        <w:sz w:val="20"/>
+      </w:rPr>
+    </w:lvl>
+    <w:lvl w:ilvl="6" w:tentative="1">
+      <w:start w:val="1"/>
+      <w:numFmt w:val="bullet"/>
+      <w:lvlText w:val=""/>
+      <w:lvlJc w:val="left"/>
+      <w:pPr>
+        <w:tabs>
+          <w:tab w:val="num" w:pos="5040"/>
+        </w:tabs>
+        <w:ind w:left="5040" w:hanging="360"/>
+      </w:pPr>
+      <w:rPr>
+        <w:rFonts w:ascii="Wingdings" w:hAnsi="Wingdings" w:hint="default"/>
+        <w:sz w:val="20"/>
+      </w:rPr>
+    </w:lvl>
+    <w:lvl w:ilvl="7" w:tentative="1">
+      <w:start w:val="1"/>
+      <w:numFmt w:val="bullet"/>
+      <w:lvlText w:val=""/>
+      <w:lvlJc w:val="left"/>
+      <w:pPr>
+        <w:tabs>
+          <w:tab w:val="num" w:pos="5760"/>
+        </w:tabs>
+        <w:ind w:left="5760" w:hanging="360"/>
+      </w:pPr>
+      <w:rPr>
+        <w:rFonts w:ascii="Wingdings" w:hAnsi="Wingdings" w:hint="default"/>
+        <w:sz w:val="20"/>
+      </w:rPr>
+    </w:lvl>
+    <w:lvl w:ilvl="8" w:tentative="1">
+      <w:start w:val="1"/>
+      <w:numFmt w:val="bullet"/>
+      <w:lvlText w:val=""/>
+      <w:lvlJc w:val="left"/>
+      <w:pPr>
+        <w:tabs>
+          <w:tab w:val="num" w:pos="6480"/>
+        </w:tabs>
+        <w:ind w:left="6480" w:hanging="360"/>
+      </w:pPr>
+      <w:rPr>
+        <w:rFonts w:ascii="Wingdings" w:hAnsi="Wingdings" w:hint="default"/>
+        <w:sz w:val="20"/>
+      </w:rPr>
+    </w:lvl>
+  </w:abstractNum>
+  <w:abstractNum w:abstractNumId="14" w15:restartNumberingAfterBreak="0">
     <w:nsid w:val="32E77327"/>
     <w:multiLevelType w:val="multilevel"/>
     <w:tmpl w:val="F112F31A"/>
@@ -7708,7 +11626,120 @@
       </w:rPr>
     </w:lvl>
   </w:abstractNum>
-  <w:abstractNum w:abstractNumId="10" w15:restartNumberingAfterBreak="0">
+  <w:abstractNum w:abstractNumId="15" w15:restartNumberingAfterBreak="0">
+    <w:nsid w:val="346F3658"/>
+    <w:multiLevelType w:val="hybridMultilevel"/>
+    <w:tmpl w:val="04CA08AC"/>
+    <w:lvl w:ilvl="0" w:tplc="40090001">
+      <w:start w:val="1"/>
+      <w:numFmt w:val="bullet"/>
+      <w:lvlText w:val=""/>
+      <w:lvlJc w:val="left"/>
+      <w:pPr>
+        <w:ind w:left="720" w:hanging="360"/>
+      </w:pPr>
+      <w:rPr>
+        <w:rFonts w:ascii="Symbol" w:hAnsi="Symbol" w:hint="default"/>
+      </w:rPr>
+    </w:lvl>
+    <w:lvl w:ilvl="1" w:tplc="40090003" w:tentative="1">
+      <w:start w:val="1"/>
+      <w:numFmt w:val="bullet"/>
+      <w:lvlText w:val="o"/>
+      <w:lvlJc w:val="left"/>
+      <w:pPr>
+        <w:ind w:left="1440" w:hanging="360"/>
+      </w:pPr>
+      <w:rPr>
+        <w:rFonts w:ascii="Courier New" w:hAnsi="Courier New" w:cs="Courier New" w:hint="default"/>
+      </w:rPr>
+    </w:lvl>
+    <w:lvl w:ilvl="2" w:tplc="40090005" w:tentative="1">
+      <w:start w:val="1"/>
+      <w:numFmt w:val="bullet"/>
+      <w:lvlText w:val=""/>
+      <w:lvlJc w:val="left"/>
+      <w:pPr>
+        <w:ind w:left="2160" w:hanging="360"/>
+      </w:pPr>
+      <w:rPr>
+        <w:rFonts w:ascii="Wingdings" w:hAnsi="Wingdings" w:hint="default"/>
+      </w:rPr>
+    </w:lvl>
+    <w:lvl w:ilvl="3" w:tplc="40090001" w:tentative="1">
+      <w:start w:val="1"/>
+      <w:numFmt w:val="bullet"/>
+      <w:lvlText w:val=""/>
+      <w:lvlJc w:val="left"/>
+      <w:pPr>
+        <w:ind w:left="2880" w:hanging="360"/>
+      </w:pPr>
+      <w:rPr>
+        <w:rFonts w:ascii="Symbol" w:hAnsi="Symbol" w:hint="default"/>
+      </w:rPr>
+    </w:lvl>
+    <w:lvl w:ilvl="4" w:tplc="40090003" w:tentative="1">
+      <w:start w:val="1"/>
+      <w:numFmt w:val="bullet"/>
+      <w:lvlText w:val="o"/>
+      <w:lvlJc w:val="left"/>
+      <w:pPr>
+        <w:ind w:left="3600" w:hanging="360"/>
+      </w:pPr>
+      <w:rPr>
+        <w:rFonts w:ascii="Courier New" w:hAnsi="Courier New" w:cs="Courier New" w:hint="default"/>
+      </w:rPr>
+    </w:lvl>
+    <w:lvl w:ilvl="5" w:tplc="40090005" w:tentative="1">
+      <w:start w:val="1"/>
+      <w:numFmt w:val="bullet"/>
+      <w:lvlText w:val=""/>
+      <w:lvlJc w:val="left"/>
+      <w:pPr>
+        <w:ind w:left="4320" w:hanging="360"/>
+      </w:pPr>
+      <w:rPr>
+        <w:rFonts w:ascii="Wingdings" w:hAnsi="Wingdings" w:hint="default"/>
+      </w:rPr>
+    </w:lvl>
+    <w:lvl w:ilvl="6" w:tplc="40090001" w:tentative="1">
+      <w:start w:val="1"/>
+      <w:numFmt w:val="bullet"/>
+      <w:lvlText w:val=""/>
+      <w:lvlJc w:val="left"/>
+      <w:pPr>
+        <w:ind w:left="5040" w:hanging="360"/>
+      </w:pPr>
+      <w:rPr>
+        <w:rFonts w:ascii="Symbol" w:hAnsi="Symbol" w:hint="default"/>
+      </w:rPr>
+    </w:lvl>
+    <w:lvl w:ilvl="7" w:tplc="40090003" w:tentative="1">
+      <w:start w:val="1"/>
+      <w:numFmt w:val="bullet"/>
+      <w:lvlText w:val="o"/>
+      <w:lvlJc w:val="left"/>
+      <w:pPr>
+        <w:ind w:left="5760" w:hanging="360"/>
+      </w:pPr>
+      <w:rPr>
+        <w:rFonts w:ascii="Courier New" w:hAnsi="Courier New" w:cs="Courier New" w:hint="default"/>
+      </w:rPr>
+    </w:lvl>
+    <w:lvl w:ilvl="8" w:tplc="40090005" w:tentative="1">
+      <w:start w:val="1"/>
+      <w:numFmt w:val="bullet"/>
+      <w:lvlText w:val=""/>
+      <w:lvlJc w:val="left"/>
+      <w:pPr>
+        <w:ind w:left="6480" w:hanging="360"/>
+      </w:pPr>
+      <w:rPr>
+        <w:rFonts w:ascii="Wingdings" w:hAnsi="Wingdings" w:hint="default"/>
+      </w:rPr>
+    </w:lvl>
+  </w:abstractNum>
+  <w:abstractNum w:abstractNumId="16" w15:restartNumberingAfterBreak="0">
     <w:nsid w:val="36726739"/>
     <w:multiLevelType w:val="hybridMultilevel"/>
     <w:tmpl w:val="A9409814"/>
@@ -7821,7 +11852,7 @@
       </w:rPr>
     </w:lvl>
   </w:abstractNum>
-  <w:abstractNum w:abstractNumId="11" w15:restartNumberingAfterBreak="0">
+  <w:abstractNum w:abstractNumId="17" w15:restartNumberingAfterBreak="0">
     <w:nsid w:val="39831C58"/>
     <w:multiLevelType w:val="hybridMultilevel"/>
     <w:tmpl w:val="78EEA308"/>
@@ -7907,7 +11938,120 @@
       </w:pPr>
     </w:lvl>
   </w:abstractNum>
-  <w:abstractNum w:abstractNumId="12" w15:restartNumberingAfterBreak="0">
+  <w:abstractNum w:abstractNumId="18" w15:restartNumberingAfterBreak="0">
+    <w:nsid w:val="3FB07E7D"/>
+    <w:multiLevelType w:val="hybridMultilevel"/>
+    <w:tmpl w:val="B3D6B3DA"/>
+    <w:lvl w:ilvl="0" w:tplc="40090001">
+      <w:start w:val="1"/>
+      <w:numFmt w:val="bullet"/>
+      <w:lvlText w:val=""/>
+      <w:lvlJc w:val="left"/>
+      <w:pPr>
+        <w:ind w:left="720" w:hanging="360"/>
+      </w:pPr>
+      <w:rPr>
+        <w:rFonts w:ascii="Symbol" w:hAnsi="Symbol" w:hint="default"/>
+      </w:rPr>
+    </w:lvl>
+    <w:lvl w:ilvl="1" w:tplc="40090003" w:tentative="1">
+      <w:start w:val="1"/>
+      <w:numFmt w:val="bullet"/>
+      <w:lvlText w:val="o"/>
+      <w:lvlJc w:val="left"/>
+      <w:pPr>
+        <w:ind w:left="1440" w:hanging="360"/>
+      </w:pPr>
+      <w:rPr>
+        <w:rFonts w:ascii="Courier New" w:hAnsi="Courier New" w:cs="Courier New" w:hint="default"/>
+      </w:rPr>
+    </w:lvl>
+    <w:lvl w:ilvl="2" w:tplc="40090005" w:tentative="1">
+      <w:start w:val="1"/>
+      <w:numFmt w:val="bullet"/>
+      <w:lvlText w:val=""/>
+      <w:lvlJc w:val="left"/>
+      <w:pPr>
+        <w:ind w:left="2160" w:hanging="360"/>
+      </w:pPr>
+      <w:rPr>
+        <w:rFonts w:ascii="Wingdings" w:hAnsi="Wingdings" w:hint="default"/>
+      </w:rPr>
+    </w:lvl>
+    <w:lvl w:ilvl="3" w:tplc="40090001" w:tentative="1">
+      <w:start w:val="1"/>
+      <w:numFmt w:val="bullet"/>
+      <w:lvlText w:val=""/>
+      <w:lvlJc w:val="left"/>
+      <w:pPr>
+        <w:ind w:left="2880" w:hanging="360"/>
+      </w:pPr>
+      <w:rPr>
+        <w:rFonts w:ascii="Symbol" w:hAnsi="Symbol" w:hint="default"/>
+      </w:rPr>
+    </w:lvl>
+    <w:lvl w:ilvl="4" w:tplc="40090003" w:tentative="1">
+      <w:start w:val="1"/>
+      <w:numFmt w:val="bullet"/>
+      <w:lvlText w:val="o"/>
+      <w:lvlJc w:val="left"/>
+      <w:pPr>
+        <w:ind w:left="3600" w:hanging="360"/>
+      </w:pPr>
+      <w:rPr>
+        <w:rFonts w:ascii="Courier New" w:hAnsi="Courier New" w:cs="Courier New" w:hint="default"/>
+      </w:rPr>
+    </w:lvl>
+    <w:lvl w:ilvl="5" w:tplc="40090005" w:tentative="1">
+      <w:start w:val="1"/>
+      <w:numFmt w:val="bullet"/>
+      <w:lvlText w:val=""/>
+      <w:lvlJc w:val="left"/>
+      <w:pPr>
+        <w:ind w:left="4320" w:hanging="360"/>
+      </w:pPr>
+      <w:rPr>
+        <w:rFonts w:ascii="Wingdings" w:hAnsi="Wingdings" w:hint="default"/>
+      </w:rPr>
+    </w:lvl>
+    <w:lvl w:ilvl="6" w:tplc="40090001" w:tentative="1">
+      <w:start w:val="1"/>
+      <w:numFmt w:val="bullet"/>
+      <w:lvlText w:val=""/>
+      <w:lvlJc w:val="left"/>
+      <w:pPr>
+        <w:ind w:left="5040" w:hanging="360"/>
+      </w:pPr>
+      <w:rPr>
+        <w:rFonts w:ascii="Symbol" w:hAnsi="Symbol" w:hint="default"/>
+      </w:rPr>
+    </w:lvl>
+    <w:lvl w:ilvl="7" w:tplc="40090003" w:tentative="1">
+      <w:start w:val="1"/>
+      <w:numFmt w:val="bullet"/>
+      <w:lvlText w:val="o"/>
+      <w:lvlJc w:val="left"/>
+      <w:pPr>
+        <w:ind w:left="5760" w:hanging="360"/>
+      </w:pPr>
+      <w:rPr>
+        <w:rFonts w:ascii="Courier New" w:hAnsi="Courier New" w:cs="Courier New" w:hint="default"/>
+      </w:rPr>
+    </w:lvl>
+    <w:lvl w:ilvl="8" w:tplc="40090005" w:tentative="1">
+      <w:start w:val="1"/>
+      <w:numFmt w:val="bullet"/>
+      <w:lvlText w:val=""/>
+      <w:lvlJc w:val="left"/>
+      <w:pPr>
+        <w:ind w:left="6480" w:hanging="360"/>
+      </w:pPr>
+      <w:rPr>
+        <w:rFonts w:ascii="Wingdings" w:hAnsi="Wingdings" w:hint="default"/>
+      </w:rPr>
+    </w:lvl>
+  </w:abstractNum>
+  <w:abstractNum w:abstractNumId="19" w15:restartNumberingAfterBreak="0">
     <w:nsid w:val="412C0413"/>
     <w:multiLevelType w:val="multilevel"/>
     <w:tmpl w:val="D7B6D8A0"/>
@@ -8056,7 +12200,7 @@
       </w:rPr>
     </w:lvl>
   </w:abstractNum>
-  <w:abstractNum w:abstractNumId="13" w15:restartNumberingAfterBreak="0">
+  <w:abstractNum w:abstractNumId="20" w15:restartNumberingAfterBreak="0">
     <w:nsid w:val="4FC504F9"/>
     <w:multiLevelType w:val="multilevel"/>
     <w:tmpl w:val="0AEC624A"/>
@@ -8205,7 +12349,7 @@
       </w:rPr>
     </w:lvl>
   </w:abstractNum>
-  <w:abstractNum w:abstractNumId="14" w15:restartNumberingAfterBreak="0">
+  <w:abstractNum w:abstractNumId="21" w15:restartNumberingAfterBreak="0">
     <w:nsid w:val="54760495"/>
     <w:multiLevelType w:val="hybridMultilevel"/>
     <w:tmpl w:val="CB74D754"/>
@@ -8318,7 +12462,120 @@
       </w:rPr>
     </w:lvl>
   </w:abstractNum>
-  <w:abstractNum w:abstractNumId="15" w15:restartNumberingAfterBreak="0">
+  <w:abstractNum w:abstractNumId="22" w15:restartNumberingAfterBreak="0">
+    <w:nsid w:val="591E1DBD"/>
+    <w:multiLevelType w:val="hybridMultilevel"/>
+    <w:tmpl w:val="96CC9296"/>
+    <w:lvl w:ilvl="0" w:tplc="40090001">
+      <w:start w:val="1"/>
+      <w:numFmt w:val="bullet"/>
+      <w:lvlText w:val=""/>
+      <w:lvlJc w:val="left"/>
+      <w:pPr>
+        <w:ind w:left="720" w:hanging="360"/>
+      </w:pPr>
+      <w:rPr>
+        <w:rFonts w:ascii="Symbol" w:hAnsi="Symbol" w:hint="default"/>
+      </w:rPr>
+    </w:lvl>
+    <w:lvl w:ilvl="1" w:tplc="40090003" w:tentative="1">
+      <w:start w:val="1"/>
+      <w:numFmt w:val="bullet"/>
+      <w:lvlText w:val="o"/>
+      <w:lvlJc w:val="left"/>
+      <w:pPr>
+        <w:ind w:left="1440" w:hanging="360"/>
+      </w:pPr>
+      <w:rPr>
+        <w:rFonts w:ascii="Courier New" w:hAnsi="Courier New" w:cs="Courier New" w:hint="default"/>
+      </w:rPr>
+    </w:lvl>
+    <w:lvl w:ilvl="2" w:tplc="40090005" w:tentative="1">
+      <w:start w:val="1"/>
+      <w:numFmt w:val="bullet"/>
+      <w:lvlText w:val=""/>
+      <w:lvlJc w:val="left"/>
+      <w:pPr>
+        <w:ind w:left="2160" w:hanging="360"/>
+      </w:pPr>
+      <w:rPr>
+        <w:rFonts w:ascii="Wingdings" w:hAnsi="Wingdings" w:hint="default"/>
+      </w:rPr>
+    </w:lvl>
+    <w:lvl w:ilvl="3" w:tplc="40090001" w:tentative="1">
+      <w:start w:val="1"/>
+      <w:numFmt w:val="bullet"/>
+      <w:lvlText w:val=""/>
+      <w:lvlJc w:val="left"/>
+      <w:pPr>
+        <w:ind w:left="2880" w:hanging="360"/>
+      </w:pPr>
+      <w:rPr>
+        <w:rFonts w:ascii="Symbol" w:hAnsi="Symbol" w:hint="default"/>
+      </w:rPr>
+    </w:lvl>
+    <w:lvl w:ilvl="4" w:tplc="40090003" w:tentative="1">
+      <w:start w:val="1"/>
+      <w:numFmt w:val="bullet"/>
+      <w:lvlText w:val="o"/>
+      <w:lvlJc w:val="left"/>
+      <w:pPr>
+        <w:ind w:left="3600" w:hanging="360"/>
+      </w:pPr>
+      <w:rPr>
+        <w:rFonts w:ascii="Courier New" w:hAnsi="Courier New" w:cs="Courier New" w:hint="default"/>
+      </w:rPr>
+    </w:lvl>
+    <w:lvl w:ilvl="5" w:tplc="40090005" w:tentative="1">
+      <w:start w:val="1"/>
+      <w:numFmt w:val="bullet"/>
+      <w:lvlText w:val=""/>
+      <w:lvlJc w:val="left"/>
+      <w:pPr>
+        <w:ind w:left="4320" w:hanging="360"/>
+      </w:pPr>
+      <w:rPr>
+        <w:rFonts w:ascii="Wingdings" w:hAnsi="Wingdings" w:hint="default"/>
+      </w:rPr>
+    </w:lvl>
+    <w:lvl w:ilvl="6" w:tplc="40090001" w:tentative="1">
+      <w:start w:val="1"/>
+      <w:numFmt w:val="bullet"/>
+      <w:lvlText w:val=""/>
+      <w:lvlJc w:val="left"/>
+      <w:pPr>
+        <w:ind w:left="5040" w:hanging="360"/>
+      </w:pPr>
+      <w:rPr>
+        <w:rFonts w:ascii="Symbol" w:hAnsi="Symbol" w:hint="default"/>
+      </w:rPr>
+    </w:lvl>
+    <w:lvl w:ilvl="7" w:tplc="40090003" w:tentative="1">
+      <w:start w:val="1"/>
+      <w:numFmt w:val="bullet"/>
+      <w:lvlText w:val="o"/>
+      <w:lvlJc w:val="left"/>
+      <w:pPr>
+        <w:ind w:left="5760" w:hanging="360"/>
+      </w:pPr>
+      <w:rPr>
+        <w:rFonts w:ascii="Courier New" w:hAnsi="Courier New" w:cs="Courier New" w:hint="default"/>
+      </w:rPr>
+    </w:lvl>
+    <w:lvl w:ilvl="8" w:tplc="40090005" w:tentative="1">
+      <w:start w:val="1"/>
+      <w:numFmt w:val="bullet"/>
+      <w:lvlText w:val=""/>
+      <w:lvlJc w:val="left"/>
+      <w:pPr>
+        <w:ind w:left="6480" w:hanging="360"/>
+      </w:pPr>
+      <w:rPr>
+        <w:rFonts w:ascii="Wingdings" w:hAnsi="Wingdings" w:hint="default"/>
+      </w:rPr>
+    </w:lvl>
+  </w:abstractNum>
+  <w:abstractNum w:abstractNumId="23" w15:restartNumberingAfterBreak="0">
     <w:nsid w:val="59C9471E"/>
     <w:multiLevelType w:val="multilevel"/>
     <w:tmpl w:val="32CAC5E4"/>
@@ -8467,7 +12724,7 @@
       </w:rPr>
     </w:lvl>
   </w:abstractNum>
-  <w:abstractNum w:abstractNumId="16" w15:restartNumberingAfterBreak="0">
+  <w:abstractNum w:abstractNumId="24" w15:restartNumberingAfterBreak="0">
     <w:nsid w:val="5CF91556"/>
     <w:multiLevelType w:val="multilevel"/>
     <w:tmpl w:val="6C883558"/>
@@ -8616,10 +12873,10 @@
       </w:rPr>
     </w:lvl>
   </w:abstractNum>
-  <w:abstractNum w:abstractNumId="17" w15:restartNumberingAfterBreak="0">
+  <w:abstractNum w:abstractNumId="25" w15:restartNumberingAfterBreak="0">
     <w:nsid w:val="5DCE6AEB"/>
     <w:multiLevelType w:val="hybridMultilevel"/>
-    <w:tmpl w:val="65C24A00"/>
+    <w:tmpl w:val="E61A2268"/>
     <w:lvl w:ilvl="0" w:tplc="40090001">
       <w:start w:val="1"/>
       <w:numFmt w:val="bullet"/>
@@ -8729,7 +12986,7 @@
       </w:rPr>
     </w:lvl>
   </w:abstractNum>
-  <w:abstractNum w:abstractNumId="18" w15:restartNumberingAfterBreak="0">
+  <w:abstractNum w:abstractNumId="26" w15:restartNumberingAfterBreak="0">
     <w:nsid w:val="5E0A60C2"/>
     <w:multiLevelType w:val="hybridMultilevel"/>
     <w:tmpl w:val="78EEA308"/>
@@ -8815,7 +13072,7 @@
       </w:pPr>
     </w:lvl>
   </w:abstractNum>
-  <w:abstractNum w:abstractNumId="19" w15:restartNumberingAfterBreak="0">
+  <w:abstractNum w:abstractNumId="27" w15:restartNumberingAfterBreak="0">
     <w:nsid w:val="5EA358D5"/>
     <w:multiLevelType w:val="multilevel"/>
     <w:tmpl w:val="38A6AF5E"/>
@@ -8932,7 +13189,7 @@
       </w:pPr>
     </w:lvl>
   </w:abstractNum>
-  <w:abstractNum w:abstractNumId="20" w15:restartNumberingAfterBreak="0">
+  <w:abstractNum w:abstractNumId="28" w15:restartNumberingAfterBreak="0">
     <w:nsid w:val="621D38FC"/>
     <w:multiLevelType w:val="multilevel"/>
     <w:tmpl w:val="BDA6F88E"/>
@@ -9049,7 +13306,7 @@
       </w:pPr>
     </w:lvl>
   </w:abstractNum>
-  <w:abstractNum w:abstractNumId="21" w15:restartNumberingAfterBreak="0">
+  <w:abstractNum w:abstractNumId="29" w15:restartNumberingAfterBreak="0">
     <w:nsid w:val="68443536"/>
     <w:multiLevelType w:val="multilevel"/>
     <w:tmpl w:val="212C0774"/>
@@ -9198,7 +13455,7 @@
       </w:rPr>
     </w:lvl>
   </w:abstractNum>
-  <w:abstractNum w:abstractNumId="22" w15:restartNumberingAfterBreak="0">
+  <w:abstractNum w:abstractNumId="30" w15:restartNumberingAfterBreak="0">
     <w:nsid w:val="6C8E5877"/>
     <w:multiLevelType w:val="multilevel"/>
     <w:tmpl w:val="492CB426"/>
@@ -9347,7 +13604,7 @@
       </w:rPr>
     </w:lvl>
   </w:abstractNum>
-  <w:abstractNum w:abstractNumId="23" w15:restartNumberingAfterBreak="0">
+  <w:abstractNum w:abstractNumId="31" w15:restartNumberingAfterBreak="0">
     <w:nsid w:val="77F00E9E"/>
     <w:multiLevelType w:val="hybridMultilevel"/>
     <w:tmpl w:val="EDFED45E"/>
@@ -9460,7 +13717,7 @@
       </w:rPr>
     </w:lvl>
   </w:abstractNum>
-  <w:abstractNum w:abstractNumId="24" w15:restartNumberingAfterBreak="0">
+  <w:abstractNum w:abstractNumId="32" w15:restartNumberingAfterBreak="0">
     <w:nsid w:val="798A03D1"/>
     <w:multiLevelType w:val="multilevel"/>
     <w:tmpl w:val="43D0091E"/>
@@ -9610,79 +13867,103 @@
     </w:lvl>
   </w:abstractNum>
   <w:num w:numId="1" w16cid:durableId="2121412300">
+    <w:abstractNumId w:val="6"/>
+  </w:num>
+  <w:num w:numId="2" w16cid:durableId="2133282936">
+    <w:abstractNumId w:val="19"/>
+  </w:num>
+  <w:num w:numId="3" w16cid:durableId="1119376061">
+    <w:abstractNumId w:val="2"/>
+  </w:num>
+  <w:num w:numId="4" w16cid:durableId="680473480">
+    <w:abstractNumId w:val="27"/>
+  </w:num>
+  <w:num w:numId="5" w16cid:durableId="1030449161">
+    <w:abstractNumId w:val="3"/>
+  </w:num>
+  <w:num w:numId="6" w16cid:durableId="1485582356">
+    <w:abstractNumId w:val="1"/>
+  </w:num>
+  <w:num w:numId="7" w16cid:durableId="10760201">
+    <w:abstractNumId w:val="28"/>
+  </w:num>
+  <w:num w:numId="8" w16cid:durableId="1397120823">
+    <w:abstractNumId w:val="8"/>
+  </w:num>
+  <w:num w:numId="9" w16cid:durableId="417413169">
+    <w:abstractNumId w:val="32"/>
+  </w:num>
+  <w:num w:numId="10" w16cid:durableId="2039576739">
+    <w:abstractNumId w:val="26"/>
+  </w:num>
+  <w:num w:numId="11" w16cid:durableId="25721636">
+    <w:abstractNumId w:val="31"/>
+  </w:num>
+  <w:num w:numId="12" w16cid:durableId="69624888">
+    <w:abstractNumId w:val="5"/>
+  </w:num>
+  <w:num w:numId="13" w16cid:durableId="1944798167">
+    <w:abstractNumId w:val="14"/>
+  </w:num>
+  <w:num w:numId="14" w16cid:durableId="1881477442">
+    <w:abstractNumId w:val="16"/>
+  </w:num>
+  <w:num w:numId="15" w16cid:durableId="207303767">
+    <w:abstractNumId w:val="11"/>
+  </w:num>
+  <w:num w:numId="16" w16cid:durableId="1939825681">
+    <w:abstractNumId w:val="9"/>
+  </w:num>
+  <w:num w:numId="17" w16cid:durableId="410280214">
+    <w:abstractNumId w:val="21"/>
+  </w:num>
+  <w:num w:numId="18" w16cid:durableId="31732162">
+    <w:abstractNumId w:val="24"/>
+  </w:num>
+  <w:num w:numId="19" w16cid:durableId="647323753">
+    <w:abstractNumId w:val="12"/>
+  </w:num>
+  <w:num w:numId="20" w16cid:durableId="66460640">
+    <w:abstractNumId w:val="17"/>
+  </w:num>
+  <w:num w:numId="21" w16cid:durableId="687567558">
+    <w:abstractNumId w:val="25"/>
+  </w:num>
+  <w:num w:numId="22" w16cid:durableId="171343111">
+    <w:abstractNumId w:val="20"/>
+  </w:num>
+  <w:num w:numId="23" w16cid:durableId="554898098">
+    <w:abstractNumId w:val="23"/>
+  </w:num>
+  <w:num w:numId="24" w16cid:durableId="1289048405">
+    <w:abstractNumId w:val="30"/>
+  </w:num>
+  <w:num w:numId="25" w16cid:durableId="592663174">
+    <w:abstractNumId w:val="29"/>
+  </w:num>
+  <w:num w:numId="26" w16cid:durableId="97678979">
+    <w:abstractNumId w:val="10"/>
+  </w:num>
+  <w:num w:numId="27" w16cid:durableId="1661353007">
+    <w:abstractNumId w:val="13"/>
+  </w:num>
+  <w:num w:numId="28" w16cid:durableId="135345845">
+    <w:abstractNumId w:val="7"/>
+  </w:num>
+  <w:num w:numId="29" w16cid:durableId="1196890761">
     <w:abstractNumId w:val="4"/>
   </w:num>
-  <w:num w:numId="2" w16cid:durableId="2133282936">
-    <w:abstractNumId w:val="12"/>
+  <w:num w:numId="30" w16cid:durableId="989553649">
+    <w:abstractNumId w:val="22"/>
   </w:num>
-  <w:num w:numId="3" w16cid:durableId="1119376061">
-    <w:abstractNumId w:val="1"/>
+  <w:num w:numId="31" w16cid:durableId="1171674705">
+    <w:abstractNumId w:val="15"/>
   </w:num>
-  <w:num w:numId="4" w16cid:durableId="680473480">
-    <w:abstractNumId w:val="19"/>
-  </w:num>
-  <w:num w:numId="5" w16cid:durableId="1030449161">
-    <w:abstractNumId w:val="2"/>
-  </w:num>
-  <w:num w:numId="6" w16cid:durableId="1485582356">
-    <w:abstractNumId w:val="0"/>
-  </w:num>
-  <w:num w:numId="7" w16cid:durableId="10760201">
-    <w:abstractNumId w:val="20"/>
-  </w:num>
-  <w:num w:numId="8" w16cid:durableId="1397120823">
-    <w:abstractNumId w:val="5"/>
-  </w:num>
-  <w:num w:numId="9" w16cid:durableId="417413169">
-    <w:abstractNumId w:val="24"/>
-  </w:num>
-  <w:num w:numId="10" w16cid:durableId="2039576739">
+  <w:num w:numId="32" w16cid:durableId="830559389">
     <w:abstractNumId w:val="18"/>
   </w:num>
-  <w:num w:numId="11" w16cid:durableId="25721636">
-    <w:abstractNumId w:val="23"/>
-  </w:num>
-  <w:num w:numId="12" w16cid:durableId="69624888">
-    <w:abstractNumId w:val="3"/>
-  </w:num>
-  <w:num w:numId="13" w16cid:durableId="1944798167">
-    <w:abstractNumId w:val="9"/>
-  </w:num>
-  <w:num w:numId="14" w16cid:durableId="1881477442">
-    <w:abstractNumId w:val="10"/>
-  </w:num>
-  <w:num w:numId="15" w16cid:durableId="207303767">
-    <w:abstractNumId w:val="7"/>
-  </w:num>
-  <w:num w:numId="16" w16cid:durableId="1939825681">
-    <w:abstractNumId w:val="6"/>
-  </w:num>
-  <w:num w:numId="17" w16cid:durableId="410280214">
-    <w:abstractNumId w:val="14"/>
-  </w:num>
-  <w:num w:numId="18" w16cid:durableId="31732162">
-    <w:abstractNumId w:val="16"/>
-  </w:num>
-  <w:num w:numId="19" w16cid:durableId="647323753">
-    <w:abstractNumId w:val="8"/>
-  </w:num>
-  <w:num w:numId="20" w16cid:durableId="66460640">
-    <w:abstractNumId w:val="11"/>
-  </w:num>
-  <w:num w:numId="21" w16cid:durableId="687567558">
-    <w:abstractNumId w:val="17"/>
-  </w:num>
-  <w:num w:numId="22" w16cid:durableId="171343111">
-    <w:abstractNumId w:val="13"/>
-  </w:num>
-  <w:num w:numId="23" w16cid:durableId="554898098">
-    <w:abstractNumId w:val="15"/>
-  </w:num>
-  <w:num w:numId="24" w16cid:durableId="1289048405">
-    <w:abstractNumId w:val="22"/>
-  </w:num>
-  <w:num w:numId="25" w16cid:durableId="592663174">
-    <w:abstractNumId w:val="21"/>
+  <w:num w:numId="33" w16cid:durableId="113712873">
+    <w:abstractNumId w:val="0"/>
   </w:num>
 </w:numbering>
 </file>
@@ -10697,6 +14978,18 @@
       <w:spacing w:after="0" w:line="240" w:lineRule="auto"/>
     </w:pPr>
   </w:style>
+  <w:style w:type="character" w:styleId="FollowedHyperlink">
+    <w:name w:val="FollowedHyperlink"/>
+    <w:basedOn w:val="DefaultParagraphFont"/>
+    <w:uiPriority w:val="99"/>
+    <w:semiHidden/>
+    <w:unhideWhenUsed/>
+    <w:rsid w:val="008F4046"/>
+    <w:rPr>
+      <w:color w:val="96607D" w:themeColor="followedHyperlink"/>
+      <w:u w:val="single"/>
+    </w:rPr>
+  </w:style>
 </w:styles>
 </file>
 
